--- a/docs/EC FAN OS 통합 검증서 20260417(간소화)/3. 기본동작/기본동작 No. 02 - 전류제한 파라미터 설정.docx
+++ b/docs/EC FAN OS 통합 검증서 20260417(간소화)/3. 기본동작/기본동작 No. 02 - 전류제한 파라미터 설정.docx
@@ -17,10 +17,10 @@
         <w:tblLook w:val="04A0" w:firstRow="1" w:lastRow="0" w:firstColumn="1" w:lastColumn="0" w:noHBand="0" w:noVBand="1"/>
       </w:tblPr>
       <w:tblGrid>
-        <w:gridCol w:w="704"/>
-        <w:gridCol w:w="5179"/>
-        <w:gridCol w:w="1417"/>
-        <w:gridCol w:w="2196"/>
+        <w:gridCol w:w="616"/>
+        <w:gridCol w:w="5969"/>
+        <w:gridCol w:w="1804"/>
+        <w:gridCol w:w="2452"/>
       </w:tblGrid>
       <w:tr>
         <w:trPr>
@@ -945,7 +945,6 @@
                 <w:b/>
                 <w:bCs/>
               </w:rPr>
-              <w:lastRenderedPageBreak/>
               <w:t>&lt;Phase 3. 지원 범위를 벗어난 비정상 통신 설정 예외 검증 (Negative Test)&gt;</w:t>
             </w:r>
           </w:p>
@@ -1441,6 +1440,7 @@
               <w:rPr>
                 <w:rFonts w:asciiTheme="majorHAnsi" w:eastAsiaTheme="majorHAnsi" w:hAnsiTheme="majorHAnsi"/>
               </w:rPr>
+              <w:lastRenderedPageBreak/>
               <w:t>구동 중(On-the-fly) 전류 제한 파라미터 변경 시, 펌웨어 재부팅이나 드라이브 Fault(에러) 발생 없이 즉각 제어 루프에 새로운 제한값이 반영되어야 한다.</w:t>
             </w:r>
           </w:p>
@@ -1536,18 +1536,9103 @@
               </w:numPr>
               <w:rPr>
                 <w:rFonts w:asciiTheme="majorHAnsi" w:eastAsiaTheme="majorHAnsi" w:hAnsiTheme="majorHAnsi"/>
-                <w:b/>
-                <w:bCs/>
-              </w:rPr>
-            </w:pPr>
-            <w:r>
-              <w:rPr>
-                <w:rFonts w:asciiTheme="majorHAnsi" w:eastAsiaTheme="majorHAnsi" w:hAnsiTheme="majorHAnsi"/>
-                <w:b/>
-                <w:bCs/>
-              </w:rPr>
-              <w:t>[Phase 1 판정 - 초기 연결]</w:t>
-            </w:r>
+              </w:rPr>
+            </w:pPr>
+            <w:r>
+              <w:rPr>
+                <w:rFonts w:asciiTheme="majorHAnsi" w:eastAsiaTheme="majorHAnsi" w:hAnsiTheme="majorHAnsi"/>
+              </w:rPr>
+              <w:drawing>
+                <wp:inline distT="0" distB="0" distL="0" distR="0" wp14:anchorId="0CB2A61F" wp14:editId="3C9BB07B">
+                  <wp:extent cx="5593715" cy="8697595"/>
+                  <wp:effectExtent l="0" t="0" r="6985" b="8255"/>
+                  <wp:docPr id="1" name="그림 1"/>
+                  <wp:cNvGraphicFramePr>
+                    <a:graphicFrameLocks xmlns:a="http://schemas.openxmlformats.org/drawingml/2006/main" noChangeAspect="1"/>
+                  </wp:cNvGraphicFramePr>
+                  <a:graphic xmlns:a="http://schemas.openxmlformats.org/drawingml/2006/main">
+                    <a:graphicData uri="http://schemas.openxmlformats.org/drawingml/2006/picture">
+                      <pic:pic xmlns:pic="http://schemas.openxmlformats.org/drawingml/2006/picture">
+                        <pic:nvPicPr>
+                          <pic:cNvPr id="1" name=""/>
+                          <pic:cNvPicPr/>
+                        </pic:nvPicPr>
+                        <pic:blipFill>
+                          <a:blip r:embed="rId8"/>
+                          <a:stretch>
+                            <a:fillRect/>
+                          </a:stretch>
+                        </pic:blipFill>
+                        <pic:spPr>
+                          <a:xfrm>
+                            <a:off x="0" y="0"/>
+                            <a:ext cx="5593715" cy="8697595"/>
+                          </a:xfrm>
+                          <a:prstGeom prst="rect">
+                            <a:avLst/>
+                          </a:prstGeom>
+                        </pic:spPr>
+                      </pic:pic>
+                    </a:graphicData>
+                  </a:graphic>
+                </wp:inline>
+              </w:drawing>
+            </w:r>
+          </w:p>
+          <w:p>
+            <w:pPr>
+              <w:pStyle w:val="1-0"/>
+              <w:rPr>
+                <w:rFonts w:asciiTheme="majorHAnsi" w:eastAsiaTheme="majorHAnsi" w:hAnsiTheme="majorHAnsi"/>
+              </w:rPr>
+            </w:pPr>
+            <w:r>
+              <w:rPr>
+                <w:rFonts w:asciiTheme="majorHAnsi" w:eastAsiaTheme="majorHAnsi" w:hAnsiTheme="majorHAnsi"/>
+              </w:rPr>
+              <w:lastRenderedPageBreak/>
+              <w:t>============================================================</w:t>
+            </w:r>
+          </w:p>
+          <w:p>
+            <w:pPr>
+              <w:pStyle w:val="1-0"/>
+              <w:rPr>
+                <w:rFonts w:asciiTheme="majorHAnsi" w:eastAsiaTheme="majorHAnsi" w:hAnsiTheme="majorHAnsi" w:hint="eastAsia"/>
+              </w:rPr>
+            </w:pPr>
+            <w:r>
+              <w:rPr>
+                <w:rFonts w:asciiTheme="majorHAnsi" w:eastAsiaTheme="majorHAnsi" w:hAnsiTheme="majorHAnsi" w:hint="eastAsia"/>
+              </w:rPr>
+              <w:t>테스트 항목  : [3-2] Current Limit 파라미터 설정 검증</w:t>
+            </w:r>
+          </w:p>
+          <w:p>
+            <w:pPr>
+              <w:pStyle w:val="1-0"/>
+              <w:rPr>
+                <w:rFonts w:asciiTheme="majorHAnsi" w:eastAsiaTheme="majorHAnsi" w:hAnsiTheme="majorHAnsi" w:hint="eastAsia"/>
+              </w:rPr>
+            </w:pPr>
+            <w:r>
+              <w:rPr>
+                <w:rFonts w:asciiTheme="majorHAnsi" w:eastAsiaTheme="majorHAnsi" w:hAnsiTheme="majorHAnsi" w:hint="eastAsia"/>
+              </w:rPr>
+              <w:t>시작 시각    : 2026. 4. 18. 오후 8:01:17</w:t>
+            </w:r>
+          </w:p>
+          <w:p>
+            <w:pPr>
+              <w:pStyle w:val="1-0"/>
+              <w:rPr>
+                <w:rFonts w:asciiTheme="majorHAnsi" w:eastAsiaTheme="majorHAnsi" w:hAnsiTheme="majorHAnsi" w:hint="eastAsia"/>
+              </w:rPr>
+            </w:pPr>
+            <w:r>
+              <w:rPr>
+                <w:rFonts w:asciiTheme="majorHAnsi" w:eastAsiaTheme="majorHAnsi" w:hAnsiTheme="majorHAnsi" w:hint="eastAsia"/>
+              </w:rPr>
+              <w:t>종료 시각    : 2026. 4. 18. 오후 8:02:42</w:t>
+            </w:r>
+          </w:p>
+          <w:p>
+            <w:pPr>
+              <w:pStyle w:val="1-0"/>
+              <w:rPr>
+                <w:rFonts w:asciiTheme="majorHAnsi" w:eastAsiaTheme="majorHAnsi" w:hAnsiTheme="majorHAnsi" w:hint="eastAsia"/>
+              </w:rPr>
+            </w:pPr>
+            <w:r>
+              <w:rPr>
+                <w:rFonts w:asciiTheme="majorHAnsi" w:eastAsiaTheme="majorHAnsi" w:hAnsiTheme="majorHAnsi" w:hint="eastAsia"/>
+              </w:rPr>
+              <w:t>저장 시각    : 2026. 4. 18. 오후 8:04:00</w:t>
+            </w:r>
+          </w:p>
+          <w:p>
+            <w:pPr>
+              <w:pStyle w:val="1-0"/>
+              <w:rPr>
+                <w:rFonts w:asciiTheme="majorHAnsi" w:eastAsiaTheme="majorHAnsi" w:hAnsiTheme="majorHAnsi"/>
+              </w:rPr>
+            </w:pPr>
+            <w:r>
+              <w:rPr>
+                <w:rFonts w:asciiTheme="majorHAnsi" w:eastAsiaTheme="majorHAnsi" w:hAnsiTheme="majorHAnsi"/>
+              </w:rPr>
+              <w:t>============================================================</w:t>
+            </w:r>
+          </w:p>
+          <w:p>
+            <w:pPr>
+              <w:pStyle w:val="1-0"/>
+              <w:rPr>
+                <w:rFonts w:asciiTheme="majorHAnsi" w:eastAsiaTheme="majorHAnsi" w:hAnsiTheme="majorHAnsi"/>
+              </w:rPr>
+            </w:pPr>
+          </w:p>
+          <w:p>
+            <w:pPr>
+              <w:pStyle w:val="1-0"/>
+              <w:rPr>
+                <w:rFonts w:asciiTheme="majorHAnsi" w:eastAsiaTheme="majorHAnsi" w:hAnsiTheme="majorHAnsi" w:hint="eastAsia"/>
+              </w:rPr>
+            </w:pPr>
+            <w:r>
+              <w:rPr>
+                <w:rFonts w:asciiTheme="majorHAnsi" w:eastAsiaTheme="majorHAnsi" w:hAnsiTheme="majorHAnsi" w:hint="eastAsia"/>
+              </w:rPr>
+              <w:t>[실행 로그]</w:t>
+            </w:r>
+          </w:p>
+          <w:p>
+            <w:pPr>
+              <w:pStyle w:val="1-0"/>
+              <w:rPr>
+                <w:rFonts w:asciiTheme="majorHAnsi" w:eastAsiaTheme="majorHAnsi" w:hAnsiTheme="majorHAnsi"/>
+              </w:rPr>
+            </w:pPr>
+            <w:r>
+              <w:rPr>
+                <w:rFonts w:asciiTheme="majorHAnsi" w:eastAsiaTheme="majorHAnsi" w:hAnsiTheme="majorHAnsi"/>
+              </w:rPr>
+              <w:t>------------------------------------------------------------</w:t>
+            </w:r>
+          </w:p>
+          <w:p>
+            <w:pPr>
+              <w:pStyle w:val="1-0"/>
+              <w:rPr>
+                <w:rFonts w:asciiTheme="majorHAnsi" w:eastAsiaTheme="majorHAnsi" w:hAnsiTheme="majorHAnsi" w:hint="eastAsia"/>
+              </w:rPr>
+            </w:pPr>
+            <w:r>
+              <w:rPr>
+                <w:rFonts w:asciiTheme="majorHAnsi" w:eastAsiaTheme="majorHAnsi" w:hAnsiTheme="majorHAnsi" w:hint="eastAsia"/>
+              </w:rPr>
+              <w:t>[20시 1분 17초] [INFO] 테스트 시작: Current Limit 파라미터 설정 검증</w:t>
+            </w:r>
+          </w:p>
+          <w:p>
+            <w:pPr>
+              <w:pStyle w:val="1-0"/>
+              <w:rPr>
+                <w:rFonts w:asciiTheme="majorHAnsi" w:eastAsiaTheme="majorHAnsi" w:hAnsiTheme="majorHAnsi" w:hint="eastAsia"/>
+              </w:rPr>
+            </w:pPr>
+            <w:r>
+              <w:rPr>
+                <w:rFonts w:asciiTheme="majorHAnsi" w:eastAsiaTheme="majorHAnsi" w:hAnsiTheme="majorHAnsi" w:hint="eastAsia"/>
+              </w:rPr>
+              <w:t>[20시 1분 17초] [INFO] 초기값 — OperationMode[0xD106]: 0, CurrentLimit[0xD13B]: 1000, Setpoint[0xD001]: 0, MaxSpeed[0xD119]: 1800 RPM</w:t>
+            </w:r>
+          </w:p>
+          <w:p>
+            <w:pPr>
+              <w:pStyle w:val="1-0"/>
+              <w:rPr>
+                <w:rFonts w:asciiTheme="majorHAnsi" w:eastAsiaTheme="majorHAnsi" w:hAnsiTheme="majorHAnsi"/>
+              </w:rPr>
+            </w:pPr>
+            <w:r>
+              <w:rPr>
+                <w:rFonts w:asciiTheme="majorHAnsi" w:eastAsiaTheme="majorHAnsi" w:hAnsiTheme="majorHAnsi"/>
+              </w:rPr>
+              <w:t>[20</w:t>
+            </w:r>
+            <w:r>
+              <w:rPr>
+                <w:rFonts w:asciiTheme="majorHAnsi" w:eastAsiaTheme="majorHAnsi" w:hAnsiTheme="majorHAnsi" w:hint="eastAsia"/>
+              </w:rPr>
+              <w:t>시</w:t>
+            </w:r>
+            <w:r>
+              <w:rPr>
+                <w:rFonts w:asciiTheme="majorHAnsi" w:eastAsiaTheme="majorHAnsi" w:hAnsiTheme="majorHAnsi"/>
+              </w:rPr>
+              <w:t xml:space="preserve"> 1</w:t>
+            </w:r>
+            <w:r>
+              <w:rPr>
+                <w:rFonts w:asciiTheme="majorHAnsi" w:eastAsiaTheme="majorHAnsi" w:hAnsiTheme="majorHAnsi" w:hint="eastAsia"/>
+              </w:rPr>
+              <w:t>분</w:t>
+            </w:r>
+            <w:r>
+              <w:rPr>
+                <w:rFonts w:asciiTheme="majorHAnsi" w:eastAsiaTheme="majorHAnsi" w:hAnsiTheme="majorHAnsi"/>
+              </w:rPr>
+              <w:t xml:space="preserve"> 17</w:t>
+            </w:r>
+            <w:r>
+              <w:rPr>
+                <w:rFonts w:asciiTheme="majorHAnsi" w:eastAsiaTheme="majorHAnsi" w:hAnsiTheme="majorHAnsi" w:hint="eastAsia"/>
+              </w:rPr>
+              <w:t>초</w:t>
+            </w:r>
+            <w:r>
+              <w:rPr>
+                <w:rFonts w:asciiTheme="majorHAnsi" w:eastAsiaTheme="majorHAnsi" w:hAnsiTheme="majorHAnsi"/>
+              </w:rPr>
+              <w:t xml:space="preserve">] [SUCCESS] </w:t>
+            </w:r>
+            <w:r>
+              <w:rPr>
+                <w:rFonts w:ascii="MS Gothic" w:eastAsia="MS Gothic" w:hAnsi="MS Gothic" w:cs="MS Gothic" w:hint="eastAsia"/>
+              </w:rPr>
+              <w:t>✓</w:t>
+            </w:r>
+            <w:r>
+              <w:rPr>
+                <w:rFonts w:asciiTheme="majorHAnsi" w:eastAsiaTheme="majorHAnsi" w:hAnsiTheme="majorHAnsi"/>
+              </w:rPr>
+              <w:t xml:space="preserve"> FC 0x64 </w:t>
+            </w:r>
+            <w:r>
+              <w:rPr>
+                <w:rFonts w:asciiTheme="majorHAnsi" w:eastAsiaTheme="majorHAnsi" w:hAnsiTheme="majorHAnsi" w:hint="eastAsia"/>
+              </w:rPr>
+              <w:t>차트</w:t>
+            </w:r>
+            <w:r>
+              <w:rPr>
+                <w:rFonts w:asciiTheme="majorHAnsi" w:eastAsiaTheme="majorHAnsi" w:hAnsiTheme="majorHAnsi"/>
+              </w:rPr>
+              <w:t xml:space="preserve"> </w:t>
+            </w:r>
+            <w:r>
+              <w:rPr>
+                <w:rFonts w:asciiTheme="majorHAnsi" w:eastAsiaTheme="majorHAnsi" w:hAnsiTheme="majorHAnsi" w:hint="eastAsia"/>
+              </w:rPr>
+              <w:t>시작</w:t>
+            </w:r>
+            <w:r>
+              <w:rPr>
+                <w:rFonts w:asciiTheme="majorHAnsi" w:eastAsiaTheme="majorHAnsi" w:hAnsiTheme="majorHAnsi"/>
+              </w:rPr>
+              <w:t xml:space="preserve"> (Ch0,1,3,4, 20ms)</w:t>
+            </w:r>
+          </w:p>
+          <w:p>
+            <w:pPr>
+              <w:pStyle w:val="1-0"/>
+              <w:rPr>
+                <w:rFonts w:asciiTheme="majorHAnsi" w:eastAsiaTheme="majorHAnsi" w:hAnsiTheme="majorHAnsi" w:hint="eastAsia"/>
+              </w:rPr>
+            </w:pPr>
+            <w:r>
+              <w:rPr>
+                <w:rFonts w:asciiTheme="majorHAnsi" w:eastAsiaTheme="majorHAnsi" w:hAnsiTheme="majorHAnsi" w:hint="eastAsia"/>
+              </w:rPr>
+              <w:t>[20시 1분 17초] [INFO] ▶ Phase 2-1 시작</w:t>
+            </w:r>
+          </w:p>
+          <w:p>
+            <w:pPr>
+              <w:pStyle w:val="1-0"/>
+              <w:rPr>
+                <w:rFonts w:asciiTheme="majorHAnsi" w:eastAsiaTheme="majorHAnsi" w:hAnsiTheme="majorHAnsi" w:hint="eastAsia"/>
+              </w:rPr>
+            </w:pPr>
+            <w:r>
+              <w:rPr>
+                <w:rFonts w:asciiTheme="majorHAnsi" w:eastAsiaTheme="majorHAnsi" w:hAnsiTheme="majorHAnsi" w:hint="eastAsia"/>
+              </w:rPr>
+              <w:t>[20시 1분 17초] [STEP] [Phase 2-1] Torque 모드 — Current Limit 20% (200) Clamping 검증</w:t>
+            </w:r>
+          </w:p>
+          <w:p>
+            <w:pPr>
+              <w:pStyle w:val="1-0"/>
+              <w:rPr>
+                <w:rFonts w:asciiTheme="majorHAnsi" w:eastAsiaTheme="majorHAnsi" w:hAnsiTheme="majorHAnsi" w:hint="eastAsia"/>
+              </w:rPr>
+            </w:pPr>
+            <w:r>
+              <w:rPr>
+                <w:rFonts w:asciiTheme="majorHAnsi" w:eastAsiaTheme="majorHAnsi" w:hAnsiTheme="majorHAnsi" w:hint="eastAsia"/>
+              </w:rPr>
+              <w:t>[20시 1분 17초] [INFO]   Write: Current Limit [0xD13B] = 200 (20.0%)</w:t>
+            </w:r>
+          </w:p>
+          <w:p>
+            <w:pPr>
+              <w:pStyle w:val="1-0"/>
+              <w:rPr>
+                <w:rFonts w:asciiTheme="majorHAnsi" w:eastAsiaTheme="majorHAnsi" w:hAnsiTheme="majorHAnsi"/>
+              </w:rPr>
+            </w:pPr>
+            <w:r>
+              <w:rPr>
+                <w:rFonts w:asciiTheme="majorHAnsi" w:eastAsiaTheme="majorHAnsi" w:hAnsiTheme="majorHAnsi"/>
+              </w:rPr>
+              <w:t>[20</w:t>
+            </w:r>
+            <w:r>
+              <w:rPr>
+                <w:rFonts w:asciiTheme="majorHAnsi" w:eastAsiaTheme="majorHAnsi" w:hAnsiTheme="majorHAnsi" w:hint="eastAsia"/>
+              </w:rPr>
+              <w:t>시</w:t>
+            </w:r>
+            <w:r>
+              <w:rPr>
+                <w:rFonts w:asciiTheme="majorHAnsi" w:eastAsiaTheme="majorHAnsi" w:hAnsiTheme="majorHAnsi"/>
+              </w:rPr>
+              <w:t xml:space="preserve"> 1</w:t>
+            </w:r>
+            <w:r>
+              <w:rPr>
+                <w:rFonts w:asciiTheme="majorHAnsi" w:eastAsiaTheme="majorHAnsi" w:hAnsiTheme="majorHAnsi" w:hint="eastAsia"/>
+              </w:rPr>
+              <w:t>분</w:t>
+            </w:r>
+            <w:r>
+              <w:rPr>
+                <w:rFonts w:asciiTheme="majorHAnsi" w:eastAsiaTheme="majorHAnsi" w:hAnsiTheme="majorHAnsi"/>
+              </w:rPr>
+              <w:t xml:space="preserve"> 17</w:t>
+            </w:r>
+            <w:r>
+              <w:rPr>
+                <w:rFonts w:asciiTheme="majorHAnsi" w:eastAsiaTheme="majorHAnsi" w:hAnsiTheme="majorHAnsi" w:hint="eastAsia"/>
+              </w:rPr>
+              <w:t>초</w:t>
+            </w:r>
+            <w:r>
+              <w:rPr>
+                <w:rFonts w:asciiTheme="majorHAnsi" w:eastAsiaTheme="majorHAnsi" w:hAnsiTheme="majorHAnsi"/>
+              </w:rPr>
+              <w:t xml:space="preserve">] [SUCCESS]   Read-back: Current Limit = 200 </w:t>
+            </w:r>
+            <w:r>
+              <w:rPr>
+                <w:rFonts w:ascii="MS Gothic" w:eastAsia="MS Gothic" w:hAnsi="MS Gothic" w:cs="MS Gothic" w:hint="eastAsia"/>
+              </w:rPr>
+              <w:t>✓</w:t>
+            </w:r>
+          </w:p>
+          <w:p>
+            <w:pPr>
+              <w:pStyle w:val="1-0"/>
+              <w:rPr>
+                <w:rFonts w:asciiTheme="majorHAnsi" w:eastAsiaTheme="majorHAnsi" w:hAnsiTheme="majorHAnsi" w:hint="eastAsia"/>
+              </w:rPr>
+            </w:pPr>
+            <w:r>
+              <w:rPr>
+                <w:rFonts w:asciiTheme="majorHAnsi" w:eastAsiaTheme="majorHAnsi" w:hAnsiTheme="majorHAnsi" w:hint="eastAsia"/>
+              </w:rPr>
+              <w:t>[20시 1분 18초] [INFO]   Write: Operation Mode [0xD106] = 2 (Torque Control)</w:t>
+            </w:r>
+          </w:p>
+          <w:p>
+            <w:pPr>
+              <w:pStyle w:val="1-0"/>
+              <w:rPr>
+                <w:rFonts w:asciiTheme="majorHAnsi" w:eastAsiaTheme="majorHAnsi" w:hAnsiTheme="majorHAnsi" w:hint="eastAsia"/>
+              </w:rPr>
+            </w:pPr>
+            <w:r>
+              <w:rPr>
+                <w:rFonts w:asciiTheme="majorHAnsi" w:eastAsiaTheme="majorHAnsi" w:hAnsiTheme="majorHAnsi" w:hint="eastAsia"/>
+              </w:rPr>
+              <w:t>[20시 1분 18초] [INFO]   Write: Setpoint [0xD001] = 32768 (50%)</w:t>
+            </w:r>
+          </w:p>
+          <w:p>
+            <w:pPr>
+              <w:pStyle w:val="1-0"/>
+              <w:rPr>
+                <w:rFonts w:asciiTheme="majorHAnsi" w:eastAsiaTheme="majorHAnsi" w:hAnsiTheme="majorHAnsi" w:hint="eastAsia"/>
+              </w:rPr>
+            </w:pPr>
+            <w:r>
+              <w:rPr>
+                <w:rFonts w:asciiTheme="majorHAnsi" w:eastAsiaTheme="majorHAnsi" w:hAnsiTheme="majorHAnsi" w:hint="eastAsia"/>
+              </w:rPr>
+              <w:t>[20시 1분 18초] [WARNING] ★ 모터를 Run 하세요 — 차트 Ch4(Torque CMD)가 Current Limit(200) 레벨을 넘지 않는지 확인 (7초 대기)</w:t>
+            </w:r>
+          </w:p>
+          <w:p>
+            <w:pPr>
+              <w:pStyle w:val="1-0"/>
+              <w:rPr>
+                <w:rFonts w:asciiTheme="majorHAnsi" w:eastAsiaTheme="majorHAnsi" w:hAnsiTheme="majorHAnsi" w:hint="eastAsia"/>
+              </w:rPr>
+            </w:pPr>
+            <w:r>
+              <w:rPr>
+                <w:rFonts w:asciiTheme="majorHAnsi" w:eastAsiaTheme="majorHAnsi" w:hAnsiTheme="majorHAnsi" w:hint="eastAsia"/>
+              </w:rPr>
+              <w:t>[20시 1분 25초] [INFO] 정지 명령 전송 (0xD001 ← 0)</w:t>
+            </w:r>
+          </w:p>
+          <w:p>
+            <w:pPr>
+              <w:pStyle w:val="1-0"/>
+              <w:rPr>
+                <w:rFonts w:asciiTheme="majorHAnsi" w:eastAsiaTheme="majorHAnsi" w:hAnsiTheme="majorHAnsi" w:hint="eastAsia"/>
+              </w:rPr>
+            </w:pPr>
+            <w:r>
+              <w:rPr>
+                <w:rFonts w:asciiTheme="majorHAnsi" w:eastAsiaTheme="majorHAnsi" w:hAnsiTheme="majorHAnsi" w:hint="eastAsia"/>
+              </w:rPr>
+              <w:t>[20시 1분 25초] [INFO]   정지 대기 (Phase 2-1 종료) — 실제 속도 ≤ 6 RPM 확인...</w:t>
+            </w:r>
+          </w:p>
+          <w:p>
+            <w:pPr>
+              <w:pStyle w:val="1-0"/>
+              <w:rPr>
+                <w:rFonts w:asciiTheme="majorHAnsi" w:eastAsiaTheme="majorHAnsi" w:hAnsiTheme="majorHAnsi"/>
+              </w:rPr>
+            </w:pPr>
+            <w:r>
+              <w:rPr>
+                <w:rFonts w:asciiTheme="majorHAnsi" w:eastAsiaTheme="majorHAnsi" w:hAnsiTheme="majorHAnsi"/>
+              </w:rPr>
+              <w:t>[20</w:t>
+            </w:r>
+            <w:r>
+              <w:rPr>
+                <w:rFonts w:asciiTheme="majorHAnsi" w:eastAsiaTheme="majorHAnsi" w:hAnsiTheme="majorHAnsi" w:hint="eastAsia"/>
+              </w:rPr>
+              <w:t>시</w:t>
+            </w:r>
+            <w:r>
+              <w:rPr>
+                <w:rFonts w:asciiTheme="majorHAnsi" w:eastAsiaTheme="majorHAnsi" w:hAnsiTheme="majorHAnsi"/>
+              </w:rPr>
+              <w:t xml:space="preserve"> 1</w:t>
+            </w:r>
+            <w:r>
+              <w:rPr>
+                <w:rFonts w:asciiTheme="majorHAnsi" w:eastAsiaTheme="majorHAnsi" w:hAnsiTheme="majorHAnsi" w:hint="eastAsia"/>
+              </w:rPr>
+              <w:t>분</w:t>
+            </w:r>
+            <w:r>
+              <w:rPr>
+                <w:rFonts w:asciiTheme="majorHAnsi" w:eastAsiaTheme="majorHAnsi" w:hAnsiTheme="majorHAnsi"/>
+              </w:rPr>
+              <w:t xml:space="preserve"> 35</w:t>
+            </w:r>
+            <w:r>
+              <w:rPr>
+                <w:rFonts w:asciiTheme="majorHAnsi" w:eastAsiaTheme="majorHAnsi" w:hAnsiTheme="majorHAnsi" w:hint="eastAsia"/>
+              </w:rPr>
+              <w:t>초</w:t>
+            </w:r>
+            <w:r>
+              <w:rPr>
+                <w:rFonts w:asciiTheme="majorHAnsi" w:eastAsiaTheme="majorHAnsi" w:hAnsiTheme="majorHAnsi"/>
+              </w:rPr>
+              <w:t xml:space="preserve">] [SUCCESS]   </w:t>
+            </w:r>
+            <w:r>
+              <w:rPr>
+                <w:rFonts w:ascii="MS Gothic" w:eastAsia="MS Gothic" w:hAnsi="MS Gothic" w:cs="MS Gothic" w:hint="eastAsia"/>
+              </w:rPr>
+              <w:t>✓</w:t>
+            </w:r>
+            <w:r>
+              <w:rPr>
+                <w:rFonts w:asciiTheme="majorHAnsi" w:eastAsiaTheme="majorHAnsi" w:hAnsiTheme="majorHAnsi"/>
+              </w:rPr>
+              <w:t xml:space="preserve"> </w:t>
+            </w:r>
+            <w:r>
+              <w:rPr>
+                <w:rFonts w:asciiTheme="majorHAnsi" w:eastAsiaTheme="majorHAnsi" w:hAnsiTheme="majorHAnsi" w:hint="eastAsia"/>
+              </w:rPr>
+              <w:t>정지</w:t>
+            </w:r>
+            <w:r>
+              <w:rPr>
+                <w:rFonts w:asciiTheme="majorHAnsi" w:eastAsiaTheme="majorHAnsi" w:hAnsiTheme="majorHAnsi"/>
+              </w:rPr>
+              <w:t xml:space="preserve"> </w:t>
+            </w:r>
+            <w:r>
+              <w:rPr>
+                <w:rFonts w:asciiTheme="majorHAnsi" w:eastAsiaTheme="majorHAnsi" w:hAnsiTheme="majorHAnsi" w:hint="eastAsia"/>
+              </w:rPr>
+              <w:t>확인</w:t>
+            </w:r>
+            <w:r>
+              <w:rPr>
+                <w:rFonts w:asciiTheme="majorHAnsi" w:eastAsiaTheme="majorHAnsi" w:hAnsiTheme="majorHAnsi"/>
+              </w:rPr>
+              <w:t xml:space="preserve"> (</w:t>
+            </w:r>
+            <w:r>
+              <w:rPr>
+                <w:rFonts w:asciiTheme="majorHAnsi" w:eastAsiaTheme="majorHAnsi" w:hAnsiTheme="majorHAnsi" w:hint="eastAsia"/>
+              </w:rPr>
+              <w:t>≤</w:t>
+            </w:r>
+            <w:r>
+              <w:rPr>
+                <w:rFonts w:asciiTheme="majorHAnsi" w:eastAsiaTheme="majorHAnsi" w:hAnsiTheme="majorHAnsi"/>
+              </w:rPr>
+              <w:t xml:space="preserve"> 6 RPM)</w:t>
+            </w:r>
+          </w:p>
+          <w:p>
+            <w:pPr>
+              <w:pStyle w:val="1-0"/>
+              <w:rPr>
+                <w:rFonts w:asciiTheme="majorHAnsi" w:eastAsiaTheme="majorHAnsi" w:hAnsiTheme="majorHAnsi" w:hint="eastAsia"/>
+              </w:rPr>
+            </w:pPr>
+            <w:r>
+              <w:rPr>
+                <w:rFonts w:asciiTheme="majorHAnsi" w:eastAsiaTheme="majorHAnsi" w:hAnsiTheme="majorHAnsi" w:hint="eastAsia"/>
+              </w:rPr>
+              <w:t>[20시 1분 36초] [INFO]   초기값 복원 완료</w:t>
+            </w:r>
+          </w:p>
+          <w:p>
+            <w:pPr>
+              <w:pStyle w:val="1-0"/>
+              <w:rPr>
+                <w:rFonts w:asciiTheme="majorHAnsi" w:eastAsiaTheme="majorHAnsi" w:hAnsiTheme="majorHAnsi" w:hint="eastAsia"/>
+              </w:rPr>
+            </w:pPr>
+            <w:r>
+              <w:rPr>
+                <w:rFonts w:asciiTheme="majorHAnsi" w:eastAsiaTheme="majorHAnsi" w:hAnsiTheme="majorHAnsi" w:hint="eastAsia"/>
+              </w:rPr>
+              <w:t>[20시 1분 36초] [INFO] ▶ Phase 2-2 시작</w:t>
+            </w:r>
+          </w:p>
+          <w:p>
+            <w:pPr>
+              <w:pStyle w:val="1-0"/>
+              <w:rPr>
+                <w:rFonts w:asciiTheme="majorHAnsi" w:eastAsiaTheme="majorHAnsi" w:hAnsiTheme="majorHAnsi" w:hint="eastAsia"/>
+              </w:rPr>
+            </w:pPr>
+            <w:r>
+              <w:rPr>
+                <w:rFonts w:asciiTheme="majorHAnsi" w:eastAsiaTheme="majorHAnsi" w:hAnsiTheme="majorHAnsi" w:hint="eastAsia"/>
+              </w:rPr>
+              <w:t>[20시 1분 36초] [STEP] [Phase 2-2] Velocity 모드 — Current Limit 40% (400) + 최대속도 급가속 Saturation 검증</w:t>
+            </w:r>
+          </w:p>
+          <w:p>
+            <w:pPr>
+              <w:pStyle w:val="1-0"/>
+              <w:rPr>
+                <w:rFonts w:asciiTheme="majorHAnsi" w:eastAsiaTheme="majorHAnsi" w:hAnsiTheme="majorHAnsi" w:hint="eastAsia"/>
+              </w:rPr>
+            </w:pPr>
+            <w:r>
+              <w:rPr>
+                <w:rFonts w:asciiTheme="majorHAnsi" w:eastAsiaTheme="majorHAnsi" w:hAnsiTheme="majorHAnsi" w:hint="eastAsia"/>
+              </w:rPr>
+              <w:t>[20시 1분 37초] [INFO]   Write: Current Limit [0xD13B] = 400 (40.0%)</w:t>
+            </w:r>
+          </w:p>
+          <w:p>
+            <w:pPr>
+              <w:pStyle w:val="1-0"/>
+              <w:rPr>
+                <w:rFonts w:asciiTheme="majorHAnsi" w:eastAsiaTheme="majorHAnsi" w:hAnsiTheme="majorHAnsi" w:hint="eastAsia"/>
+              </w:rPr>
+            </w:pPr>
+            <w:r>
+              <w:rPr>
+                <w:rFonts w:asciiTheme="majorHAnsi" w:eastAsiaTheme="majorHAnsi" w:hAnsiTheme="majorHAnsi" w:hint="eastAsia"/>
+              </w:rPr>
+              <w:t>[20시 1분 37초] [INFO]   Write: Operation Mode [0xD106] = 0 (Velocity Control)</w:t>
+            </w:r>
+          </w:p>
+          <w:p>
+            <w:pPr>
+              <w:pStyle w:val="1-0"/>
+              <w:rPr>
+                <w:rFonts w:asciiTheme="majorHAnsi" w:eastAsiaTheme="majorHAnsi" w:hAnsiTheme="majorHAnsi" w:hint="eastAsia"/>
+              </w:rPr>
+            </w:pPr>
+            <w:r>
+              <w:rPr>
+                <w:rFonts w:asciiTheme="majorHAnsi" w:eastAsiaTheme="majorHAnsi" w:hAnsiTheme="majorHAnsi" w:hint="eastAsia"/>
+              </w:rPr>
+              <w:t>[20시 1분 37초] [INFO]   Write: Setpoint [0xD001] = 64000 (100% = 1600 RPM) — 급가속 유발</w:t>
+            </w:r>
+          </w:p>
+          <w:p>
+            <w:pPr>
+              <w:pStyle w:val="1-0"/>
+              <w:rPr>
+                <w:rFonts w:asciiTheme="majorHAnsi" w:eastAsiaTheme="majorHAnsi" w:hAnsiTheme="majorHAnsi" w:hint="eastAsia"/>
+              </w:rPr>
+            </w:pPr>
+            <w:r>
+              <w:rPr>
+                <w:rFonts w:asciiTheme="majorHAnsi" w:eastAsiaTheme="majorHAnsi" w:hAnsiTheme="majorHAnsi" w:hint="eastAsia"/>
+              </w:rPr>
+              <w:t>[20시 1분 38초] [WARNING] ★ 모터를 Run 하세요 — 급가속 시 Ch4(Torque CMD) 400 레벨 Saturation 후 속도 도달 확인 (10초 대기)</w:t>
+            </w:r>
+          </w:p>
+          <w:p>
+            <w:pPr>
+              <w:pStyle w:val="1-0"/>
+              <w:rPr>
+                <w:rFonts w:asciiTheme="majorHAnsi" w:eastAsiaTheme="majorHAnsi" w:hAnsiTheme="majorHAnsi" w:hint="eastAsia"/>
+              </w:rPr>
+            </w:pPr>
+            <w:r>
+              <w:rPr>
+                <w:rFonts w:asciiTheme="majorHAnsi" w:eastAsiaTheme="majorHAnsi" w:hAnsiTheme="majorHAnsi" w:hint="eastAsia"/>
+              </w:rPr>
+              <w:t>[20시 1분 38초] [INFO]   → 급가속 구간 파형 상단이 400에서 잘리고, 목표 속도 도달 후 자연스럽게 하강해야 합격</w:t>
+            </w:r>
+          </w:p>
+          <w:p>
+            <w:pPr>
+              <w:pStyle w:val="1-0"/>
+              <w:rPr>
+                <w:rFonts w:asciiTheme="majorHAnsi" w:eastAsiaTheme="majorHAnsi" w:hAnsiTheme="majorHAnsi" w:hint="eastAsia"/>
+              </w:rPr>
+            </w:pPr>
+            <w:r>
+              <w:rPr>
+                <w:rFonts w:asciiTheme="majorHAnsi" w:eastAsiaTheme="majorHAnsi" w:hAnsiTheme="majorHAnsi" w:hint="eastAsia"/>
+              </w:rPr>
+              <w:lastRenderedPageBreak/>
+              <w:t>[20시 1분 48초] [WARNING] ★ 모터를 Stop 하세요</w:t>
+            </w:r>
+          </w:p>
+          <w:p>
+            <w:pPr>
+              <w:pStyle w:val="1-0"/>
+              <w:rPr>
+                <w:rFonts w:asciiTheme="majorHAnsi" w:eastAsiaTheme="majorHAnsi" w:hAnsiTheme="majorHAnsi" w:hint="eastAsia"/>
+              </w:rPr>
+            </w:pPr>
+            <w:r>
+              <w:rPr>
+                <w:rFonts w:asciiTheme="majorHAnsi" w:eastAsiaTheme="majorHAnsi" w:hAnsiTheme="majorHAnsi" w:hint="eastAsia"/>
+              </w:rPr>
+              <w:t>[20시 1분 48초] [INFO] 정지 명령 전송 (0xD001 ← 0)</w:t>
+            </w:r>
+          </w:p>
+          <w:p>
+            <w:pPr>
+              <w:pStyle w:val="1-0"/>
+              <w:rPr>
+                <w:rFonts w:asciiTheme="majorHAnsi" w:eastAsiaTheme="majorHAnsi" w:hAnsiTheme="majorHAnsi" w:hint="eastAsia"/>
+              </w:rPr>
+            </w:pPr>
+            <w:r>
+              <w:rPr>
+                <w:rFonts w:asciiTheme="majorHAnsi" w:eastAsiaTheme="majorHAnsi" w:hAnsiTheme="majorHAnsi" w:hint="eastAsia"/>
+              </w:rPr>
+              <w:t>[20시 1분 48초] [INFO]   정지 대기 (Phase 2-2 종료) — 실제 속도 ≤ 6 RPM 확인...</w:t>
+            </w:r>
+          </w:p>
+          <w:p>
+            <w:pPr>
+              <w:pStyle w:val="1-0"/>
+              <w:rPr>
+                <w:rFonts w:asciiTheme="majorHAnsi" w:eastAsiaTheme="majorHAnsi" w:hAnsiTheme="majorHAnsi"/>
+              </w:rPr>
+            </w:pPr>
+            <w:r>
+              <w:rPr>
+                <w:rFonts w:asciiTheme="majorHAnsi" w:eastAsiaTheme="majorHAnsi" w:hAnsiTheme="majorHAnsi"/>
+              </w:rPr>
+              <w:t>[20</w:t>
+            </w:r>
+            <w:r>
+              <w:rPr>
+                <w:rFonts w:asciiTheme="majorHAnsi" w:eastAsiaTheme="majorHAnsi" w:hAnsiTheme="majorHAnsi" w:hint="eastAsia"/>
+              </w:rPr>
+              <w:t>시</w:t>
+            </w:r>
+            <w:r>
+              <w:rPr>
+                <w:rFonts w:asciiTheme="majorHAnsi" w:eastAsiaTheme="majorHAnsi" w:hAnsiTheme="majorHAnsi"/>
+              </w:rPr>
+              <w:t xml:space="preserve"> 1</w:t>
+            </w:r>
+            <w:r>
+              <w:rPr>
+                <w:rFonts w:asciiTheme="majorHAnsi" w:eastAsiaTheme="majorHAnsi" w:hAnsiTheme="majorHAnsi" w:hint="eastAsia"/>
+              </w:rPr>
+              <w:t>분</w:t>
+            </w:r>
+            <w:r>
+              <w:rPr>
+                <w:rFonts w:asciiTheme="majorHAnsi" w:eastAsiaTheme="majorHAnsi" w:hAnsiTheme="majorHAnsi"/>
+              </w:rPr>
+              <w:t xml:space="preserve"> 59</w:t>
+            </w:r>
+            <w:r>
+              <w:rPr>
+                <w:rFonts w:asciiTheme="majorHAnsi" w:eastAsiaTheme="majorHAnsi" w:hAnsiTheme="majorHAnsi" w:hint="eastAsia"/>
+              </w:rPr>
+              <w:t>초</w:t>
+            </w:r>
+            <w:r>
+              <w:rPr>
+                <w:rFonts w:asciiTheme="majorHAnsi" w:eastAsiaTheme="majorHAnsi" w:hAnsiTheme="majorHAnsi"/>
+              </w:rPr>
+              <w:t xml:space="preserve">] [SUCCESS]   </w:t>
+            </w:r>
+            <w:r>
+              <w:rPr>
+                <w:rFonts w:ascii="MS Gothic" w:eastAsia="MS Gothic" w:hAnsi="MS Gothic" w:cs="MS Gothic" w:hint="eastAsia"/>
+              </w:rPr>
+              <w:t>✓</w:t>
+            </w:r>
+            <w:r>
+              <w:rPr>
+                <w:rFonts w:asciiTheme="majorHAnsi" w:eastAsiaTheme="majorHAnsi" w:hAnsiTheme="majorHAnsi"/>
+              </w:rPr>
+              <w:t xml:space="preserve"> </w:t>
+            </w:r>
+            <w:r>
+              <w:rPr>
+                <w:rFonts w:asciiTheme="majorHAnsi" w:eastAsiaTheme="majorHAnsi" w:hAnsiTheme="majorHAnsi" w:hint="eastAsia"/>
+              </w:rPr>
+              <w:t>정지</w:t>
+            </w:r>
+            <w:r>
+              <w:rPr>
+                <w:rFonts w:asciiTheme="majorHAnsi" w:eastAsiaTheme="majorHAnsi" w:hAnsiTheme="majorHAnsi"/>
+              </w:rPr>
+              <w:t xml:space="preserve"> </w:t>
+            </w:r>
+            <w:r>
+              <w:rPr>
+                <w:rFonts w:asciiTheme="majorHAnsi" w:eastAsiaTheme="majorHAnsi" w:hAnsiTheme="majorHAnsi" w:hint="eastAsia"/>
+              </w:rPr>
+              <w:t>확인</w:t>
+            </w:r>
+            <w:r>
+              <w:rPr>
+                <w:rFonts w:asciiTheme="majorHAnsi" w:eastAsiaTheme="majorHAnsi" w:hAnsiTheme="majorHAnsi"/>
+              </w:rPr>
+              <w:t xml:space="preserve"> (</w:t>
+            </w:r>
+            <w:r>
+              <w:rPr>
+                <w:rFonts w:asciiTheme="majorHAnsi" w:eastAsiaTheme="majorHAnsi" w:hAnsiTheme="majorHAnsi" w:hint="eastAsia"/>
+              </w:rPr>
+              <w:t>≤</w:t>
+            </w:r>
+            <w:r>
+              <w:rPr>
+                <w:rFonts w:asciiTheme="majorHAnsi" w:eastAsiaTheme="majorHAnsi" w:hAnsiTheme="majorHAnsi"/>
+              </w:rPr>
+              <w:t xml:space="preserve"> 6 RPM)</w:t>
+            </w:r>
+          </w:p>
+          <w:p>
+            <w:pPr>
+              <w:pStyle w:val="1-0"/>
+              <w:rPr>
+                <w:rFonts w:asciiTheme="majorHAnsi" w:eastAsiaTheme="majorHAnsi" w:hAnsiTheme="majorHAnsi" w:hint="eastAsia"/>
+              </w:rPr>
+            </w:pPr>
+            <w:r>
+              <w:rPr>
+                <w:rFonts w:asciiTheme="majorHAnsi" w:eastAsiaTheme="majorHAnsi" w:hAnsiTheme="majorHAnsi" w:hint="eastAsia"/>
+              </w:rPr>
+              <w:t>[20시 2분 0초] [INFO]   초기값 복원 완료</w:t>
+            </w:r>
+          </w:p>
+          <w:p>
+            <w:pPr>
+              <w:pStyle w:val="1-0"/>
+              <w:rPr>
+                <w:rFonts w:asciiTheme="majorHAnsi" w:eastAsiaTheme="majorHAnsi" w:hAnsiTheme="majorHAnsi" w:hint="eastAsia"/>
+              </w:rPr>
+            </w:pPr>
+            <w:r>
+              <w:rPr>
+                <w:rFonts w:asciiTheme="majorHAnsi" w:eastAsiaTheme="majorHAnsi" w:hAnsiTheme="majorHAnsi" w:hint="eastAsia"/>
+              </w:rPr>
+              <w:t>[20시 2분 0초] [INFO] ▶ Phase 3-1 시작</w:t>
+            </w:r>
+          </w:p>
+          <w:p>
+            <w:pPr>
+              <w:pStyle w:val="1-0"/>
+              <w:rPr>
+                <w:rFonts w:asciiTheme="majorHAnsi" w:eastAsiaTheme="majorHAnsi" w:hAnsiTheme="majorHAnsi" w:hint="eastAsia"/>
+              </w:rPr>
+            </w:pPr>
+            <w:r>
+              <w:rPr>
+                <w:rFonts w:asciiTheme="majorHAnsi" w:eastAsiaTheme="majorHAnsi" w:hAnsiTheme="majorHAnsi" w:hint="eastAsia"/>
+              </w:rPr>
+              <w:t>[20시 2분 0초] [STEP] [Phase 3-1] 범위 초과 150% (1500, 0x05DC) Write — Exception 0x03 예상</w:t>
+            </w:r>
+          </w:p>
+          <w:p>
+            <w:pPr>
+              <w:pStyle w:val="1-0"/>
+              <w:rPr>
+                <w:rFonts w:asciiTheme="majorHAnsi" w:eastAsiaTheme="majorHAnsi" w:hAnsiTheme="majorHAnsi" w:hint="eastAsia"/>
+              </w:rPr>
+            </w:pPr>
+            <w:r>
+              <w:rPr>
+                <w:rFonts w:asciiTheme="majorHAnsi" w:eastAsiaTheme="majorHAnsi" w:hAnsiTheme="majorHAnsi" w:hint="eastAsia"/>
+              </w:rPr>
+              <w:t>[20시 2분 0초] [INFO]   현재 Current Limit [0xD13B]: 1000</w:t>
+            </w:r>
+          </w:p>
+          <w:p>
+            <w:pPr>
+              <w:pStyle w:val="1-0"/>
+              <w:rPr>
+                <w:rFonts w:asciiTheme="majorHAnsi" w:eastAsiaTheme="majorHAnsi" w:hAnsiTheme="majorHAnsi" w:hint="eastAsia"/>
+              </w:rPr>
+            </w:pPr>
+            <w:r>
+              <w:rPr>
+                <w:rFonts w:asciiTheme="majorHAnsi" w:eastAsiaTheme="majorHAnsi" w:hAnsiTheme="majorHAnsi" w:hint="eastAsia"/>
+              </w:rPr>
+              <w:t>[20시 2분 1초] [INFO]   1차 Read-back: Current Limit = 1000</w:t>
+            </w:r>
+          </w:p>
+          <w:p>
+            <w:pPr>
+              <w:pStyle w:val="1-0"/>
+              <w:rPr>
+                <w:rFonts w:asciiTheme="majorHAnsi" w:eastAsiaTheme="majorHAnsi" w:hAnsiTheme="majorHAnsi" w:hint="eastAsia"/>
+              </w:rPr>
+            </w:pPr>
+            <w:r>
+              <w:rPr>
+                <w:rFonts w:asciiTheme="majorHAnsi" w:eastAsiaTheme="majorHAnsi" w:hAnsiTheme="majorHAnsi" w:hint="eastAsia"/>
+              </w:rPr>
+              <w:t>[20시 2분 1초] [INFO]   2차 Read-back: Current Limit = 1000</w:t>
+            </w:r>
+          </w:p>
+          <w:p>
+            <w:pPr>
+              <w:pStyle w:val="1-0"/>
+              <w:rPr>
+                <w:rFonts w:asciiTheme="majorHAnsi" w:eastAsiaTheme="majorHAnsi" w:hAnsiTheme="majorHAnsi"/>
+              </w:rPr>
+            </w:pPr>
+            <w:r>
+              <w:rPr>
+                <w:rFonts w:asciiTheme="majorHAnsi" w:eastAsiaTheme="majorHAnsi" w:hAnsiTheme="majorHAnsi"/>
+              </w:rPr>
+              <w:t>[20</w:t>
+            </w:r>
+            <w:r>
+              <w:rPr>
+                <w:rFonts w:asciiTheme="majorHAnsi" w:eastAsiaTheme="majorHAnsi" w:hAnsiTheme="majorHAnsi" w:hint="eastAsia"/>
+              </w:rPr>
+              <w:t>시</w:t>
+            </w:r>
+            <w:r>
+              <w:rPr>
+                <w:rFonts w:asciiTheme="majorHAnsi" w:eastAsiaTheme="majorHAnsi" w:hAnsiTheme="majorHAnsi"/>
+              </w:rPr>
+              <w:t xml:space="preserve"> 2</w:t>
+            </w:r>
+            <w:r>
+              <w:rPr>
+                <w:rFonts w:asciiTheme="majorHAnsi" w:eastAsiaTheme="majorHAnsi" w:hAnsiTheme="majorHAnsi" w:hint="eastAsia"/>
+              </w:rPr>
+              <w:t>분</w:t>
+            </w:r>
+            <w:r>
+              <w:rPr>
+                <w:rFonts w:asciiTheme="majorHAnsi" w:eastAsiaTheme="majorHAnsi" w:hAnsiTheme="majorHAnsi"/>
+              </w:rPr>
+              <w:t xml:space="preserve"> 1</w:t>
+            </w:r>
+            <w:r>
+              <w:rPr>
+                <w:rFonts w:asciiTheme="majorHAnsi" w:eastAsiaTheme="majorHAnsi" w:hAnsiTheme="majorHAnsi" w:hint="eastAsia"/>
+              </w:rPr>
+              <w:t>초</w:t>
+            </w:r>
+            <w:r>
+              <w:rPr>
+                <w:rFonts w:asciiTheme="majorHAnsi" w:eastAsiaTheme="majorHAnsi" w:hAnsiTheme="majorHAnsi"/>
+              </w:rPr>
+              <w:t xml:space="preserve">] [SUCCESS] </w:t>
+            </w:r>
+            <w:r>
+              <w:rPr>
+                <w:rFonts w:ascii="MS Gothic" w:eastAsia="MS Gothic" w:hAnsi="MS Gothic" w:cs="MS Gothic" w:hint="eastAsia"/>
+              </w:rPr>
+              <w:t>✓</w:t>
+            </w:r>
+            <w:r>
+              <w:rPr>
+                <w:rFonts w:asciiTheme="majorHAnsi" w:eastAsiaTheme="majorHAnsi" w:hAnsiTheme="majorHAnsi"/>
+              </w:rPr>
+              <w:t xml:space="preserve"> Read-back </w:t>
+            </w:r>
+            <w:r>
+              <w:rPr>
+                <w:rFonts w:asciiTheme="majorHAnsi" w:eastAsiaTheme="majorHAnsi" w:hAnsiTheme="majorHAnsi" w:hint="eastAsia"/>
+              </w:rPr>
+              <w:t>값</w:t>
+            </w:r>
+            <w:r>
+              <w:rPr>
+                <w:rFonts w:asciiTheme="majorHAnsi" w:eastAsiaTheme="majorHAnsi" w:hAnsiTheme="majorHAnsi"/>
+              </w:rPr>
+              <w:t xml:space="preserve"> 1000 </w:t>
+            </w:r>
+            <w:r>
+              <w:rPr>
+                <w:rFonts w:asciiTheme="majorHAnsi" w:eastAsiaTheme="majorHAnsi" w:hAnsiTheme="majorHAnsi" w:hint="eastAsia"/>
+              </w:rPr>
+              <w:t>≤</w:t>
+            </w:r>
+            <w:r>
+              <w:rPr>
+                <w:rFonts w:asciiTheme="majorHAnsi" w:eastAsiaTheme="majorHAnsi" w:hAnsiTheme="majorHAnsi"/>
+              </w:rPr>
+              <w:t xml:space="preserve"> 1000 (100%) — </w:t>
+            </w:r>
+            <w:r>
+              <w:rPr>
+                <w:rFonts w:asciiTheme="majorHAnsi" w:eastAsiaTheme="majorHAnsi" w:hAnsiTheme="majorHAnsi" w:hint="eastAsia"/>
+              </w:rPr>
+              <w:t>범위</w:t>
+            </w:r>
+            <w:r>
+              <w:rPr>
+                <w:rFonts w:asciiTheme="majorHAnsi" w:eastAsiaTheme="majorHAnsi" w:hAnsiTheme="majorHAnsi"/>
+              </w:rPr>
+              <w:t xml:space="preserve"> </w:t>
+            </w:r>
+            <w:r>
+              <w:rPr>
+                <w:rFonts w:asciiTheme="majorHAnsi" w:eastAsiaTheme="majorHAnsi" w:hAnsiTheme="majorHAnsi" w:hint="eastAsia"/>
+              </w:rPr>
+              <w:t>초과</w:t>
+            </w:r>
+            <w:r>
+              <w:rPr>
+                <w:rFonts w:asciiTheme="majorHAnsi" w:eastAsiaTheme="majorHAnsi" w:hAnsiTheme="majorHAnsi"/>
+              </w:rPr>
+              <w:t xml:space="preserve"> </w:t>
+            </w:r>
+            <w:r>
+              <w:rPr>
+                <w:rFonts w:asciiTheme="majorHAnsi" w:eastAsiaTheme="majorHAnsi" w:hAnsiTheme="majorHAnsi" w:hint="eastAsia"/>
+              </w:rPr>
+              <w:t>클램핑</w:t>
+            </w:r>
+            <w:r>
+              <w:rPr>
+                <w:rFonts w:asciiTheme="majorHAnsi" w:eastAsiaTheme="majorHAnsi" w:hAnsiTheme="majorHAnsi"/>
+              </w:rPr>
+              <w:t>/</w:t>
+            </w:r>
+            <w:r>
+              <w:rPr>
+                <w:rFonts w:asciiTheme="majorHAnsi" w:eastAsiaTheme="majorHAnsi" w:hAnsiTheme="majorHAnsi" w:hint="eastAsia"/>
+              </w:rPr>
+              <w:t>거부</w:t>
+            </w:r>
+            <w:r>
+              <w:rPr>
+                <w:rFonts w:asciiTheme="majorHAnsi" w:eastAsiaTheme="majorHAnsi" w:hAnsiTheme="majorHAnsi"/>
+              </w:rPr>
+              <w:t xml:space="preserve"> </w:t>
+            </w:r>
+            <w:r>
+              <w:rPr>
+                <w:rFonts w:asciiTheme="majorHAnsi" w:eastAsiaTheme="majorHAnsi" w:hAnsiTheme="majorHAnsi" w:hint="eastAsia"/>
+              </w:rPr>
+              <w:t>확인</w:t>
+            </w:r>
+            <w:r>
+              <w:rPr>
+                <w:rFonts w:asciiTheme="majorHAnsi" w:eastAsiaTheme="majorHAnsi" w:hAnsiTheme="majorHAnsi"/>
+              </w:rPr>
+              <w:t xml:space="preserve"> — PASS</w:t>
+            </w:r>
+          </w:p>
+          <w:p>
+            <w:pPr>
+              <w:pStyle w:val="1-0"/>
+              <w:rPr>
+                <w:rFonts w:asciiTheme="majorHAnsi" w:eastAsiaTheme="majorHAnsi" w:hAnsiTheme="majorHAnsi" w:hint="eastAsia"/>
+              </w:rPr>
+            </w:pPr>
+            <w:r>
+              <w:rPr>
+                <w:rFonts w:asciiTheme="majorHAnsi" w:eastAsiaTheme="majorHAnsi" w:hAnsiTheme="majorHAnsi" w:hint="eastAsia"/>
+              </w:rPr>
+              <w:t>[20시 2분 1초] [INFO] ▶ Phase 3-2 시작</w:t>
+            </w:r>
+          </w:p>
+          <w:p>
+            <w:pPr>
+              <w:pStyle w:val="1-0"/>
+              <w:rPr>
+                <w:rFonts w:asciiTheme="majorHAnsi" w:eastAsiaTheme="majorHAnsi" w:hAnsiTheme="majorHAnsi" w:hint="eastAsia"/>
+              </w:rPr>
+            </w:pPr>
+            <w:r>
+              <w:rPr>
+                <w:rFonts w:asciiTheme="majorHAnsi" w:eastAsiaTheme="majorHAnsi" w:hAnsiTheme="majorHAnsi" w:hint="eastAsia"/>
+              </w:rPr>
+              <w:t>[20시 2분 1초] [STEP] [Phase 3-2] Current Limit 0% (0) 설정 후 Run — 모터 무회전 검증</w:t>
+            </w:r>
+          </w:p>
+          <w:p>
+            <w:pPr>
+              <w:pStyle w:val="1-0"/>
+              <w:rPr>
+                <w:rFonts w:asciiTheme="majorHAnsi" w:eastAsiaTheme="majorHAnsi" w:hAnsiTheme="majorHAnsi" w:hint="eastAsia"/>
+              </w:rPr>
+            </w:pPr>
+            <w:r>
+              <w:rPr>
+                <w:rFonts w:asciiTheme="majorHAnsi" w:eastAsiaTheme="majorHAnsi" w:hAnsiTheme="majorHAnsi" w:hint="eastAsia"/>
+              </w:rPr>
+              <w:t>[20시 2분 2초] [INFO]   Write: Current Limit [0xD13B] = 0 (0.0%)</w:t>
+            </w:r>
+          </w:p>
+          <w:p>
+            <w:pPr>
+              <w:pStyle w:val="1-0"/>
+              <w:rPr>
+                <w:rFonts w:asciiTheme="majorHAnsi" w:eastAsiaTheme="majorHAnsi" w:hAnsiTheme="majorHAnsi" w:hint="eastAsia"/>
+              </w:rPr>
+            </w:pPr>
+            <w:r>
+              <w:rPr>
+                <w:rFonts w:asciiTheme="majorHAnsi" w:eastAsiaTheme="majorHAnsi" w:hAnsiTheme="majorHAnsi" w:hint="eastAsia"/>
+              </w:rPr>
+              <w:t>[20시 2분 2초] [WARNING] ★ 모터를 Run 하세요 — 5초간 실제 속도(0xD02D) 자동 측정</w:t>
+            </w:r>
+          </w:p>
+          <w:p>
+            <w:pPr>
+              <w:pStyle w:val="1-0"/>
+              <w:rPr>
+                <w:rFonts w:asciiTheme="majorHAnsi" w:eastAsiaTheme="majorHAnsi" w:hAnsiTheme="majorHAnsi" w:hint="eastAsia"/>
+              </w:rPr>
+            </w:pPr>
+            <w:r>
+              <w:rPr>
+                <w:rFonts w:asciiTheme="majorHAnsi" w:eastAsiaTheme="majorHAnsi" w:hAnsiTheme="majorHAnsi" w:hint="eastAsia"/>
+              </w:rPr>
+              <w:t>[20시 2분 7초] [INFO]   측정 완료 — 최대 실제 속도: 0 RPM</w:t>
+            </w:r>
+          </w:p>
+          <w:p>
+            <w:pPr>
+              <w:pStyle w:val="1-0"/>
+              <w:rPr>
+                <w:rFonts w:asciiTheme="majorHAnsi" w:eastAsiaTheme="majorHAnsi" w:hAnsiTheme="majorHAnsi" w:hint="eastAsia"/>
+              </w:rPr>
+            </w:pPr>
+            <w:r>
+              <w:rPr>
+                <w:rFonts w:asciiTheme="majorHAnsi" w:eastAsiaTheme="majorHAnsi" w:hAnsiTheme="majorHAnsi" w:hint="eastAsia"/>
+              </w:rPr>
+              <w:t>[20시 2분 7초] [WARNING] ★ 모터를 Stop 하세요</w:t>
+            </w:r>
+          </w:p>
+          <w:p>
+            <w:pPr>
+              <w:pStyle w:val="1-0"/>
+              <w:rPr>
+                <w:rFonts w:asciiTheme="majorHAnsi" w:eastAsiaTheme="majorHAnsi" w:hAnsiTheme="majorHAnsi" w:hint="eastAsia"/>
+              </w:rPr>
+            </w:pPr>
+            <w:r>
+              <w:rPr>
+                <w:rFonts w:asciiTheme="majorHAnsi" w:eastAsiaTheme="majorHAnsi" w:hAnsiTheme="majorHAnsi" w:hint="eastAsia"/>
+              </w:rPr>
+              <w:t>[20시 2분 7초] [INFO] 정지 명령 전송 (0xD001 ← 0)</w:t>
+            </w:r>
+          </w:p>
+          <w:p>
+            <w:pPr>
+              <w:pStyle w:val="1-0"/>
+              <w:rPr>
+                <w:rFonts w:asciiTheme="majorHAnsi" w:eastAsiaTheme="majorHAnsi" w:hAnsiTheme="majorHAnsi" w:hint="eastAsia"/>
+              </w:rPr>
+            </w:pPr>
+            <w:r>
+              <w:rPr>
+                <w:rFonts w:asciiTheme="majorHAnsi" w:eastAsiaTheme="majorHAnsi" w:hAnsiTheme="majorHAnsi" w:hint="eastAsia"/>
+              </w:rPr>
+              <w:t>[20시 2분 7초] [INFO]   정지 대기 (Phase 3-2 종료) — 실제 속도 ≤ 6 RPM 확인...</w:t>
+            </w:r>
+          </w:p>
+          <w:p>
+            <w:pPr>
+              <w:pStyle w:val="1-0"/>
+              <w:rPr>
+                <w:rFonts w:asciiTheme="majorHAnsi" w:eastAsiaTheme="majorHAnsi" w:hAnsiTheme="majorHAnsi"/>
+              </w:rPr>
+            </w:pPr>
+            <w:r>
+              <w:rPr>
+                <w:rFonts w:asciiTheme="majorHAnsi" w:eastAsiaTheme="majorHAnsi" w:hAnsiTheme="majorHAnsi"/>
+              </w:rPr>
+              <w:t>[20</w:t>
+            </w:r>
+            <w:r>
+              <w:rPr>
+                <w:rFonts w:asciiTheme="majorHAnsi" w:eastAsiaTheme="majorHAnsi" w:hAnsiTheme="majorHAnsi" w:hint="eastAsia"/>
+              </w:rPr>
+              <w:t>시</w:t>
+            </w:r>
+            <w:r>
+              <w:rPr>
+                <w:rFonts w:asciiTheme="majorHAnsi" w:eastAsiaTheme="majorHAnsi" w:hAnsiTheme="majorHAnsi"/>
+              </w:rPr>
+              <w:t xml:space="preserve"> 2</w:t>
+            </w:r>
+            <w:r>
+              <w:rPr>
+                <w:rFonts w:asciiTheme="majorHAnsi" w:eastAsiaTheme="majorHAnsi" w:hAnsiTheme="majorHAnsi" w:hint="eastAsia"/>
+              </w:rPr>
+              <w:t>분</w:t>
+            </w:r>
+            <w:r>
+              <w:rPr>
+                <w:rFonts w:asciiTheme="majorHAnsi" w:eastAsiaTheme="majorHAnsi" w:hAnsiTheme="majorHAnsi"/>
+              </w:rPr>
+              <w:t xml:space="preserve"> 8</w:t>
+            </w:r>
+            <w:r>
+              <w:rPr>
+                <w:rFonts w:asciiTheme="majorHAnsi" w:eastAsiaTheme="majorHAnsi" w:hAnsiTheme="majorHAnsi" w:hint="eastAsia"/>
+              </w:rPr>
+              <w:t>초</w:t>
+            </w:r>
+            <w:r>
+              <w:rPr>
+                <w:rFonts w:asciiTheme="majorHAnsi" w:eastAsiaTheme="majorHAnsi" w:hAnsiTheme="majorHAnsi"/>
+              </w:rPr>
+              <w:t xml:space="preserve">] [SUCCESS]   </w:t>
+            </w:r>
+            <w:r>
+              <w:rPr>
+                <w:rFonts w:ascii="MS Gothic" w:eastAsia="MS Gothic" w:hAnsi="MS Gothic" w:cs="MS Gothic" w:hint="eastAsia"/>
+              </w:rPr>
+              <w:t>✓</w:t>
+            </w:r>
+            <w:r>
+              <w:rPr>
+                <w:rFonts w:asciiTheme="majorHAnsi" w:eastAsiaTheme="majorHAnsi" w:hAnsiTheme="majorHAnsi"/>
+              </w:rPr>
+              <w:t xml:space="preserve"> </w:t>
+            </w:r>
+            <w:r>
+              <w:rPr>
+                <w:rFonts w:asciiTheme="majorHAnsi" w:eastAsiaTheme="majorHAnsi" w:hAnsiTheme="majorHAnsi" w:hint="eastAsia"/>
+              </w:rPr>
+              <w:t>정지</w:t>
+            </w:r>
+            <w:r>
+              <w:rPr>
+                <w:rFonts w:asciiTheme="majorHAnsi" w:eastAsiaTheme="majorHAnsi" w:hAnsiTheme="majorHAnsi"/>
+              </w:rPr>
+              <w:t xml:space="preserve"> </w:t>
+            </w:r>
+            <w:r>
+              <w:rPr>
+                <w:rFonts w:asciiTheme="majorHAnsi" w:eastAsiaTheme="majorHAnsi" w:hAnsiTheme="majorHAnsi" w:hint="eastAsia"/>
+              </w:rPr>
+              <w:t>확인</w:t>
+            </w:r>
+            <w:r>
+              <w:rPr>
+                <w:rFonts w:asciiTheme="majorHAnsi" w:eastAsiaTheme="majorHAnsi" w:hAnsiTheme="majorHAnsi"/>
+              </w:rPr>
+              <w:t xml:space="preserve"> (</w:t>
+            </w:r>
+            <w:r>
+              <w:rPr>
+                <w:rFonts w:asciiTheme="majorHAnsi" w:eastAsiaTheme="majorHAnsi" w:hAnsiTheme="majorHAnsi" w:hint="eastAsia"/>
+              </w:rPr>
+              <w:t>≤</w:t>
+            </w:r>
+            <w:r>
+              <w:rPr>
+                <w:rFonts w:asciiTheme="majorHAnsi" w:eastAsiaTheme="majorHAnsi" w:hAnsiTheme="majorHAnsi"/>
+              </w:rPr>
+              <w:t xml:space="preserve"> 6 RPM)</w:t>
+            </w:r>
+          </w:p>
+          <w:p>
+            <w:pPr>
+              <w:pStyle w:val="1-0"/>
+              <w:rPr>
+                <w:rFonts w:asciiTheme="majorHAnsi" w:eastAsiaTheme="majorHAnsi" w:hAnsiTheme="majorHAnsi" w:hint="eastAsia"/>
+              </w:rPr>
+            </w:pPr>
+            <w:r>
+              <w:rPr>
+                <w:rFonts w:asciiTheme="majorHAnsi" w:eastAsiaTheme="majorHAnsi" w:hAnsiTheme="majorHAnsi" w:hint="eastAsia"/>
+              </w:rPr>
+              <w:t>[20시 2분 8초] [INFO]   Current Limit [0xD13B] = 1000 (100%) 복원</w:t>
+            </w:r>
+          </w:p>
+          <w:p>
+            <w:pPr>
+              <w:pStyle w:val="1-0"/>
+              <w:rPr>
+                <w:rFonts w:asciiTheme="majorHAnsi" w:eastAsiaTheme="majorHAnsi" w:hAnsiTheme="majorHAnsi"/>
+              </w:rPr>
+            </w:pPr>
+            <w:r>
+              <w:rPr>
+                <w:rFonts w:asciiTheme="majorHAnsi" w:eastAsiaTheme="majorHAnsi" w:hAnsiTheme="majorHAnsi"/>
+              </w:rPr>
+              <w:t>[20</w:t>
+            </w:r>
+            <w:r>
+              <w:rPr>
+                <w:rFonts w:asciiTheme="majorHAnsi" w:eastAsiaTheme="majorHAnsi" w:hAnsiTheme="majorHAnsi" w:hint="eastAsia"/>
+              </w:rPr>
+              <w:t>시</w:t>
+            </w:r>
+            <w:r>
+              <w:rPr>
+                <w:rFonts w:asciiTheme="majorHAnsi" w:eastAsiaTheme="majorHAnsi" w:hAnsiTheme="majorHAnsi"/>
+              </w:rPr>
+              <w:t xml:space="preserve"> 2</w:t>
+            </w:r>
+            <w:r>
+              <w:rPr>
+                <w:rFonts w:asciiTheme="majorHAnsi" w:eastAsiaTheme="majorHAnsi" w:hAnsiTheme="majorHAnsi" w:hint="eastAsia"/>
+              </w:rPr>
+              <w:t>분</w:t>
+            </w:r>
+            <w:r>
+              <w:rPr>
+                <w:rFonts w:asciiTheme="majorHAnsi" w:eastAsiaTheme="majorHAnsi" w:hAnsiTheme="majorHAnsi"/>
+              </w:rPr>
+              <w:t xml:space="preserve"> 8</w:t>
+            </w:r>
+            <w:r>
+              <w:rPr>
+                <w:rFonts w:asciiTheme="majorHAnsi" w:eastAsiaTheme="majorHAnsi" w:hAnsiTheme="majorHAnsi" w:hint="eastAsia"/>
+              </w:rPr>
+              <w:t>초</w:t>
+            </w:r>
+            <w:r>
+              <w:rPr>
+                <w:rFonts w:asciiTheme="majorHAnsi" w:eastAsiaTheme="majorHAnsi" w:hAnsiTheme="majorHAnsi"/>
+              </w:rPr>
+              <w:t xml:space="preserve">] [SUCCESS] </w:t>
+            </w:r>
+            <w:r>
+              <w:rPr>
+                <w:rFonts w:ascii="MS Gothic" w:eastAsia="MS Gothic" w:hAnsi="MS Gothic" w:cs="MS Gothic" w:hint="eastAsia"/>
+              </w:rPr>
+              <w:t>✓</w:t>
+            </w:r>
+            <w:r>
+              <w:rPr>
+                <w:rFonts w:asciiTheme="majorHAnsi" w:eastAsiaTheme="majorHAnsi" w:hAnsiTheme="majorHAnsi"/>
+              </w:rPr>
+              <w:t xml:space="preserve"> </w:t>
+            </w:r>
+            <w:r>
+              <w:rPr>
+                <w:rFonts w:asciiTheme="majorHAnsi" w:eastAsiaTheme="majorHAnsi" w:hAnsiTheme="majorHAnsi" w:hint="eastAsia"/>
+              </w:rPr>
+              <w:t>최대</w:t>
+            </w:r>
+            <w:r>
+              <w:rPr>
+                <w:rFonts w:asciiTheme="majorHAnsi" w:eastAsiaTheme="majorHAnsi" w:hAnsiTheme="majorHAnsi"/>
+              </w:rPr>
+              <w:t xml:space="preserve"> </w:t>
+            </w:r>
+            <w:r>
+              <w:rPr>
+                <w:rFonts w:asciiTheme="majorHAnsi" w:eastAsiaTheme="majorHAnsi" w:hAnsiTheme="majorHAnsi" w:hint="eastAsia"/>
+              </w:rPr>
+              <w:t>속도</w:t>
+            </w:r>
+            <w:r>
+              <w:rPr>
+                <w:rFonts w:asciiTheme="majorHAnsi" w:eastAsiaTheme="majorHAnsi" w:hAnsiTheme="majorHAnsi"/>
+              </w:rPr>
+              <w:t xml:space="preserve"> 0 RPM </w:t>
+            </w:r>
+            <w:r>
+              <w:rPr>
+                <w:rFonts w:asciiTheme="majorHAnsi" w:eastAsiaTheme="majorHAnsi" w:hAnsiTheme="majorHAnsi" w:hint="eastAsia"/>
+              </w:rPr>
+              <w:t>≤</w:t>
+            </w:r>
+            <w:r>
+              <w:rPr>
+                <w:rFonts w:asciiTheme="majorHAnsi" w:eastAsiaTheme="majorHAnsi" w:hAnsiTheme="majorHAnsi"/>
+              </w:rPr>
+              <w:t xml:space="preserve"> 50 RPM — </w:t>
+            </w:r>
+            <w:r>
+              <w:rPr>
+                <w:rFonts w:asciiTheme="majorHAnsi" w:eastAsiaTheme="majorHAnsi" w:hAnsiTheme="majorHAnsi" w:hint="eastAsia"/>
+              </w:rPr>
+              <w:t>모터</w:t>
+            </w:r>
+            <w:r>
+              <w:rPr>
+                <w:rFonts w:asciiTheme="majorHAnsi" w:eastAsiaTheme="majorHAnsi" w:hAnsiTheme="majorHAnsi"/>
+              </w:rPr>
+              <w:t xml:space="preserve"> </w:t>
+            </w:r>
+            <w:r>
+              <w:rPr>
+                <w:rFonts w:asciiTheme="majorHAnsi" w:eastAsiaTheme="majorHAnsi" w:hAnsiTheme="majorHAnsi" w:hint="eastAsia"/>
+              </w:rPr>
+              <w:t>무회전</w:t>
+            </w:r>
+            <w:r>
+              <w:rPr>
+                <w:rFonts w:asciiTheme="majorHAnsi" w:eastAsiaTheme="majorHAnsi" w:hAnsiTheme="majorHAnsi"/>
+              </w:rPr>
+              <w:t xml:space="preserve"> </w:t>
+            </w:r>
+            <w:r>
+              <w:rPr>
+                <w:rFonts w:asciiTheme="majorHAnsi" w:eastAsiaTheme="majorHAnsi" w:hAnsiTheme="majorHAnsi" w:hint="eastAsia"/>
+              </w:rPr>
+              <w:t>확인</w:t>
+            </w:r>
+            <w:r>
+              <w:rPr>
+                <w:rFonts w:asciiTheme="majorHAnsi" w:eastAsiaTheme="majorHAnsi" w:hAnsiTheme="majorHAnsi"/>
+              </w:rPr>
+              <w:t xml:space="preserve"> — PASS</w:t>
+            </w:r>
+          </w:p>
+          <w:p>
+            <w:pPr>
+              <w:pStyle w:val="1-0"/>
+              <w:rPr>
+                <w:rFonts w:asciiTheme="majorHAnsi" w:eastAsiaTheme="majorHAnsi" w:hAnsiTheme="majorHAnsi" w:hint="eastAsia"/>
+              </w:rPr>
+            </w:pPr>
+            <w:r>
+              <w:rPr>
+                <w:rFonts w:asciiTheme="majorHAnsi" w:eastAsiaTheme="majorHAnsi" w:hAnsiTheme="majorHAnsi" w:hint="eastAsia"/>
+              </w:rPr>
+              <w:t>[20시 2분 9초] [INFO] ▶ Phase 4 시작</w:t>
+            </w:r>
+          </w:p>
+          <w:p>
+            <w:pPr>
+              <w:pStyle w:val="1-0"/>
+              <w:rPr>
+                <w:rFonts w:asciiTheme="majorHAnsi" w:eastAsiaTheme="majorHAnsi" w:hAnsiTheme="majorHAnsi" w:hint="eastAsia"/>
+              </w:rPr>
+            </w:pPr>
+            <w:r>
+              <w:rPr>
+                <w:rFonts w:asciiTheme="majorHAnsi" w:eastAsiaTheme="majorHAnsi" w:hAnsiTheme="majorHAnsi" w:hint="eastAsia"/>
+              </w:rPr>
+              <w:t>[20시 2분 9초] [STEP] [Phase 4] On-the-fly 전류 제한 10% 하향 → 속도 하락 관찰 → 100% 복구 Anti-windup 검증</w:t>
+            </w:r>
+          </w:p>
+          <w:p>
+            <w:pPr>
+              <w:pStyle w:val="1-0"/>
+              <w:rPr>
+                <w:rFonts w:asciiTheme="majorHAnsi" w:eastAsiaTheme="majorHAnsi" w:hAnsiTheme="majorHAnsi" w:hint="eastAsia"/>
+              </w:rPr>
+            </w:pPr>
+            <w:r>
+              <w:rPr>
+                <w:rFonts w:asciiTheme="majorHAnsi" w:eastAsiaTheme="majorHAnsi" w:hAnsiTheme="majorHAnsi" w:hint="eastAsia"/>
+              </w:rPr>
+              <w:t>[20시 2분 9초] [INFO]   Write: Current Limit [0xD13B] = 1000 (100.0%)</w:t>
+            </w:r>
+          </w:p>
+          <w:p>
+            <w:pPr>
+              <w:pStyle w:val="1-0"/>
+              <w:rPr>
+                <w:rFonts w:asciiTheme="majorHAnsi" w:eastAsiaTheme="majorHAnsi" w:hAnsiTheme="majorHAnsi" w:hint="eastAsia"/>
+              </w:rPr>
+            </w:pPr>
+            <w:r>
+              <w:rPr>
+                <w:rFonts w:asciiTheme="majorHAnsi" w:eastAsiaTheme="majorHAnsi" w:hAnsiTheme="majorHAnsi" w:hint="eastAsia"/>
+              </w:rPr>
+              <w:t>[20시 2분 9초] [INFO]   Write: Operation Mode [0xD106] = 0 (Velocity Control)</w:t>
+            </w:r>
+          </w:p>
+          <w:p>
+            <w:pPr>
+              <w:pStyle w:val="1-0"/>
+              <w:rPr>
+                <w:rFonts w:asciiTheme="majorHAnsi" w:eastAsiaTheme="majorHAnsi" w:hAnsiTheme="majorHAnsi" w:hint="eastAsia"/>
+              </w:rPr>
+            </w:pPr>
+            <w:r>
+              <w:rPr>
+                <w:rFonts w:asciiTheme="majorHAnsi" w:eastAsiaTheme="majorHAnsi" w:hAnsiTheme="majorHAnsi" w:hint="eastAsia"/>
+              </w:rPr>
+              <w:t>[20시 2분 10초] [INFO]   Write: Setpoint [0xD001] = 64000 (100% = 1800 RPM)</w:t>
+            </w:r>
+          </w:p>
+          <w:p>
+            <w:pPr>
+              <w:pStyle w:val="1-0"/>
+              <w:rPr>
+                <w:rFonts w:asciiTheme="majorHAnsi" w:eastAsiaTheme="majorHAnsi" w:hAnsiTheme="majorHAnsi" w:hint="eastAsia"/>
+              </w:rPr>
+            </w:pPr>
+            <w:r>
+              <w:rPr>
+                <w:rFonts w:asciiTheme="majorHAnsi" w:eastAsiaTheme="majorHAnsi" w:hAnsiTheme="majorHAnsi" w:hint="eastAsia"/>
+              </w:rPr>
+              <w:t>[20시 2분 10초] [WARNING] ★ 모터를 Run 하여 정상 회전 상태로 만드세요 (5초 안정화 대기)</w:t>
+            </w:r>
+          </w:p>
+          <w:p>
+            <w:pPr>
+              <w:pStyle w:val="1-0"/>
+              <w:rPr>
+                <w:rFonts w:asciiTheme="majorHAnsi" w:eastAsiaTheme="majorHAnsi" w:hAnsiTheme="majorHAnsi" w:hint="eastAsia"/>
+              </w:rPr>
+            </w:pPr>
+            <w:r>
+              <w:rPr>
+                <w:rFonts w:asciiTheme="majorHAnsi" w:eastAsiaTheme="majorHAnsi" w:hAnsiTheme="majorHAnsi" w:hint="eastAsia"/>
+              </w:rPr>
+              <w:t>[20시 2분 15초] [INFO]   Write: Current Limit [0xD13B] = 100 (10.0%) ← On-the-fly 하향</w:t>
+            </w:r>
+          </w:p>
+          <w:p>
+            <w:pPr>
+              <w:pStyle w:val="1-0"/>
+              <w:rPr>
+                <w:rFonts w:asciiTheme="majorHAnsi" w:eastAsiaTheme="majorHAnsi" w:hAnsiTheme="majorHAnsi" w:hint="eastAsia"/>
+              </w:rPr>
+            </w:pPr>
+            <w:r>
+              <w:rPr>
+                <w:rFonts w:asciiTheme="majorHAnsi" w:eastAsiaTheme="majorHAnsi" w:hAnsiTheme="majorHAnsi" w:hint="eastAsia"/>
+              </w:rPr>
+              <w:t>[20시 2분 15초] [INFO]   → 토크 부족으로 속도 하락 예상 — 차트 관찰 (3초)</w:t>
+            </w:r>
+          </w:p>
+          <w:p>
+            <w:pPr>
+              <w:pStyle w:val="1-0"/>
+              <w:rPr>
+                <w:rFonts w:asciiTheme="majorHAnsi" w:eastAsiaTheme="majorHAnsi" w:hAnsiTheme="majorHAnsi" w:hint="eastAsia"/>
+              </w:rPr>
+            </w:pPr>
+            <w:r>
+              <w:rPr>
+                <w:rFonts w:asciiTheme="majorHAnsi" w:eastAsiaTheme="majorHAnsi" w:hAnsiTheme="majorHAnsi" w:hint="eastAsia"/>
+              </w:rPr>
+              <w:t>[20시 2분 18초] [INFO]   Write: Current Limit [0xD13B] = 1000 (100.0%) ← 복구</w:t>
+            </w:r>
+          </w:p>
+          <w:p>
+            <w:pPr>
+              <w:pStyle w:val="1-0"/>
+              <w:rPr>
+                <w:rFonts w:asciiTheme="majorHAnsi" w:eastAsiaTheme="majorHAnsi" w:hAnsiTheme="majorHAnsi" w:hint="eastAsia"/>
+              </w:rPr>
+            </w:pPr>
+            <w:r>
+              <w:rPr>
+                <w:rFonts w:asciiTheme="majorHAnsi" w:eastAsiaTheme="majorHAnsi" w:hAnsiTheme="majorHAnsi" w:hint="eastAsia"/>
+              </w:rPr>
+              <w:lastRenderedPageBreak/>
+              <w:t>[20시 2분 18초] [INFO]   → Anti-windup 확인: 한계 1890 RPM (1800×1.05) — 10초 자동 측정</w:t>
+            </w:r>
+          </w:p>
+          <w:p>
+            <w:pPr>
+              <w:pStyle w:val="1-0"/>
+              <w:rPr>
+                <w:rFonts w:asciiTheme="majorHAnsi" w:eastAsiaTheme="majorHAnsi" w:hAnsiTheme="majorHAnsi" w:hint="eastAsia"/>
+              </w:rPr>
+            </w:pPr>
+            <w:r>
+              <w:rPr>
+                <w:rFonts w:asciiTheme="majorHAnsi" w:eastAsiaTheme="majorHAnsi" w:hAnsiTheme="majorHAnsi" w:hint="eastAsia"/>
+              </w:rPr>
+              <w:t>[20시 2분 29초] [INFO]   모니터링 완료 — 최대 속도: 1803 RPM (한계: 1890 RPM)</w:t>
+            </w:r>
+          </w:p>
+          <w:p>
+            <w:pPr>
+              <w:pStyle w:val="1-0"/>
+              <w:rPr>
+                <w:rFonts w:asciiTheme="majorHAnsi" w:eastAsiaTheme="majorHAnsi" w:hAnsiTheme="majorHAnsi" w:hint="eastAsia"/>
+              </w:rPr>
+            </w:pPr>
+            <w:r>
+              <w:rPr>
+                <w:rFonts w:asciiTheme="majorHAnsi" w:eastAsiaTheme="majorHAnsi" w:hAnsiTheme="majorHAnsi" w:hint="eastAsia"/>
+              </w:rPr>
+              <w:t>[20시 2분 29초] [WARNING] ★ 모터를 Stop 하세요</w:t>
+            </w:r>
+          </w:p>
+          <w:p>
+            <w:pPr>
+              <w:pStyle w:val="1-0"/>
+              <w:rPr>
+                <w:rFonts w:asciiTheme="majorHAnsi" w:eastAsiaTheme="majorHAnsi" w:hAnsiTheme="majorHAnsi" w:hint="eastAsia"/>
+              </w:rPr>
+            </w:pPr>
+            <w:r>
+              <w:rPr>
+                <w:rFonts w:asciiTheme="majorHAnsi" w:eastAsiaTheme="majorHAnsi" w:hAnsiTheme="majorHAnsi" w:hint="eastAsia"/>
+              </w:rPr>
+              <w:t>[20시 2분 29초] [INFO] 정지 명령 전송 (0xD001 ← 0)</w:t>
+            </w:r>
+          </w:p>
+          <w:p>
+            <w:pPr>
+              <w:pStyle w:val="1-0"/>
+              <w:rPr>
+                <w:rFonts w:asciiTheme="majorHAnsi" w:eastAsiaTheme="majorHAnsi" w:hAnsiTheme="majorHAnsi" w:hint="eastAsia"/>
+              </w:rPr>
+            </w:pPr>
+            <w:r>
+              <w:rPr>
+                <w:rFonts w:asciiTheme="majorHAnsi" w:eastAsiaTheme="majorHAnsi" w:hAnsiTheme="majorHAnsi" w:hint="eastAsia"/>
+              </w:rPr>
+              <w:t>[20시 2분 29초] [INFO]   정지 대기 (Phase 4 종료) — 실제 속도 ≤ 6 RPM 확인...</w:t>
+            </w:r>
+          </w:p>
+          <w:p>
+            <w:pPr>
+              <w:pStyle w:val="1-0"/>
+              <w:rPr>
+                <w:rFonts w:asciiTheme="majorHAnsi" w:eastAsiaTheme="majorHAnsi" w:hAnsiTheme="majorHAnsi"/>
+              </w:rPr>
+            </w:pPr>
+            <w:r>
+              <w:rPr>
+                <w:rFonts w:asciiTheme="majorHAnsi" w:eastAsiaTheme="majorHAnsi" w:hAnsiTheme="majorHAnsi"/>
+              </w:rPr>
+              <w:t>[20</w:t>
+            </w:r>
+            <w:r>
+              <w:rPr>
+                <w:rFonts w:asciiTheme="majorHAnsi" w:eastAsiaTheme="majorHAnsi" w:hAnsiTheme="majorHAnsi" w:hint="eastAsia"/>
+              </w:rPr>
+              <w:t>시</w:t>
+            </w:r>
+            <w:r>
+              <w:rPr>
+                <w:rFonts w:asciiTheme="majorHAnsi" w:eastAsiaTheme="majorHAnsi" w:hAnsiTheme="majorHAnsi"/>
+              </w:rPr>
+              <w:t xml:space="preserve"> 2</w:t>
+            </w:r>
+            <w:r>
+              <w:rPr>
+                <w:rFonts w:asciiTheme="majorHAnsi" w:eastAsiaTheme="majorHAnsi" w:hAnsiTheme="majorHAnsi" w:hint="eastAsia"/>
+              </w:rPr>
+              <w:t>분</w:t>
+            </w:r>
+            <w:r>
+              <w:rPr>
+                <w:rFonts w:asciiTheme="majorHAnsi" w:eastAsiaTheme="majorHAnsi" w:hAnsiTheme="majorHAnsi"/>
+              </w:rPr>
+              <w:t xml:space="preserve"> 40</w:t>
+            </w:r>
+            <w:r>
+              <w:rPr>
+                <w:rFonts w:asciiTheme="majorHAnsi" w:eastAsiaTheme="majorHAnsi" w:hAnsiTheme="majorHAnsi" w:hint="eastAsia"/>
+              </w:rPr>
+              <w:t>초</w:t>
+            </w:r>
+            <w:r>
+              <w:rPr>
+                <w:rFonts w:asciiTheme="majorHAnsi" w:eastAsiaTheme="majorHAnsi" w:hAnsiTheme="majorHAnsi"/>
+              </w:rPr>
+              <w:t xml:space="preserve">] [SUCCESS]   </w:t>
+            </w:r>
+            <w:r>
+              <w:rPr>
+                <w:rFonts w:ascii="MS Gothic" w:eastAsia="MS Gothic" w:hAnsi="MS Gothic" w:cs="MS Gothic" w:hint="eastAsia"/>
+              </w:rPr>
+              <w:t>✓</w:t>
+            </w:r>
+            <w:r>
+              <w:rPr>
+                <w:rFonts w:asciiTheme="majorHAnsi" w:eastAsiaTheme="majorHAnsi" w:hAnsiTheme="majorHAnsi"/>
+              </w:rPr>
+              <w:t xml:space="preserve"> </w:t>
+            </w:r>
+            <w:r>
+              <w:rPr>
+                <w:rFonts w:asciiTheme="majorHAnsi" w:eastAsiaTheme="majorHAnsi" w:hAnsiTheme="majorHAnsi" w:hint="eastAsia"/>
+              </w:rPr>
+              <w:t>정지</w:t>
+            </w:r>
+            <w:r>
+              <w:rPr>
+                <w:rFonts w:asciiTheme="majorHAnsi" w:eastAsiaTheme="majorHAnsi" w:hAnsiTheme="majorHAnsi"/>
+              </w:rPr>
+              <w:t xml:space="preserve"> </w:t>
+            </w:r>
+            <w:r>
+              <w:rPr>
+                <w:rFonts w:asciiTheme="majorHAnsi" w:eastAsiaTheme="majorHAnsi" w:hAnsiTheme="majorHAnsi" w:hint="eastAsia"/>
+              </w:rPr>
+              <w:t>확인</w:t>
+            </w:r>
+            <w:r>
+              <w:rPr>
+                <w:rFonts w:asciiTheme="majorHAnsi" w:eastAsiaTheme="majorHAnsi" w:hAnsiTheme="majorHAnsi"/>
+              </w:rPr>
+              <w:t xml:space="preserve"> (</w:t>
+            </w:r>
+            <w:r>
+              <w:rPr>
+                <w:rFonts w:asciiTheme="majorHAnsi" w:eastAsiaTheme="majorHAnsi" w:hAnsiTheme="majorHAnsi" w:hint="eastAsia"/>
+              </w:rPr>
+              <w:t>≤</w:t>
+            </w:r>
+            <w:r>
+              <w:rPr>
+                <w:rFonts w:asciiTheme="majorHAnsi" w:eastAsiaTheme="majorHAnsi" w:hAnsiTheme="majorHAnsi"/>
+              </w:rPr>
+              <w:t xml:space="preserve"> 6 RPM)</w:t>
+            </w:r>
+          </w:p>
+          <w:p>
+            <w:pPr>
+              <w:pStyle w:val="1-0"/>
+              <w:rPr>
+                <w:rFonts w:asciiTheme="majorHAnsi" w:eastAsiaTheme="majorHAnsi" w:hAnsiTheme="majorHAnsi" w:hint="eastAsia"/>
+              </w:rPr>
+            </w:pPr>
+            <w:r>
+              <w:rPr>
+                <w:rFonts w:asciiTheme="majorHAnsi" w:eastAsiaTheme="majorHAnsi" w:hAnsiTheme="majorHAnsi" w:hint="eastAsia"/>
+              </w:rPr>
+              <w:t>[20시 2분 41초] [INFO]   초기값 복원 완료</w:t>
+            </w:r>
+          </w:p>
+          <w:p>
+            <w:pPr>
+              <w:pStyle w:val="1-0"/>
+              <w:rPr>
+                <w:rFonts w:asciiTheme="majorHAnsi" w:eastAsiaTheme="majorHAnsi" w:hAnsiTheme="majorHAnsi"/>
+              </w:rPr>
+            </w:pPr>
+            <w:r>
+              <w:rPr>
+                <w:rFonts w:asciiTheme="majorHAnsi" w:eastAsiaTheme="majorHAnsi" w:hAnsiTheme="majorHAnsi"/>
+              </w:rPr>
+              <w:t>[20</w:t>
+            </w:r>
+            <w:r>
+              <w:rPr>
+                <w:rFonts w:asciiTheme="majorHAnsi" w:eastAsiaTheme="majorHAnsi" w:hAnsiTheme="majorHAnsi" w:hint="eastAsia"/>
+              </w:rPr>
+              <w:t>시</w:t>
+            </w:r>
+            <w:r>
+              <w:rPr>
+                <w:rFonts w:asciiTheme="majorHAnsi" w:eastAsiaTheme="majorHAnsi" w:hAnsiTheme="majorHAnsi"/>
+              </w:rPr>
+              <w:t xml:space="preserve"> 2</w:t>
+            </w:r>
+            <w:r>
+              <w:rPr>
+                <w:rFonts w:asciiTheme="majorHAnsi" w:eastAsiaTheme="majorHAnsi" w:hAnsiTheme="majorHAnsi" w:hint="eastAsia"/>
+              </w:rPr>
+              <w:t>분</w:t>
+            </w:r>
+            <w:r>
+              <w:rPr>
+                <w:rFonts w:asciiTheme="majorHAnsi" w:eastAsiaTheme="majorHAnsi" w:hAnsiTheme="majorHAnsi"/>
+              </w:rPr>
+              <w:t xml:space="preserve"> 41</w:t>
+            </w:r>
+            <w:r>
+              <w:rPr>
+                <w:rFonts w:asciiTheme="majorHAnsi" w:eastAsiaTheme="majorHAnsi" w:hAnsiTheme="majorHAnsi" w:hint="eastAsia"/>
+              </w:rPr>
+              <w:t>초</w:t>
+            </w:r>
+            <w:r>
+              <w:rPr>
+                <w:rFonts w:asciiTheme="majorHAnsi" w:eastAsiaTheme="majorHAnsi" w:hAnsiTheme="majorHAnsi"/>
+              </w:rPr>
+              <w:t xml:space="preserve">] [SUCCESS] </w:t>
+            </w:r>
+            <w:r>
+              <w:rPr>
+                <w:rFonts w:ascii="MS Gothic" w:eastAsia="MS Gothic" w:hAnsi="MS Gothic" w:cs="MS Gothic" w:hint="eastAsia"/>
+              </w:rPr>
+              <w:t>✓</w:t>
+            </w:r>
+            <w:r>
+              <w:rPr>
+                <w:rFonts w:asciiTheme="majorHAnsi" w:eastAsiaTheme="majorHAnsi" w:hAnsiTheme="majorHAnsi"/>
+              </w:rPr>
+              <w:t xml:space="preserve"> </w:t>
+            </w:r>
+            <w:r>
+              <w:rPr>
+                <w:rFonts w:asciiTheme="majorHAnsi" w:eastAsiaTheme="majorHAnsi" w:hAnsiTheme="majorHAnsi" w:hint="eastAsia"/>
+              </w:rPr>
+              <w:t>최대</w:t>
+            </w:r>
+            <w:r>
+              <w:rPr>
+                <w:rFonts w:asciiTheme="majorHAnsi" w:eastAsiaTheme="majorHAnsi" w:hAnsiTheme="majorHAnsi"/>
+              </w:rPr>
+              <w:t xml:space="preserve"> </w:t>
+            </w:r>
+            <w:r>
+              <w:rPr>
+                <w:rFonts w:asciiTheme="majorHAnsi" w:eastAsiaTheme="majorHAnsi" w:hAnsiTheme="majorHAnsi" w:hint="eastAsia"/>
+              </w:rPr>
+              <w:t>속도</w:t>
+            </w:r>
+            <w:r>
+              <w:rPr>
+                <w:rFonts w:asciiTheme="majorHAnsi" w:eastAsiaTheme="majorHAnsi" w:hAnsiTheme="majorHAnsi"/>
+              </w:rPr>
+              <w:t xml:space="preserve"> 1803 RPM </w:t>
+            </w:r>
+            <w:r>
+              <w:rPr>
+                <w:rFonts w:asciiTheme="majorHAnsi" w:eastAsiaTheme="majorHAnsi" w:hAnsiTheme="majorHAnsi" w:hint="eastAsia"/>
+              </w:rPr>
+              <w:t>≤</w:t>
+            </w:r>
+            <w:r>
+              <w:rPr>
+                <w:rFonts w:asciiTheme="majorHAnsi" w:eastAsiaTheme="majorHAnsi" w:hAnsiTheme="majorHAnsi"/>
+              </w:rPr>
+              <w:t xml:space="preserve"> 1890 RPM — Overshoot </w:t>
+            </w:r>
+            <w:r>
+              <w:rPr>
+                <w:rFonts w:asciiTheme="majorHAnsi" w:eastAsiaTheme="majorHAnsi" w:hAnsiTheme="majorHAnsi" w:hint="eastAsia"/>
+              </w:rPr>
+              <w:t>없음</w:t>
+            </w:r>
+            <w:r>
+              <w:rPr>
+                <w:rFonts w:asciiTheme="majorHAnsi" w:eastAsiaTheme="majorHAnsi" w:hAnsiTheme="majorHAnsi"/>
+              </w:rPr>
+              <w:t xml:space="preserve"> — PASS</w:t>
+            </w:r>
+          </w:p>
+          <w:p>
+            <w:pPr>
+              <w:pStyle w:val="1-0"/>
+              <w:rPr>
+                <w:rFonts w:asciiTheme="majorHAnsi" w:eastAsiaTheme="majorHAnsi" w:hAnsiTheme="majorHAnsi"/>
+              </w:rPr>
+            </w:pPr>
+            <w:r>
+              <w:rPr>
+                <w:rFonts w:asciiTheme="majorHAnsi" w:eastAsiaTheme="majorHAnsi" w:hAnsiTheme="majorHAnsi"/>
+              </w:rPr>
+              <w:t>[20</w:t>
+            </w:r>
+            <w:r>
+              <w:rPr>
+                <w:rFonts w:asciiTheme="majorHAnsi" w:eastAsiaTheme="majorHAnsi" w:hAnsiTheme="majorHAnsi" w:hint="eastAsia"/>
+              </w:rPr>
+              <w:t>시</w:t>
+            </w:r>
+            <w:r>
+              <w:rPr>
+                <w:rFonts w:asciiTheme="majorHAnsi" w:eastAsiaTheme="majorHAnsi" w:hAnsiTheme="majorHAnsi"/>
+              </w:rPr>
+              <w:t xml:space="preserve"> 2</w:t>
+            </w:r>
+            <w:r>
+              <w:rPr>
+                <w:rFonts w:asciiTheme="majorHAnsi" w:eastAsiaTheme="majorHAnsi" w:hAnsiTheme="majorHAnsi" w:hint="eastAsia"/>
+              </w:rPr>
+              <w:t>분</w:t>
+            </w:r>
+            <w:r>
+              <w:rPr>
+                <w:rFonts w:asciiTheme="majorHAnsi" w:eastAsiaTheme="majorHAnsi" w:hAnsiTheme="majorHAnsi"/>
+              </w:rPr>
+              <w:t xml:space="preserve"> 41</w:t>
+            </w:r>
+            <w:r>
+              <w:rPr>
+                <w:rFonts w:asciiTheme="majorHAnsi" w:eastAsiaTheme="majorHAnsi" w:hAnsiTheme="majorHAnsi" w:hint="eastAsia"/>
+              </w:rPr>
+              <w:t>초</w:t>
+            </w:r>
+            <w:r>
+              <w:rPr>
+                <w:rFonts w:asciiTheme="majorHAnsi" w:eastAsiaTheme="majorHAnsi" w:hAnsiTheme="majorHAnsi"/>
+              </w:rPr>
+              <w:t xml:space="preserve">] [SUCCESS] </w:t>
+            </w:r>
+            <w:r>
+              <w:rPr>
+                <w:rFonts w:ascii="MS Gothic" w:eastAsia="MS Gothic" w:hAnsi="MS Gothic" w:cs="MS Gothic" w:hint="eastAsia"/>
+              </w:rPr>
+              <w:t>✓</w:t>
+            </w:r>
+            <w:r>
+              <w:rPr>
+                <w:rFonts w:asciiTheme="majorHAnsi" w:eastAsiaTheme="majorHAnsi" w:hAnsiTheme="majorHAnsi"/>
+              </w:rPr>
+              <w:t xml:space="preserve"> Current Limit </w:t>
+            </w:r>
+            <w:r>
+              <w:rPr>
+                <w:rFonts w:asciiTheme="majorHAnsi" w:eastAsiaTheme="majorHAnsi" w:hAnsiTheme="majorHAnsi" w:hint="eastAsia"/>
+              </w:rPr>
+              <w:t>파라미터</w:t>
+            </w:r>
+            <w:r>
+              <w:rPr>
+                <w:rFonts w:asciiTheme="majorHAnsi" w:eastAsiaTheme="majorHAnsi" w:hAnsiTheme="majorHAnsi"/>
+              </w:rPr>
+              <w:t xml:space="preserve"> </w:t>
+            </w:r>
+            <w:r>
+              <w:rPr>
+                <w:rFonts w:asciiTheme="majorHAnsi" w:eastAsiaTheme="majorHAnsi" w:hAnsiTheme="majorHAnsi" w:hint="eastAsia"/>
+              </w:rPr>
+              <w:t>설정</w:t>
+            </w:r>
+            <w:r>
+              <w:rPr>
+                <w:rFonts w:asciiTheme="majorHAnsi" w:eastAsiaTheme="majorHAnsi" w:hAnsiTheme="majorHAnsi"/>
+              </w:rPr>
+              <w:t xml:space="preserve"> </w:t>
+            </w:r>
+            <w:r>
+              <w:rPr>
+                <w:rFonts w:asciiTheme="majorHAnsi" w:eastAsiaTheme="majorHAnsi" w:hAnsiTheme="majorHAnsi" w:hint="eastAsia"/>
+              </w:rPr>
+              <w:t>검증</w:t>
+            </w:r>
+            <w:r>
+              <w:rPr>
+                <w:rFonts w:asciiTheme="majorHAnsi" w:eastAsiaTheme="majorHAnsi" w:hAnsiTheme="majorHAnsi"/>
+              </w:rPr>
+              <w:t xml:space="preserve">: </w:t>
+            </w:r>
+            <w:r>
+              <w:rPr>
+                <w:rFonts w:asciiTheme="majorHAnsi" w:eastAsiaTheme="majorHAnsi" w:hAnsiTheme="majorHAnsi" w:hint="eastAsia"/>
+              </w:rPr>
+              <w:t>합격</w:t>
+            </w:r>
+          </w:p>
+          <w:p>
+            <w:pPr>
+              <w:pStyle w:val="1-0"/>
+              <w:rPr>
+                <w:rFonts w:asciiTheme="majorHAnsi" w:eastAsiaTheme="majorHAnsi" w:hAnsiTheme="majorHAnsi" w:hint="eastAsia"/>
+              </w:rPr>
+            </w:pPr>
+            <w:r>
+              <w:rPr>
+                <w:rFonts w:asciiTheme="majorHAnsi" w:eastAsiaTheme="majorHAnsi" w:hAnsiTheme="majorHAnsi" w:hint="eastAsia"/>
+              </w:rPr>
+              <w:t>[20시 2분 41초] [INFO] ■ FC 0x64 차트 정지</w:t>
+            </w:r>
+          </w:p>
+          <w:p>
+            <w:pPr>
+              <w:pStyle w:val="1-0"/>
+              <w:rPr>
+                <w:rFonts w:asciiTheme="majorHAnsi" w:eastAsiaTheme="majorHAnsi" w:hAnsiTheme="majorHAnsi" w:hint="eastAsia"/>
+              </w:rPr>
+            </w:pPr>
+            <w:r>
+              <w:rPr>
+                <w:rFonts w:asciiTheme="majorHAnsi" w:eastAsiaTheme="majorHAnsi" w:hAnsiTheme="majorHAnsi" w:hint="eastAsia"/>
+              </w:rPr>
+              <w:t>[20시 2분 42초] [INFO] ■ 레지스터 초기값 복원 완료 (중단/완료)</w:t>
+            </w:r>
+          </w:p>
+          <w:p>
+            <w:pPr>
+              <w:pStyle w:val="1-0"/>
+              <w:rPr>
+                <w:rFonts w:asciiTheme="majorHAnsi" w:eastAsiaTheme="majorHAnsi" w:hAnsiTheme="majorHAnsi" w:hint="eastAsia"/>
+              </w:rPr>
+            </w:pPr>
+            <w:r>
+              <w:rPr>
+                <w:rFonts w:asciiTheme="majorHAnsi" w:eastAsiaTheme="majorHAnsi" w:hAnsiTheme="majorHAnsi" w:hint="eastAsia"/>
+              </w:rPr>
+              <w:t>[20시 2분 42초] [SUCCESS] 테스트 완료: 합격</w:t>
+            </w:r>
+          </w:p>
+          <w:p>
+            <w:pPr>
+              <w:pStyle w:val="1-0"/>
+              <w:rPr>
+                <w:rFonts w:asciiTheme="majorHAnsi" w:eastAsiaTheme="majorHAnsi" w:hAnsiTheme="majorHAnsi"/>
+              </w:rPr>
+            </w:pPr>
+          </w:p>
+          <w:p>
+            <w:pPr>
+              <w:pStyle w:val="1-0"/>
+              <w:rPr>
+                <w:rFonts w:asciiTheme="majorHAnsi" w:eastAsiaTheme="majorHAnsi" w:hAnsiTheme="majorHAnsi" w:hint="eastAsia"/>
+              </w:rPr>
+            </w:pPr>
+            <w:r>
+              <w:rPr>
+                <w:rFonts w:asciiTheme="majorHAnsi" w:eastAsiaTheme="majorHAnsi" w:hAnsiTheme="majorHAnsi" w:hint="eastAsia"/>
+              </w:rPr>
+              <w:t>[패킷 로그]</w:t>
+            </w:r>
+          </w:p>
+          <w:p>
+            <w:pPr>
+              <w:pStyle w:val="1-0"/>
+              <w:rPr>
+                <w:rFonts w:asciiTheme="majorHAnsi" w:eastAsiaTheme="majorHAnsi" w:hAnsiTheme="majorHAnsi"/>
+              </w:rPr>
+            </w:pPr>
+            <w:r>
+              <w:rPr>
+                <w:rFonts w:asciiTheme="majorHAnsi" w:eastAsiaTheme="majorHAnsi" w:hAnsiTheme="majorHAnsi"/>
+              </w:rPr>
+              <w:t>------------------------------------------------------------</w:t>
+            </w:r>
+          </w:p>
+          <w:p>
+            <w:pPr>
+              <w:pStyle w:val="1-0"/>
+              <w:rPr>
+                <w:rFonts w:asciiTheme="majorHAnsi" w:eastAsiaTheme="majorHAnsi" w:hAnsiTheme="majorHAnsi" w:hint="eastAsia"/>
+              </w:rPr>
+            </w:pPr>
+            <w:r>
+              <w:rPr>
+                <w:rFonts w:asciiTheme="majorHAnsi" w:eastAsiaTheme="majorHAnsi" w:hAnsiTheme="majorHAnsi" w:hint="eastAsia"/>
+              </w:rPr>
+              <w:t>[오후 8:02:28.959] RX  01 64 03 01 0C 24 41 E1 44 BE 54 E1 44 68 76 E0 44 CA FF E0 44 CA FF E0 44 CA FF E0 44 A3 ED A4 42 6A 1E AF 42 30 CD A9 42 64 00 B5 42 4B 64 B5 42 F8 96 B7 42 32 BE  (+44ms)</w:t>
+            </w:r>
+          </w:p>
+          <w:p>
+            <w:pPr>
+              <w:pStyle w:val="1-0"/>
+              <w:rPr>
+                <w:rFonts w:asciiTheme="majorHAnsi" w:eastAsiaTheme="majorHAnsi" w:hAnsiTheme="majorHAnsi" w:hint="eastAsia"/>
+              </w:rPr>
+            </w:pPr>
+            <w:r>
+              <w:rPr>
+                <w:rFonts w:asciiTheme="majorHAnsi" w:eastAsiaTheme="majorHAnsi" w:hAnsiTheme="majorHAnsi" w:hint="eastAsia"/>
+              </w:rPr>
+              <w:t>[오후 8:02:28.961] TX  01 64 03 4A C1  (+2ms)</w:t>
+            </w:r>
+          </w:p>
+          <w:p>
+            <w:pPr>
+              <w:pStyle w:val="1-0"/>
+              <w:rPr>
+                <w:rFonts w:asciiTheme="majorHAnsi" w:eastAsiaTheme="majorHAnsi" w:hAnsiTheme="majorHAnsi" w:hint="eastAsia"/>
+              </w:rPr>
+            </w:pPr>
+            <w:r>
+              <w:rPr>
+                <w:rFonts w:asciiTheme="majorHAnsi" w:eastAsiaTheme="majorHAnsi" w:hAnsiTheme="majorHAnsi" w:hint="eastAsia"/>
+              </w:rPr>
+              <w:t>[오후 8:02:29.007] RX  01 64 03 01 0C CF 2F E1 44 75 AB E0 44 53 67 E1 44 CA FF E0 44 CA FF E0 44 CA FF E0 44 DA 1D A7 42 0E 1A B2 42 10 5A A5 42 D9 46 B5 42 60 F7 B6 42 07 88 B4 42 CF 12  (+46ms)</w:t>
+            </w:r>
+          </w:p>
+          <w:p>
+            <w:pPr>
+              <w:pStyle w:val="1-0"/>
+              <w:rPr>
+                <w:rFonts w:asciiTheme="majorHAnsi" w:eastAsiaTheme="majorHAnsi" w:hAnsiTheme="majorHAnsi" w:hint="eastAsia"/>
+              </w:rPr>
+            </w:pPr>
+            <w:r>
+              <w:rPr>
+                <w:rFonts w:asciiTheme="majorHAnsi" w:eastAsiaTheme="majorHAnsi" w:hAnsiTheme="majorHAnsi" w:hint="eastAsia"/>
+              </w:rPr>
+              <w:t>[오후 8:02:29.009] TX  01 64 03 4A C1  (+2ms)</w:t>
+            </w:r>
+          </w:p>
+          <w:p>
+            <w:pPr>
+              <w:pStyle w:val="1-0"/>
+              <w:rPr>
+                <w:rFonts w:asciiTheme="majorHAnsi" w:eastAsiaTheme="majorHAnsi" w:hAnsiTheme="majorHAnsi" w:hint="eastAsia"/>
+              </w:rPr>
+            </w:pPr>
+            <w:r>
+              <w:rPr>
+                <w:rFonts w:asciiTheme="majorHAnsi" w:eastAsiaTheme="majorHAnsi" w:hAnsiTheme="majorHAnsi" w:hint="eastAsia"/>
+              </w:rPr>
+              <w:t>[오후 8:02:29.055] RX  01 64 03 01 0C 3E FE E0 44 F1 9D E0 44 04 53 E1 44 CA FF E0 44 CA FF E0 44 CA FF E0 44 10 87 B8 42 28 0C AD 42 05 31 A8 42 FB 7D B6 42 97 0E B7 42 6B BF B4 42 34 71  (+46ms)</w:t>
+            </w:r>
+          </w:p>
+          <w:p>
+            <w:pPr>
+              <w:pStyle w:val="1-0"/>
+              <w:rPr>
+                <w:rFonts w:asciiTheme="majorHAnsi" w:eastAsiaTheme="majorHAnsi" w:hAnsiTheme="majorHAnsi" w:hint="eastAsia"/>
+              </w:rPr>
+            </w:pPr>
+            <w:r>
+              <w:rPr>
+                <w:rFonts w:asciiTheme="majorHAnsi" w:eastAsiaTheme="majorHAnsi" w:hAnsiTheme="majorHAnsi" w:hint="eastAsia"/>
+              </w:rPr>
+              <w:t>[오후 8:02:29.057] TX  01 06 D0 01 00 00 E0 CA  (+2ms)</w:t>
+            </w:r>
+          </w:p>
+          <w:p>
+            <w:pPr>
+              <w:pStyle w:val="1-0"/>
+              <w:rPr>
+                <w:rFonts w:asciiTheme="majorHAnsi" w:eastAsiaTheme="majorHAnsi" w:hAnsiTheme="majorHAnsi" w:hint="eastAsia"/>
+              </w:rPr>
+            </w:pPr>
+            <w:r>
+              <w:rPr>
+                <w:rFonts w:asciiTheme="majorHAnsi" w:eastAsiaTheme="majorHAnsi" w:hAnsiTheme="majorHAnsi" w:hint="eastAsia"/>
+              </w:rPr>
+              <w:t>[오후 8:02:29.269] ER  Slave 1: Write response timeout (200ms)  (+212ms)</w:t>
+            </w:r>
+          </w:p>
+          <w:p>
+            <w:pPr>
+              <w:pStyle w:val="1-0"/>
+              <w:rPr>
+                <w:rFonts w:asciiTheme="majorHAnsi" w:eastAsiaTheme="majorHAnsi" w:hAnsiTheme="majorHAnsi" w:hint="eastAsia"/>
+              </w:rPr>
+            </w:pPr>
+            <w:r>
+              <w:rPr>
+                <w:rFonts w:asciiTheme="majorHAnsi" w:eastAsiaTheme="majorHAnsi" w:hAnsiTheme="majorHAnsi" w:hint="eastAsia"/>
+              </w:rPr>
+              <w:t>[오후 8:02:29.271] TX  01 64 03 4A C1  (+2ms)</w:t>
+            </w:r>
+          </w:p>
+          <w:p>
+            <w:pPr>
+              <w:pStyle w:val="1-0"/>
+              <w:rPr>
+                <w:rFonts w:asciiTheme="majorHAnsi" w:eastAsiaTheme="majorHAnsi" w:hAnsiTheme="majorHAnsi" w:hint="eastAsia"/>
+              </w:rPr>
+            </w:pPr>
+            <w:r>
+              <w:rPr>
+                <w:rFonts w:asciiTheme="majorHAnsi" w:eastAsiaTheme="majorHAnsi" w:hAnsiTheme="majorHAnsi" w:hint="eastAsia"/>
+              </w:rPr>
+              <w:t>[오후 8:02:29.327] RX  01 64 03 01 0C E6 3D E1 44 55 C6 E0 44 3E 7C E1 44 CA FF E0 44 CA FF E0 44 CA FF E0 44 C9 C4 BB 42 BF 42 B3 42 6C 6D A5 42 52 B4 B5 42 F9 84 B6 42 00 1D B4 42 82 D7  (+56ms)</w:t>
+            </w:r>
+          </w:p>
+          <w:p>
+            <w:pPr>
+              <w:pStyle w:val="1-0"/>
+              <w:rPr>
+                <w:rFonts w:asciiTheme="majorHAnsi" w:eastAsiaTheme="majorHAnsi" w:hAnsiTheme="majorHAnsi" w:hint="eastAsia"/>
+              </w:rPr>
+            </w:pPr>
+            <w:r>
+              <w:rPr>
+                <w:rFonts w:asciiTheme="majorHAnsi" w:eastAsiaTheme="majorHAnsi" w:hAnsiTheme="majorHAnsi" w:hint="eastAsia"/>
+              </w:rPr>
+              <w:t>[오후 8:02:29.329] TX  01 64 03 4A C1  (+2ms)</w:t>
+            </w:r>
+          </w:p>
+          <w:p>
+            <w:pPr>
+              <w:pStyle w:val="1-0"/>
+              <w:rPr>
+                <w:rFonts w:asciiTheme="majorHAnsi" w:eastAsiaTheme="majorHAnsi" w:hAnsiTheme="majorHAnsi" w:hint="eastAsia"/>
+              </w:rPr>
+            </w:pPr>
+            <w:r>
+              <w:rPr>
+                <w:rFonts w:asciiTheme="majorHAnsi" w:eastAsiaTheme="majorHAnsi" w:hAnsiTheme="majorHAnsi" w:hint="eastAsia"/>
+              </w:rPr>
+              <w:t xml:space="preserve">[오후 8:02:29.375] RX  01 64 03 01 0C C8 19 E1 44 5D AB E0 44 2F 5E E1 44 CA FF E0 44 CA FF E0 44 CA FF E0 44 0E D6 B9 42 3D 85 AA 42 40 9B A9 42 2A 02 B6 42 AA BC B6 42 07 </w:t>
+            </w:r>
+            <w:r>
+              <w:rPr>
+                <w:rFonts w:asciiTheme="majorHAnsi" w:eastAsiaTheme="majorHAnsi" w:hAnsiTheme="majorHAnsi" w:hint="eastAsia"/>
+              </w:rPr>
+              <w:lastRenderedPageBreak/>
+              <w:t>6D B4 42 D7 B3  (+46ms)</w:t>
+            </w:r>
+          </w:p>
+          <w:p>
+            <w:pPr>
+              <w:pStyle w:val="1-0"/>
+              <w:rPr>
+                <w:rFonts w:asciiTheme="majorHAnsi" w:eastAsiaTheme="majorHAnsi" w:hAnsiTheme="majorHAnsi" w:hint="eastAsia"/>
+              </w:rPr>
+            </w:pPr>
+            <w:r>
+              <w:rPr>
+                <w:rFonts w:asciiTheme="majorHAnsi" w:eastAsiaTheme="majorHAnsi" w:hAnsiTheme="majorHAnsi" w:hint="eastAsia"/>
+              </w:rPr>
+              <w:t>[오후 8:02:29.376] TX  01 64 03 4A C1  (+1ms)</w:t>
+            </w:r>
+          </w:p>
+          <w:p>
+            <w:pPr>
+              <w:pStyle w:val="1-0"/>
+              <w:rPr>
+                <w:rFonts w:asciiTheme="majorHAnsi" w:eastAsiaTheme="majorHAnsi" w:hAnsiTheme="majorHAnsi" w:hint="eastAsia"/>
+              </w:rPr>
+            </w:pPr>
+            <w:r>
+              <w:rPr>
+                <w:rFonts w:asciiTheme="majorHAnsi" w:eastAsiaTheme="majorHAnsi" w:hAnsiTheme="majorHAnsi" w:hint="eastAsia"/>
+              </w:rPr>
+              <w:t>[오후 8:02:29.423] RX  01 64 03 01 0C 31 4A E1 44 66 92 E1 44 65 C7 E0 44 CA FF E0 44 CA FF E0 44 CA FF E0 44 24 BB BD 42 6A 12 AD 42 C2 A9 AD 42 64 5E B5 42 52 3C B4 42 82 53 B6 42 FB EB  (+47ms)</w:t>
+            </w:r>
+          </w:p>
+          <w:p>
+            <w:pPr>
+              <w:pStyle w:val="1-0"/>
+              <w:rPr>
+                <w:rFonts w:asciiTheme="majorHAnsi" w:eastAsiaTheme="majorHAnsi" w:hAnsiTheme="majorHAnsi" w:hint="eastAsia"/>
+              </w:rPr>
+            </w:pPr>
+            <w:r>
+              <w:rPr>
+                <w:rFonts w:asciiTheme="majorHAnsi" w:eastAsiaTheme="majorHAnsi" w:hAnsiTheme="majorHAnsi" w:hint="eastAsia"/>
+              </w:rPr>
+              <w:t>[오후 8:02:29.426] TX  01 64 03 4A C1  (+3ms)</w:t>
+            </w:r>
+          </w:p>
+          <w:p>
+            <w:pPr>
+              <w:pStyle w:val="1-0"/>
+              <w:rPr>
+                <w:rFonts w:asciiTheme="majorHAnsi" w:eastAsiaTheme="majorHAnsi" w:hAnsiTheme="majorHAnsi" w:hint="eastAsia"/>
+              </w:rPr>
+            </w:pPr>
+            <w:r>
+              <w:rPr>
+                <w:rFonts w:asciiTheme="majorHAnsi" w:eastAsiaTheme="majorHAnsi" w:hAnsiTheme="majorHAnsi" w:hint="eastAsia"/>
+              </w:rPr>
+              <w:t>[오후 8:02:29.471] RX  01 64 03 01 0C F5 79 E1 44 18 55 E1 44 5B 49 E1 44 CA FF E0 44 CA FF E0 44 CA FF E0 44 6C 23 A8 42 2E 9B A8 42 EB 54 BD 42 5D F0 B3 42 07 56 B4 42 C1 35 B5 42 3A E0  (+45ms)</w:t>
+            </w:r>
+          </w:p>
+          <w:p>
+            <w:pPr>
+              <w:pStyle w:val="1-0"/>
+              <w:rPr>
+                <w:rFonts w:asciiTheme="majorHAnsi" w:eastAsiaTheme="majorHAnsi" w:hAnsiTheme="majorHAnsi" w:hint="eastAsia"/>
+              </w:rPr>
+            </w:pPr>
+            <w:r>
+              <w:rPr>
+                <w:rFonts w:asciiTheme="majorHAnsi" w:eastAsiaTheme="majorHAnsi" w:hAnsiTheme="majorHAnsi" w:hint="eastAsia"/>
+              </w:rPr>
+              <w:t>[오후 8:02:29.474] TX  01 64 03 4A C1  (+3ms)</w:t>
+            </w:r>
+          </w:p>
+          <w:p>
+            <w:pPr>
+              <w:pStyle w:val="1-0"/>
+              <w:rPr>
+                <w:rFonts w:asciiTheme="majorHAnsi" w:eastAsiaTheme="majorHAnsi" w:hAnsiTheme="majorHAnsi" w:hint="eastAsia"/>
+              </w:rPr>
+            </w:pPr>
+            <w:r>
+              <w:rPr>
+                <w:rFonts w:asciiTheme="majorHAnsi" w:eastAsiaTheme="majorHAnsi" w:hAnsiTheme="majorHAnsi" w:hint="eastAsia"/>
+              </w:rPr>
+              <w:t>[오후 8:02:29.519] RX  01 64 03 01 0C 15 05 E1 44 FC 91 E1 44 12 35 E1 44 CA FF E0 44 CA FF E0 44 CA FF E0 44 8F A7 5C 42 1C E8 A7 42 AB 5E BB 42 19 EF B4 42 F7 62 B3 42 C8 42 B5 42 B4 A7  (+45ms)</w:t>
+            </w:r>
+          </w:p>
+          <w:p>
+            <w:pPr>
+              <w:pStyle w:val="1-0"/>
+              <w:rPr>
+                <w:rFonts w:asciiTheme="majorHAnsi" w:eastAsiaTheme="majorHAnsi" w:hAnsiTheme="majorHAnsi" w:hint="eastAsia"/>
+              </w:rPr>
+            </w:pPr>
+            <w:r>
+              <w:rPr>
+                <w:rFonts w:asciiTheme="majorHAnsi" w:eastAsiaTheme="majorHAnsi" w:hAnsiTheme="majorHAnsi" w:hint="eastAsia"/>
+              </w:rPr>
+              <w:t>[오후 8:02:29.523] TX  01 64 03 4A C1  (+4ms)</w:t>
+            </w:r>
+          </w:p>
+          <w:p>
+            <w:pPr>
+              <w:pStyle w:val="1-0"/>
+              <w:rPr>
+                <w:rFonts w:asciiTheme="majorHAnsi" w:eastAsiaTheme="majorHAnsi" w:hAnsiTheme="majorHAnsi" w:hint="eastAsia"/>
+              </w:rPr>
+            </w:pPr>
+            <w:r>
+              <w:rPr>
+                <w:rFonts w:asciiTheme="majorHAnsi" w:eastAsiaTheme="majorHAnsi" w:hAnsiTheme="majorHAnsi" w:hint="eastAsia"/>
+              </w:rPr>
+              <w:t>[오후 8:02:29.567] RX  01 64 03 01 0C A8 F5 E0 44 A8 B5 E0 44 5F 5B E1 44 CA FF E0 44 CA FF E0 44 CA FF E0 44 E2 18 77 42 E6 9D A8 42 99 52 A6 42 05 10 B5 42 BA 36 B6 42 0D FC B3 42 16 4F  (+44ms)</w:t>
+            </w:r>
+          </w:p>
+          <w:p>
+            <w:pPr>
+              <w:pStyle w:val="1-0"/>
+              <w:rPr>
+                <w:rFonts w:asciiTheme="majorHAnsi" w:eastAsiaTheme="majorHAnsi" w:hAnsiTheme="majorHAnsi" w:hint="eastAsia"/>
+              </w:rPr>
+            </w:pPr>
+            <w:r>
+              <w:rPr>
+                <w:rFonts w:asciiTheme="majorHAnsi" w:eastAsiaTheme="majorHAnsi" w:hAnsiTheme="majorHAnsi" w:hint="eastAsia"/>
+              </w:rPr>
+              <w:t>[오후 8:02:29.570] TX  01 64 03 4A C1  (+3ms)</w:t>
+            </w:r>
+          </w:p>
+          <w:p>
+            <w:pPr>
+              <w:pStyle w:val="1-0"/>
+              <w:rPr>
+                <w:rFonts w:asciiTheme="majorHAnsi" w:eastAsiaTheme="majorHAnsi" w:hAnsiTheme="majorHAnsi" w:hint="eastAsia"/>
+              </w:rPr>
+            </w:pPr>
+            <w:r>
+              <w:rPr>
+                <w:rFonts w:asciiTheme="majorHAnsi" w:eastAsiaTheme="majorHAnsi" w:hAnsiTheme="majorHAnsi" w:hint="eastAsia"/>
+              </w:rPr>
+              <w:t>[오후 8:02:29.615] RX  01 64 03 01 0C C6 56 E1 44 5A C9 E0 44 03 71 E1 44 CA FF E0 44 CA FF E0 44 CA FF E0 44 76 B2 BD 42 5E 9A AC 42 71 3D A9 42 A4 CB B4 42 F4 E5 B5 42 C7 91 B3 42 97 02  (+45ms)</w:t>
+            </w:r>
+          </w:p>
+          <w:p>
+            <w:pPr>
+              <w:pStyle w:val="1-0"/>
+              <w:rPr>
+                <w:rFonts w:asciiTheme="majorHAnsi" w:eastAsiaTheme="majorHAnsi" w:hAnsiTheme="majorHAnsi" w:hint="eastAsia"/>
+              </w:rPr>
+            </w:pPr>
+            <w:r>
+              <w:rPr>
+                <w:rFonts w:asciiTheme="majorHAnsi" w:eastAsiaTheme="majorHAnsi" w:hAnsiTheme="majorHAnsi" w:hint="eastAsia"/>
+              </w:rPr>
+              <w:t>[오후 8:02:29.619] TX  01 64 03 4A C1  (+4ms)</w:t>
+            </w:r>
+          </w:p>
+          <w:p>
+            <w:pPr>
+              <w:pStyle w:val="1-0"/>
+              <w:rPr>
+                <w:rFonts w:asciiTheme="majorHAnsi" w:eastAsiaTheme="majorHAnsi" w:hAnsiTheme="majorHAnsi" w:hint="eastAsia"/>
+              </w:rPr>
+            </w:pPr>
+            <w:r>
+              <w:rPr>
+                <w:rFonts w:asciiTheme="majorHAnsi" w:eastAsiaTheme="majorHAnsi" w:hAnsiTheme="majorHAnsi" w:hint="eastAsia"/>
+              </w:rPr>
+              <w:t>[오후 8:02:29.662] RX  01 64 03 01 0C A5 1D E1 44 52 A4 E0 44 BE 4A E1 44 CA FF E0 44 CA FF E0 44 CA FF E0 44 C1 4A BC 42 AF 9C A8 42 F4 29 A7 42 B4 58 B5 42 70 43 B6 42 BA 01 B4 42 02 DC  (+43ms)</w:t>
+            </w:r>
+          </w:p>
+          <w:p>
+            <w:pPr>
+              <w:pStyle w:val="1-0"/>
+              <w:rPr>
+                <w:rFonts w:asciiTheme="majorHAnsi" w:eastAsiaTheme="majorHAnsi" w:hAnsiTheme="majorHAnsi" w:hint="eastAsia"/>
+              </w:rPr>
+            </w:pPr>
+            <w:r>
+              <w:rPr>
+                <w:rFonts w:asciiTheme="majorHAnsi" w:eastAsiaTheme="majorHAnsi" w:hAnsiTheme="majorHAnsi" w:hint="eastAsia"/>
+              </w:rPr>
+              <w:t>[오후 8:02:29.664] TX  01 64 03 4A C1  (+2ms)</w:t>
+            </w:r>
+          </w:p>
+          <w:p>
+            <w:pPr>
+              <w:pStyle w:val="1-0"/>
+              <w:rPr>
+                <w:rFonts w:asciiTheme="majorHAnsi" w:eastAsiaTheme="majorHAnsi" w:hAnsiTheme="majorHAnsi" w:hint="eastAsia"/>
+              </w:rPr>
+            </w:pPr>
+            <w:r>
+              <w:rPr>
+                <w:rFonts w:asciiTheme="majorHAnsi" w:eastAsiaTheme="majorHAnsi" w:hAnsiTheme="majorHAnsi" w:hint="eastAsia"/>
+              </w:rPr>
+              <w:t>[오후 8:02:29.711] RX  01 64 03 01 0C E7 17 E1 44 5C 0C E1 44 9D D1 E0 44 CA FF E0 44 CA FF E0 44 CA FF E0 44 7F 4C BF 42 7E 08 BC 42 7E 1F 88 42 DB 5F B5 42 79 7B B5 42 27 3E B5 42 38 FA  (+47ms)</w:t>
+            </w:r>
+          </w:p>
+          <w:p>
+            <w:pPr>
+              <w:pStyle w:val="1-0"/>
+              <w:rPr>
+                <w:rFonts w:asciiTheme="majorHAnsi" w:eastAsiaTheme="majorHAnsi" w:hAnsiTheme="majorHAnsi" w:hint="eastAsia"/>
+              </w:rPr>
+            </w:pPr>
+            <w:r>
+              <w:rPr>
+                <w:rFonts w:asciiTheme="majorHAnsi" w:eastAsiaTheme="majorHAnsi" w:hAnsiTheme="majorHAnsi" w:hint="eastAsia"/>
+              </w:rPr>
+              <w:t>[오후 8:02:29.713] TX  01 64 03 4A C1  (+2ms)</w:t>
+            </w:r>
+          </w:p>
+          <w:p>
+            <w:pPr>
+              <w:pStyle w:val="1-0"/>
+              <w:rPr>
+                <w:rFonts w:asciiTheme="majorHAnsi" w:eastAsiaTheme="majorHAnsi" w:hAnsiTheme="majorHAnsi" w:hint="eastAsia"/>
+              </w:rPr>
+            </w:pPr>
+            <w:r>
+              <w:rPr>
+                <w:rFonts w:asciiTheme="majorHAnsi" w:eastAsiaTheme="majorHAnsi" w:hAnsiTheme="majorHAnsi" w:hint="eastAsia"/>
+              </w:rPr>
+              <w:t>[오후 8:02:29.758] RX  01 64 03 01 0C D0 83 E1 44 EA D3 E0 44 05 A5 E1 44 CA FF E0 44 CA FF E0 44 CA FF E0 44 46 A0 B1 42 36 4A 6C 42 7D EE AC 42 C2 D8 B3 42 23 17 B5 42 C9 5E B3 42 FD 41  (+45ms)</w:t>
+            </w:r>
+          </w:p>
+          <w:p>
+            <w:pPr>
+              <w:pStyle w:val="1-0"/>
+              <w:rPr>
+                <w:rFonts w:asciiTheme="majorHAnsi" w:eastAsiaTheme="majorHAnsi" w:hAnsiTheme="majorHAnsi" w:hint="eastAsia"/>
+              </w:rPr>
+            </w:pPr>
+            <w:r>
+              <w:rPr>
+                <w:rFonts w:asciiTheme="majorHAnsi" w:eastAsiaTheme="majorHAnsi" w:hAnsiTheme="majorHAnsi" w:hint="eastAsia"/>
+              </w:rPr>
+              <w:t>[오후 8:02:29.762] TX  01 64 03 4A C1  (+4ms)</w:t>
+            </w:r>
+          </w:p>
+          <w:p>
+            <w:pPr>
+              <w:pStyle w:val="1-0"/>
+              <w:rPr>
+                <w:rFonts w:asciiTheme="majorHAnsi" w:eastAsiaTheme="majorHAnsi" w:hAnsiTheme="majorHAnsi" w:hint="eastAsia"/>
+              </w:rPr>
+            </w:pPr>
+            <w:r>
+              <w:rPr>
+                <w:rFonts w:asciiTheme="majorHAnsi" w:eastAsiaTheme="majorHAnsi" w:hAnsiTheme="majorHAnsi" w:hint="eastAsia"/>
+              </w:rPr>
+              <w:t>[오후 8:02:29.822] RX  01 64 03 01 0C CE DE E0 44 05 F0 E0 44 70 A1 E1 44 CA FF E0 44 CA FF E0 44 CA FF E0 44 AD B5 B1 42 3C BE 85 42 99 8D B0 42 6B 71 B5 42 01 B7 B4 42 61 4A B3 42 13 93  (+60ms)</w:t>
+            </w:r>
+          </w:p>
+          <w:p>
+            <w:pPr>
+              <w:pStyle w:val="1-0"/>
+              <w:rPr>
+                <w:rFonts w:asciiTheme="majorHAnsi" w:eastAsiaTheme="majorHAnsi" w:hAnsiTheme="majorHAnsi" w:hint="eastAsia"/>
+              </w:rPr>
+            </w:pPr>
+            <w:r>
+              <w:rPr>
+                <w:rFonts w:asciiTheme="majorHAnsi" w:eastAsiaTheme="majorHAnsi" w:hAnsiTheme="majorHAnsi" w:hint="eastAsia"/>
+              </w:rPr>
+              <w:lastRenderedPageBreak/>
+              <w:t>[오후 8:02:29.827] TX  01 04 D0 2D 00 01 99 03  (+5ms)</w:t>
+            </w:r>
+          </w:p>
+          <w:p>
+            <w:pPr>
+              <w:pStyle w:val="1-0"/>
+              <w:rPr>
+                <w:rFonts w:asciiTheme="majorHAnsi" w:eastAsiaTheme="majorHAnsi" w:hAnsiTheme="majorHAnsi" w:hint="eastAsia"/>
+              </w:rPr>
+            </w:pPr>
+            <w:r>
+              <w:rPr>
+                <w:rFonts w:asciiTheme="majorHAnsi" w:eastAsiaTheme="majorHAnsi" w:hAnsiTheme="majorHAnsi" w:hint="eastAsia"/>
+              </w:rPr>
+              <w:t>[오후 8:02:29.838] RX  01 04 02 04 F7 FA 76  (+11ms)</w:t>
+            </w:r>
+          </w:p>
+          <w:p>
+            <w:pPr>
+              <w:pStyle w:val="1-0"/>
+              <w:rPr>
+                <w:rFonts w:asciiTheme="majorHAnsi" w:eastAsiaTheme="majorHAnsi" w:hAnsiTheme="majorHAnsi" w:hint="eastAsia"/>
+              </w:rPr>
+            </w:pPr>
+            <w:r>
+              <w:rPr>
+                <w:rFonts w:asciiTheme="majorHAnsi" w:eastAsiaTheme="majorHAnsi" w:hAnsiTheme="majorHAnsi" w:hint="eastAsia"/>
+              </w:rPr>
+              <w:t>[오후 8:02:29.840] TX  01 64 03 4A C1  (+2ms)</w:t>
+            </w:r>
+          </w:p>
+          <w:p>
+            <w:pPr>
+              <w:pStyle w:val="1-0"/>
+              <w:rPr>
+                <w:rFonts w:asciiTheme="majorHAnsi" w:eastAsiaTheme="majorHAnsi" w:hAnsiTheme="majorHAnsi" w:hint="eastAsia"/>
+              </w:rPr>
+            </w:pPr>
+            <w:r>
+              <w:rPr>
+                <w:rFonts w:asciiTheme="majorHAnsi" w:eastAsiaTheme="majorHAnsi" w:hAnsiTheme="majorHAnsi" w:hint="eastAsia"/>
+              </w:rPr>
+              <w:t>[오후 8:02:29.887] RX  01 64 03 01 0C 1E BF E0 44 72 E2 E0 44 76 B5 E1 44 CA FF E0 44 CA FF E0 44 CA FF E0 44 EB 53 AC 42 92 62 64 42 6E 41 AF 42 90 B7 B5 42 C9 B5 B4 42 6D EE B2 42 D7 96  (+47ms)</w:t>
+            </w:r>
+          </w:p>
+          <w:p>
+            <w:pPr>
+              <w:pStyle w:val="1-0"/>
+              <w:rPr>
+                <w:rFonts w:asciiTheme="majorHAnsi" w:eastAsiaTheme="majorHAnsi" w:hAnsiTheme="majorHAnsi" w:hint="eastAsia"/>
+              </w:rPr>
+            </w:pPr>
+            <w:r>
+              <w:rPr>
+                <w:rFonts w:asciiTheme="majorHAnsi" w:eastAsiaTheme="majorHAnsi" w:hAnsiTheme="majorHAnsi" w:hint="eastAsia"/>
+              </w:rPr>
+              <w:t>[오후 8:02:29.891] TX  01 64 03 4A C1  (+4ms)</w:t>
+            </w:r>
+          </w:p>
+          <w:p>
+            <w:pPr>
+              <w:pStyle w:val="1-0"/>
+              <w:rPr>
+                <w:rFonts w:asciiTheme="majorHAnsi" w:eastAsiaTheme="majorHAnsi" w:hAnsiTheme="majorHAnsi" w:hint="eastAsia"/>
+              </w:rPr>
+            </w:pPr>
+            <w:r>
+              <w:rPr>
+                <w:rFonts w:asciiTheme="majorHAnsi" w:eastAsiaTheme="majorHAnsi" w:hAnsiTheme="majorHAnsi" w:hint="eastAsia"/>
+              </w:rPr>
+              <w:t>[오후 8:02:29.950] RX  01 64 03 01 0C 4A ED E0 44 DA B8 E0 44 5B 4F E1 44 CA FF E0 44 CA FF E0 44 CA FF E0 44 F9 36 B1 42 F1 E7 AE 42 43 FF 96 42 DB 0F B5 42 31 95 B5 42 D8 6D B3 42 5B D9  (+59ms)</w:t>
+            </w:r>
+          </w:p>
+          <w:p>
+            <w:pPr>
+              <w:pStyle w:val="1-0"/>
+              <w:rPr>
+                <w:rFonts w:asciiTheme="majorHAnsi" w:eastAsiaTheme="majorHAnsi" w:hAnsiTheme="majorHAnsi" w:hint="eastAsia"/>
+              </w:rPr>
+            </w:pPr>
+            <w:r>
+              <w:rPr>
+                <w:rFonts w:asciiTheme="majorHAnsi" w:eastAsiaTheme="majorHAnsi" w:hAnsiTheme="majorHAnsi" w:hint="eastAsia"/>
+              </w:rPr>
+              <w:t>[오후 8:02:29.955] TX  01 64 03 4A C1  (+5ms)</w:t>
+            </w:r>
+          </w:p>
+          <w:p>
+            <w:pPr>
+              <w:pStyle w:val="1-0"/>
+              <w:rPr>
+                <w:rFonts w:asciiTheme="majorHAnsi" w:eastAsiaTheme="majorHAnsi" w:hAnsiTheme="majorHAnsi" w:hint="eastAsia"/>
+              </w:rPr>
+            </w:pPr>
+            <w:r>
+              <w:rPr>
+                <w:rFonts w:asciiTheme="majorHAnsi" w:eastAsiaTheme="majorHAnsi" w:hAnsiTheme="majorHAnsi" w:hint="eastAsia"/>
+              </w:rPr>
+              <w:t>[오후 8:02:30.014] RX  01 64 03 01 0C 2D 26 E1 44 80 47 E1 44 26 01 E1 44 CA FF E0 44 CA FF E0 44 CA FF E0 44 57 A6 B8 42 BE 6E 98 42 D7 B6 B3 42 11 B9 B4 42 DA 79 B3 42 62 25 B5 42 58 02  (+59ms)</w:t>
+            </w:r>
+          </w:p>
+          <w:p>
+            <w:pPr>
+              <w:pStyle w:val="1-0"/>
+              <w:rPr>
+                <w:rFonts w:asciiTheme="majorHAnsi" w:eastAsiaTheme="majorHAnsi" w:hAnsiTheme="majorHAnsi" w:hint="eastAsia"/>
+              </w:rPr>
+            </w:pPr>
+            <w:r>
+              <w:rPr>
+                <w:rFonts w:asciiTheme="majorHAnsi" w:eastAsiaTheme="majorHAnsi" w:hAnsiTheme="majorHAnsi" w:hint="eastAsia"/>
+              </w:rPr>
+              <w:t>[오후 8:02:30.016] TX  01 64 03 4A C1  (+2ms)</w:t>
+            </w:r>
+          </w:p>
+          <w:p>
+            <w:pPr>
+              <w:pStyle w:val="1-0"/>
+              <w:rPr>
+                <w:rFonts w:asciiTheme="majorHAnsi" w:eastAsiaTheme="majorHAnsi" w:hAnsiTheme="majorHAnsi" w:hint="eastAsia"/>
+              </w:rPr>
+            </w:pPr>
+            <w:r>
+              <w:rPr>
+                <w:rFonts w:asciiTheme="majorHAnsi" w:eastAsiaTheme="majorHAnsi" w:hAnsiTheme="majorHAnsi" w:hint="eastAsia"/>
+              </w:rPr>
+              <w:t>[오후 8:02:30.062] RX  01 64 03 01 0C 68 B5 E0 44 1A F3 E0 44 48 A0 E0 44 CA FF E0 44 CA FF E0 44 CA FF E0 44 97 EF 82 42 4D 74 B5 42 BC 0D 61 42 F7 1E B5 42 38 59 B5 42 47 55 B5 42 FE 6C  (+46ms)</w:t>
+            </w:r>
+          </w:p>
+          <w:p>
+            <w:pPr>
+              <w:pStyle w:val="1-0"/>
+              <w:rPr>
+                <w:rFonts w:asciiTheme="majorHAnsi" w:eastAsiaTheme="majorHAnsi" w:hAnsiTheme="majorHAnsi" w:hint="eastAsia"/>
+              </w:rPr>
+            </w:pPr>
+            <w:r>
+              <w:rPr>
+                <w:rFonts w:asciiTheme="majorHAnsi" w:eastAsiaTheme="majorHAnsi" w:hAnsiTheme="majorHAnsi" w:hint="eastAsia"/>
+              </w:rPr>
+              <w:t>[오후 8:02:30.066] TX  01 64 03 4A C1  (+4ms)</w:t>
+            </w:r>
+          </w:p>
+          <w:p>
+            <w:pPr>
+              <w:pStyle w:val="1-0"/>
+              <w:rPr>
+                <w:rFonts w:asciiTheme="majorHAnsi" w:eastAsiaTheme="majorHAnsi" w:hAnsiTheme="majorHAnsi" w:hint="eastAsia"/>
+              </w:rPr>
+            </w:pPr>
+            <w:r>
+              <w:rPr>
+                <w:rFonts w:asciiTheme="majorHAnsi" w:eastAsiaTheme="majorHAnsi" w:hAnsiTheme="majorHAnsi" w:hint="eastAsia"/>
+              </w:rPr>
+              <w:t>[오후 8:02:30.110] RX  01 64 03 01 0C 4E 70 E1 44 C8 A2 E0 44 6B 52 E1 44 CA FF E0 44 CA FF E0 44 CA FF E0 44 43 76 AA 42 D7 F2 80 42 A1 99 AD 42 4A 9F B3 42 94 62 B5 42 EB 05 B4 42 F3 D6  (+44ms)</w:t>
+            </w:r>
+          </w:p>
+          <w:p>
+            <w:pPr>
+              <w:pStyle w:val="1-0"/>
+              <w:rPr>
+                <w:rFonts w:asciiTheme="majorHAnsi" w:eastAsiaTheme="majorHAnsi" w:hAnsiTheme="majorHAnsi" w:hint="eastAsia"/>
+              </w:rPr>
+            </w:pPr>
+            <w:r>
+              <w:rPr>
+                <w:rFonts w:asciiTheme="majorHAnsi" w:eastAsiaTheme="majorHAnsi" w:hAnsiTheme="majorHAnsi" w:hint="eastAsia"/>
+              </w:rPr>
+              <w:t>[오후 8:02:30.114] TX  01 64 03 4A C1  (+4ms)</w:t>
+            </w:r>
+          </w:p>
+          <w:p>
+            <w:pPr>
+              <w:pStyle w:val="1-0"/>
+              <w:rPr>
+                <w:rFonts w:asciiTheme="majorHAnsi" w:eastAsiaTheme="majorHAnsi" w:hAnsiTheme="majorHAnsi" w:hint="eastAsia"/>
+              </w:rPr>
+            </w:pPr>
+            <w:r>
+              <w:rPr>
+                <w:rFonts w:asciiTheme="majorHAnsi" w:eastAsiaTheme="majorHAnsi" w:hAnsiTheme="majorHAnsi" w:hint="eastAsia"/>
+              </w:rPr>
+              <w:t>[오후 8:02:30.159] RX  01 64 03 01 0C BF 6A E0 44 C8 20 E1 44 60 57 E0 44 CA FF E0 44 CA FF E0 44 CA FF E0 44 D4 99 B0 42 97 3D A6 42 34 3C B6 42 3F 88 B6 42 35 B2 B4 42 A3 E3 B6 42 51 37  (+45ms)</w:t>
+            </w:r>
+          </w:p>
+          <w:p>
+            <w:pPr>
+              <w:pStyle w:val="1-0"/>
+              <w:rPr>
+                <w:rFonts w:asciiTheme="majorHAnsi" w:eastAsiaTheme="majorHAnsi" w:hAnsiTheme="majorHAnsi" w:hint="eastAsia"/>
+              </w:rPr>
+            </w:pPr>
+            <w:r>
+              <w:rPr>
+                <w:rFonts w:asciiTheme="majorHAnsi" w:eastAsiaTheme="majorHAnsi" w:hAnsiTheme="majorHAnsi" w:hint="eastAsia"/>
+              </w:rPr>
+              <w:t>[오후 8:02:30.162] TX  01 64 03 4A C1  (+3ms)</w:t>
+            </w:r>
+          </w:p>
+          <w:p>
+            <w:pPr>
+              <w:pStyle w:val="1-0"/>
+              <w:rPr>
+                <w:rFonts w:asciiTheme="majorHAnsi" w:eastAsiaTheme="majorHAnsi" w:hAnsiTheme="majorHAnsi" w:hint="eastAsia"/>
+              </w:rPr>
+            </w:pPr>
+            <w:r>
+              <w:rPr>
+                <w:rFonts w:asciiTheme="majorHAnsi" w:eastAsiaTheme="majorHAnsi" w:hAnsiTheme="majorHAnsi" w:hint="eastAsia"/>
+              </w:rPr>
+              <w:t>[오후 8:02:30.206] RX  01 64 03 01 0C 09 05 E1 44 07 24 E1 44 F4 40 E0 44 CA FF E0 44 CA FF E0 44 CA FF E0 44 AE 5E 99 42 24 0E AA 42 22 37 B0 42 5A 88 B4 42 2C DB B4 42 95 44 B7 42 C7 E5  (+44ms)</w:t>
+            </w:r>
+          </w:p>
+          <w:p>
+            <w:pPr>
+              <w:pStyle w:val="1-0"/>
+              <w:rPr>
+                <w:rFonts w:asciiTheme="majorHAnsi" w:eastAsiaTheme="majorHAnsi" w:hAnsiTheme="majorHAnsi" w:hint="eastAsia"/>
+              </w:rPr>
+            </w:pPr>
+            <w:r>
+              <w:rPr>
+                <w:rFonts w:asciiTheme="majorHAnsi" w:eastAsiaTheme="majorHAnsi" w:hAnsiTheme="majorHAnsi" w:hint="eastAsia"/>
+              </w:rPr>
+              <w:t>[오후 8:02:30.211] TX  01 64 03 4A C1  (+5ms)</w:t>
+            </w:r>
+          </w:p>
+          <w:p>
+            <w:pPr>
+              <w:pStyle w:val="1-0"/>
+              <w:rPr>
+                <w:rFonts w:asciiTheme="majorHAnsi" w:eastAsiaTheme="majorHAnsi" w:hAnsiTheme="majorHAnsi" w:hint="eastAsia"/>
+              </w:rPr>
+            </w:pPr>
+            <w:r>
+              <w:rPr>
+                <w:rFonts w:asciiTheme="majorHAnsi" w:eastAsiaTheme="majorHAnsi" w:hAnsiTheme="majorHAnsi" w:hint="eastAsia"/>
+              </w:rPr>
+              <w:t>[오후 8:02:30.270] RX  01 64 03 01 0C D3 EA E0 44 A0 2C E1 44 AD 5F E0 44 CA FF E0 44 CA FF E0 44 CA FF E0 44 28 95 96 42 54 B2 A4 42 5E E0 B5 42 30 08 B5 42 CF D0 B4 42 34 04 B7 42 D3 BC  (+59ms)</w:t>
+            </w:r>
+          </w:p>
+          <w:p>
+            <w:pPr>
+              <w:pStyle w:val="1-0"/>
+              <w:rPr>
+                <w:rFonts w:asciiTheme="majorHAnsi" w:eastAsiaTheme="majorHAnsi" w:hAnsiTheme="majorHAnsi" w:hint="eastAsia"/>
+              </w:rPr>
+            </w:pPr>
+            <w:r>
+              <w:rPr>
+                <w:rFonts w:asciiTheme="majorHAnsi" w:eastAsiaTheme="majorHAnsi" w:hAnsiTheme="majorHAnsi" w:hint="eastAsia"/>
+              </w:rPr>
+              <w:t>[오후 8:02:30.274] TX  01 64 03 4A C1  (+4ms)</w:t>
+            </w:r>
+          </w:p>
+          <w:p>
+            <w:pPr>
+              <w:pStyle w:val="1-0"/>
+              <w:rPr>
+                <w:rFonts w:asciiTheme="majorHAnsi" w:eastAsiaTheme="majorHAnsi" w:hAnsiTheme="majorHAnsi" w:hint="eastAsia"/>
+              </w:rPr>
+            </w:pPr>
+            <w:r>
+              <w:rPr>
+                <w:rFonts w:asciiTheme="majorHAnsi" w:eastAsiaTheme="majorHAnsi" w:hAnsiTheme="majorHAnsi" w:hint="eastAsia"/>
+              </w:rPr>
+              <w:t xml:space="preserve">[오후 8:02:30.318] RX  01 64 03 01 0C 11 0E E1 44 F7 23 E1 44 31 41 E0 44 CA FF E0 44 CA FF E0 44 CA FF E0 44 97 0A 9A 42 4C E4 A9 42 6B 1F AF 42 BA AE B4 42 98 1E B5 42 CD </w:t>
+            </w:r>
+            <w:r>
+              <w:rPr>
+                <w:rFonts w:asciiTheme="majorHAnsi" w:eastAsiaTheme="majorHAnsi" w:hAnsiTheme="majorHAnsi" w:hint="eastAsia"/>
+              </w:rPr>
+              <w:lastRenderedPageBreak/>
+              <w:t>7C B7 42 41 67  (+44ms)</w:t>
+            </w:r>
+          </w:p>
+          <w:p>
+            <w:pPr>
+              <w:pStyle w:val="1-0"/>
+              <w:rPr>
+                <w:rFonts w:asciiTheme="majorHAnsi" w:eastAsiaTheme="majorHAnsi" w:hAnsiTheme="majorHAnsi" w:hint="eastAsia"/>
+              </w:rPr>
+            </w:pPr>
+            <w:r>
+              <w:rPr>
+                <w:rFonts w:asciiTheme="majorHAnsi" w:eastAsiaTheme="majorHAnsi" w:hAnsiTheme="majorHAnsi" w:hint="eastAsia"/>
+              </w:rPr>
+              <w:t>[오후 8:02:30.321] TX  01 64 03 4A C1  (+3ms)</w:t>
+            </w:r>
+          </w:p>
+          <w:p>
+            <w:pPr>
+              <w:pStyle w:val="1-0"/>
+              <w:rPr>
+                <w:rFonts w:asciiTheme="majorHAnsi" w:eastAsiaTheme="majorHAnsi" w:hAnsiTheme="majorHAnsi" w:hint="eastAsia"/>
+              </w:rPr>
+            </w:pPr>
+            <w:r>
+              <w:rPr>
+                <w:rFonts w:asciiTheme="majorHAnsi" w:eastAsiaTheme="majorHAnsi" w:hAnsiTheme="majorHAnsi" w:hint="eastAsia"/>
+              </w:rPr>
+              <w:t>[오후 8:02:30.366] RX  01 64 03 01 0C CC EE E0 44 97 2D E1 44 E4 61 E0 44 CA FF E0 44 CA FF E0 44 CA FF E0 44 15 DB 98 42 8A 38 A5 42 A1 A8 B5 42 AC 3E B5 42 B7 11 B5 42 02 37 B7 42 7F E5  (+45ms)</w:t>
+            </w:r>
+          </w:p>
+          <w:p>
+            <w:pPr>
+              <w:pStyle w:val="1-0"/>
+              <w:rPr>
+                <w:rFonts w:asciiTheme="majorHAnsi" w:eastAsiaTheme="majorHAnsi" w:hAnsiTheme="majorHAnsi" w:hint="eastAsia"/>
+              </w:rPr>
+            </w:pPr>
+            <w:r>
+              <w:rPr>
+                <w:rFonts w:asciiTheme="majorHAnsi" w:eastAsiaTheme="majorHAnsi" w:hAnsiTheme="majorHAnsi" w:hint="eastAsia"/>
+              </w:rPr>
+              <w:t>[오후 8:02:30.368] TX  01 04 D0 2D 00 01 99 03  (+2ms)</w:t>
+            </w:r>
+          </w:p>
+          <w:p>
+            <w:pPr>
+              <w:pStyle w:val="1-0"/>
+              <w:rPr>
+                <w:rFonts w:asciiTheme="majorHAnsi" w:eastAsiaTheme="majorHAnsi" w:hAnsiTheme="majorHAnsi" w:hint="eastAsia"/>
+              </w:rPr>
+            </w:pPr>
+            <w:r>
+              <w:rPr>
+                <w:rFonts w:asciiTheme="majorHAnsi" w:eastAsiaTheme="majorHAnsi" w:hAnsiTheme="majorHAnsi" w:hint="eastAsia"/>
+              </w:rPr>
+              <w:t>[오후 8:02:30.384] RX  01 04 02 03 BF F8 70  (+16ms)</w:t>
+            </w:r>
+          </w:p>
+          <w:p>
+            <w:pPr>
+              <w:pStyle w:val="1-0"/>
+              <w:rPr>
+                <w:rFonts w:asciiTheme="majorHAnsi" w:eastAsiaTheme="majorHAnsi" w:hAnsiTheme="majorHAnsi" w:hint="eastAsia"/>
+              </w:rPr>
+            </w:pPr>
+            <w:r>
+              <w:rPr>
+                <w:rFonts w:asciiTheme="majorHAnsi" w:eastAsiaTheme="majorHAnsi" w:hAnsiTheme="majorHAnsi" w:hint="eastAsia"/>
+              </w:rPr>
+              <w:t>[오후 8:02:30.385] TX  01 64 03 4A C1  (+1ms)</w:t>
+            </w:r>
+          </w:p>
+          <w:p>
+            <w:pPr>
+              <w:pStyle w:val="1-0"/>
+              <w:rPr>
+                <w:rFonts w:asciiTheme="majorHAnsi" w:eastAsiaTheme="majorHAnsi" w:hAnsiTheme="majorHAnsi" w:hint="eastAsia"/>
+              </w:rPr>
+            </w:pPr>
+            <w:r>
+              <w:rPr>
+                <w:rFonts w:asciiTheme="majorHAnsi" w:eastAsiaTheme="majorHAnsi" w:hAnsiTheme="majorHAnsi" w:hint="eastAsia"/>
+              </w:rPr>
+              <w:t>[오후 8:02:30.430] RX  01 64 03 01 0C 5F 16 E1 44 4F 69 D7 44 75 20 D6 44 CA FF E0 44 00 00 00 00 00 00 00 00 52 E4 99 42 00 00 00 00 00 00 00 00 4F D7 B4 42 00 00 00 00 00 00 00 00 57 D2  (+45ms)</w:t>
+            </w:r>
+          </w:p>
+          <w:p>
+            <w:pPr>
+              <w:pStyle w:val="1-0"/>
+              <w:rPr>
+                <w:rFonts w:asciiTheme="majorHAnsi" w:eastAsiaTheme="majorHAnsi" w:hAnsiTheme="majorHAnsi" w:hint="eastAsia"/>
+              </w:rPr>
+            </w:pPr>
+            <w:r>
+              <w:rPr>
+                <w:rFonts w:asciiTheme="majorHAnsi" w:eastAsiaTheme="majorHAnsi" w:hAnsiTheme="majorHAnsi" w:hint="eastAsia"/>
+              </w:rPr>
+              <w:t>[오후 8:02:30.432] TX  01 64 03 4A C1  (+2ms)</w:t>
+            </w:r>
+          </w:p>
+          <w:p>
+            <w:pPr>
+              <w:pStyle w:val="1-0"/>
+              <w:rPr>
+                <w:rFonts w:asciiTheme="majorHAnsi" w:eastAsiaTheme="majorHAnsi" w:hAnsiTheme="majorHAnsi" w:hint="eastAsia"/>
+              </w:rPr>
+            </w:pPr>
+            <w:r>
+              <w:rPr>
+                <w:rFonts w:asciiTheme="majorHAnsi" w:eastAsiaTheme="majorHAnsi" w:hAnsiTheme="majorHAnsi" w:hint="eastAsia"/>
+              </w:rPr>
+              <w:t>[오후 8:02:30.478] RX  01 64 03 01 0C 3A 91 D4 44 32 E5 CE 44 C4 5B CE 44 00 00 00 00 00 00 00 00 00 00 00 00 00 00 00 00 00 00 00 00 00 00 00 00 00 00 00 00 00 00 00 00 00 00 00 00 90 1E  (+46ms)</w:t>
+            </w:r>
+          </w:p>
+          <w:p>
+            <w:pPr>
+              <w:pStyle w:val="1-0"/>
+              <w:rPr>
+                <w:rFonts w:asciiTheme="majorHAnsi" w:eastAsiaTheme="majorHAnsi" w:hAnsiTheme="majorHAnsi" w:hint="eastAsia"/>
+              </w:rPr>
+            </w:pPr>
+            <w:r>
+              <w:rPr>
+                <w:rFonts w:asciiTheme="majorHAnsi" w:eastAsiaTheme="majorHAnsi" w:hAnsiTheme="majorHAnsi" w:hint="eastAsia"/>
+              </w:rPr>
+              <w:t>[오후 8:02:30.480] TX  01 64 03 4A C1  (+2ms)</w:t>
+            </w:r>
+          </w:p>
+          <w:p>
+            <w:pPr>
+              <w:pStyle w:val="1-0"/>
+              <w:rPr>
+                <w:rFonts w:asciiTheme="majorHAnsi" w:eastAsiaTheme="majorHAnsi" w:hAnsiTheme="majorHAnsi" w:hint="eastAsia"/>
+              </w:rPr>
+            </w:pPr>
+            <w:r>
+              <w:rPr>
+                <w:rFonts w:asciiTheme="majorHAnsi" w:eastAsiaTheme="majorHAnsi" w:hAnsiTheme="majorHAnsi" w:hint="eastAsia"/>
+              </w:rPr>
+              <w:t>[오후 8:02:30.526] RX  01 64 03 01 0C 26 07 CC 44 BF D3 C8 44 8C 79 C6 44 00 00 00 00 00 00 00 00 00 00 00 00 00 00 00 00 00 00 00 00 00 00 00 00 00 00 00 00 00 00 00 00 00 00 00 00 F8 BF  (+46ms)</w:t>
+            </w:r>
+          </w:p>
+          <w:p>
+            <w:pPr>
+              <w:pStyle w:val="1-0"/>
+              <w:rPr>
+                <w:rFonts w:asciiTheme="majorHAnsi" w:eastAsiaTheme="majorHAnsi" w:hAnsiTheme="majorHAnsi" w:hint="eastAsia"/>
+              </w:rPr>
+            </w:pPr>
+            <w:r>
+              <w:rPr>
+                <w:rFonts w:asciiTheme="majorHAnsi" w:eastAsiaTheme="majorHAnsi" w:hAnsiTheme="majorHAnsi" w:hint="eastAsia"/>
+              </w:rPr>
+              <w:t>[오후 8:02:30.528] TX  01 64 03 4A C1  (+2ms)</w:t>
+            </w:r>
+          </w:p>
+          <w:p>
+            <w:pPr>
+              <w:pStyle w:val="1-0"/>
+              <w:rPr>
+                <w:rFonts w:asciiTheme="majorHAnsi" w:eastAsiaTheme="majorHAnsi" w:hAnsiTheme="majorHAnsi" w:hint="eastAsia"/>
+              </w:rPr>
+            </w:pPr>
+            <w:r>
+              <w:rPr>
+                <w:rFonts w:asciiTheme="majorHAnsi" w:eastAsiaTheme="majorHAnsi" w:hAnsiTheme="majorHAnsi" w:hint="eastAsia"/>
+              </w:rPr>
+              <w:t>[오후 8:02:30.574] RX  01 64 03 01 0C B6 02 C6 44 C7 08 C1 44 E3 A1 C0 44 00 00 00 00 00 00 00 00 00 00 00 00 00 00 00 00 00 00 00 00 00 00 00 00 00 00 00 00 00 00 00 00 00 00 00 00 3C B8  (+46ms)</w:t>
+            </w:r>
+          </w:p>
+          <w:p>
+            <w:pPr>
+              <w:pStyle w:val="1-0"/>
+              <w:rPr>
+                <w:rFonts w:asciiTheme="majorHAnsi" w:eastAsiaTheme="majorHAnsi" w:hAnsiTheme="majorHAnsi" w:hint="eastAsia"/>
+              </w:rPr>
+            </w:pPr>
+            <w:r>
+              <w:rPr>
+                <w:rFonts w:asciiTheme="majorHAnsi" w:eastAsiaTheme="majorHAnsi" w:hAnsiTheme="majorHAnsi" w:hint="eastAsia"/>
+              </w:rPr>
+              <w:t>[오후 8:02:30.576] TX  01 64 03 4A C1  (+2ms)</w:t>
+            </w:r>
+          </w:p>
+          <w:p>
+            <w:pPr>
+              <w:pStyle w:val="1-0"/>
+              <w:rPr>
+                <w:rFonts w:asciiTheme="majorHAnsi" w:eastAsiaTheme="majorHAnsi" w:hAnsiTheme="majorHAnsi" w:hint="eastAsia"/>
+              </w:rPr>
+            </w:pPr>
+            <w:r>
+              <w:rPr>
+                <w:rFonts w:asciiTheme="majorHAnsi" w:eastAsiaTheme="majorHAnsi" w:hAnsiTheme="majorHAnsi" w:hint="eastAsia"/>
+              </w:rPr>
+              <w:t>[오후 8:02:30.638] RX  01 64 03 01 0C F4 73 BE 44 06 D9 BB 44 B3 50 BB 44 00 00 00 00 00 00 00 00 00 00 00 00 00 00 00 00 00 00 00 00 00 00 00 00 00 00 00 00 00 00 00 00 00 00 00 00 F0 3D  (+62ms)</w:t>
+            </w:r>
+          </w:p>
+          <w:p>
+            <w:pPr>
+              <w:pStyle w:val="1-0"/>
+              <w:rPr>
+                <w:rFonts w:asciiTheme="majorHAnsi" w:eastAsiaTheme="majorHAnsi" w:hAnsiTheme="majorHAnsi" w:hint="eastAsia"/>
+              </w:rPr>
+            </w:pPr>
+            <w:r>
+              <w:rPr>
+                <w:rFonts w:asciiTheme="majorHAnsi" w:eastAsiaTheme="majorHAnsi" w:hAnsiTheme="majorHAnsi" w:hint="eastAsia"/>
+              </w:rPr>
+              <w:t>[오후 8:02:30.642] TX  01 64 03 4A C1  (+4ms)</w:t>
+            </w:r>
+          </w:p>
+          <w:p>
+            <w:pPr>
+              <w:pStyle w:val="1-0"/>
+              <w:rPr>
+                <w:rFonts w:asciiTheme="majorHAnsi" w:eastAsiaTheme="majorHAnsi" w:hAnsiTheme="majorHAnsi" w:hint="eastAsia"/>
+              </w:rPr>
+            </w:pPr>
+            <w:r>
+              <w:rPr>
+                <w:rFonts w:asciiTheme="majorHAnsi" w:eastAsiaTheme="majorHAnsi" w:hAnsiTheme="majorHAnsi" w:hint="eastAsia"/>
+              </w:rPr>
+              <w:t>[오후 8:02:30.686] RX  01 64 03 01 0C 47 6D B9 44 93 E4 B5 44 AF D5 B4 44 00 00 00 00 00 00 00 00 00 00 00 00 00 00 00 00 00 00 00 00 00 00 00 00 00 00 00 00 00 00 00 00 00 00 00 00 F9 FE  (+44ms)</w:t>
+            </w:r>
+          </w:p>
+          <w:p>
+            <w:pPr>
+              <w:pStyle w:val="1-0"/>
+              <w:rPr>
+                <w:rFonts w:asciiTheme="majorHAnsi" w:eastAsiaTheme="majorHAnsi" w:hAnsiTheme="majorHAnsi" w:hint="eastAsia"/>
+              </w:rPr>
+            </w:pPr>
+            <w:r>
+              <w:rPr>
+                <w:rFonts w:asciiTheme="majorHAnsi" w:eastAsiaTheme="majorHAnsi" w:hAnsiTheme="majorHAnsi" w:hint="eastAsia"/>
+              </w:rPr>
+              <w:t>[오후 8:02:30.690] TX  01 64 03 4A C1  (+4ms)</w:t>
+            </w:r>
+          </w:p>
+          <w:p>
+            <w:pPr>
+              <w:pStyle w:val="1-0"/>
+              <w:rPr>
+                <w:rFonts w:asciiTheme="majorHAnsi" w:eastAsiaTheme="majorHAnsi" w:hAnsiTheme="majorHAnsi" w:hint="eastAsia"/>
+              </w:rPr>
+            </w:pPr>
+            <w:r>
+              <w:rPr>
+                <w:rFonts w:asciiTheme="majorHAnsi" w:eastAsiaTheme="majorHAnsi" w:hAnsiTheme="majorHAnsi" w:hint="eastAsia"/>
+              </w:rPr>
+              <w:t>[오후 8:02:30.750] RX  01 64 03 01 0C 1A 39 B3 44 0E 61 B0 44 E4 50 AE 44 00 00 00 00 00 00 00 00 00 00 00 00 00 00 00 00 00 00 00 00 00 00 00 00 00 00 00 00 00 00 00 00 00 00 00 00 3A 10  (+60ms)</w:t>
+            </w:r>
+          </w:p>
+          <w:p>
+            <w:pPr>
+              <w:pStyle w:val="1-0"/>
+              <w:rPr>
+                <w:rFonts w:asciiTheme="majorHAnsi" w:eastAsiaTheme="majorHAnsi" w:hAnsiTheme="majorHAnsi" w:hint="eastAsia"/>
+              </w:rPr>
+            </w:pPr>
+            <w:r>
+              <w:rPr>
+                <w:rFonts w:asciiTheme="majorHAnsi" w:eastAsiaTheme="majorHAnsi" w:hAnsiTheme="majorHAnsi" w:hint="eastAsia"/>
+              </w:rPr>
+              <w:t>[오후 8:02:30.754] TX  01 64 03 4A C1  (+4ms)</w:t>
+            </w:r>
+          </w:p>
+          <w:p>
+            <w:pPr>
+              <w:pStyle w:val="1-0"/>
+              <w:rPr>
+                <w:rFonts w:asciiTheme="majorHAnsi" w:eastAsiaTheme="majorHAnsi" w:hAnsiTheme="majorHAnsi" w:hint="eastAsia"/>
+              </w:rPr>
+            </w:pPr>
+            <w:r>
+              <w:rPr>
+                <w:rFonts w:asciiTheme="majorHAnsi" w:eastAsiaTheme="majorHAnsi" w:hAnsiTheme="majorHAnsi" w:hint="eastAsia"/>
+              </w:rPr>
+              <w:t xml:space="preserve">[오후 8:02:30.798] RX  01 64 03 01 0C 67 00 AE 44 9C 68 AA 44 DA C2 A8 44 00 00 00 00 </w:t>
+            </w:r>
+            <w:r>
+              <w:rPr>
+                <w:rFonts w:asciiTheme="majorHAnsi" w:eastAsiaTheme="majorHAnsi" w:hAnsiTheme="majorHAnsi" w:hint="eastAsia"/>
+              </w:rPr>
+              <w:lastRenderedPageBreak/>
+              <w:t>00 00 00 00 00 00 00 00 00 00 00 00 00 00 00 00 00 00 00 00 00 00 00 00 00 00 00 00 00 00 00 00 5A 6D  (+44ms)</w:t>
+            </w:r>
+          </w:p>
+          <w:p>
+            <w:pPr>
+              <w:pStyle w:val="1-0"/>
+              <w:rPr>
+                <w:rFonts w:asciiTheme="majorHAnsi" w:eastAsiaTheme="majorHAnsi" w:hAnsiTheme="majorHAnsi" w:hint="eastAsia"/>
+              </w:rPr>
+            </w:pPr>
+            <w:r>
+              <w:rPr>
+                <w:rFonts w:asciiTheme="majorHAnsi" w:eastAsiaTheme="majorHAnsi" w:hAnsiTheme="majorHAnsi" w:hint="eastAsia"/>
+              </w:rPr>
+              <w:t>[오후 8:02:30.800] TX  01 64 03 4A C1  (+2ms)</w:t>
+            </w:r>
+          </w:p>
+          <w:p>
+            <w:pPr>
+              <w:pStyle w:val="1-0"/>
+              <w:rPr>
+                <w:rFonts w:asciiTheme="majorHAnsi" w:eastAsiaTheme="majorHAnsi" w:hAnsiTheme="majorHAnsi" w:hint="eastAsia"/>
+              </w:rPr>
+            </w:pPr>
+            <w:r>
+              <w:rPr>
+                <w:rFonts w:asciiTheme="majorHAnsi" w:eastAsiaTheme="majorHAnsi" w:hAnsiTheme="majorHAnsi" w:hint="eastAsia"/>
+              </w:rPr>
+              <w:t>[오후 8:02:30.847] RX  01 64 03 01 0C FF 95 A8 44 73 B7 A4 44 5C C0 A3 44 00 00 00 00 00 00 00 00 00 00 00 00 00 00 00 00 00 00 00 00 00 00 00 00 00 00 00 00 00 00 00 00 00 00 00 00 8A E3  (+47ms)</w:t>
+            </w:r>
+          </w:p>
+          <w:p>
+            <w:pPr>
+              <w:pStyle w:val="1-0"/>
+              <w:rPr>
+                <w:rFonts w:asciiTheme="majorHAnsi" w:eastAsiaTheme="majorHAnsi" w:hAnsiTheme="majorHAnsi" w:hint="eastAsia"/>
+              </w:rPr>
+            </w:pPr>
+            <w:r>
+              <w:rPr>
+                <w:rFonts w:asciiTheme="majorHAnsi" w:eastAsiaTheme="majorHAnsi" w:hAnsiTheme="majorHAnsi" w:hint="eastAsia"/>
+              </w:rPr>
+              <w:t>[오후 8:02:30.851] TX  01 64 03 4A C1  (+4ms)</w:t>
+            </w:r>
+          </w:p>
+          <w:p>
+            <w:pPr>
+              <w:pStyle w:val="1-0"/>
+              <w:rPr>
+                <w:rFonts w:asciiTheme="majorHAnsi" w:eastAsiaTheme="majorHAnsi" w:hAnsiTheme="majorHAnsi" w:hint="eastAsia"/>
+              </w:rPr>
+            </w:pPr>
+            <w:r>
+              <w:rPr>
+                <w:rFonts w:asciiTheme="majorHAnsi" w:eastAsiaTheme="majorHAnsi" w:hAnsiTheme="majorHAnsi" w:hint="eastAsia"/>
+              </w:rPr>
+              <w:t>[오후 8:02:30.910] RX  01 64 03 01 0C 2C 35 A3 44 3A 46 A1 44 50 80 9F 44 00 00 00 00 00 00 00 00 00 00 00 00 00 00 00 00 00 00 00 00 00 00 00 00 00 00 00 00 00 00 00 00 00 00 00 00 89 BB  (+59ms)</w:t>
+            </w:r>
+          </w:p>
+          <w:p>
+            <w:pPr>
+              <w:pStyle w:val="1-0"/>
+              <w:rPr>
+                <w:rFonts w:asciiTheme="majorHAnsi" w:eastAsiaTheme="majorHAnsi" w:hAnsiTheme="majorHAnsi" w:hint="eastAsia"/>
+              </w:rPr>
+            </w:pPr>
+            <w:r>
+              <w:rPr>
+                <w:rFonts w:asciiTheme="majorHAnsi" w:eastAsiaTheme="majorHAnsi" w:hAnsiTheme="majorHAnsi" w:hint="eastAsia"/>
+              </w:rPr>
+              <w:t>[오후 8:02:30.913] TX  01 04 D0 2D 00 01 99 03  (+3ms)</w:t>
+            </w:r>
+          </w:p>
+          <w:p>
+            <w:pPr>
+              <w:pStyle w:val="1-0"/>
+              <w:rPr>
+                <w:rFonts w:asciiTheme="majorHAnsi" w:eastAsiaTheme="majorHAnsi" w:hAnsiTheme="majorHAnsi" w:hint="eastAsia"/>
+              </w:rPr>
+            </w:pPr>
+            <w:r>
+              <w:rPr>
+                <w:rFonts w:asciiTheme="majorHAnsi" w:eastAsiaTheme="majorHAnsi" w:hAnsiTheme="majorHAnsi" w:hint="eastAsia"/>
+              </w:rPr>
+              <w:t>[오후 8:02:30.926] RX  01 04 02 02 FF F8 10  (+13ms)</w:t>
+            </w:r>
+          </w:p>
+          <w:p>
+            <w:pPr>
+              <w:pStyle w:val="1-0"/>
+              <w:rPr>
+                <w:rFonts w:asciiTheme="majorHAnsi" w:eastAsiaTheme="majorHAnsi" w:hAnsiTheme="majorHAnsi" w:hint="eastAsia"/>
+              </w:rPr>
+            </w:pPr>
+            <w:r>
+              <w:rPr>
+                <w:rFonts w:asciiTheme="majorHAnsi" w:eastAsiaTheme="majorHAnsi" w:hAnsiTheme="majorHAnsi" w:hint="eastAsia"/>
+              </w:rPr>
+              <w:t>[오후 8:02:30.927] TX  01 64 03 4A C1  (+1ms)</w:t>
+            </w:r>
+          </w:p>
+          <w:p>
+            <w:pPr>
+              <w:pStyle w:val="1-0"/>
+              <w:rPr>
+                <w:rFonts w:asciiTheme="majorHAnsi" w:eastAsiaTheme="majorHAnsi" w:hAnsiTheme="majorHAnsi" w:hint="eastAsia"/>
+              </w:rPr>
+            </w:pPr>
+            <w:r>
+              <w:rPr>
+                <w:rFonts w:asciiTheme="majorHAnsi" w:eastAsiaTheme="majorHAnsi" w:hAnsiTheme="majorHAnsi" w:hint="eastAsia"/>
+              </w:rPr>
+              <w:t>[오후 8:02:30.975] RX  01 64 03 01 0C F3 E3 9E 44 DF B9 9A 44 B5 19 9A 44 00 00 00 00 00 00 00 00 00 00 00 00 00 00 00 00 00 00 00 00 00 00 00 00 00 00 00 00 00 00 00 00 00 00 00 00 C3 79  (+48ms)</w:t>
+            </w:r>
+          </w:p>
+          <w:p>
+            <w:pPr>
+              <w:pStyle w:val="1-0"/>
+              <w:rPr>
+                <w:rFonts w:asciiTheme="majorHAnsi" w:eastAsiaTheme="majorHAnsi" w:hAnsiTheme="majorHAnsi" w:hint="eastAsia"/>
+              </w:rPr>
+            </w:pPr>
+            <w:r>
+              <w:rPr>
+                <w:rFonts w:asciiTheme="majorHAnsi" w:eastAsiaTheme="majorHAnsi" w:hAnsiTheme="majorHAnsi" w:hint="eastAsia"/>
+              </w:rPr>
+              <w:t>[오후 8:02:30.978] TX  01 64 03 4A C1  (+3ms)</w:t>
+            </w:r>
+          </w:p>
+          <w:p>
+            <w:pPr>
+              <w:pStyle w:val="1-0"/>
+              <w:rPr>
+                <w:rFonts w:asciiTheme="majorHAnsi" w:eastAsiaTheme="majorHAnsi" w:hAnsiTheme="majorHAnsi" w:hint="eastAsia"/>
+              </w:rPr>
+            </w:pPr>
+            <w:r>
+              <w:rPr>
+                <w:rFonts w:asciiTheme="majorHAnsi" w:eastAsiaTheme="majorHAnsi" w:hAnsiTheme="majorHAnsi" w:hint="eastAsia"/>
+              </w:rPr>
+              <w:t>[오후 8:02:31.038] RX  01 64 03 01 0C 89 92 99 44 E7 47 95 44 52 56 93 44 00 00 00 00 00 00 00 00 00 00 00 00 00 00 00 00 00 00 00 00 00 00 00 00 00 00 00 00 00 00 00 00 00 00 00 00 16 07  (+60ms)</w:t>
+            </w:r>
+          </w:p>
+          <w:p>
+            <w:pPr>
+              <w:pStyle w:val="1-0"/>
+              <w:rPr>
+                <w:rFonts w:asciiTheme="majorHAnsi" w:eastAsiaTheme="majorHAnsi" w:hAnsiTheme="majorHAnsi" w:hint="eastAsia"/>
+              </w:rPr>
+            </w:pPr>
+            <w:r>
+              <w:rPr>
+                <w:rFonts w:asciiTheme="majorHAnsi" w:eastAsiaTheme="majorHAnsi" w:hAnsiTheme="majorHAnsi" w:hint="eastAsia"/>
+              </w:rPr>
+              <w:t>[오후 8:02:31.040] TX  01 64 03 4A C1  (+2ms)</w:t>
+            </w:r>
+          </w:p>
+          <w:p>
+            <w:pPr>
+              <w:pStyle w:val="1-0"/>
+              <w:rPr>
+                <w:rFonts w:asciiTheme="majorHAnsi" w:eastAsiaTheme="majorHAnsi" w:hAnsiTheme="majorHAnsi" w:hint="eastAsia"/>
+              </w:rPr>
+            </w:pPr>
+            <w:r>
+              <w:rPr>
+                <w:rFonts w:asciiTheme="majorHAnsi" w:eastAsiaTheme="majorHAnsi" w:hAnsiTheme="majorHAnsi" w:hint="eastAsia"/>
+              </w:rPr>
+              <w:t>[오후 8:02:31.086] RX  01 64 03 01 0C D4 2E 93 44 2B 02 91 44 CD 95 8F 44 00 00 00 00 00 00 00 00 00 00 00 00 00 00 00 00 00 00 00 00 00 00 00 00 00 00 00 00 00 00 00 00 00 00 00 00 99 D6  (+46ms)</w:t>
+            </w:r>
+          </w:p>
+          <w:p>
+            <w:pPr>
+              <w:pStyle w:val="1-0"/>
+              <w:rPr>
+                <w:rFonts w:asciiTheme="majorHAnsi" w:eastAsiaTheme="majorHAnsi" w:hAnsiTheme="majorHAnsi" w:hint="eastAsia"/>
+              </w:rPr>
+            </w:pPr>
+            <w:r>
+              <w:rPr>
+                <w:rFonts w:asciiTheme="majorHAnsi" w:eastAsiaTheme="majorHAnsi" w:hAnsiTheme="majorHAnsi" w:hint="eastAsia"/>
+              </w:rPr>
+              <w:t>[오후 8:02:31.090] TX  01 64 03 4A C1  (+4ms)</w:t>
+            </w:r>
+          </w:p>
+          <w:p>
+            <w:pPr>
+              <w:pStyle w:val="1-0"/>
+              <w:rPr>
+                <w:rFonts w:asciiTheme="majorHAnsi" w:eastAsiaTheme="majorHAnsi" w:hAnsiTheme="majorHAnsi" w:hint="eastAsia"/>
+              </w:rPr>
+            </w:pPr>
+            <w:r>
+              <w:rPr>
+                <w:rFonts w:asciiTheme="majorHAnsi" w:eastAsiaTheme="majorHAnsi" w:hAnsiTheme="majorHAnsi" w:hint="eastAsia"/>
+              </w:rPr>
+              <w:t>[오후 8:02:31.134] RX  01 64 03 01 0C 12 7A 8E 44 F4 37 8C 44 C8 5E 8A 44 00 00 00 00 00 00 00 00 00 00 00 00 00 00 00 00 00 00 00 00 00 00 00 00 00 00 00 00 00 00 00 00 00 00 00 00 A5 8E  (+44ms)</w:t>
+            </w:r>
+          </w:p>
+          <w:p>
+            <w:pPr>
+              <w:pStyle w:val="1-0"/>
+              <w:rPr>
+                <w:rFonts w:asciiTheme="majorHAnsi" w:eastAsiaTheme="majorHAnsi" w:hAnsiTheme="majorHAnsi" w:hint="eastAsia"/>
+              </w:rPr>
+            </w:pPr>
+            <w:r>
+              <w:rPr>
+                <w:rFonts w:asciiTheme="majorHAnsi" w:eastAsiaTheme="majorHAnsi" w:hAnsiTheme="majorHAnsi" w:hint="eastAsia"/>
+              </w:rPr>
+              <w:t>[오후 8:02:31.136] TX  01 64 03 4A C1  (+2ms)</w:t>
+            </w:r>
+          </w:p>
+          <w:p>
+            <w:pPr>
+              <w:pStyle w:val="1-0"/>
+              <w:rPr>
+                <w:rFonts w:asciiTheme="majorHAnsi" w:eastAsiaTheme="majorHAnsi" w:hAnsiTheme="majorHAnsi" w:hint="eastAsia"/>
+              </w:rPr>
+            </w:pPr>
+            <w:r>
+              <w:rPr>
+                <w:rFonts w:asciiTheme="majorHAnsi" w:eastAsiaTheme="majorHAnsi" w:hAnsiTheme="majorHAnsi" w:hint="eastAsia"/>
+              </w:rPr>
+              <w:t>[오후 8:02:31.182] RX  01 64 03 01 0C 32 51 8A 44 5B D9 85 44 9E 29 86 44 00 00 00 00 00 00 00 00 00 00 00 00 00 00 00 00 00 00 00 00 00 00 00 00 00 00 00 00 00 00 00 00 00 00 00 00 B0 E5  (+46ms)</w:t>
+            </w:r>
+          </w:p>
+          <w:p>
+            <w:pPr>
+              <w:pStyle w:val="1-0"/>
+              <w:rPr>
+                <w:rFonts w:asciiTheme="majorHAnsi" w:eastAsiaTheme="majorHAnsi" w:hAnsiTheme="majorHAnsi" w:hint="eastAsia"/>
+              </w:rPr>
+            </w:pPr>
+            <w:r>
+              <w:rPr>
+                <w:rFonts w:asciiTheme="majorHAnsi" w:eastAsiaTheme="majorHAnsi" w:hAnsiTheme="majorHAnsi" w:hint="eastAsia"/>
+              </w:rPr>
+              <w:t>[오후 8:02:31.184] TX  01 64 03 4A C1  (+2ms)</w:t>
+            </w:r>
+          </w:p>
+          <w:p>
+            <w:pPr>
+              <w:pStyle w:val="1-0"/>
+              <w:rPr>
+                <w:rFonts w:asciiTheme="majorHAnsi" w:eastAsiaTheme="majorHAnsi" w:hAnsiTheme="majorHAnsi" w:hint="eastAsia"/>
+              </w:rPr>
+            </w:pPr>
+            <w:r>
+              <w:rPr>
+                <w:rFonts w:asciiTheme="majorHAnsi" w:eastAsiaTheme="majorHAnsi" w:hAnsiTheme="majorHAnsi" w:hint="eastAsia"/>
+              </w:rPr>
+              <w:t>[오후 8:02:31.230] RX  01 64 03 01 0C AB 21 85 44 E2 0F 83 44 EE A8 81 44 00 00 00 00 00 00 00 00 00 00 00 00 00 00 00 00 00 00 00 00 00 00 00 00 00 00 00 00 00 00 00 00 00 00 00 00 50 2C  (+46ms)</w:t>
+            </w:r>
+          </w:p>
+          <w:p>
+            <w:pPr>
+              <w:pStyle w:val="1-0"/>
+              <w:rPr>
+                <w:rFonts w:asciiTheme="majorHAnsi" w:eastAsiaTheme="majorHAnsi" w:hAnsiTheme="majorHAnsi" w:hint="eastAsia"/>
+              </w:rPr>
+            </w:pPr>
+            <w:r>
+              <w:rPr>
+                <w:rFonts w:asciiTheme="majorHAnsi" w:eastAsiaTheme="majorHAnsi" w:hAnsiTheme="majorHAnsi" w:hint="eastAsia"/>
+              </w:rPr>
+              <w:t>[오후 8:02:31.233] TX  01 64 03 4A C1  (+3ms)</w:t>
+            </w:r>
+          </w:p>
+          <w:p>
+            <w:pPr>
+              <w:pStyle w:val="1-0"/>
+              <w:rPr>
+                <w:rFonts w:asciiTheme="majorHAnsi" w:eastAsiaTheme="majorHAnsi" w:hAnsiTheme="majorHAnsi" w:hint="eastAsia"/>
+              </w:rPr>
+            </w:pPr>
+            <w:r>
+              <w:rPr>
+                <w:rFonts w:asciiTheme="majorHAnsi" w:eastAsiaTheme="majorHAnsi" w:hAnsiTheme="majorHAnsi" w:hint="eastAsia"/>
+              </w:rPr>
+              <w:lastRenderedPageBreak/>
+              <w:t>[오후 8:02:31.278] RX  01 64 03 01 0C 9E 09 82 44 89 73 7F 44 5E 0E 80 44 00 00 00 00 00 00 00 00 00 00 00 00 00 00 00 00 00 00 00 00 00 00 00 00 00 00 00 00 00 00 00 00 00 00 00 00 A1 EF  (+45ms)</w:t>
+            </w:r>
+          </w:p>
+          <w:p>
+            <w:pPr>
+              <w:pStyle w:val="1-0"/>
+              <w:rPr>
+                <w:rFonts w:asciiTheme="majorHAnsi" w:eastAsiaTheme="majorHAnsi" w:hAnsiTheme="majorHAnsi" w:hint="eastAsia"/>
+              </w:rPr>
+            </w:pPr>
+            <w:r>
+              <w:rPr>
+                <w:rFonts w:asciiTheme="majorHAnsi" w:eastAsiaTheme="majorHAnsi" w:hAnsiTheme="majorHAnsi" w:hint="eastAsia"/>
+              </w:rPr>
+              <w:t>[오후 8:02:31.281] TX  01 64 03 4A C1  (+3ms)</w:t>
+            </w:r>
+          </w:p>
+          <w:p>
+            <w:pPr>
+              <w:pStyle w:val="1-0"/>
+              <w:rPr>
+                <w:rFonts w:asciiTheme="majorHAnsi" w:eastAsiaTheme="majorHAnsi" w:hAnsiTheme="majorHAnsi" w:hint="eastAsia"/>
+              </w:rPr>
+            </w:pPr>
+            <w:r>
+              <w:rPr>
+                <w:rFonts w:asciiTheme="majorHAnsi" w:eastAsiaTheme="majorHAnsi" w:hAnsiTheme="majorHAnsi" w:hint="eastAsia"/>
+              </w:rPr>
+              <w:t>[오후 8:02:31.326] RX  01 64 03 01 0C C4 49 7E 44 55 84 7A 44 02 B2 77 44 00 00 00 00 00 00 00 00 00 00 00 00 00 00 00 00 00 00 00 00 00 00 00 00 00 00 00 00 00 00 00 00 00 00 00 00 C3 15  (+45ms)</w:t>
+            </w:r>
+          </w:p>
+          <w:p>
+            <w:pPr>
+              <w:pStyle w:val="1-0"/>
+              <w:rPr>
+                <w:rFonts w:asciiTheme="majorHAnsi" w:eastAsiaTheme="majorHAnsi" w:hAnsiTheme="majorHAnsi" w:hint="eastAsia"/>
+              </w:rPr>
+            </w:pPr>
+            <w:r>
+              <w:rPr>
+                <w:rFonts w:asciiTheme="majorHAnsi" w:eastAsiaTheme="majorHAnsi" w:hAnsiTheme="majorHAnsi" w:hint="eastAsia"/>
+              </w:rPr>
+              <w:t>[오후 8:02:31.328] TX  01 64 03 4A C1  (+2ms)</w:t>
+            </w:r>
+          </w:p>
+          <w:p>
+            <w:pPr>
+              <w:pStyle w:val="1-0"/>
+              <w:rPr>
+                <w:rFonts w:asciiTheme="majorHAnsi" w:eastAsiaTheme="majorHAnsi" w:hAnsiTheme="majorHAnsi" w:hint="eastAsia"/>
+              </w:rPr>
+            </w:pPr>
+            <w:r>
+              <w:rPr>
+                <w:rFonts w:asciiTheme="majorHAnsi" w:eastAsiaTheme="majorHAnsi" w:hAnsiTheme="majorHAnsi" w:hint="eastAsia"/>
+              </w:rPr>
+              <w:t>[오후 8:02:31.374] RX  01 64 03 01 0C CB 07 78 44 8C DF 73 44 14 AF 73 44 00 00 00 00 00 00 00 00 00 00 00 00 00 00 00 00 00 00 00 00 00 00 00 00 00 00 00 00 00 00 00 00 00 00 00 00 E8 07  (+46ms)</w:t>
+            </w:r>
+          </w:p>
+          <w:p>
+            <w:pPr>
+              <w:pStyle w:val="1-0"/>
+              <w:rPr>
+                <w:rFonts w:asciiTheme="majorHAnsi" w:eastAsiaTheme="majorHAnsi" w:hAnsiTheme="majorHAnsi" w:hint="eastAsia"/>
+              </w:rPr>
+            </w:pPr>
+            <w:r>
+              <w:rPr>
+                <w:rFonts w:asciiTheme="majorHAnsi" w:eastAsiaTheme="majorHAnsi" w:hAnsiTheme="majorHAnsi" w:hint="eastAsia"/>
+              </w:rPr>
+              <w:t>[오후 8:02:31.377] TX  01 64 03 4A C1  (+3ms)</w:t>
+            </w:r>
+          </w:p>
+          <w:p>
+            <w:pPr>
+              <w:pStyle w:val="1-0"/>
+              <w:rPr>
+                <w:rFonts w:asciiTheme="majorHAnsi" w:eastAsiaTheme="majorHAnsi" w:hAnsiTheme="majorHAnsi" w:hint="eastAsia"/>
+              </w:rPr>
+            </w:pPr>
+            <w:r>
+              <w:rPr>
+                <w:rFonts w:asciiTheme="majorHAnsi" w:eastAsiaTheme="majorHAnsi" w:hAnsiTheme="majorHAnsi" w:hint="eastAsia"/>
+              </w:rPr>
+              <w:t>[오후 8:02:31.422] RX  01 64 03 01 0C C6 BC 70 44 77 B5 6C 44 1C DC 6A 44 00 00 00 00 00 00 00 00 00 00 00 00 00 00 00 00 00 00 00 00 00 00 00 00 00 00 00 00 00 00 00 00 00 00 00 00 F4 5D  (+45ms)</w:t>
+            </w:r>
+          </w:p>
+          <w:p>
+            <w:pPr>
+              <w:pStyle w:val="1-0"/>
+              <w:rPr>
+                <w:rFonts w:asciiTheme="majorHAnsi" w:eastAsiaTheme="majorHAnsi" w:hAnsiTheme="majorHAnsi" w:hint="eastAsia"/>
+              </w:rPr>
+            </w:pPr>
+            <w:r>
+              <w:rPr>
+                <w:rFonts w:asciiTheme="majorHAnsi" w:eastAsiaTheme="majorHAnsi" w:hAnsiTheme="majorHAnsi" w:hint="eastAsia"/>
+              </w:rPr>
+              <w:t>[오후 8:02:31.426] TX  01 64 03 4A C1  (+4ms)</w:t>
+            </w:r>
+          </w:p>
+          <w:p>
+            <w:pPr>
+              <w:pStyle w:val="1-0"/>
+              <w:rPr>
+                <w:rFonts w:asciiTheme="majorHAnsi" w:eastAsiaTheme="majorHAnsi" w:hAnsiTheme="majorHAnsi" w:hint="eastAsia"/>
+              </w:rPr>
+            </w:pPr>
+            <w:r>
+              <w:rPr>
+                <w:rFonts w:asciiTheme="majorHAnsi" w:eastAsiaTheme="majorHAnsi" w:hAnsiTheme="majorHAnsi" w:hint="eastAsia"/>
+              </w:rPr>
+              <w:t>[오후 8:02:31.486] RX  01 64 03 01 0C 0F 5B 68 44 6C 56 68 44 88 37 65 44 00 00 00 00 00 00 00 00 00 00 00 00 00 00 00 00 00 00 00 00 00 00 00 00 00 00 00 00 00 00 00 00 00 00 00 00 12 FB  (+60ms)</w:t>
+            </w:r>
+          </w:p>
+          <w:p>
+            <w:pPr>
+              <w:pStyle w:val="1-0"/>
+              <w:rPr>
+                <w:rFonts w:asciiTheme="majorHAnsi" w:eastAsiaTheme="majorHAnsi" w:hAnsiTheme="majorHAnsi" w:hint="eastAsia"/>
+              </w:rPr>
+            </w:pPr>
+            <w:r>
+              <w:rPr>
+                <w:rFonts w:asciiTheme="majorHAnsi" w:eastAsiaTheme="majorHAnsi" w:hAnsiTheme="majorHAnsi" w:hint="eastAsia"/>
+              </w:rPr>
+              <w:t>[오후 8:02:31.488] TX  01 04 D0 2D 00 01 99 03  (+2ms)</w:t>
+            </w:r>
+          </w:p>
+          <w:p>
+            <w:pPr>
+              <w:pStyle w:val="1-0"/>
+              <w:rPr>
+                <w:rFonts w:asciiTheme="majorHAnsi" w:eastAsiaTheme="majorHAnsi" w:hAnsiTheme="majorHAnsi" w:hint="eastAsia"/>
+              </w:rPr>
+            </w:pPr>
+            <w:r>
+              <w:rPr>
+                <w:rFonts w:asciiTheme="majorHAnsi" w:eastAsiaTheme="majorHAnsi" w:hAnsiTheme="majorHAnsi" w:hint="eastAsia"/>
+              </w:rPr>
+              <w:t>[오후 8:02:31.502] RX  01 04 02 02 7B F8 73  (+14ms)</w:t>
+            </w:r>
+          </w:p>
+          <w:p>
+            <w:pPr>
+              <w:pStyle w:val="1-0"/>
+              <w:rPr>
+                <w:rFonts w:asciiTheme="majorHAnsi" w:eastAsiaTheme="majorHAnsi" w:hAnsiTheme="majorHAnsi" w:hint="eastAsia"/>
+              </w:rPr>
+            </w:pPr>
+            <w:r>
+              <w:rPr>
+                <w:rFonts w:asciiTheme="majorHAnsi" w:eastAsiaTheme="majorHAnsi" w:hAnsiTheme="majorHAnsi" w:hint="eastAsia"/>
+              </w:rPr>
+              <w:t>[오후 8:02:31.503] TX  01 64 03 4A C1  (+1ms)</w:t>
+            </w:r>
+          </w:p>
+          <w:p>
+            <w:pPr>
+              <w:pStyle w:val="1-0"/>
+              <w:rPr>
+                <w:rFonts w:asciiTheme="majorHAnsi" w:eastAsiaTheme="majorHAnsi" w:hAnsiTheme="majorHAnsi" w:hint="eastAsia"/>
+              </w:rPr>
+            </w:pPr>
+            <w:r>
+              <w:rPr>
+                <w:rFonts w:asciiTheme="majorHAnsi" w:eastAsiaTheme="majorHAnsi" w:hAnsiTheme="majorHAnsi" w:hint="eastAsia"/>
+              </w:rPr>
+              <w:t>[오후 8:02:31.550] RX  01 64 03 01 0C 81 9D 64 44 46 AF 60 44 1E AD 5D 44 00 00 00 00 00 00 00 00 00 00 00 00 00 00 00 00 00 00 00 00 00 00 00 00 00 00 00 00 00 00 00 00 00 00 00 00 77 53  (+47ms)</w:t>
+            </w:r>
+          </w:p>
+          <w:p>
+            <w:pPr>
+              <w:pStyle w:val="1-0"/>
+              <w:rPr>
+                <w:rFonts w:asciiTheme="majorHAnsi" w:eastAsiaTheme="majorHAnsi" w:hAnsiTheme="majorHAnsi" w:hint="eastAsia"/>
+              </w:rPr>
+            </w:pPr>
+            <w:r>
+              <w:rPr>
+                <w:rFonts w:asciiTheme="majorHAnsi" w:eastAsiaTheme="majorHAnsi" w:hAnsiTheme="majorHAnsi" w:hint="eastAsia"/>
+              </w:rPr>
+              <w:t>[오후 8:02:31.554] TX  01 64 03 4A C1  (+4ms)</w:t>
+            </w:r>
+          </w:p>
+          <w:p>
+            <w:pPr>
+              <w:pStyle w:val="1-0"/>
+              <w:rPr>
+                <w:rFonts w:asciiTheme="majorHAnsi" w:eastAsiaTheme="majorHAnsi" w:hAnsiTheme="majorHAnsi" w:hint="eastAsia"/>
+              </w:rPr>
+            </w:pPr>
+            <w:r>
+              <w:rPr>
+                <w:rFonts w:asciiTheme="majorHAnsi" w:eastAsiaTheme="majorHAnsi" w:hAnsiTheme="majorHAnsi" w:hint="eastAsia"/>
+              </w:rPr>
+              <w:t>[오후 8:02:31.614] RX  01 64 03 01 0C 08 85 5D 44 E1 89 5B 44 F1 BF 59 44 00 00 00 00 00 00 00 00 00 00 00 00 00 00 00 00 00 00 00 00 00 00 00 00 00 00 00 00 00 00 00 00 00 00 00 00 56 96  (+60ms)</w:t>
+            </w:r>
+          </w:p>
+          <w:p>
+            <w:pPr>
+              <w:pStyle w:val="1-0"/>
+              <w:rPr>
+                <w:rFonts w:asciiTheme="majorHAnsi" w:eastAsiaTheme="majorHAnsi" w:hAnsiTheme="majorHAnsi" w:hint="eastAsia"/>
+              </w:rPr>
+            </w:pPr>
+            <w:r>
+              <w:rPr>
+                <w:rFonts w:asciiTheme="majorHAnsi" w:eastAsiaTheme="majorHAnsi" w:hAnsiTheme="majorHAnsi" w:hint="eastAsia"/>
+              </w:rPr>
+              <w:t>[오후 8:02:31.616] TX  01 64 03 4A C1  (+2ms)</w:t>
+            </w:r>
+          </w:p>
+          <w:p>
+            <w:pPr>
+              <w:pStyle w:val="1-0"/>
+              <w:rPr>
+                <w:rFonts w:asciiTheme="majorHAnsi" w:eastAsiaTheme="majorHAnsi" w:hAnsiTheme="majorHAnsi" w:hint="eastAsia"/>
+              </w:rPr>
+            </w:pPr>
+            <w:r>
+              <w:rPr>
+                <w:rFonts w:asciiTheme="majorHAnsi" w:eastAsiaTheme="majorHAnsi" w:hAnsiTheme="majorHAnsi" w:hint="eastAsia"/>
+              </w:rPr>
+              <w:t>[오후 8:02:31.662] RX  01 64 03 01 0C 06 9F 5A 44 5F 57 56 44 0C 28 57 44 00 00 00 00 00 00 00 00 00 00 00 00 00 00 00 00 00 00 00 00 00 00 00 00 00 00 00 00 00 00 00 00 00 00 00 00 B5 4D  (+46ms)</w:t>
+            </w:r>
+          </w:p>
+          <w:p>
+            <w:pPr>
+              <w:pStyle w:val="1-0"/>
+              <w:rPr>
+                <w:rFonts w:asciiTheme="majorHAnsi" w:eastAsiaTheme="majorHAnsi" w:hAnsiTheme="majorHAnsi" w:hint="eastAsia"/>
+              </w:rPr>
+            </w:pPr>
+            <w:r>
+              <w:rPr>
+                <w:rFonts w:asciiTheme="majorHAnsi" w:eastAsiaTheme="majorHAnsi" w:hAnsiTheme="majorHAnsi" w:hint="eastAsia"/>
+              </w:rPr>
+              <w:t>[오후 8:02:31.665] TX  01 64 03 4A C1  (+3ms)</w:t>
+            </w:r>
+          </w:p>
+          <w:p>
+            <w:pPr>
+              <w:pStyle w:val="1-0"/>
+              <w:rPr>
+                <w:rFonts w:asciiTheme="majorHAnsi" w:eastAsiaTheme="majorHAnsi" w:hAnsiTheme="majorHAnsi" w:hint="eastAsia"/>
+              </w:rPr>
+            </w:pPr>
+            <w:r>
+              <w:rPr>
+                <w:rFonts w:asciiTheme="majorHAnsi" w:eastAsiaTheme="majorHAnsi" w:hAnsiTheme="majorHAnsi" w:hint="eastAsia"/>
+              </w:rPr>
+              <w:t>[오후 8:02:31.710] RX  01 64 03 01 0C 45 1E 55 44 32 84 53 44 E1 DA 50 44 00 00 00 00 00 00 00 00 00 00 00 00 00 00 00 00 00 00 00 00 00 00 00 00 00 00 00 00 00 00 00 00 00 00 00 00 76 2C  (+45ms)</w:t>
+            </w:r>
+          </w:p>
+          <w:p>
+            <w:pPr>
+              <w:pStyle w:val="1-0"/>
+              <w:rPr>
+                <w:rFonts w:asciiTheme="majorHAnsi" w:eastAsiaTheme="majorHAnsi" w:hAnsiTheme="majorHAnsi" w:hint="eastAsia"/>
+              </w:rPr>
+            </w:pPr>
+            <w:r>
+              <w:rPr>
+                <w:rFonts w:asciiTheme="majorHAnsi" w:eastAsiaTheme="majorHAnsi" w:hAnsiTheme="majorHAnsi" w:hint="eastAsia"/>
+              </w:rPr>
+              <w:lastRenderedPageBreak/>
+              <w:t>[오후 8:02:31.712] TX  01 64 03 4A C1  (+2ms)</w:t>
+            </w:r>
+          </w:p>
+          <w:p>
+            <w:pPr>
+              <w:pStyle w:val="1-0"/>
+              <w:rPr>
+                <w:rFonts w:asciiTheme="majorHAnsi" w:eastAsiaTheme="majorHAnsi" w:hAnsiTheme="majorHAnsi" w:hint="eastAsia"/>
+              </w:rPr>
+            </w:pPr>
+            <w:r>
+              <w:rPr>
+                <w:rFonts w:asciiTheme="majorHAnsi" w:eastAsiaTheme="majorHAnsi" w:hAnsiTheme="majorHAnsi" w:hint="eastAsia"/>
+              </w:rPr>
+              <w:t>[오후 8:02:31.758] RX  01 64 03 01 0C A3 3C 4F 44 05 DD 4C 44 60 28 4C 44 00 00 00 00 00 00 00 00 00 00 00 00 00 00 00 00 00 00 00 00 00 00 00 00 00 00 00 00 00 00 00 00 00 00 00 00 CA 18  (+46ms)</w:t>
+            </w:r>
+          </w:p>
+          <w:p>
+            <w:pPr>
+              <w:pStyle w:val="1-0"/>
+              <w:rPr>
+                <w:rFonts w:asciiTheme="majorHAnsi" w:eastAsiaTheme="majorHAnsi" w:hAnsiTheme="majorHAnsi" w:hint="eastAsia"/>
+              </w:rPr>
+            </w:pPr>
+            <w:r>
+              <w:rPr>
+                <w:rFonts w:asciiTheme="majorHAnsi" w:eastAsiaTheme="majorHAnsi" w:hAnsiTheme="majorHAnsi" w:hint="eastAsia"/>
+              </w:rPr>
+              <w:t>[오후 8:02:31.760] TX  01 64 03 4A C1  (+2ms)</w:t>
+            </w:r>
+          </w:p>
+          <w:p>
+            <w:pPr>
+              <w:pStyle w:val="1-0"/>
+              <w:rPr>
+                <w:rFonts w:asciiTheme="majorHAnsi" w:eastAsiaTheme="majorHAnsi" w:hAnsiTheme="majorHAnsi" w:hint="eastAsia"/>
+              </w:rPr>
+            </w:pPr>
+            <w:r>
+              <w:rPr>
+                <w:rFonts w:asciiTheme="majorHAnsi" w:eastAsiaTheme="majorHAnsi" w:hAnsiTheme="majorHAnsi" w:hint="eastAsia"/>
+              </w:rPr>
+              <w:t>[오후 8:02:31.806] RX  01 64 03 01 0C 52 22 4D 44 1F B8 49 44 7A DF 47 44 00 00 00 00 00 00 00 00 00 00 00 00 00 00 00 00 00 00 00 00 00 00 00 00 00 00 00 00 00 00 00 00 00 00 00 00 64 C7  (+46ms)</w:t>
+            </w:r>
+          </w:p>
+          <w:p>
+            <w:pPr>
+              <w:pStyle w:val="1-0"/>
+              <w:rPr>
+                <w:rFonts w:asciiTheme="majorHAnsi" w:eastAsiaTheme="majorHAnsi" w:hAnsiTheme="majorHAnsi" w:hint="eastAsia"/>
+              </w:rPr>
+            </w:pPr>
+            <w:r>
+              <w:rPr>
+                <w:rFonts w:asciiTheme="majorHAnsi" w:eastAsiaTheme="majorHAnsi" w:hAnsiTheme="majorHAnsi" w:hint="eastAsia"/>
+              </w:rPr>
+              <w:t>[오후 8:02:31.808] TX  01 64 03 4A C1  (+2ms)</w:t>
+            </w:r>
+          </w:p>
+          <w:p>
+            <w:pPr>
+              <w:pStyle w:val="1-0"/>
+              <w:rPr>
+                <w:rFonts w:asciiTheme="majorHAnsi" w:eastAsiaTheme="majorHAnsi" w:hAnsiTheme="majorHAnsi" w:hint="eastAsia"/>
+              </w:rPr>
+            </w:pPr>
+            <w:r>
+              <w:rPr>
+                <w:rFonts w:asciiTheme="majorHAnsi" w:eastAsiaTheme="majorHAnsi" w:hAnsiTheme="majorHAnsi" w:hint="eastAsia"/>
+              </w:rPr>
+              <w:t>[오후 8:02:31.854] RX  01 64 03 01 0C C9 B1 45 44 87 87 44 44 E1 2D 42 44 00 00 00 00 00 00 00 00 00 00 00 00 00 00 00 00 00 00 00 00 00 00 00 00 00 00 00 00 00 00 00 00 00 00 00 00 5E EA  (+46ms)</w:t>
+            </w:r>
+          </w:p>
+          <w:p>
+            <w:pPr>
+              <w:pStyle w:val="1-0"/>
+              <w:rPr>
+                <w:rFonts w:asciiTheme="majorHAnsi" w:eastAsiaTheme="majorHAnsi" w:hAnsiTheme="majorHAnsi" w:hint="eastAsia"/>
+              </w:rPr>
+            </w:pPr>
+            <w:r>
+              <w:rPr>
+                <w:rFonts w:asciiTheme="majorHAnsi" w:eastAsiaTheme="majorHAnsi" w:hAnsiTheme="majorHAnsi" w:hint="eastAsia"/>
+              </w:rPr>
+              <w:t>[오후 8:02:31.857] TX  01 64 03 4A C1  (+3ms)</w:t>
+            </w:r>
+          </w:p>
+          <w:p>
+            <w:pPr>
+              <w:pStyle w:val="1-0"/>
+              <w:rPr>
+                <w:rFonts w:asciiTheme="majorHAnsi" w:eastAsiaTheme="majorHAnsi" w:hAnsiTheme="majorHAnsi" w:hint="eastAsia"/>
+              </w:rPr>
+            </w:pPr>
+            <w:r>
+              <w:rPr>
+                <w:rFonts w:asciiTheme="majorHAnsi" w:eastAsiaTheme="majorHAnsi" w:hAnsiTheme="majorHAnsi" w:hint="eastAsia"/>
+              </w:rPr>
+              <w:t>[오후 8:02:31.902] RX  01 64 03 01 0C 4D 9E 42 44 60 1B 40 44 DF 38 3E 44 00 00 00 00 00 00 00 00 00 00 00 00 00 00 00 00 00 00 00 00 00 00 00 00 00 00 00 00 00 00 00 00 00 00 00 00 35 03  (+45ms)</w:t>
+            </w:r>
+          </w:p>
+          <w:p>
+            <w:pPr>
+              <w:pStyle w:val="1-0"/>
+              <w:rPr>
+                <w:rFonts w:asciiTheme="majorHAnsi" w:eastAsiaTheme="majorHAnsi" w:hAnsiTheme="majorHAnsi" w:hint="eastAsia"/>
+              </w:rPr>
+            </w:pPr>
+            <w:r>
+              <w:rPr>
+                <w:rFonts w:asciiTheme="majorHAnsi" w:eastAsiaTheme="majorHAnsi" w:hAnsiTheme="majorHAnsi" w:hint="eastAsia"/>
+              </w:rPr>
+              <w:t>[오후 8:02:31.904] TX  01 64 03 4A C1  (+2ms)</w:t>
+            </w:r>
+          </w:p>
+          <w:p>
+            <w:pPr>
+              <w:pStyle w:val="1-0"/>
+              <w:rPr>
+                <w:rFonts w:asciiTheme="majorHAnsi" w:eastAsiaTheme="majorHAnsi" w:hAnsiTheme="majorHAnsi" w:hint="eastAsia"/>
+              </w:rPr>
+            </w:pPr>
+            <w:r>
+              <w:rPr>
+                <w:rFonts w:asciiTheme="majorHAnsi" w:eastAsiaTheme="majorHAnsi" w:hAnsiTheme="majorHAnsi" w:hint="eastAsia"/>
+              </w:rPr>
+              <w:t>[오후 8:02:31.950] RX  01 64 03 01 0C 64 E0 3B 44 F8 E6 3C 44 98 37 3B 44 00 00 00 00 00 00 00 00 00 00 00 00 00 00 00 00 00 00 00 00 00 00 00 00 00 00 00 00 00 00 00 00 00 00 00 00 BA E8  (+46ms)</w:t>
+            </w:r>
+          </w:p>
+          <w:p>
+            <w:pPr>
+              <w:pStyle w:val="1-0"/>
+              <w:rPr>
+                <w:rFonts w:asciiTheme="majorHAnsi" w:eastAsiaTheme="majorHAnsi" w:hAnsiTheme="majorHAnsi" w:hint="eastAsia"/>
+              </w:rPr>
+            </w:pPr>
+            <w:r>
+              <w:rPr>
+                <w:rFonts w:asciiTheme="majorHAnsi" w:eastAsiaTheme="majorHAnsi" w:hAnsiTheme="majorHAnsi" w:hint="eastAsia"/>
+              </w:rPr>
+              <w:t>[오후 8:02:31.952] TX  01 64 03 4A C1  (+2ms)</w:t>
+            </w:r>
+          </w:p>
+          <w:p>
+            <w:pPr>
+              <w:pStyle w:val="1-0"/>
+              <w:rPr>
+                <w:rFonts w:asciiTheme="majorHAnsi" w:eastAsiaTheme="majorHAnsi" w:hAnsiTheme="majorHAnsi" w:hint="eastAsia"/>
+              </w:rPr>
+            </w:pPr>
+            <w:r>
+              <w:rPr>
+                <w:rFonts w:asciiTheme="majorHAnsi" w:eastAsiaTheme="majorHAnsi" w:hAnsiTheme="majorHAnsi" w:hint="eastAsia"/>
+              </w:rPr>
+              <w:t>[오후 8:02:31.998] RX  01 64 03 01 0C 03 18 39 44 23 B8 38 44 E7 32 36 44 00 00 00 00 00 00 00 00 00 00 00 00 00 00 00 00 00 00 00 00 00 00 00 00 00 00 00 00 00 00 00 00 00 00 00 00 7E 12  (+46ms)</w:t>
+            </w:r>
+          </w:p>
+          <w:p>
+            <w:pPr>
+              <w:pStyle w:val="1-0"/>
+              <w:rPr>
+                <w:rFonts w:asciiTheme="majorHAnsi" w:eastAsiaTheme="majorHAnsi" w:hAnsiTheme="majorHAnsi" w:hint="eastAsia"/>
+              </w:rPr>
+            </w:pPr>
+            <w:r>
+              <w:rPr>
+                <w:rFonts w:asciiTheme="majorHAnsi" w:eastAsiaTheme="majorHAnsi" w:hAnsiTheme="majorHAnsi" w:hint="eastAsia"/>
+              </w:rPr>
+              <w:t>[오후 8:02:32.000] TX  01 64 03 4A C1  (+2ms)</w:t>
+            </w:r>
+          </w:p>
+          <w:p>
+            <w:pPr>
+              <w:pStyle w:val="1-0"/>
+              <w:rPr>
+                <w:rFonts w:asciiTheme="majorHAnsi" w:eastAsiaTheme="majorHAnsi" w:hAnsiTheme="majorHAnsi" w:hint="eastAsia"/>
+              </w:rPr>
+            </w:pPr>
+            <w:r>
+              <w:rPr>
+                <w:rFonts w:asciiTheme="majorHAnsi" w:eastAsiaTheme="majorHAnsi" w:hAnsiTheme="majorHAnsi" w:hint="eastAsia"/>
+              </w:rPr>
+              <w:t>[오후 8:02:32.046] RX  01 64 03 01 0C F8 82 35 44 A6 94 33 44 6F 85 31 44 00 00 00 00 00 00 00 00 00 00 00 00 00 00 00 00 00 00 00 00 00 00 00 00 00 00 00 00 00 00 00 00 00 00 00 00 74 8C  (+46ms)</w:t>
+            </w:r>
+          </w:p>
+          <w:p>
+            <w:pPr>
+              <w:pStyle w:val="1-0"/>
+              <w:rPr>
+                <w:rFonts w:asciiTheme="majorHAnsi" w:eastAsiaTheme="majorHAnsi" w:hAnsiTheme="majorHAnsi" w:hint="eastAsia"/>
+              </w:rPr>
+            </w:pPr>
+            <w:r>
+              <w:rPr>
+                <w:rFonts w:asciiTheme="majorHAnsi" w:eastAsiaTheme="majorHAnsi" w:hAnsiTheme="majorHAnsi" w:hint="eastAsia"/>
+              </w:rPr>
+              <w:t>[오후 8:02:32.048] TX  01 04 D0 2D 00 01 99 03  (+2ms)</w:t>
+            </w:r>
+          </w:p>
+          <w:p>
+            <w:pPr>
+              <w:pStyle w:val="1-0"/>
+              <w:rPr>
+                <w:rFonts w:asciiTheme="majorHAnsi" w:eastAsiaTheme="majorHAnsi" w:hAnsiTheme="majorHAnsi" w:hint="eastAsia"/>
+              </w:rPr>
+            </w:pPr>
+            <w:r>
+              <w:rPr>
+                <w:rFonts w:asciiTheme="majorHAnsi" w:eastAsiaTheme="majorHAnsi" w:hAnsiTheme="majorHAnsi" w:hint="eastAsia"/>
+              </w:rPr>
+              <w:t>[오후 8:02:32.066] RX  01 04 02 02 1A 39 9B  (+18ms)</w:t>
+            </w:r>
+          </w:p>
+          <w:p>
+            <w:pPr>
+              <w:pStyle w:val="1-0"/>
+              <w:rPr>
+                <w:rFonts w:asciiTheme="majorHAnsi" w:eastAsiaTheme="majorHAnsi" w:hAnsiTheme="majorHAnsi" w:hint="eastAsia"/>
+              </w:rPr>
+            </w:pPr>
+            <w:r>
+              <w:rPr>
+                <w:rFonts w:asciiTheme="majorHAnsi" w:eastAsiaTheme="majorHAnsi" w:hAnsiTheme="majorHAnsi" w:hint="eastAsia"/>
+              </w:rPr>
+              <w:t>[오후 8:02:32.068] TX  01 64 03 4A C1  (+2ms)</w:t>
+            </w:r>
+          </w:p>
+          <w:p>
+            <w:pPr>
+              <w:pStyle w:val="1-0"/>
+              <w:rPr>
+                <w:rFonts w:asciiTheme="majorHAnsi" w:eastAsiaTheme="majorHAnsi" w:hAnsiTheme="majorHAnsi" w:hint="eastAsia"/>
+              </w:rPr>
+            </w:pPr>
+            <w:r>
+              <w:rPr>
+                <w:rFonts w:asciiTheme="majorHAnsi" w:eastAsiaTheme="majorHAnsi" w:hAnsiTheme="majorHAnsi" w:hint="eastAsia"/>
+              </w:rPr>
+              <w:t>[오후 8:02:32.126] RX  01 64 03 01 0C 84 79 2F 44 63 4E 2F 44 EC 36 2D 44 00 00 00 00 00 00 00 00 00 00 00 00 00 00 00 00 00 00 00 00 00 00 00 00 00 00 00 00 00 00 00 00 00 00 00 00 12 5D  (+58ms)</w:t>
+            </w:r>
+          </w:p>
+          <w:p>
+            <w:pPr>
+              <w:pStyle w:val="1-0"/>
+              <w:rPr>
+                <w:rFonts w:asciiTheme="majorHAnsi" w:eastAsiaTheme="majorHAnsi" w:hAnsiTheme="majorHAnsi" w:hint="eastAsia"/>
+              </w:rPr>
+            </w:pPr>
+            <w:r>
+              <w:rPr>
+                <w:rFonts w:asciiTheme="majorHAnsi" w:eastAsiaTheme="majorHAnsi" w:hAnsiTheme="majorHAnsi" w:hint="eastAsia"/>
+              </w:rPr>
+              <w:t>[오후 8:02:32.127] TX  01 64 03 4A C1  (+1ms)</w:t>
+            </w:r>
+          </w:p>
+          <w:p>
+            <w:pPr>
+              <w:pStyle w:val="1-0"/>
+              <w:rPr>
+                <w:rFonts w:asciiTheme="majorHAnsi" w:eastAsiaTheme="majorHAnsi" w:hAnsiTheme="majorHAnsi" w:hint="eastAsia"/>
+              </w:rPr>
+            </w:pPr>
+            <w:r>
+              <w:rPr>
+                <w:rFonts w:asciiTheme="majorHAnsi" w:eastAsiaTheme="majorHAnsi" w:hAnsiTheme="majorHAnsi" w:hint="eastAsia"/>
+              </w:rPr>
+              <w:t xml:space="preserve">[오후 8:02:32.173] RX  01 64 03 01 0C BB 92 2C 44 6F 71 29 44 2A 03 2A 44 00 00 00 00 00 00 00 00 00 00 00 00 00 00 00 00 00 00 00 00 00 00 00 00 00 00 00 00 00 00 00 00 00 00 </w:t>
+            </w:r>
+            <w:r>
+              <w:rPr>
+                <w:rFonts w:asciiTheme="majorHAnsi" w:eastAsiaTheme="majorHAnsi" w:hAnsiTheme="majorHAnsi" w:hint="eastAsia"/>
+              </w:rPr>
+              <w:lastRenderedPageBreak/>
+              <w:t>00 00 17 2E  (+46ms)</w:t>
+            </w:r>
+          </w:p>
+          <w:p>
+            <w:pPr>
+              <w:pStyle w:val="1-0"/>
+              <w:rPr>
+                <w:rFonts w:asciiTheme="majorHAnsi" w:eastAsiaTheme="majorHAnsi" w:hAnsiTheme="majorHAnsi" w:hint="eastAsia"/>
+              </w:rPr>
+            </w:pPr>
+            <w:r>
+              <w:rPr>
+                <w:rFonts w:asciiTheme="majorHAnsi" w:eastAsiaTheme="majorHAnsi" w:hAnsiTheme="majorHAnsi" w:hint="eastAsia"/>
+              </w:rPr>
+              <w:t>[오후 8:02:32.175] TX  01 64 03 4A C1  (+2ms)</w:t>
+            </w:r>
+          </w:p>
+          <w:p>
+            <w:pPr>
+              <w:pStyle w:val="1-0"/>
+              <w:rPr>
+                <w:rFonts w:asciiTheme="majorHAnsi" w:eastAsiaTheme="majorHAnsi" w:hAnsiTheme="majorHAnsi" w:hint="eastAsia"/>
+              </w:rPr>
+            </w:pPr>
+            <w:r>
+              <w:rPr>
+                <w:rFonts w:asciiTheme="majorHAnsi" w:eastAsiaTheme="majorHAnsi" w:hAnsiTheme="majorHAnsi" w:hint="eastAsia"/>
+              </w:rPr>
+              <w:t>[오후 8:02:32.221] RX  01 64 03 01 0C 4F CB 2A 44 83 AF 26 44 F2 AD 27 44 00 00 00 00 00 00 00 00 00 00 00 00 00 00 00 00 00 00 00 00 00 00 00 00 00 00 00 00 00 00 00 00 00 00 00 00 FE 85  (+46ms)</w:t>
+            </w:r>
+          </w:p>
+          <w:p>
+            <w:pPr>
+              <w:pStyle w:val="1-0"/>
+              <w:rPr>
+                <w:rFonts w:asciiTheme="majorHAnsi" w:eastAsiaTheme="majorHAnsi" w:hAnsiTheme="majorHAnsi" w:hint="eastAsia"/>
+              </w:rPr>
+            </w:pPr>
+            <w:r>
+              <w:rPr>
+                <w:rFonts w:asciiTheme="majorHAnsi" w:eastAsiaTheme="majorHAnsi" w:hAnsiTheme="majorHAnsi" w:hint="eastAsia"/>
+              </w:rPr>
+              <w:t>[오후 8:02:32.224] TX  01 64 03 4A C1  (+3ms)</w:t>
+            </w:r>
+          </w:p>
+          <w:p>
+            <w:pPr>
+              <w:pStyle w:val="1-0"/>
+              <w:rPr>
+                <w:rFonts w:asciiTheme="majorHAnsi" w:eastAsiaTheme="majorHAnsi" w:hAnsiTheme="majorHAnsi" w:hint="eastAsia"/>
+              </w:rPr>
+            </w:pPr>
+            <w:r>
+              <w:rPr>
+                <w:rFonts w:asciiTheme="majorHAnsi" w:eastAsiaTheme="majorHAnsi" w:hAnsiTheme="majorHAnsi" w:hint="eastAsia"/>
+              </w:rPr>
+              <w:t>[오후 8:02:32.270] RX  01 64 03 01 0C BE C6 27 44 95 EE 23 44 0F 09 25 44 00 00 00 00 00 00 00 00 00 00 00 00 00 00 00 00 00 00 00 00 00 00 00 00 00 00 00 00 00 00 00 00 00 00 00 00 32 77  (+46ms)</w:t>
+            </w:r>
+          </w:p>
+          <w:p>
+            <w:pPr>
+              <w:pStyle w:val="1-0"/>
+              <w:rPr>
+                <w:rFonts w:asciiTheme="majorHAnsi" w:eastAsiaTheme="majorHAnsi" w:hAnsiTheme="majorHAnsi" w:hint="eastAsia"/>
+              </w:rPr>
+            </w:pPr>
+            <w:r>
+              <w:rPr>
+                <w:rFonts w:asciiTheme="majorHAnsi" w:eastAsiaTheme="majorHAnsi" w:hAnsiTheme="majorHAnsi" w:hint="eastAsia"/>
+              </w:rPr>
+              <w:t>[오후 8:02:32.274] TX  01 64 03 4A C1  (+4ms)</w:t>
+            </w:r>
+          </w:p>
+          <w:p>
+            <w:pPr>
+              <w:pStyle w:val="1-0"/>
+              <w:rPr>
+                <w:rFonts w:asciiTheme="majorHAnsi" w:eastAsiaTheme="majorHAnsi" w:hAnsiTheme="majorHAnsi" w:hint="eastAsia"/>
+              </w:rPr>
+            </w:pPr>
+            <w:r>
+              <w:rPr>
+                <w:rFonts w:asciiTheme="majorHAnsi" w:eastAsiaTheme="majorHAnsi" w:hAnsiTheme="majorHAnsi" w:hint="eastAsia"/>
+              </w:rPr>
+              <w:t>[오후 8:02:32.318] RX  01 64 03 01 0C 85 44 24 44 1C 84 21 44 7B 58 22 44 00 00 00 00 00 00 00 00 00 00 00 00 00 00 00 00 00 00 00 00 00 00 00 00 00 00 00 00 00 00 00 00 00 00 00 00 DF 68  (+44ms)</w:t>
+            </w:r>
+          </w:p>
+          <w:p>
+            <w:pPr>
+              <w:pStyle w:val="1-0"/>
+              <w:rPr>
+                <w:rFonts w:asciiTheme="majorHAnsi" w:eastAsiaTheme="majorHAnsi" w:hAnsiTheme="majorHAnsi" w:hint="eastAsia"/>
+              </w:rPr>
+            </w:pPr>
+            <w:r>
+              <w:rPr>
+                <w:rFonts w:asciiTheme="majorHAnsi" w:eastAsiaTheme="majorHAnsi" w:hAnsiTheme="majorHAnsi" w:hint="eastAsia"/>
+              </w:rPr>
+              <w:t>[오후 8:02:32.322] TX  01 64 03 4A C1  (+4ms)</w:t>
+            </w:r>
+          </w:p>
+          <w:p>
+            <w:pPr>
+              <w:pStyle w:val="1-0"/>
+              <w:rPr>
+                <w:rFonts w:asciiTheme="majorHAnsi" w:eastAsiaTheme="majorHAnsi" w:hAnsiTheme="majorHAnsi" w:hint="eastAsia"/>
+              </w:rPr>
+            </w:pPr>
+            <w:r>
+              <w:rPr>
+                <w:rFonts w:asciiTheme="majorHAnsi" w:eastAsiaTheme="majorHAnsi" w:hAnsiTheme="majorHAnsi" w:hint="eastAsia"/>
+              </w:rPr>
+              <w:t>[오후 8:02:32.381] RX  01 64 03 01 0C AF 43 21 44 06 ED 1E 44 C8 71 1F 44 00 00 00 00 00 00 00 00 00 00 00 00 00 00 00 00 00 00 00 00 00 00 00 00 00 00 00 00 00 00 00 00 00 00 00 00 66 95  (+59ms)</w:t>
+            </w:r>
+          </w:p>
+          <w:p>
+            <w:pPr>
+              <w:pStyle w:val="1-0"/>
+              <w:rPr>
+                <w:rFonts w:asciiTheme="majorHAnsi" w:eastAsiaTheme="majorHAnsi" w:hAnsiTheme="majorHAnsi" w:hint="eastAsia"/>
+              </w:rPr>
+            </w:pPr>
+            <w:r>
+              <w:rPr>
+                <w:rFonts w:asciiTheme="majorHAnsi" w:eastAsiaTheme="majorHAnsi" w:hAnsiTheme="majorHAnsi" w:hint="eastAsia"/>
+              </w:rPr>
+              <w:t>[오후 8:02:32.385] TX  01 64 03 4A C1  (+4ms)</w:t>
+            </w:r>
+          </w:p>
+          <w:p>
+            <w:pPr>
+              <w:pStyle w:val="1-0"/>
+              <w:rPr>
+                <w:rFonts w:asciiTheme="majorHAnsi" w:eastAsiaTheme="majorHAnsi" w:hAnsiTheme="majorHAnsi" w:hint="eastAsia"/>
+              </w:rPr>
+            </w:pPr>
+            <w:r>
+              <w:rPr>
+                <w:rFonts w:asciiTheme="majorHAnsi" w:eastAsiaTheme="majorHAnsi" w:hAnsiTheme="majorHAnsi" w:hint="eastAsia"/>
+              </w:rPr>
+              <w:t>[오후 8:02:32.429] RX  01 64 03 01 0C BB 06 1E 44 52 77 1B 44 BB 60 1C 44 00 00 00 00 00 00 00 00 00 00 00 00 00 00 00 00 00 00 00 00 00 00 00 00 00 00 00 00 00 00 00 00 00 00 00 00 B1 B3  (+44ms)</w:t>
+            </w:r>
+          </w:p>
+          <w:p>
+            <w:pPr>
+              <w:pStyle w:val="1-0"/>
+              <w:rPr>
+                <w:rFonts w:asciiTheme="majorHAnsi" w:eastAsiaTheme="majorHAnsi" w:hAnsiTheme="majorHAnsi" w:hint="eastAsia"/>
+              </w:rPr>
+            </w:pPr>
+            <w:r>
+              <w:rPr>
+                <w:rFonts w:asciiTheme="majorHAnsi" w:eastAsiaTheme="majorHAnsi" w:hAnsiTheme="majorHAnsi" w:hint="eastAsia"/>
+              </w:rPr>
+              <w:t>[오후 8:02:32.432] TX  01 64 03 4A C1  (+3ms)</w:t>
+            </w:r>
+          </w:p>
+          <w:p>
+            <w:pPr>
+              <w:pStyle w:val="1-0"/>
+              <w:rPr>
+                <w:rFonts w:asciiTheme="majorHAnsi" w:eastAsiaTheme="majorHAnsi" w:hAnsiTheme="majorHAnsi" w:hint="eastAsia"/>
+              </w:rPr>
+            </w:pPr>
+            <w:r>
+              <w:rPr>
+                <w:rFonts w:asciiTheme="majorHAnsi" w:eastAsiaTheme="majorHAnsi" w:hAnsiTheme="majorHAnsi" w:hint="eastAsia"/>
+              </w:rPr>
+              <w:t>[오후 8:02:32.477] RX  01 64 03 01 0C F5 D3 1C 44 37 97 18 44 56 AF 19 44 00 00 00 00 00 00 00 00 00 00 00 00 00 00 00 00 00 00 00 00 00 00 00 00 00 00 00 00 00 00 00 00 00 00 00 00 1A BF  (+45ms)</w:t>
+            </w:r>
+          </w:p>
+          <w:p>
+            <w:pPr>
+              <w:pStyle w:val="1-0"/>
+              <w:rPr>
+                <w:rFonts w:asciiTheme="majorHAnsi" w:eastAsiaTheme="majorHAnsi" w:hAnsiTheme="majorHAnsi" w:hint="eastAsia"/>
+              </w:rPr>
+            </w:pPr>
+            <w:r>
+              <w:rPr>
+                <w:rFonts w:asciiTheme="majorHAnsi" w:eastAsiaTheme="majorHAnsi" w:hAnsiTheme="majorHAnsi" w:hint="eastAsia"/>
+              </w:rPr>
+              <w:t>[오후 8:02:32.479] TX  01 64 03 4A C1  (+2ms)</w:t>
+            </w:r>
+          </w:p>
+          <w:p>
+            <w:pPr>
+              <w:pStyle w:val="1-0"/>
+              <w:rPr>
+                <w:rFonts w:asciiTheme="majorHAnsi" w:eastAsiaTheme="majorHAnsi" w:hAnsiTheme="majorHAnsi" w:hint="eastAsia"/>
+              </w:rPr>
+            </w:pPr>
+            <w:r>
+              <w:rPr>
+                <w:rFonts w:asciiTheme="majorHAnsi" w:eastAsiaTheme="majorHAnsi" w:hAnsiTheme="majorHAnsi" w:hint="eastAsia"/>
+              </w:rPr>
+              <w:t>[오후 8:02:32.525] RX  01 64 03 01 0C 73 05 1A 44 54 1C 16 44 63 F7 16 44 00 00 00 00 00 00 00 00 00 00 00 00 00 00 00 00 00 00 00 00 00 00 00 00 00 00 00 00 00 00 00 00 00 00 00 00 B6 B0  (+46ms)</w:t>
+            </w:r>
+          </w:p>
+          <w:p>
+            <w:pPr>
+              <w:pStyle w:val="1-0"/>
+              <w:rPr>
+                <w:rFonts w:asciiTheme="majorHAnsi" w:eastAsiaTheme="majorHAnsi" w:hAnsiTheme="majorHAnsi" w:hint="eastAsia"/>
+              </w:rPr>
+            </w:pPr>
+            <w:r>
+              <w:rPr>
+                <w:rFonts w:asciiTheme="majorHAnsi" w:eastAsiaTheme="majorHAnsi" w:hAnsiTheme="majorHAnsi" w:hint="eastAsia"/>
+              </w:rPr>
+              <w:t>[오후 8:02:32.527] TX  01 64 03 4A C1  (+2ms)</w:t>
+            </w:r>
+          </w:p>
+          <w:p>
+            <w:pPr>
+              <w:pStyle w:val="1-0"/>
+              <w:rPr>
+                <w:rFonts w:asciiTheme="majorHAnsi" w:eastAsiaTheme="majorHAnsi" w:hAnsiTheme="majorHAnsi" w:hint="eastAsia"/>
+              </w:rPr>
+            </w:pPr>
+            <w:r>
+              <w:rPr>
+                <w:rFonts w:asciiTheme="majorHAnsi" w:eastAsiaTheme="majorHAnsi" w:hAnsiTheme="majorHAnsi" w:hint="eastAsia"/>
+              </w:rPr>
+              <w:t>[오후 8:02:32.574] RX  01 64 03 01 0C 74 8D 17 44 72 3E 13 44 EC 18 14 44 00 00 00 00 00 00 00 00 00 00 00 00 00 00 00 00 00 00 00 00 00 00 00 00 00 00 00 00 00 00 00 00 00 00 00 00 49 31  (+47ms)</w:t>
+            </w:r>
+          </w:p>
+          <w:p>
+            <w:pPr>
+              <w:pStyle w:val="1-0"/>
+              <w:rPr>
+                <w:rFonts w:asciiTheme="majorHAnsi" w:eastAsiaTheme="majorHAnsi" w:hAnsiTheme="majorHAnsi" w:hint="eastAsia"/>
+              </w:rPr>
+            </w:pPr>
+            <w:r>
+              <w:rPr>
+                <w:rFonts w:asciiTheme="majorHAnsi" w:eastAsiaTheme="majorHAnsi" w:hAnsiTheme="majorHAnsi" w:hint="eastAsia"/>
+              </w:rPr>
+              <w:t>[오후 8:02:32.578] TX  01 04 D0 2D 00 01 99 03  (+4ms)</w:t>
+            </w:r>
+          </w:p>
+          <w:p>
+            <w:pPr>
+              <w:pStyle w:val="1-0"/>
+              <w:rPr>
+                <w:rFonts w:asciiTheme="majorHAnsi" w:eastAsiaTheme="majorHAnsi" w:hAnsiTheme="majorHAnsi" w:hint="eastAsia"/>
+              </w:rPr>
+            </w:pPr>
+            <w:r>
+              <w:rPr>
+                <w:rFonts w:asciiTheme="majorHAnsi" w:eastAsiaTheme="majorHAnsi" w:hAnsiTheme="majorHAnsi" w:hint="eastAsia"/>
+              </w:rPr>
+              <w:t>[오후 8:02:32.589] RX  01 04 02 01 CA 38 F7  (+11ms)</w:t>
+            </w:r>
+          </w:p>
+          <w:p>
+            <w:pPr>
+              <w:pStyle w:val="1-0"/>
+              <w:rPr>
+                <w:rFonts w:asciiTheme="majorHAnsi" w:eastAsiaTheme="majorHAnsi" w:hAnsiTheme="majorHAnsi" w:hint="eastAsia"/>
+              </w:rPr>
+            </w:pPr>
+            <w:r>
+              <w:rPr>
+                <w:rFonts w:asciiTheme="majorHAnsi" w:eastAsiaTheme="majorHAnsi" w:hAnsiTheme="majorHAnsi" w:hint="eastAsia"/>
+              </w:rPr>
+              <w:t>[오후 8:02:32.591] TX  01 64 03 4A C1  (+2ms)</w:t>
+            </w:r>
+          </w:p>
+          <w:p>
+            <w:pPr>
+              <w:pStyle w:val="1-0"/>
+              <w:rPr>
+                <w:rFonts w:asciiTheme="majorHAnsi" w:eastAsiaTheme="majorHAnsi" w:hAnsiTheme="majorHAnsi" w:hint="eastAsia"/>
+              </w:rPr>
+            </w:pPr>
+            <w:r>
+              <w:rPr>
+                <w:rFonts w:asciiTheme="majorHAnsi" w:eastAsiaTheme="majorHAnsi" w:hAnsiTheme="majorHAnsi" w:hint="eastAsia"/>
+              </w:rPr>
+              <w:t xml:space="preserve">[오후 8:02:32.637] RX  01 64 03 01 0C 56 DD 14 44 3F E6 11 44 38 18 10 44 00 00 00 00 </w:t>
+            </w:r>
+            <w:r>
+              <w:rPr>
+                <w:rFonts w:asciiTheme="majorHAnsi" w:eastAsiaTheme="majorHAnsi" w:hAnsiTheme="majorHAnsi" w:hint="eastAsia"/>
+              </w:rPr>
+              <w:lastRenderedPageBreak/>
+              <w:t>00 00 00 00 00 00 00 00 00 00 00 00 00 00 00 00 00 00 00 00 00 00 00 00 00 00 00 00 00 00 00 00 CC EB  (+46ms)</w:t>
+            </w:r>
+          </w:p>
+          <w:p>
+            <w:pPr>
+              <w:pStyle w:val="1-0"/>
+              <w:rPr>
+                <w:rFonts w:asciiTheme="majorHAnsi" w:eastAsiaTheme="majorHAnsi" w:hAnsiTheme="majorHAnsi" w:hint="eastAsia"/>
+              </w:rPr>
+            </w:pPr>
+            <w:r>
+              <w:rPr>
+                <w:rFonts w:asciiTheme="majorHAnsi" w:eastAsiaTheme="majorHAnsi" w:hAnsiTheme="majorHAnsi" w:hint="eastAsia"/>
+              </w:rPr>
+              <w:t>[오후 8:02:32.640] TX  01 64 03 4A C1  (+3ms)</w:t>
+            </w:r>
+          </w:p>
+          <w:p>
+            <w:pPr>
+              <w:pStyle w:val="1-0"/>
+              <w:rPr>
+                <w:rFonts w:asciiTheme="majorHAnsi" w:eastAsiaTheme="majorHAnsi" w:hAnsiTheme="majorHAnsi" w:hint="eastAsia"/>
+              </w:rPr>
+            </w:pPr>
+            <w:r>
+              <w:rPr>
+                <w:rFonts w:asciiTheme="majorHAnsi" w:eastAsiaTheme="majorHAnsi" w:hAnsiTheme="majorHAnsi" w:hint="eastAsia"/>
+              </w:rPr>
+              <w:t>[오후 8:02:32.686] RX  01 64 03 01 0C 73 5D 0E 44 40 89 0F 44 1B 22 0E 44 00 00 00 00 00 00 00 00 00 00 00 00 00 00 00 00 00 00 00 00 00 00 00 00 00 00 00 00 00 00 00 00 00 00 00 00 8B 01  (+46ms)</w:t>
+            </w:r>
+          </w:p>
+          <w:p>
+            <w:pPr>
+              <w:pStyle w:val="1-0"/>
+              <w:rPr>
+                <w:rFonts w:asciiTheme="majorHAnsi" w:eastAsiaTheme="majorHAnsi" w:hAnsiTheme="majorHAnsi" w:hint="eastAsia"/>
+              </w:rPr>
+            </w:pPr>
+            <w:r>
+              <w:rPr>
+                <w:rFonts w:asciiTheme="majorHAnsi" w:eastAsiaTheme="majorHAnsi" w:hAnsiTheme="majorHAnsi" w:hint="eastAsia"/>
+              </w:rPr>
+              <w:t>[오후 8:02:32.690] TX  01 64 03 4A C1  (+4ms)</w:t>
+            </w:r>
+          </w:p>
+          <w:p>
+            <w:pPr>
+              <w:pStyle w:val="1-0"/>
+              <w:rPr>
+                <w:rFonts w:asciiTheme="majorHAnsi" w:eastAsiaTheme="majorHAnsi" w:hAnsiTheme="majorHAnsi" w:hint="eastAsia"/>
+              </w:rPr>
+            </w:pPr>
+            <w:r>
+              <w:rPr>
+                <w:rFonts w:asciiTheme="majorHAnsi" w:eastAsiaTheme="majorHAnsi" w:hAnsiTheme="majorHAnsi" w:hint="eastAsia"/>
+              </w:rPr>
+              <w:t>[오후 8:02:32.749] RX  01 64 03 01 0C 43 78 0C 44 C1 92 0C 44 F7 BC 0A 44 00 00 00 00 00 00 00 00 00 00 00 00 00 00 00 00 00 00 00 00 00 00 00 00 00 00 00 00 00 00 00 00 00 00 00 00 CB F8  (+59ms)</w:t>
+            </w:r>
+          </w:p>
+          <w:p>
+            <w:pPr>
+              <w:pStyle w:val="1-0"/>
+              <w:rPr>
+                <w:rFonts w:asciiTheme="majorHAnsi" w:eastAsiaTheme="majorHAnsi" w:hAnsiTheme="majorHAnsi" w:hint="eastAsia"/>
+              </w:rPr>
+            </w:pPr>
+            <w:r>
+              <w:rPr>
+                <w:rFonts w:asciiTheme="majorHAnsi" w:eastAsiaTheme="majorHAnsi" w:hAnsiTheme="majorHAnsi" w:hint="eastAsia"/>
+              </w:rPr>
+              <w:t>[오후 8:02:32.752] TX  01 64 03 4A C1  (+3ms)</w:t>
+            </w:r>
+          </w:p>
+          <w:p>
+            <w:pPr>
+              <w:pStyle w:val="1-0"/>
+              <w:rPr>
+                <w:rFonts w:asciiTheme="majorHAnsi" w:eastAsiaTheme="majorHAnsi" w:hAnsiTheme="majorHAnsi" w:hint="eastAsia"/>
+              </w:rPr>
+            </w:pPr>
+            <w:r>
+              <w:rPr>
+                <w:rFonts w:asciiTheme="majorHAnsi" w:eastAsiaTheme="majorHAnsi" w:hAnsiTheme="majorHAnsi" w:hint="eastAsia"/>
+              </w:rPr>
+              <w:t>[오후 8:02:32.797] RX  01 64 03 01 0C 33 2A 09 44 FC 75 0A 44 B8 23 09 44 00 00 00 00 00 00 00 00 00 00 00 00 00 00 00 00 00 00 00 00 00 00 00 00 00 00 00 00 00 00 00 00 00 00 00 00 FB 68  (+45ms)</w:t>
+            </w:r>
+          </w:p>
+          <w:p>
+            <w:pPr>
+              <w:pStyle w:val="1-0"/>
+              <w:rPr>
+                <w:rFonts w:asciiTheme="majorHAnsi" w:eastAsiaTheme="majorHAnsi" w:hAnsiTheme="majorHAnsi" w:hint="eastAsia"/>
+              </w:rPr>
+            </w:pPr>
+            <w:r>
+              <w:rPr>
+                <w:rFonts w:asciiTheme="majorHAnsi" w:eastAsiaTheme="majorHAnsi" w:hAnsiTheme="majorHAnsi" w:hint="eastAsia"/>
+              </w:rPr>
+              <w:t>[오후 8:02:32.799] TX  01 64 03 4A C1  (+2ms)</w:t>
+            </w:r>
+          </w:p>
+          <w:p>
+            <w:pPr>
+              <w:pStyle w:val="1-0"/>
+              <w:rPr>
+                <w:rFonts w:asciiTheme="majorHAnsi" w:eastAsiaTheme="majorHAnsi" w:hAnsiTheme="majorHAnsi" w:hint="eastAsia"/>
+              </w:rPr>
+            </w:pPr>
+            <w:r>
+              <w:rPr>
+                <w:rFonts w:asciiTheme="majorHAnsi" w:eastAsiaTheme="majorHAnsi" w:hAnsiTheme="majorHAnsi" w:hint="eastAsia"/>
+              </w:rPr>
+              <w:t>[오후 8:02:32.846] RX  01 64 03 01 0C 03 83 07 44 27 16 08 44 A4 D2 07 44 00 00 00 00 00 00 00 00 00 00 00 00 00 00 00 00 00 00 00 00 00 00 00 00 00 00 00 00 00 00 00 00 00 00 00 00 E7 40  (+47ms)</w:t>
+            </w:r>
+          </w:p>
+          <w:p>
+            <w:pPr>
+              <w:pStyle w:val="1-0"/>
+              <w:rPr>
+                <w:rFonts w:asciiTheme="majorHAnsi" w:eastAsiaTheme="majorHAnsi" w:hAnsiTheme="majorHAnsi" w:hint="eastAsia"/>
+              </w:rPr>
+            </w:pPr>
+            <w:r>
+              <w:rPr>
+                <w:rFonts w:asciiTheme="majorHAnsi" w:eastAsiaTheme="majorHAnsi" w:hAnsiTheme="majorHAnsi" w:hint="eastAsia"/>
+              </w:rPr>
+              <w:t>[오후 8:02:32.849] TX  01 64 03 4A C1  (+3ms)</w:t>
+            </w:r>
+          </w:p>
+          <w:p>
+            <w:pPr>
+              <w:pStyle w:val="1-0"/>
+              <w:rPr>
+                <w:rFonts w:asciiTheme="majorHAnsi" w:eastAsiaTheme="majorHAnsi" w:hAnsiTheme="majorHAnsi" w:hint="eastAsia"/>
+              </w:rPr>
+            </w:pPr>
+            <w:r>
+              <w:rPr>
+                <w:rFonts w:asciiTheme="majorHAnsi" w:eastAsiaTheme="majorHAnsi" w:hAnsiTheme="majorHAnsi" w:hint="eastAsia"/>
+              </w:rPr>
+              <w:t>[오후 8:02:32.894] RX  01 64 03 01 0C 98 3B 06 44 33 F0 03 44 98 DC 04 44 00 00 00 00 00 00 00 00 00 00 00 00 00 00 00 00 00 00 00 00 00 00 00 00 00 00 00 00 00 00 00 00 00 00 00 00 9A AA  (+45ms)</w:t>
+            </w:r>
+          </w:p>
+          <w:p>
+            <w:pPr>
+              <w:pStyle w:val="1-0"/>
+              <w:rPr>
+                <w:rFonts w:asciiTheme="majorHAnsi" w:eastAsiaTheme="majorHAnsi" w:hAnsiTheme="majorHAnsi" w:hint="eastAsia"/>
+              </w:rPr>
+            </w:pPr>
+            <w:r>
+              <w:rPr>
+                <w:rFonts w:asciiTheme="majorHAnsi" w:eastAsiaTheme="majorHAnsi" w:hAnsiTheme="majorHAnsi" w:hint="eastAsia"/>
+              </w:rPr>
+              <w:t>[오후 8:02:32.897] TX  01 64 03 4A C1  (+3ms)</w:t>
+            </w:r>
+          </w:p>
+          <w:p>
+            <w:pPr>
+              <w:pStyle w:val="1-0"/>
+              <w:rPr>
+                <w:rFonts w:asciiTheme="majorHAnsi" w:eastAsiaTheme="majorHAnsi" w:hAnsiTheme="majorHAnsi" w:hint="eastAsia"/>
+              </w:rPr>
+            </w:pPr>
+            <w:r>
+              <w:rPr>
+                <w:rFonts w:asciiTheme="majorHAnsi" w:eastAsiaTheme="majorHAnsi" w:hAnsiTheme="majorHAnsi" w:hint="eastAsia"/>
+              </w:rPr>
+              <w:t>[오후 8:02:32.941] RX  01 64 03 01 0C BC 99 05 44 65 F0 01 44 30 AF 01 44 00 00 00 00 00 00 00 00 00 00 00 00 00 00 00 00 00 00 00 00 00 00 00 00 00 00 00 00 00 00 00 00 00 00 00 00 E6 C7  (+44ms)</w:t>
+            </w:r>
+          </w:p>
+          <w:p>
+            <w:pPr>
+              <w:pStyle w:val="1-0"/>
+              <w:rPr>
+                <w:rFonts w:asciiTheme="majorHAnsi" w:eastAsiaTheme="majorHAnsi" w:hAnsiTheme="majorHAnsi" w:hint="eastAsia"/>
+              </w:rPr>
+            </w:pPr>
+            <w:r>
+              <w:rPr>
+                <w:rFonts w:asciiTheme="majorHAnsi" w:eastAsiaTheme="majorHAnsi" w:hAnsiTheme="majorHAnsi" w:hint="eastAsia"/>
+              </w:rPr>
+              <w:t>[오후 8:02:32.943] TX  01 64 03 4A C1  (+2ms)</w:t>
+            </w:r>
+          </w:p>
+          <w:p>
+            <w:pPr>
+              <w:pStyle w:val="1-0"/>
+              <w:rPr>
+                <w:rFonts w:asciiTheme="majorHAnsi" w:eastAsiaTheme="majorHAnsi" w:hAnsiTheme="majorHAnsi" w:hint="eastAsia"/>
+              </w:rPr>
+            </w:pPr>
+            <w:r>
+              <w:rPr>
+                <w:rFonts w:asciiTheme="majorHAnsi" w:eastAsiaTheme="majorHAnsi" w:hAnsiTheme="majorHAnsi" w:hint="eastAsia"/>
+              </w:rPr>
+              <w:t>[오후 8:02:32.989] RX  01 64 03 01 0C 45 90 02 44 A7 B4 00 44 79 6B FE 43 00 00 00 00 00 00 00 00 00 00 00 00 00 00 00 00 00 00 00 00 00 00 00 00 00 00 00 00 00 00 00 00 00 00 00 00 41 F0  (+46ms)</w:t>
+            </w:r>
+          </w:p>
+          <w:p>
+            <w:pPr>
+              <w:pStyle w:val="1-0"/>
+              <w:rPr>
+                <w:rFonts w:asciiTheme="majorHAnsi" w:eastAsiaTheme="majorHAnsi" w:hAnsiTheme="majorHAnsi" w:hint="eastAsia"/>
+              </w:rPr>
+            </w:pPr>
+            <w:r>
+              <w:rPr>
+                <w:rFonts w:asciiTheme="majorHAnsi" w:eastAsiaTheme="majorHAnsi" w:hAnsiTheme="majorHAnsi" w:hint="eastAsia"/>
+              </w:rPr>
+              <w:t>[오후 8:02:32.992] TX  01 64 03 4A C1  (+3ms)</w:t>
+            </w:r>
+          </w:p>
+          <w:p>
+            <w:pPr>
+              <w:pStyle w:val="1-0"/>
+              <w:rPr>
+                <w:rFonts w:asciiTheme="majorHAnsi" w:eastAsiaTheme="majorHAnsi" w:hAnsiTheme="majorHAnsi" w:hint="eastAsia"/>
+              </w:rPr>
+            </w:pPr>
+            <w:r>
+              <w:rPr>
+                <w:rFonts w:asciiTheme="majorHAnsi" w:eastAsiaTheme="majorHAnsi" w:hAnsiTheme="majorHAnsi" w:hint="eastAsia"/>
+              </w:rPr>
+              <w:t>[오후 8:02:33.037] RX  01 64 03 01 0C 52 25 FE 43 F9 85 FF 43 57 74 FC 43 00 00 00 00 00 00 00 00 00 00 00 00 00 00 00 00 00 00 00 00 00 00 00 00 00 00 00 00 00 00 00 00 00 00 00 00 26 6C  (+45ms)</w:t>
+            </w:r>
+          </w:p>
+          <w:p>
+            <w:pPr>
+              <w:pStyle w:val="1-0"/>
+              <w:rPr>
+                <w:rFonts w:asciiTheme="majorHAnsi" w:eastAsiaTheme="majorHAnsi" w:hAnsiTheme="majorHAnsi" w:hint="eastAsia"/>
+              </w:rPr>
+            </w:pPr>
+            <w:r>
+              <w:rPr>
+                <w:rFonts w:asciiTheme="majorHAnsi" w:eastAsiaTheme="majorHAnsi" w:hAnsiTheme="majorHAnsi" w:hint="eastAsia"/>
+              </w:rPr>
+              <w:t>[오후 8:02:33.040] TX  01 64 03 4A C1  (+3ms)</w:t>
+            </w:r>
+          </w:p>
+          <w:p>
+            <w:pPr>
+              <w:pStyle w:val="1-0"/>
+              <w:rPr>
+                <w:rFonts w:asciiTheme="majorHAnsi" w:eastAsiaTheme="majorHAnsi" w:hAnsiTheme="majorHAnsi" w:hint="eastAsia"/>
+              </w:rPr>
+            </w:pPr>
+            <w:r>
+              <w:rPr>
+                <w:rFonts w:asciiTheme="majorHAnsi" w:eastAsiaTheme="majorHAnsi" w:hAnsiTheme="majorHAnsi" w:hint="eastAsia"/>
+              </w:rPr>
+              <w:t xml:space="preserve">[오후 8:02:33.086] RX  01 64 03 01 0C CC F8 F9 43 50 99 FC 43 F6 66 FB 43 00 00 00 00 00 00 00 00 00 00 00 00 00 00 00 00 00 00 00 00 00 00 00 00 00 00 00 00 00 00 00 00 00 00 </w:t>
+            </w:r>
+            <w:r>
+              <w:rPr>
+                <w:rFonts w:asciiTheme="majorHAnsi" w:eastAsiaTheme="majorHAnsi" w:hAnsiTheme="majorHAnsi" w:hint="eastAsia"/>
+              </w:rPr>
+              <w:lastRenderedPageBreak/>
+              <w:t>00 00 41 2E  (+46ms)</w:t>
+            </w:r>
+          </w:p>
+          <w:p>
+            <w:pPr>
+              <w:pStyle w:val="1-0"/>
+              <w:rPr>
+                <w:rFonts w:asciiTheme="majorHAnsi" w:eastAsiaTheme="majorHAnsi" w:hAnsiTheme="majorHAnsi" w:hint="eastAsia"/>
+              </w:rPr>
+            </w:pPr>
+            <w:r>
+              <w:rPr>
+                <w:rFonts w:asciiTheme="majorHAnsi" w:eastAsiaTheme="majorHAnsi" w:hAnsiTheme="majorHAnsi" w:hint="eastAsia"/>
+              </w:rPr>
+              <w:t>[오후 8:02:33.088] TX  01 64 03 4A C1  (+2ms)</w:t>
+            </w:r>
+          </w:p>
+          <w:p>
+            <w:pPr>
+              <w:pStyle w:val="1-0"/>
+              <w:rPr>
+                <w:rFonts w:asciiTheme="majorHAnsi" w:eastAsiaTheme="majorHAnsi" w:hAnsiTheme="majorHAnsi" w:hint="eastAsia"/>
+              </w:rPr>
+            </w:pPr>
+            <w:r>
+              <w:rPr>
+                <w:rFonts w:asciiTheme="majorHAnsi" w:eastAsiaTheme="majorHAnsi" w:hAnsiTheme="majorHAnsi" w:hint="eastAsia"/>
+              </w:rPr>
+              <w:t>[오후 8:02:33.133] RX  01 64 03 01 0C C2 32 F8 43 A5 E9 F5 43 03 96 F7 43 00 00 00 00 00 00 00 00 00 00 00 00 00 00 00 00 00 00 00 00 00 00 00 00 00 00 00 00 00 00 00 00 00 00 00 00 3F 40  (+45ms)</w:t>
+            </w:r>
+          </w:p>
+          <w:p>
+            <w:pPr>
+              <w:pStyle w:val="1-0"/>
+              <w:rPr>
+                <w:rFonts w:asciiTheme="majorHAnsi" w:eastAsiaTheme="majorHAnsi" w:hAnsiTheme="majorHAnsi" w:hint="eastAsia"/>
+              </w:rPr>
+            </w:pPr>
+            <w:r>
+              <w:rPr>
+                <w:rFonts w:asciiTheme="majorHAnsi" w:eastAsiaTheme="majorHAnsi" w:hAnsiTheme="majorHAnsi" w:hint="eastAsia"/>
+              </w:rPr>
+              <w:t>[오후 8:02:33.135] TX  01 04 D0 2D 00 01 99 03  (+2ms)</w:t>
+            </w:r>
+          </w:p>
+          <w:p>
+            <w:pPr>
+              <w:pStyle w:val="1-0"/>
+              <w:rPr>
+                <w:rFonts w:asciiTheme="majorHAnsi" w:eastAsiaTheme="majorHAnsi" w:hAnsiTheme="majorHAnsi" w:hint="eastAsia"/>
+              </w:rPr>
+            </w:pPr>
+            <w:r>
+              <w:rPr>
+                <w:rFonts w:asciiTheme="majorHAnsi" w:eastAsiaTheme="majorHAnsi" w:hAnsiTheme="majorHAnsi" w:hint="eastAsia"/>
+              </w:rPr>
+              <w:t>[오후 8:02:33.150] RX  01 04 02 01 8C B9 05  (+15ms)</w:t>
+            </w:r>
+          </w:p>
+          <w:p>
+            <w:pPr>
+              <w:pStyle w:val="1-0"/>
+              <w:rPr>
+                <w:rFonts w:asciiTheme="majorHAnsi" w:eastAsiaTheme="majorHAnsi" w:hAnsiTheme="majorHAnsi" w:hint="eastAsia"/>
+              </w:rPr>
+            </w:pPr>
+            <w:r>
+              <w:rPr>
+                <w:rFonts w:asciiTheme="majorHAnsi" w:eastAsiaTheme="majorHAnsi" w:hAnsiTheme="majorHAnsi" w:hint="eastAsia"/>
+              </w:rPr>
+              <w:t>[오후 8:02:33.152] TX  01 64 03 4A C1  (+2ms)</w:t>
+            </w:r>
+          </w:p>
+          <w:p>
+            <w:pPr>
+              <w:pStyle w:val="1-0"/>
+              <w:rPr>
+                <w:rFonts w:asciiTheme="majorHAnsi" w:eastAsiaTheme="majorHAnsi" w:hAnsiTheme="majorHAnsi" w:hint="eastAsia"/>
+              </w:rPr>
+            </w:pPr>
+            <w:r>
+              <w:rPr>
+                <w:rFonts w:asciiTheme="majorHAnsi" w:eastAsiaTheme="majorHAnsi" w:hAnsiTheme="majorHAnsi" w:hint="eastAsia"/>
+              </w:rPr>
+              <w:t>[오후 8:02:33.197] RX  01 64 03 01 0C 4A B6 F6 43 3D A2 F0 43 27 89 F2 43 00 00 00 00 00 00 00 00 00 00 00 00 00 00 00 00 00 00 00 00 00 00 00 00 00 00 00 00 00 00 00 00 00 00 00 00 6A 56  (+45ms)</w:t>
+            </w:r>
+          </w:p>
+          <w:p>
+            <w:pPr>
+              <w:pStyle w:val="1-0"/>
+              <w:rPr>
+                <w:rFonts w:asciiTheme="majorHAnsi" w:eastAsiaTheme="majorHAnsi" w:hAnsiTheme="majorHAnsi" w:hint="eastAsia"/>
+              </w:rPr>
+            </w:pPr>
+            <w:r>
+              <w:rPr>
+                <w:rFonts w:asciiTheme="majorHAnsi" w:eastAsiaTheme="majorHAnsi" w:hAnsiTheme="majorHAnsi" w:hint="eastAsia"/>
+              </w:rPr>
+              <w:t>[오후 8:02:33.200] TX  01 64 03 4A C1  (+3ms)</w:t>
+            </w:r>
+          </w:p>
+          <w:p>
+            <w:pPr>
+              <w:pStyle w:val="1-0"/>
+              <w:rPr>
+                <w:rFonts w:asciiTheme="majorHAnsi" w:eastAsiaTheme="majorHAnsi" w:hAnsiTheme="majorHAnsi" w:hint="eastAsia"/>
+              </w:rPr>
+            </w:pPr>
+            <w:r>
+              <w:rPr>
+                <w:rFonts w:asciiTheme="majorHAnsi" w:eastAsiaTheme="majorHAnsi" w:hAnsiTheme="majorHAnsi" w:hint="eastAsia"/>
+              </w:rPr>
+              <w:t>[오후 8:02:33.245] RX  01 64 03 01 0C BD DA F2 43 07 F9 EA 43 3F FA EC 43 00 00 00 00 00 00 00 00 00 00 00 00 00 00 00 00 00 00 00 00 00 00 00 00 00 00 00 00 00 00 00 00 00 00 00 00 14 68  (+45ms)</w:t>
+            </w:r>
+          </w:p>
+          <w:p>
+            <w:pPr>
+              <w:pStyle w:val="1-0"/>
+              <w:rPr>
+                <w:rFonts w:asciiTheme="majorHAnsi" w:eastAsiaTheme="majorHAnsi" w:hAnsiTheme="majorHAnsi" w:hint="eastAsia"/>
+              </w:rPr>
+            </w:pPr>
+            <w:r>
+              <w:rPr>
+                <w:rFonts w:asciiTheme="majorHAnsi" w:eastAsiaTheme="majorHAnsi" w:hAnsiTheme="majorHAnsi" w:hint="eastAsia"/>
+              </w:rPr>
+              <w:t>[오후 8:02:33.248] TX  01 64 03 4A C1  (+3ms)</w:t>
+            </w:r>
+          </w:p>
+          <w:p>
+            <w:pPr>
+              <w:pStyle w:val="1-0"/>
+              <w:rPr>
+                <w:rFonts w:asciiTheme="majorHAnsi" w:eastAsiaTheme="majorHAnsi" w:hAnsiTheme="majorHAnsi" w:hint="eastAsia"/>
+              </w:rPr>
+            </w:pPr>
+            <w:r>
+              <w:rPr>
+                <w:rFonts w:asciiTheme="majorHAnsi" w:eastAsiaTheme="majorHAnsi" w:hAnsiTheme="majorHAnsi" w:hint="eastAsia"/>
+              </w:rPr>
+              <w:t>[오후 8:02:33.293] RX  01 64 03 01 0C 95 30 EE 43 94 8C E7 43 B4 65 E6 43 00 00 00 00 00 00 00 00 00 00 00 00 00 00 00 00 00 00 00 00 00 00 00 00 00 00 00 00 00 00 00 00 00 00 00 00 3E FF  (+45ms)</w:t>
+            </w:r>
+          </w:p>
+          <w:p>
+            <w:pPr>
+              <w:pStyle w:val="1-0"/>
+              <w:rPr>
+                <w:rFonts w:asciiTheme="majorHAnsi" w:eastAsiaTheme="majorHAnsi" w:hAnsiTheme="majorHAnsi" w:hint="eastAsia"/>
+              </w:rPr>
+            </w:pPr>
+            <w:r>
+              <w:rPr>
+                <w:rFonts w:asciiTheme="majorHAnsi" w:eastAsiaTheme="majorHAnsi" w:hAnsiTheme="majorHAnsi" w:hint="eastAsia"/>
+              </w:rPr>
+              <w:t>[오후 8:02:33.295] TX  01 64 03 4A C1  (+2ms)</w:t>
+            </w:r>
+          </w:p>
+          <w:p>
+            <w:pPr>
+              <w:pStyle w:val="1-0"/>
+              <w:rPr>
+                <w:rFonts w:asciiTheme="majorHAnsi" w:eastAsiaTheme="majorHAnsi" w:hAnsiTheme="majorHAnsi" w:hint="eastAsia"/>
+              </w:rPr>
+            </w:pPr>
+            <w:r>
+              <w:rPr>
+                <w:rFonts w:asciiTheme="majorHAnsi" w:eastAsiaTheme="majorHAnsi" w:hAnsiTheme="majorHAnsi" w:hint="eastAsia"/>
+              </w:rPr>
+              <w:t>[오후 8:02:33.341] RX  01 64 03 01 0C 7D 48 E7 43 2F AD E7 43 4D 8D E4 43 00 00 00 00 00 00 00 00 00 00 00 00 00 00 00 00 00 00 00 00 00 00 00 00 00 00 00 00 00 00 00 00 00 00 00 00 9E 6B  (+46ms)</w:t>
+            </w:r>
+          </w:p>
+          <w:p>
+            <w:pPr>
+              <w:pStyle w:val="1-0"/>
+              <w:rPr>
+                <w:rFonts w:asciiTheme="majorHAnsi" w:eastAsiaTheme="majorHAnsi" w:hAnsiTheme="majorHAnsi" w:hint="eastAsia"/>
+              </w:rPr>
+            </w:pPr>
+            <w:r>
+              <w:rPr>
+                <w:rFonts w:asciiTheme="majorHAnsi" w:eastAsiaTheme="majorHAnsi" w:hAnsiTheme="majorHAnsi" w:hint="eastAsia"/>
+              </w:rPr>
+              <w:t>[오후 8:02:33.343] TX  01 64 03 4A C1  (+2ms)</w:t>
+            </w:r>
+          </w:p>
+          <w:p>
+            <w:pPr>
+              <w:pStyle w:val="1-0"/>
+              <w:rPr>
+                <w:rFonts w:asciiTheme="majorHAnsi" w:eastAsiaTheme="majorHAnsi" w:hAnsiTheme="majorHAnsi" w:hint="eastAsia"/>
+              </w:rPr>
+            </w:pPr>
+            <w:r>
+              <w:rPr>
+                <w:rFonts w:asciiTheme="majorHAnsi" w:eastAsiaTheme="majorHAnsi" w:hAnsiTheme="majorHAnsi" w:hint="eastAsia"/>
+              </w:rPr>
+              <w:t>[오후 8:02:33.389] RX  01 64 03 01 0C 42 EC E1 43 EB CA E4 43 B6 4A E4 43 00 00 00 00 00 00 00 00 00 00 00 00 00 00 00 00 00 00 00 00 00 00 00 00 00 00 00 00 00 00 00 00 00 00 00 00 C7 BB  (+46ms)</w:t>
+            </w:r>
+          </w:p>
+          <w:p>
+            <w:pPr>
+              <w:pStyle w:val="1-0"/>
+              <w:rPr>
+                <w:rFonts w:asciiTheme="majorHAnsi" w:eastAsiaTheme="majorHAnsi" w:hAnsiTheme="majorHAnsi" w:hint="eastAsia"/>
+              </w:rPr>
+            </w:pPr>
+            <w:r>
+              <w:rPr>
+                <w:rFonts w:asciiTheme="majorHAnsi" w:eastAsiaTheme="majorHAnsi" w:hAnsiTheme="majorHAnsi" w:hint="eastAsia"/>
+              </w:rPr>
+              <w:t>[오후 8:02:33.393] TX  01 64 03 4A C1  (+4ms)</w:t>
+            </w:r>
+          </w:p>
+          <w:p>
+            <w:pPr>
+              <w:pStyle w:val="1-0"/>
+              <w:rPr>
+                <w:rFonts w:asciiTheme="majorHAnsi" w:eastAsiaTheme="majorHAnsi" w:hAnsiTheme="majorHAnsi" w:hint="eastAsia"/>
+              </w:rPr>
+            </w:pPr>
+            <w:r>
+              <w:rPr>
+                <w:rFonts w:asciiTheme="majorHAnsi" w:eastAsiaTheme="majorHAnsi" w:hAnsiTheme="majorHAnsi" w:hint="eastAsia"/>
+              </w:rPr>
+              <w:t>[오후 8:02:33.437] RX  01 64 03 01 0C FD F2 E1 43 CB 5B DD 43 68 EE DE 43 00 00 00 00 00 00 00 00 00 00 00 00 00 00 00 00 00 00 00 00 00 00 00 00 00 00 00 00 00 00 00 00 00 00 00 00 E4 86  (+44ms)</w:t>
+            </w:r>
+          </w:p>
+          <w:p>
+            <w:pPr>
+              <w:pStyle w:val="1-0"/>
+              <w:rPr>
+                <w:rFonts w:asciiTheme="majorHAnsi" w:eastAsiaTheme="majorHAnsi" w:hAnsiTheme="majorHAnsi" w:hint="eastAsia"/>
+              </w:rPr>
+            </w:pPr>
+            <w:r>
+              <w:rPr>
+                <w:rFonts w:asciiTheme="majorHAnsi" w:eastAsiaTheme="majorHAnsi" w:hAnsiTheme="majorHAnsi" w:hint="eastAsia"/>
+              </w:rPr>
+              <w:t>[오후 8:02:33.439] TX  01 64 03 4A C1  (+2ms)</w:t>
+            </w:r>
+          </w:p>
+          <w:p>
+            <w:pPr>
+              <w:pStyle w:val="1-0"/>
+              <w:rPr>
+                <w:rFonts w:asciiTheme="majorHAnsi" w:eastAsiaTheme="majorHAnsi" w:hAnsiTheme="majorHAnsi" w:hint="eastAsia"/>
+              </w:rPr>
+            </w:pPr>
+            <w:r>
+              <w:rPr>
+                <w:rFonts w:asciiTheme="majorHAnsi" w:eastAsiaTheme="majorHAnsi" w:hAnsiTheme="majorHAnsi" w:hint="eastAsia"/>
+              </w:rPr>
+              <w:t>[오후 8:02:33.485] RX  01 64 03 01 0C BF 63 E0 43 27 58 D8 43 21 80 D8 43 00 00 00 00 00 00 00 00 00 00 00 00 00 00 00 00 00 00 00 00 00 00 00 00 00 00 00 00 00 00 00 00 00 00 00 00 34 3B  (+46ms)</w:t>
+            </w:r>
+          </w:p>
+          <w:p>
+            <w:pPr>
+              <w:pStyle w:val="1-0"/>
+              <w:rPr>
+                <w:rFonts w:asciiTheme="majorHAnsi" w:eastAsiaTheme="majorHAnsi" w:hAnsiTheme="majorHAnsi" w:hint="eastAsia"/>
+              </w:rPr>
+            </w:pPr>
+            <w:r>
+              <w:rPr>
+                <w:rFonts w:asciiTheme="majorHAnsi" w:eastAsiaTheme="majorHAnsi" w:hAnsiTheme="majorHAnsi" w:hint="eastAsia"/>
+              </w:rPr>
+              <w:t>[오후 8:02:33.487] TX  01 64 03 4A C1  (+2ms)</w:t>
+            </w:r>
+          </w:p>
+          <w:p>
+            <w:pPr>
+              <w:pStyle w:val="1-0"/>
+              <w:rPr>
+                <w:rFonts w:asciiTheme="majorHAnsi" w:eastAsiaTheme="majorHAnsi" w:hAnsiTheme="majorHAnsi" w:hint="eastAsia"/>
+              </w:rPr>
+            </w:pPr>
+            <w:r>
+              <w:rPr>
+                <w:rFonts w:asciiTheme="majorHAnsi" w:eastAsiaTheme="majorHAnsi" w:hAnsiTheme="majorHAnsi" w:hint="eastAsia"/>
+              </w:rPr>
+              <w:t xml:space="preserve">[오후 8:02:33.533] RX  01 64 03 01 0C 26 60 DA 43 90 A2 D8 43 95 16 D6 43 00 00 00 00 </w:t>
+            </w:r>
+            <w:r>
+              <w:rPr>
+                <w:rFonts w:asciiTheme="majorHAnsi" w:eastAsiaTheme="majorHAnsi" w:hAnsiTheme="majorHAnsi" w:hint="eastAsia"/>
+              </w:rPr>
+              <w:lastRenderedPageBreak/>
+              <w:t>00 00 00 00 00 00 00 00 00 00 00 00 00 00 00 00 00 00 00 00 00 00 00 00 00 00 00 00 00 00 00 00 13 A0  (+46ms)</w:t>
+            </w:r>
+          </w:p>
+          <w:p>
+            <w:pPr>
+              <w:pStyle w:val="1-0"/>
+              <w:rPr>
+                <w:rFonts w:asciiTheme="majorHAnsi" w:eastAsiaTheme="majorHAnsi" w:hAnsiTheme="majorHAnsi" w:hint="eastAsia"/>
+              </w:rPr>
+            </w:pPr>
+            <w:r>
+              <w:rPr>
+                <w:rFonts w:asciiTheme="majorHAnsi" w:eastAsiaTheme="majorHAnsi" w:hAnsiTheme="majorHAnsi" w:hint="eastAsia"/>
+              </w:rPr>
+              <w:t>[오후 8:02:33.535] TX  01 64 03 4A C1  (+2ms)</w:t>
+            </w:r>
+          </w:p>
+          <w:p>
+            <w:pPr>
+              <w:pStyle w:val="1-0"/>
+              <w:rPr>
+                <w:rFonts w:asciiTheme="majorHAnsi" w:eastAsiaTheme="majorHAnsi" w:hAnsiTheme="majorHAnsi" w:hint="eastAsia"/>
+              </w:rPr>
+            </w:pPr>
+            <w:r>
+              <w:rPr>
+                <w:rFonts w:asciiTheme="majorHAnsi" w:eastAsiaTheme="majorHAnsi" w:hAnsiTheme="majorHAnsi" w:hint="eastAsia"/>
+              </w:rPr>
+              <w:t>[오후 8:02:33.581] RX  01 64 03 01 0C 23 59 D4 43 9F 45 D7 43 F4 17 D7 43 00 00 00 00 00 00 00 00 00 00 00 00 00 00 00 00 00 00 00 00 00 00 00 00 00 00 00 00 00 00 00 00 00 00 00 00 4E A2  (+46ms)</w:t>
+            </w:r>
+          </w:p>
+          <w:p>
+            <w:pPr>
+              <w:pStyle w:val="1-0"/>
+              <w:rPr>
+                <w:rFonts w:asciiTheme="majorHAnsi" w:eastAsiaTheme="majorHAnsi" w:hAnsiTheme="majorHAnsi" w:hint="eastAsia"/>
+              </w:rPr>
+            </w:pPr>
+            <w:r>
+              <w:rPr>
+                <w:rFonts w:asciiTheme="majorHAnsi" w:eastAsiaTheme="majorHAnsi" w:hAnsiTheme="majorHAnsi" w:hint="eastAsia"/>
+              </w:rPr>
+              <w:t>[오후 8:02:33.584] TX  01 64 03 4A C1  (+3ms)</w:t>
+            </w:r>
+          </w:p>
+          <w:p>
+            <w:pPr>
+              <w:pStyle w:val="1-0"/>
+              <w:rPr>
+                <w:rFonts w:asciiTheme="majorHAnsi" w:eastAsiaTheme="majorHAnsi" w:hAnsiTheme="majorHAnsi" w:hint="eastAsia"/>
+              </w:rPr>
+            </w:pPr>
+            <w:r>
+              <w:rPr>
+                <w:rFonts w:asciiTheme="majorHAnsi" w:eastAsiaTheme="majorHAnsi" w:hAnsiTheme="majorHAnsi" w:hint="eastAsia"/>
+              </w:rPr>
+              <w:t>[오후 8:02:33.629] RX  01 64 03 01 0C 36 06 D5 43 8D BE CF 43 40 35 CF 43 00 00 00 00 00 00 00 00 00 00 00 00 00 00 00 00 00 00 00 00 00 00 00 00 00 00 00 00 00 00 00 00 00 00 00 00 58 BA  (+45ms)</w:t>
+            </w:r>
+          </w:p>
+          <w:p>
+            <w:pPr>
+              <w:pStyle w:val="1-0"/>
+              <w:rPr>
+                <w:rFonts w:asciiTheme="majorHAnsi" w:eastAsiaTheme="majorHAnsi" w:hAnsiTheme="majorHAnsi" w:hint="eastAsia"/>
+              </w:rPr>
+            </w:pPr>
+            <w:r>
+              <w:rPr>
+                <w:rFonts w:asciiTheme="majorHAnsi" w:eastAsiaTheme="majorHAnsi" w:hAnsiTheme="majorHAnsi" w:hint="eastAsia"/>
+              </w:rPr>
+              <w:t>[오후 8:02:33.634] TX  01 64 03 4A C1  (+5ms)</w:t>
+            </w:r>
+          </w:p>
+          <w:p>
+            <w:pPr>
+              <w:pStyle w:val="1-0"/>
+              <w:rPr>
+                <w:rFonts w:asciiTheme="majorHAnsi" w:eastAsiaTheme="majorHAnsi" w:hAnsiTheme="majorHAnsi" w:hint="eastAsia"/>
+              </w:rPr>
+            </w:pPr>
+            <w:r>
+              <w:rPr>
+                <w:rFonts w:asciiTheme="majorHAnsi" w:eastAsiaTheme="majorHAnsi" w:hAnsiTheme="majorHAnsi" w:hint="eastAsia"/>
+              </w:rPr>
+              <w:t>[오후 8:02:33.693] RX  01 64 03 01 0C 5F A4 D0 43 70 45 CC 43 7D 2F CB 43 00 00 00 00 00 00 00 00 00 00 00 00 00 00 00 00 00 00 00 00 00 00 00 00 00 00 00 00 00 00 00 00 00 00 00 00 31 6D  (+59ms)</w:t>
+            </w:r>
+          </w:p>
+          <w:p>
+            <w:pPr>
+              <w:pStyle w:val="1-0"/>
+              <w:rPr>
+                <w:rFonts w:asciiTheme="majorHAnsi" w:eastAsiaTheme="majorHAnsi" w:hAnsiTheme="majorHAnsi" w:hint="eastAsia"/>
+              </w:rPr>
+            </w:pPr>
+            <w:r>
+              <w:rPr>
+                <w:rFonts w:asciiTheme="majorHAnsi" w:eastAsiaTheme="majorHAnsi" w:hAnsiTheme="majorHAnsi" w:hint="eastAsia"/>
+              </w:rPr>
+              <w:t>[오후 8:02:33.697] TX  01 04 D0 2D 00 01 99 03  (+4ms)</w:t>
+            </w:r>
+          </w:p>
+          <w:p>
+            <w:pPr>
+              <w:pStyle w:val="1-0"/>
+              <w:rPr>
+                <w:rFonts w:asciiTheme="majorHAnsi" w:eastAsiaTheme="majorHAnsi" w:hAnsiTheme="majorHAnsi" w:hint="eastAsia"/>
+              </w:rPr>
+            </w:pPr>
+            <w:r>
+              <w:rPr>
+                <w:rFonts w:asciiTheme="majorHAnsi" w:eastAsiaTheme="majorHAnsi" w:hAnsiTheme="majorHAnsi" w:hint="eastAsia"/>
+              </w:rPr>
+              <w:t>[오후 8:02:33.709] RX  01 04 02 01 57 F9 5E  (+12ms)</w:t>
+            </w:r>
+          </w:p>
+          <w:p>
+            <w:pPr>
+              <w:pStyle w:val="1-0"/>
+              <w:rPr>
+                <w:rFonts w:asciiTheme="majorHAnsi" w:eastAsiaTheme="majorHAnsi" w:hAnsiTheme="majorHAnsi" w:hint="eastAsia"/>
+              </w:rPr>
+            </w:pPr>
+            <w:r>
+              <w:rPr>
+                <w:rFonts w:asciiTheme="majorHAnsi" w:eastAsiaTheme="majorHAnsi" w:hAnsiTheme="majorHAnsi" w:hint="eastAsia"/>
+              </w:rPr>
+              <w:t>[오후 8:02:33.710] TX  01 64 03 4A C1  (+1ms)</w:t>
+            </w:r>
+          </w:p>
+          <w:p>
+            <w:pPr>
+              <w:pStyle w:val="1-0"/>
+              <w:rPr>
+                <w:rFonts w:asciiTheme="majorHAnsi" w:eastAsiaTheme="majorHAnsi" w:hAnsiTheme="majorHAnsi" w:hint="eastAsia"/>
+              </w:rPr>
+            </w:pPr>
+            <w:r>
+              <w:rPr>
+                <w:rFonts w:asciiTheme="majorHAnsi" w:eastAsiaTheme="majorHAnsi" w:hAnsiTheme="majorHAnsi" w:hint="eastAsia"/>
+              </w:rPr>
+              <w:t>[오후 8:02:33.757] RX  01 64 03 01 0C DB BB CB 43 CA E4 CD 43 41 A4 CB 43 00 00 00 00 00 00 00 00 00 00 00 00 00 00 00 00 00 00 00 00 00 00 00 00 00 00 00 00 00 00 00 00 00 00 00 00 78 A5  (+47ms)</w:t>
+            </w:r>
+          </w:p>
+          <w:p>
+            <w:pPr>
+              <w:pStyle w:val="1-0"/>
+              <w:rPr>
+                <w:rFonts w:asciiTheme="majorHAnsi" w:eastAsiaTheme="majorHAnsi" w:hAnsiTheme="majorHAnsi" w:hint="eastAsia"/>
+              </w:rPr>
+            </w:pPr>
+            <w:r>
+              <w:rPr>
+                <w:rFonts w:asciiTheme="majorHAnsi" w:eastAsiaTheme="majorHAnsi" w:hAnsiTheme="majorHAnsi" w:hint="eastAsia"/>
+              </w:rPr>
+              <w:t>[오후 8:02:33.761] TX  01 64 03 4A C1  (+4ms)</w:t>
+            </w:r>
+          </w:p>
+          <w:p>
+            <w:pPr>
+              <w:pStyle w:val="1-0"/>
+              <w:rPr>
+                <w:rFonts w:asciiTheme="majorHAnsi" w:eastAsiaTheme="majorHAnsi" w:hAnsiTheme="majorHAnsi" w:hint="eastAsia"/>
+              </w:rPr>
+            </w:pPr>
+            <w:r>
+              <w:rPr>
+                <w:rFonts w:asciiTheme="majorHAnsi" w:eastAsiaTheme="majorHAnsi" w:hAnsiTheme="majorHAnsi" w:hint="eastAsia"/>
+              </w:rPr>
+              <w:t>[오후 8:02:33.821] RX  01 64 03 01 0C 97 DC C8 43 06 CE C7 43 B9 96 C9 43 00 00 00 00 00 00 00 00 00 00 00 00 00 00 00 00 00 00 00 00 00 00 00 00 00 00 00 00 00 00 00 00 00 00 00 00 48 05  (+60ms)</w:t>
+            </w:r>
+          </w:p>
+          <w:p>
+            <w:pPr>
+              <w:pStyle w:val="1-0"/>
+              <w:rPr>
+                <w:rFonts w:asciiTheme="majorHAnsi" w:eastAsiaTheme="majorHAnsi" w:hAnsiTheme="majorHAnsi" w:hint="eastAsia"/>
+              </w:rPr>
+            </w:pPr>
+            <w:r>
+              <w:rPr>
+                <w:rFonts w:asciiTheme="majorHAnsi" w:eastAsiaTheme="majorHAnsi" w:hAnsiTheme="majorHAnsi" w:hint="eastAsia"/>
+              </w:rPr>
+              <w:t>[오후 8:02:33.823] TX  01 64 03 4A C1  (+2ms)</w:t>
+            </w:r>
+          </w:p>
+          <w:p>
+            <w:pPr>
+              <w:pStyle w:val="1-0"/>
+              <w:rPr>
+                <w:rFonts w:asciiTheme="majorHAnsi" w:eastAsiaTheme="majorHAnsi" w:hAnsiTheme="majorHAnsi" w:hint="eastAsia"/>
+              </w:rPr>
+            </w:pPr>
+            <w:r>
+              <w:rPr>
+                <w:rFonts w:asciiTheme="majorHAnsi" w:eastAsiaTheme="majorHAnsi" w:hAnsiTheme="majorHAnsi" w:hint="eastAsia"/>
+              </w:rPr>
+              <w:t>[오후 8:02:33.869] RX  01 64 03 01 0C EF DC C9 43 8B 76 C2 43 6D 90 C2 43 00 00 00 00 00 00 00 00 00 00 00 00 00 00 00 00 00 00 00 00 00 00 00 00 00 00 00 00 00 00 00 00 00 00 00 00 A1 6B  (+46ms)</w:t>
+            </w:r>
+          </w:p>
+          <w:p>
+            <w:pPr>
+              <w:pStyle w:val="1-0"/>
+              <w:rPr>
+                <w:rFonts w:asciiTheme="majorHAnsi" w:eastAsiaTheme="majorHAnsi" w:hAnsiTheme="majorHAnsi" w:hint="eastAsia"/>
+              </w:rPr>
+            </w:pPr>
+            <w:r>
+              <w:rPr>
+                <w:rFonts w:asciiTheme="majorHAnsi" w:eastAsiaTheme="majorHAnsi" w:hAnsiTheme="majorHAnsi" w:hint="eastAsia"/>
+              </w:rPr>
+              <w:t>[오후 8:02:33.871] TX  01 64 03 4A C1  (+2ms)</w:t>
+            </w:r>
+          </w:p>
+          <w:p>
+            <w:pPr>
+              <w:pStyle w:val="1-0"/>
+              <w:rPr>
+                <w:rFonts w:asciiTheme="majorHAnsi" w:eastAsiaTheme="majorHAnsi" w:hAnsiTheme="majorHAnsi" w:hint="eastAsia"/>
+              </w:rPr>
+            </w:pPr>
+            <w:r>
+              <w:rPr>
+                <w:rFonts w:asciiTheme="majorHAnsi" w:eastAsiaTheme="majorHAnsi" w:hAnsiTheme="majorHAnsi" w:hint="eastAsia"/>
+              </w:rPr>
+              <w:t>[오후 8:02:33.917] RX  01 64 03 01 0C 84 FB C3 43 3D 02 C4 43 7B 70 C1 43 00 00 00 00 00 00 00 00 00 00 00 00 00 00 00 00 00 00 00 00 00 00 00 00 00 00 00 00 00 00 00 00 00 00 00 00 5D 29  (+46ms)</w:t>
+            </w:r>
+          </w:p>
+          <w:p>
+            <w:pPr>
+              <w:pStyle w:val="1-0"/>
+              <w:rPr>
+                <w:rFonts w:asciiTheme="majorHAnsi" w:eastAsiaTheme="majorHAnsi" w:hAnsiTheme="majorHAnsi" w:hint="eastAsia"/>
+              </w:rPr>
+            </w:pPr>
+            <w:r>
+              <w:rPr>
+                <w:rFonts w:asciiTheme="majorHAnsi" w:eastAsiaTheme="majorHAnsi" w:hAnsiTheme="majorHAnsi" w:hint="eastAsia"/>
+              </w:rPr>
+              <w:t>[오후 8:02:33.919] TX  01 64 03 4A C1  (+2ms)</w:t>
+            </w:r>
+          </w:p>
+          <w:p>
+            <w:pPr>
+              <w:pStyle w:val="1-0"/>
+              <w:rPr>
+                <w:rFonts w:asciiTheme="majorHAnsi" w:eastAsiaTheme="majorHAnsi" w:hAnsiTheme="majorHAnsi" w:hint="eastAsia"/>
+              </w:rPr>
+            </w:pPr>
+            <w:r>
+              <w:rPr>
+                <w:rFonts w:asciiTheme="majorHAnsi" w:eastAsiaTheme="majorHAnsi" w:hAnsiTheme="majorHAnsi" w:hint="eastAsia"/>
+              </w:rPr>
+              <w:t>[오후 8:02:33.965] RX  01 64 03 01 0C 60 F0 BE 43 BE AE BF 43 0E 1B C1 43 00 00 00 00 00 00 00 00 00 00 00 00 00 00 00 00 00 00 00 00 00 00 00 00 00 00 00 00 00 00 00 00 00 00 00 00 EA 8C  (+46ms)</w:t>
+            </w:r>
+          </w:p>
+          <w:p>
+            <w:pPr>
+              <w:pStyle w:val="1-0"/>
+              <w:rPr>
+                <w:rFonts w:asciiTheme="majorHAnsi" w:eastAsiaTheme="majorHAnsi" w:hAnsiTheme="majorHAnsi" w:hint="eastAsia"/>
+              </w:rPr>
+            </w:pPr>
+            <w:r>
+              <w:rPr>
+                <w:rFonts w:asciiTheme="majorHAnsi" w:eastAsiaTheme="majorHAnsi" w:hAnsiTheme="majorHAnsi" w:hint="eastAsia"/>
+              </w:rPr>
+              <w:t>[오후 8:02:33.967] TX  01 64 03 4A C1  (+2ms)</w:t>
+            </w:r>
+          </w:p>
+          <w:p>
+            <w:pPr>
+              <w:pStyle w:val="1-0"/>
+              <w:rPr>
+                <w:rFonts w:asciiTheme="majorHAnsi" w:eastAsiaTheme="majorHAnsi" w:hAnsiTheme="majorHAnsi" w:hint="eastAsia"/>
+              </w:rPr>
+            </w:pPr>
+            <w:r>
+              <w:rPr>
+                <w:rFonts w:asciiTheme="majorHAnsi" w:eastAsiaTheme="majorHAnsi" w:hAnsiTheme="majorHAnsi" w:hint="eastAsia"/>
+              </w:rPr>
+              <w:lastRenderedPageBreak/>
+              <w:t>[오후 8:02:34.013] RX  01 64 03 01 0C C4 E9 C0 43 84 F0 BC 43 9A E4 BA 43 00 00 00 00 00 00 00 00 00 00 00 00 00 00 00 00 00 00 00 00 00 00 00 00 00 00 00 00 00 00 00 00 00 00 00 00 68 EF  (+46ms)</w:t>
+            </w:r>
+          </w:p>
+          <w:p>
+            <w:pPr>
+              <w:pStyle w:val="1-0"/>
+              <w:rPr>
+                <w:rFonts w:asciiTheme="majorHAnsi" w:eastAsiaTheme="majorHAnsi" w:hAnsiTheme="majorHAnsi" w:hint="eastAsia"/>
+              </w:rPr>
+            </w:pPr>
+            <w:r>
+              <w:rPr>
+                <w:rFonts w:asciiTheme="majorHAnsi" w:eastAsiaTheme="majorHAnsi" w:hAnsiTheme="majorHAnsi" w:hint="eastAsia"/>
+              </w:rPr>
+              <w:t>[오후 8:02:34.015] TX  01 64 03 4A C1  (+2ms)</w:t>
+            </w:r>
+          </w:p>
+          <w:p>
+            <w:pPr>
+              <w:pStyle w:val="1-0"/>
+              <w:rPr>
+                <w:rFonts w:asciiTheme="majorHAnsi" w:eastAsiaTheme="majorHAnsi" w:hAnsiTheme="majorHAnsi" w:hint="eastAsia"/>
+              </w:rPr>
+            </w:pPr>
+            <w:r>
+              <w:rPr>
+                <w:rFonts w:asciiTheme="majorHAnsi" w:eastAsiaTheme="majorHAnsi" w:hAnsiTheme="majorHAnsi" w:hint="eastAsia"/>
+              </w:rPr>
+              <w:t>[오후 8:02:34.061] RX  01 64 03 01 0C 64 B7 B9 43 2E B6 BC 43 EC F5 BC 43 00 00 00 00 00 00 00 00 00 00 00 00 00 00 00 00 00 00 00 00 00 00 00 00 00 00 00 00 00 00 00 00 00 00 00 00 25 4F  (+46ms)</w:t>
+            </w:r>
+          </w:p>
+          <w:p>
+            <w:pPr>
+              <w:pStyle w:val="1-0"/>
+              <w:rPr>
+                <w:rFonts w:asciiTheme="majorHAnsi" w:eastAsiaTheme="majorHAnsi" w:hAnsiTheme="majorHAnsi" w:hint="eastAsia"/>
+              </w:rPr>
+            </w:pPr>
+            <w:r>
+              <w:rPr>
+                <w:rFonts w:asciiTheme="majorHAnsi" w:eastAsiaTheme="majorHAnsi" w:hAnsiTheme="majorHAnsi" w:hint="eastAsia"/>
+              </w:rPr>
+              <w:t>[오후 8:02:34.063] TX  01 64 03 4A C1  (+2ms)</w:t>
+            </w:r>
+          </w:p>
+          <w:p>
+            <w:pPr>
+              <w:pStyle w:val="1-0"/>
+              <w:rPr>
+                <w:rFonts w:asciiTheme="majorHAnsi" w:eastAsiaTheme="majorHAnsi" w:hAnsiTheme="majorHAnsi" w:hint="eastAsia"/>
+              </w:rPr>
+            </w:pPr>
+            <w:r>
+              <w:rPr>
+                <w:rFonts w:asciiTheme="majorHAnsi" w:eastAsiaTheme="majorHAnsi" w:hAnsiTheme="majorHAnsi" w:hint="eastAsia"/>
+              </w:rPr>
+              <w:t>[오후 8:02:34.109] RX  01 64 03 01 0C A2 A8 BB 43 F8 19 B5 43 40 F3 B4 43 00 00 00 00 00 00 00 00 00 00 00 00 00 00 00 00 00 00 00 00 00 00 00 00 00 00 00 00 00 00 00 00 00 00 00 00 6C 53  (+46ms)</w:t>
+            </w:r>
+          </w:p>
+          <w:p>
+            <w:pPr>
+              <w:pStyle w:val="1-0"/>
+              <w:rPr>
+                <w:rFonts w:asciiTheme="majorHAnsi" w:eastAsiaTheme="majorHAnsi" w:hAnsiTheme="majorHAnsi" w:hint="eastAsia"/>
+              </w:rPr>
+            </w:pPr>
+            <w:r>
+              <w:rPr>
+                <w:rFonts w:asciiTheme="majorHAnsi" w:eastAsiaTheme="majorHAnsi" w:hAnsiTheme="majorHAnsi" w:hint="eastAsia"/>
+              </w:rPr>
+              <w:t>[오후 8:02:34.111] TX  01 64 03 4A C1  (+2ms)</w:t>
+            </w:r>
+          </w:p>
+          <w:p>
+            <w:pPr>
+              <w:pStyle w:val="1-0"/>
+              <w:rPr>
+                <w:rFonts w:asciiTheme="majorHAnsi" w:eastAsiaTheme="majorHAnsi" w:hAnsiTheme="majorHAnsi" w:hint="eastAsia"/>
+              </w:rPr>
+            </w:pPr>
+            <w:r>
+              <w:rPr>
+                <w:rFonts w:asciiTheme="majorHAnsi" w:eastAsiaTheme="majorHAnsi" w:hAnsiTheme="majorHAnsi" w:hint="eastAsia"/>
+              </w:rPr>
+              <w:t>[오후 8:02:34.157] RX  01 64 03 01 0C 1F 47 B6 43 DE 92 B7 43 6C 8F B5 43 00 00 00 00 00 00 00 00 00 00 00 00 00 00 00 00 00 00 00 00 00 00 00 00 00 00 00 00 00 00 00 00 00 00 00 00 68 05  (+46ms)</w:t>
+            </w:r>
+          </w:p>
+          <w:p>
+            <w:pPr>
+              <w:pStyle w:val="1-0"/>
+              <w:rPr>
+                <w:rFonts w:asciiTheme="majorHAnsi" w:eastAsiaTheme="majorHAnsi" w:hAnsiTheme="majorHAnsi" w:hint="eastAsia"/>
+              </w:rPr>
+            </w:pPr>
+            <w:r>
+              <w:rPr>
+                <w:rFonts w:asciiTheme="majorHAnsi" w:eastAsiaTheme="majorHAnsi" w:hAnsiTheme="majorHAnsi" w:hint="eastAsia"/>
+              </w:rPr>
+              <w:t>[오후 8:02:34.159] TX  01 64 03 4A C1  (+2ms)</w:t>
+            </w:r>
+          </w:p>
+          <w:p>
+            <w:pPr>
+              <w:pStyle w:val="1-0"/>
+              <w:rPr>
+                <w:rFonts w:asciiTheme="majorHAnsi" w:eastAsiaTheme="majorHAnsi" w:hAnsiTheme="majorHAnsi" w:hint="eastAsia"/>
+              </w:rPr>
+            </w:pPr>
+            <w:r>
+              <w:rPr>
+                <w:rFonts w:asciiTheme="majorHAnsi" w:eastAsiaTheme="majorHAnsi" w:hAnsiTheme="majorHAnsi" w:hint="eastAsia"/>
+              </w:rPr>
+              <w:t>[오후 8:02:34.205] RX  01 64 03 01 0C FD 69 B3 43 90 7E B1 43 12 EA B2 43 00 00 00 00 00 00 00 00 00 00 00 00 00 00 00 00 00 00 00 00 00 00 00 00 00 00 00 00 00 00 00 00 00 00 00 00 6B 27  (+46ms)</w:t>
+            </w:r>
+          </w:p>
+          <w:p>
+            <w:pPr>
+              <w:pStyle w:val="1-0"/>
+              <w:rPr>
+                <w:rFonts w:asciiTheme="majorHAnsi" w:eastAsiaTheme="majorHAnsi" w:hAnsiTheme="majorHAnsi" w:hint="eastAsia"/>
+              </w:rPr>
+            </w:pPr>
+            <w:r>
+              <w:rPr>
+                <w:rFonts w:asciiTheme="majorHAnsi" w:eastAsiaTheme="majorHAnsi" w:hAnsiTheme="majorHAnsi" w:hint="eastAsia"/>
+              </w:rPr>
+              <w:t>[오후 8:02:34.207] TX  01 64 03 4A C1  (+2ms)</w:t>
+            </w:r>
+          </w:p>
+          <w:p>
+            <w:pPr>
+              <w:pStyle w:val="1-0"/>
+              <w:rPr>
+                <w:rFonts w:asciiTheme="majorHAnsi" w:eastAsiaTheme="majorHAnsi" w:hAnsiTheme="majorHAnsi" w:hint="eastAsia"/>
+              </w:rPr>
+            </w:pPr>
+            <w:r>
+              <w:rPr>
+                <w:rFonts w:asciiTheme="majorHAnsi" w:eastAsiaTheme="majorHAnsi" w:hAnsiTheme="majorHAnsi" w:hint="eastAsia"/>
+              </w:rPr>
+              <w:t>[오후 8:02:34.253] RX  01 64 03 01 0C A6 36 B4 43 8A 42 AE 43 9D 8E AC 43 00 00 00 00 00 00 00 00 00 00 00 00 00 00 00 00 00 00 00 00 00 00 00 00 00 00 00 00 00 00 00 00 00 00 00 00 9A 83  (+46ms)</w:t>
+            </w:r>
+          </w:p>
+          <w:p>
+            <w:pPr>
+              <w:pStyle w:val="1-0"/>
+              <w:rPr>
+                <w:rFonts w:asciiTheme="majorHAnsi" w:eastAsiaTheme="majorHAnsi" w:hAnsiTheme="majorHAnsi" w:hint="eastAsia"/>
+              </w:rPr>
+            </w:pPr>
+            <w:r>
+              <w:rPr>
+                <w:rFonts w:asciiTheme="majorHAnsi" w:eastAsiaTheme="majorHAnsi" w:hAnsiTheme="majorHAnsi" w:hint="eastAsia"/>
+              </w:rPr>
+              <w:t>[오후 8:02:34.255] TX  01 04 D0 2D 00 01 99 03  (+2ms)</w:t>
+            </w:r>
+          </w:p>
+          <w:p>
+            <w:pPr>
+              <w:pStyle w:val="1-0"/>
+              <w:rPr>
+                <w:rFonts w:asciiTheme="majorHAnsi" w:eastAsiaTheme="majorHAnsi" w:hAnsiTheme="majorHAnsi" w:hint="eastAsia"/>
+              </w:rPr>
+            </w:pPr>
+            <w:r>
+              <w:rPr>
+                <w:rFonts w:asciiTheme="majorHAnsi" w:eastAsiaTheme="majorHAnsi" w:hAnsiTheme="majorHAnsi" w:hint="eastAsia"/>
+              </w:rPr>
+              <w:t>[오후 8:02:34.269] RX  01 04 02 01 26 39 7A  (+14ms)</w:t>
+            </w:r>
+          </w:p>
+          <w:p>
+            <w:pPr>
+              <w:pStyle w:val="1-0"/>
+              <w:rPr>
+                <w:rFonts w:asciiTheme="majorHAnsi" w:eastAsiaTheme="majorHAnsi" w:hAnsiTheme="majorHAnsi" w:hint="eastAsia"/>
+              </w:rPr>
+            </w:pPr>
+            <w:r>
+              <w:rPr>
+                <w:rFonts w:asciiTheme="majorHAnsi" w:eastAsiaTheme="majorHAnsi" w:hAnsiTheme="majorHAnsi" w:hint="eastAsia"/>
+              </w:rPr>
+              <w:t>[오후 8:02:34.270] TX  01 64 03 4A C1  (+1ms)</w:t>
+            </w:r>
+          </w:p>
+          <w:p>
+            <w:pPr>
+              <w:pStyle w:val="1-0"/>
+              <w:rPr>
+                <w:rFonts w:asciiTheme="majorHAnsi" w:eastAsiaTheme="majorHAnsi" w:hAnsiTheme="majorHAnsi" w:hint="eastAsia"/>
+              </w:rPr>
+            </w:pPr>
+            <w:r>
+              <w:rPr>
+                <w:rFonts w:asciiTheme="majorHAnsi" w:eastAsiaTheme="majorHAnsi" w:hAnsiTheme="majorHAnsi" w:hint="eastAsia"/>
+              </w:rPr>
+              <w:t>[오후 8:02:34.317] RX  01 64 03 01 0C 58 43 AC 43 47 FF AF 43 C1 73 AF 43 00 00 00 00 00 00 00 00 00 00 00 00 00 00 00 00 00 00 00 00 00 00 00 00 00 00 00 00 00 00 00 00 00 00 00 00 69 39  (+47ms)</w:t>
+            </w:r>
+          </w:p>
+          <w:p>
+            <w:pPr>
+              <w:pStyle w:val="1-0"/>
+              <w:rPr>
+                <w:rFonts w:asciiTheme="majorHAnsi" w:eastAsiaTheme="majorHAnsi" w:hAnsiTheme="majorHAnsi" w:hint="eastAsia"/>
+              </w:rPr>
+            </w:pPr>
+            <w:r>
+              <w:rPr>
+                <w:rFonts w:asciiTheme="majorHAnsi" w:eastAsiaTheme="majorHAnsi" w:hAnsiTheme="majorHAnsi" w:hint="eastAsia"/>
+              </w:rPr>
+              <w:t>[오후 8:02:34.320] TX  01 64 03 4A C1  (+3ms)</w:t>
+            </w:r>
+          </w:p>
+          <w:p>
+            <w:pPr>
+              <w:pStyle w:val="1-0"/>
+              <w:rPr>
+                <w:rFonts w:asciiTheme="majorHAnsi" w:eastAsiaTheme="majorHAnsi" w:hAnsiTheme="majorHAnsi" w:hint="eastAsia"/>
+              </w:rPr>
+            </w:pPr>
+            <w:r>
+              <w:rPr>
+                <w:rFonts w:asciiTheme="majorHAnsi" w:eastAsiaTheme="majorHAnsi" w:hAnsiTheme="majorHAnsi" w:hint="eastAsia"/>
+              </w:rPr>
+              <w:t>[오후 8:02:34.365] RX  01 64 03 01 0C 03 C2 AD 43 4D A5 A8 43 E0 8A A8 43 00 00 00 00 00 00 00 00 00 00 00 00 00 00 00 00 00 00 00 00 00 00 00 00 00 00 00 00 00 00 00 00 00 00 00 00 35 FA  (+45ms)</w:t>
+            </w:r>
+          </w:p>
+          <w:p>
+            <w:pPr>
+              <w:pStyle w:val="1-0"/>
+              <w:rPr>
+                <w:rFonts w:asciiTheme="majorHAnsi" w:eastAsiaTheme="majorHAnsi" w:hAnsiTheme="majorHAnsi" w:hint="eastAsia"/>
+              </w:rPr>
+            </w:pPr>
+            <w:r>
+              <w:rPr>
+                <w:rFonts w:asciiTheme="majorHAnsi" w:eastAsiaTheme="majorHAnsi" w:hAnsiTheme="majorHAnsi" w:hint="eastAsia"/>
+              </w:rPr>
+              <w:t>[오후 8:02:34.368] TX  01 64 03 4A C1  (+3ms)</w:t>
+            </w:r>
+          </w:p>
+          <w:p>
+            <w:pPr>
+              <w:pStyle w:val="1-0"/>
+              <w:rPr>
+                <w:rFonts w:asciiTheme="majorHAnsi" w:eastAsiaTheme="majorHAnsi" w:hAnsiTheme="majorHAnsi" w:hint="eastAsia"/>
+              </w:rPr>
+            </w:pPr>
+            <w:r>
+              <w:rPr>
+                <w:rFonts w:asciiTheme="majorHAnsi" w:eastAsiaTheme="majorHAnsi" w:hAnsiTheme="majorHAnsi" w:hint="eastAsia"/>
+              </w:rPr>
+              <w:t>[오후 8:02:34.413] RX  01 64 03 01 0C BD 83 A9 43 93 DE AB 43 52 84 AB 43 00 00 00 00 00 00 00 00 00 00 00 00 00 00 00 00 00 00 00 00 00 00 00 00 00 00 00 00 00 00 00 00 00 00 00 00 02 79  (+45ms)</w:t>
+            </w:r>
+          </w:p>
+          <w:p>
+            <w:pPr>
+              <w:pStyle w:val="1-0"/>
+              <w:rPr>
+                <w:rFonts w:asciiTheme="majorHAnsi" w:eastAsiaTheme="majorHAnsi" w:hAnsiTheme="majorHAnsi" w:hint="eastAsia"/>
+              </w:rPr>
+            </w:pPr>
+            <w:r>
+              <w:rPr>
+                <w:rFonts w:asciiTheme="majorHAnsi" w:eastAsiaTheme="majorHAnsi" w:hAnsiTheme="majorHAnsi" w:hint="eastAsia"/>
+              </w:rPr>
+              <w:lastRenderedPageBreak/>
+              <w:t>[오후 8:02:34.415] TX  01 64 03 4A C1  (+2ms)</w:t>
+            </w:r>
+          </w:p>
+          <w:p>
+            <w:pPr>
+              <w:pStyle w:val="1-0"/>
+              <w:rPr>
+                <w:rFonts w:asciiTheme="majorHAnsi" w:eastAsiaTheme="majorHAnsi" w:hAnsiTheme="majorHAnsi" w:hint="eastAsia"/>
+              </w:rPr>
+            </w:pPr>
+            <w:r>
+              <w:rPr>
+                <w:rFonts w:asciiTheme="majorHAnsi" w:eastAsiaTheme="majorHAnsi" w:hAnsiTheme="majorHAnsi" w:hint="eastAsia"/>
+              </w:rPr>
+              <w:t>[오후 8:02:34.461] RX  01 64 03 01 0C EF F3 A9 43 F6 00 A4 43 EA D8 A3 43 00 00 00 00 00 00 00 00 00 00 00 00 00 00 00 00 00 00 00 00 00 00 00 00 00 00 00 00 00 00 00 00 00 00 00 00 A9 FE  (+46ms)</w:t>
+            </w:r>
+          </w:p>
+          <w:p>
+            <w:pPr>
+              <w:pStyle w:val="1-0"/>
+              <w:rPr>
+                <w:rFonts w:asciiTheme="majorHAnsi" w:eastAsiaTheme="majorHAnsi" w:hAnsiTheme="majorHAnsi" w:hint="eastAsia"/>
+              </w:rPr>
+            </w:pPr>
+            <w:r>
+              <w:rPr>
+                <w:rFonts w:asciiTheme="majorHAnsi" w:eastAsiaTheme="majorHAnsi" w:hAnsiTheme="majorHAnsi" w:hint="eastAsia"/>
+              </w:rPr>
+              <w:t>[오후 8:02:34.463] TX  01 64 03 4A C1  (+2ms)</w:t>
+            </w:r>
+          </w:p>
+          <w:p>
+            <w:pPr>
+              <w:pStyle w:val="1-0"/>
+              <w:rPr>
+                <w:rFonts w:asciiTheme="majorHAnsi" w:eastAsiaTheme="majorHAnsi" w:hAnsiTheme="majorHAnsi" w:hint="eastAsia"/>
+              </w:rPr>
+            </w:pPr>
+            <w:r>
+              <w:rPr>
+                <w:rFonts w:asciiTheme="majorHAnsi" w:eastAsiaTheme="majorHAnsi" w:hAnsiTheme="majorHAnsi" w:hint="eastAsia"/>
+              </w:rPr>
+              <w:t>[오후 8:02:34.509] RX  01 64 03 01 0C 76 EC A4 43 47 37 A7 43 E4 BC A5 43 00 00 00 00 00 00 00 00 00 00 00 00 00 00 00 00 00 00 00 00 00 00 00 00 00 00 00 00 00 00 00 00 00 00 00 00 0C 55  (+46ms)</w:t>
+            </w:r>
+          </w:p>
+          <w:p>
+            <w:pPr>
+              <w:pStyle w:val="1-0"/>
+              <w:rPr>
+                <w:rFonts w:asciiTheme="majorHAnsi" w:eastAsiaTheme="majorHAnsi" w:hAnsiTheme="majorHAnsi" w:hint="eastAsia"/>
+              </w:rPr>
+            </w:pPr>
+            <w:r>
+              <w:rPr>
+                <w:rFonts w:asciiTheme="majorHAnsi" w:eastAsiaTheme="majorHAnsi" w:hAnsiTheme="majorHAnsi" w:hint="eastAsia"/>
+              </w:rPr>
+              <w:t>[오후 8:02:34.511] TX  01 64 03 4A C1  (+2ms)</w:t>
+            </w:r>
+          </w:p>
+          <w:p>
+            <w:pPr>
+              <w:pStyle w:val="1-0"/>
+              <w:rPr>
+                <w:rFonts w:asciiTheme="majorHAnsi" w:eastAsiaTheme="majorHAnsi" w:hAnsiTheme="majorHAnsi" w:hint="eastAsia"/>
+              </w:rPr>
+            </w:pPr>
+            <w:r>
+              <w:rPr>
+                <w:rFonts w:asciiTheme="majorHAnsi" w:eastAsiaTheme="majorHAnsi" w:hAnsiTheme="majorHAnsi" w:hint="eastAsia"/>
+              </w:rPr>
+              <w:t>[오후 8:02:34.557] RX  01 64 03 01 0C 05 CE A3 43 98 08 A0 43 35 90 A0 43 00 00 00 00 00 00 00 00 00 00 00 00 00 00 00 00 00 00 00 00 00 00 00 00 00 00 00 00 00 00 00 00 00 00 00 00 AC 6B  (+46ms)</w:t>
+            </w:r>
+          </w:p>
+          <w:p>
+            <w:pPr>
+              <w:pStyle w:val="1-0"/>
+              <w:rPr>
+                <w:rFonts w:asciiTheme="majorHAnsi" w:eastAsiaTheme="majorHAnsi" w:hAnsiTheme="majorHAnsi" w:hint="eastAsia"/>
+              </w:rPr>
+            </w:pPr>
+            <w:r>
+              <w:rPr>
+                <w:rFonts w:asciiTheme="majorHAnsi" w:eastAsiaTheme="majorHAnsi" w:hAnsiTheme="majorHAnsi" w:hint="eastAsia"/>
+              </w:rPr>
+              <w:t>[오후 8:02:34.559] TX  01 64 03 4A C1  (+2ms)</w:t>
+            </w:r>
+          </w:p>
+          <w:p>
+            <w:pPr>
+              <w:pStyle w:val="1-0"/>
+              <w:rPr>
+                <w:rFonts w:asciiTheme="majorHAnsi" w:eastAsiaTheme="majorHAnsi" w:hAnsiTheme="majorHAnsi" w:hint="eastAsia"/>
+              </w:rPr>
+            </w:pPr>
+            <w:r>
+              <w:rPr>
+                <w:rFonts w:asciiTheme="majorHAnsi" w:eastAsiaTheme="majorHAnsi" w:hAnsiTheme="majorHAnsi" w:hint="eastAsia"/>
+              </w:rPr>
+              <w:t>[오후 8:02:34.605] RX  01 64 03 01 0C 82 DB A1 43 3D B4 A2 43 38 EE A0 43 00 00 00 00 00 00 00 00 00 00 00 00 00 00 00 00 00 00 00 00 00 00 00 00 00 00 00 00 00 00 00 00 00 00 00 00 95 B8  (+46ms)</w:t>
+            </w:r>
+          </w:p>
+          <w:p>
+            <w:pPr>
+              <w:pStyle w:val="1-0"/>
+              <w:rPr>
+                <w:rFonts w:asciiTheme="majorHAnsi" w:eastAsiaTheme="majorHAnsi" w:hAnsiTheme="majorHAnsi" w:hint="eastAsia"/>
+              </w:rPr>
+            </w:pPr>
+            <w:r>
+              <w:rPr>
+                <w:rFonts w:asciiTheme="majorHAnsi" w:eastAsiaTheme="majorHAnsi" w:hAnsiTheme="majorHAnsi" w:hint="eastAsia"/>
+              </w:rPr>
+              <w:t>[오후 8:02:34.607] TX  01 64 03 4A C1  (+2ms)</w:t>
+            </w:r>
+          </w:p>
+          <w:p>
+            <w:pPr>
+              <w:pStyle w:val="1-0"/>
+              <w:rPr>
+                <w:rFonts w:asciiTheme="majorHAnsi" w:eastAsiaTheme="majorHAnsi" w:hAnsiTheme="majorHAnsi" w:hint="eastAsia"/>
+              </w:rPr>
+            </w:pPr>
+            <w:r>
+              <w:rPr>
+                <w:rFonts w:asciiTheme="majorHAnsi" w:eastAsiaTheme="majorHAnsi" w:hAnsiTheme="majorHAnsi" w:hint="eastAsia"/>
+              </w:rPr>
+              <w:t>[오후 8:02:34.653] RX  01 64 03 01 0C 43 BF 9E 43 B4 8D 9B 43 69 8E 9B 43 00 00 00 00 00 00 00 00 00 00 00 00 00 00 00 00 00 00 00 00 00 00 00 00 00 00 00 00 00 00 00 00 00 00 00 00 58 AF  (+46ms)</w:t>
+            </w:r>
+          </w:p>
+          <w:p>
+            <w:pPr>
+              <w:pStyle w:val="1-0"/>
+              <w:rPr>
+                <w:rFonts w:asciiTheme="majorHAnsi" w:eastAsiaTheme="majorHAnsi" w:hAnsiTheme="majorHAnsi" w:hint="eastAsia"/>
+              </w:rPr>
+            </w:pPr>
+            <w:r>
+              <w:rPr>
+                <w:rFonts w:asciiTheme="majorHAnsi" w:eastAsiaTheme="majorHAnsi" w:hAnsiTheme="majorHAnsi" w:hint="eastAsia"/>
+              </w:rPr>
+              <w:t>[오후 8:02:34.655] TX  01 64 03 4A C1  (+2ms)</w:t>
+            </w:r>
+          </w:p>
+          <w:p>
+            <w:pPr>
+              <w:pStyle w:val="1-0"/>
+              <w:rPr>
+                <w:rFonts w:asciiTheme="majorHAnsi" w:eastAsiaTheme="majorHAnsi" w:hAnsiTheme="majorHAnsi" w:hint="eastAsia"/>
+              </w:rPr>
+            </w:pPr>
+            <w:r>
+              <w:rPr>
+                <w:rFonts w:asciiTheme="majorHAnsi" w:eastAsiaTheme="majorHAnsi" w:hAnsiTheme="majorHAnsi" w:hint="eastAsia"/>
+              </w:rPr>
+              <w:t>[오후 8:02:34.701] RX  01 64 03 01 0C 55 AE 9C 43 A6 F8 9E 43 F6 AD 9D 43 00 00 00 00 00 00 00 00 00 00 00 00 00 00 00 00 00 00 00 00 00 00 00 00 00 00 00 00 00 00 00 00 00 00 00 00 4A 59  (+46ms)</w:t>
+            </w:r>
+          </w:p>
+          <w:p>
+            <w:pPr>
+              <w:pStyle w:val="1-0"/>
+              <w:rPr>
+                <w:rFonts w:asciiTheme="majorHAnsi" w:eastAsiaTheme="majorHAnsi" w:hAnsiTheme="majorHAnsi" w:hint="eastAsia"/>
+              </w:rPr>
+            </w:pPr>
+            <w:r>
+              <w:rPr>
+                <w:rFonts w:asciiTheme="majorHAnsi" w:eastAsiaTheme="majorHAnsi" w:hAnsiTheme="majorHAnsi" w:hint="eastAsia"/>
+              </w:rPr>
+              <w:t>[오후 8:02:34.703] TX  01 64 03 4A C1  (+2ms)</w:t>
+            </w:r>
+          </w:p>
+          <w:p>
+            <w:pPr>
+              <w:pStyle w:val="1-0"/>
+              <w:rPr>
+                <w:rFonts w:asciiTheme="majorHAnsi" w:eastAsiaTheme="majorHAnsi" w:hAnsiTheme="majorHAnsi" w:hint="eastAsia"/>
+              </w:rPr>
+            </w:pPr>
+            <w:r>
+              <w:rPr>
+                <w:rFonts w:asciiTheme="majorHAnsi" w:eastAsiaTheme="majorHAnsi" w:hAnsiTheme="majorHAnsi" w:hint="eastAsia"/>
+              </w:rPr>
+              <w:t>[오후 8:02:34.749] RX  01 64 03 01 0C 5C DF 9B 43 A6 CA 97 43 D5 EE 97 43 00 00 00 00 00 00 00 00 00 00 00 00 00 00 00 00 00 00 00 00 00 00 00 00 00 00 00 00 00 00 00 00 00 00 00 00 EF E1  (+46ms)</w:t>
+            </w:r>
+          </w:p>
+          <w:p>
+            <w:pPr>
+              <w:pStyle w:val="1-0"/>
+              <w:rPr>
+                <w:rFonts w:asciiTheme="majorHAnsi" w:eastAsiaTheme="majorHAnsi" w:hAnsiTheme="majorHAnsi" w:hint="eastAsia"/>
+              </w:rPr>
+            </w:pPr>
+            <w:r>
+              <w:rPr>
+                <w:rFonts w:asciiTheme="majorHAnsi" w:eastAsiaTheme="majorHAnsi" w:hAnsiTheme="majorHAnsi" w:hint="eastAsia"/>
+              </w:rPr>
+              <w:t>[오후 8:02:34.751] TX  01 64 03 4A C1  (+2ms)</w:t>
+            </w:r>
+          </w:p>
+          <w:p>
+            <w:pPr>
+              <w:pStyle w:val="1-0"/>
+              <w:rPr>
+                <w:rFonts w:asciiTheme="majorHAnsi" w:eastAsiaTheme="majorHAnsi" w:hAnsiTheme="majorHAnsi" w:hint="eastAsia"/>
+              </w:rPr>
+            </w:pPr>
+            <w:r>
+              <w:rPr>
+                <w:rFonts w:asciiTheme="majorHAnsi" w:eastAsiaTheme="majorHAnsi" w:hAnsiTheme="majorHAnsi" w:hint="eastAsia"/>
+              </w:rPr>
+              <w:t>[오후 8:02:34.813] RX  01 64 03 01 0C DE EB 98 43 E8 ED 95 43 69 2E 94 43 00 00 00 00 00 00 00 00 00 00 00 00 00 00 00 00 00 00 00 00 00 00 00 00 00 00 00 00 00 00 00 00 00 00 00 00 C3 FA  (+62ms)</w:t>
+            </w:r>
+          </w:p>
+          <w:p>
+            <w:pPr>
+              <w:pStyle w:val="1-0"/>
+              <w:rPr>
+                <w:rFonts w:asciiTheme="majorHAnsi" w:eastAsiaTheme="majorHAnsi" w:hAnsiTheme="majorHAnsi" w:hint="eastAsia"/>
+              </w:rPr>
+            </w:pPr>
+            <w:r>
+              <w:rPr>
+                <w:rFonts w:asciiTheme="majorHAnsi" w:eastAsiaTheme="majorHAnsi" w:hAnsiTheme="majorHAnsi" w:hint="eastAsia"/>
+              </w:rPr>
+              <w:t>[오후 8:02:34.815] TX  01 04 D0 2D 00 01 99 03  (+2ms)</w:t>
+            </w:r>
+          </w:p>
+          <w:p>
+            <w:pPr>
+              <w:pStyle w:val="1-0"/>
+              <w:rPr>
+                <w:rFonts w:asciiTheme="majorHAnsi" w:eastAsiaTheme="majorHAnsi" w:hAnsiTheme="majorHAnsi" w:hint="eastAsia"/>
+              </w:rPr>
+            </w:pPr>
+            <w:r>
+              <w:rPr>
+                <w:rFonts w:asciiTheme="majorHAnsi" w:eastAsiaTheme="majorHAnsi" w:hAnsiTheme="majorHAnsi" w:hint="eastAsia"/>
+              </w:rPr>
+              <w:t>[오후 8:02:34.829] RX  01 04 02 00 E7 F9 7A  (+14ms)</w:t>
+            </w:r>
+          </w:p>
+          <w:p>
+            <w:pPr>
+              <w:pStyle w:val="1-0"/>
+              <w:rPr>
+                <w:rFonts w:asciiTheme="majorHAnsi" w:eastAsiaTheme="majorHAnsi" w:hAnsiTheme="majorHAnsi" w:hint="eastAsia"/>
+              </w:rPr>
+            </w:pPr>
+            <w:r>
+              <w:rPr>
+                <w:rFonts w:asciiTheme="majorHAnsi" w:eastAsiaTheme="majorHAnsi" w:hAnsiTheme="majorHAnsi" w:hint="eastAsia"/>
+              </w:rPr>
+              <w:t>[오후 8:02:34.830] TX  01 64 03 4A C1  (+1ms)</w:t>
+            </w:r>
+          </w:p>
+          <w:p>
+            <w:pPr>
+              <w:pStyle w:val="1-0"/>
+              <w:rPr>
+                <w:rFonts w:asciiTheme="majorHAnsi" w:eastAsiaTheme="majorHAnsi" w:hAnsiTheme="majorHAnsi" w:hint="eastAsia"/>
+              </w:rPr>
+            </w:pPr>
+            <w:r>
+              <w:rPr>
+                <w:rFonts w:asciiTheme="majorHAnsi" w:eastAsiaTheme="majorHAnsi" w:hAnsiTheme="majorHAnsi" w:hint="eastAsia"/>
+              </w:rPr>
+              <w:t xml:space="preserve">[오후 8:02:34.877] RX  01 64 03 01 0C 46 2E 93 43 54 E5 95 43 91 DD 96 43 00 00 00 00 00 00 00 00 00 00 00 00 00 00 00 00 00 00 00 00 00 00 00 00 00 00 00 00 00 00 00 00 00 00 </w:t>
+            </w:r>
+            <w:r>
+              <w:rPr>
+                <w:rFonts w:asciiTheme="majorHAnsi" w:eastAsiaTheme="majorHAnsi" w:hAnsiTheme="majorHAnsi" w:hint="eastAsia"/>
+              </w:rPr>
+              <w:lastRenderedPageBreak/>
+              <w:t>00 00 16 C4  (+47ms)</w:t>
+            </w:r>
+          </w:p>
+          <w:p>
+            <w:pPr>
+              <w:pStyle w:val="1-0"/>
+              <w:rPr>
+                <w:rFonts w:asciiTheme="majorHAnsi" w:eastAsiaTheme="majorHAnsi" w:hAnsiTheme="majorHAnsi" w:hint="eastAsia"/>
+              </w:rPr>
+            </w:pPr>
+            <w:r>
+              <w:rPr>
+                <w:rFonts w:asciiTheme="majorHAnsi" w:eastAsiaTheme="majorHAnsi" w:hAnsiTheme="majorHAnsi" w:hint="eastAsia"/>
+              </w:rPr>
+              <w:t>[오후 8:02:34.881] TX  01 64 03 4A C1  (+4ms)</w:t>
+            </w:r>
+          </w:p>
+          <w:p>
+            <w:pPr>
+              <w:pStyle w:val="1-0"/>
+              <w:rPr>
+                <w:rFonts w:asciiTheme="majorHAnsi" w:eastAsiaTheme="majorHAnsi" w:hAnsiTheme="majorHAnsi" w:hint="eastAsia"/>
+              </w:rPr>
+            </w:pPr>
+            <w:r>
+              <w:rPr>
+                <w:rFonts w:asciiTheme="majorHAnsi" w:eastAsiaTheme="majorHAnsi" w:hAnsiTheme="majorHAnsi" w:hint="eastAsia"/>
+              </w:rPr>
+              <w:t>[오후 8:02:34.925] RX  01 64 03 01 0C 6E C8 96 43 DA BC 90 43 B9 B6 8F 43 00 00 00 00 00 00 00 00 00 00 00 00 00 00 00 00 00 00 00 00 00 00 00 00 00 00 00 00 00 00 00 00 00 00 00 00 68 DE  (+44ms)</w:t>
+            </w:r>
+          </w:p>
+          <w:p>
+            <w:pPr>
+              <w:pStyle w:val="1-0"/>
+              <w:rPr>
+                <w:rFonts w:asciiTheme="majorHAnsi" w:eastAsiaTheme="majorHAnsi" w:hAnsiTheme="majorHAnsi" w:hint="eastAsia"/>
+              </w:rPr>
+            </w:pPr>
+            <w:r>
+              <w:rPr>
+                <w:rFonts w:asciiTheme="majorHAnsi" w:eastAsiaTheme="majorHAnsi" w:hAnsiTheme="majorHAnsi" w:hint="eastAsia"/>
+              </w:rPr>
+              <w:t>[오후 8:02:34.930] TX  01 64 03 4A C1  (+5ms)</w:t>
+            </w:r>
+          </w:p>
+          <w:p>
+            <w:pPr>
+              <w:pStyle w:val="1-0"/>
+              <w:rPr>
+                <w:rFonts w:asciiTheme="majorHAnsi" w:eastAsiaTheme="majorHAnsi" w:hAnsiTheme="majorHAnsi" w:hint="eastAsia"/>
+              </w:rPr>
+            </w:pPr>
+            <w:r>
+              <w:rPr>
+                <w:rFonts w:asciiTheme="majorHAnsi" w:eastAsiaTheme="majorHAnsi" w:hAnsiTheme="majorHAnsi" w:hint="eastAsia"/>
+              </w:rPr>
+              <w:t>[오후 8:02:34.989] RX  01 64 03 01 0C 87 7B 8F 43 03 72 92 43 37 F7 92 43 00 00 00 00 00 00 00 00 00 00 00 00 00 00 00 00 00 00 00 00 00 00 00 00 00 00 00 00 00 00 00 00 00 00 00 00 2D 3D  (+59ms)</w:t>
+            </w:r>
+          </w:p>
+          <w:p>
+            <w:pPr>
+              <w:pStyle w:val="1-0"/>
+              <w:rPr>
+                <w:rFonts w:asciiTheme="majorHAnsi" w:eastAsiaTheme="majorHAnsi" w:hAnsiTheme="majorHAnsi" w:hint="eastAsia"/>
+              </w:rPr>
+            </w:pPr>
+            <w:r>
+              <w:rPr>
+                <w:rFonts w:asciiTheme="majorHAnsi" w:eastAsiaTheme="majorHAnsi" w:hAnsiTheme="majorHAnsi" w:hint="eastAsia"/>
+              </w:rPr>
+              <w:t>[오후 8:02:34.991] TX  01 64 03 4A C1  (+2ms)</w:t>
+            </w:r>
+          </w:p>
+          <w:p>
+            <w:pPr>
+              <w:pStyle w:val="1-0"/>
+              <w:rPr>
+                <w:rFonts w:asciiTheme="majorHAnsi" w:eastAsiaTheme="majorHAnsi" w:hAnsiTheme="majorHAnsi" w:hint="eastAsia"/>
+              </w:rPr>
+            </w:pPr>
+            <w:r>
+              <w:rPr>
+                <w:rFonts w:asciiTheme="majorHAnsi" w:eastAsiaTheme="majorHAnsi" w:hAnsiTheme="majorHAnsi" w:hint="eastAsia"/>
+              </w:rPr>
+              <w:t>[오후 8:02:35.037] RX  01 64 03 01 0C 40 87 92 43 93 6A 8D 43 AE CA 8B 43 00 00 00 00 00 00 00 00 00 00 00 00 00 00 00 00 00 00 00 00 00 00 00 00 00 00 00 00 00 00 00 00 00 00 00 00 65 A1  (+46ms)</w:t>
+            </w:r>
+          </w:p>
+          <w:p>
+            <w:pPr>
+              <w:pStyle w:val="1-0"/>
+              <w:rPr>
+                <w:rFonts w:asciiTheme="majorHAnsi" w:eastAsiaTheme="majorHAnsi" w:hAnsiTheme="majorHAnsi" w:hint="eastAsia"/>
+              </w:rPr>
+            </w:pPr>
+            <w:r>
+              <w:rPr>
+                <w:rFonts w:asciiTheme="majorHAnsi" w:eastAsiaTheme="majorHAnsi" w:hAnsiTheme="majorHAnsi" w:hint="eastAsia"/>
+              </w:rPr>
+              <w:t>[오후 8:02:35.041] TX  01 64 03 4A C1  (+4ms)</w:t>
+            </w:r>
+          </w:p>
+          <w:p>
+            <w:pPr>
+              <w:pStyle w:val="1-0"/>
+              <w:rPr>
+                <w:rFonts w:asciiTheme="majorHAnsi" w:eastAsiaTheme="majorHAnsi" w:hAnsiTheme="majorHAnsi" w:hint="eastAsia"/>
+              </w:rPr>
+            </w:pPr>
+            <w:r>
+              <w:rPr>
+                <w:rFonts w:asciiTheme="majorHAnsi" w:eastAsiaTheme="majorHAnsi" w:hAnsiTheme="majorHAnsi" w:hint="eastAsia"/>
+              </w:rPr>
+              <w:t>[오후 8:02:35.085] RX  01 64 03 01 0C 79 E5 8A 43 09 65 8D 43 10 76 8E 43 00 00 00 00 00 00 00 00 00 00 00 00 00 00 00 00 00 00 00 00 00 00 00 00 00 00 00 00 00 00 00 00 00 00 00 00 FD 14  (+44ms)</w:t>
+            </w:r>
+          </w:p>
+          <w:p>
+            <w:pPr>
+              <w:pStyle w:val="1-0"/>
+              <w:rPr>
+                <w:rFonts w:asciiTheme="majorHAnsi" w:eastAsiaTheme="majorHAnsi" w:hAnsiTheme="majorHAnsi" w:hint="eastAsia"/>
+              </w:rPr>
+            </w:pPr>
+            <w:r>
+              <w:rPr>
+                <w:rFonts w:asciiTheme="majorHAnsi" w:eastAsiaTheme="majorHAnsi" w:hAnsiTheme="majorHAnsi" w:hint="eastAsia"/>
+              </w:rPr>
+              <w:t>[오후 8:02:35.087] TX  01 64 03 4A C1  (+2ms)</w:t>
+            </w:r>
+          </w:p>
+          <w:p>
+            <w:pPr>
+              <w:pStyle w:val="1-0"/>
+              <w:rPr>
+                <w:rFonts w:asciiTheme="majorHAnsi" w:eastAsiaTheme="majorHAnsi" w:hAnsiTheme="majorHAnsi" w:hint="eastAsia"/>
+              </w:rPr>
+            </w:pPr>
+            <w:r>
+              <w:rPr>
+                <w:rFonts w:asciiTheme="majorHAnsi" w:eastAsiaTheme="majorHAnsi" w:hAnsiTheme="majorHAnsi" w:hint="eastAsia"/>
+              </w:rPr>
+              <w:t>[오후 8:02:35.133] RX  01 64 03 01 0C 7F 9F 8E 43 2C 65 8C 43 74 B7 8A 43 00 00 00 00 00 00 00 00 00 00 00 00 00 00 00 00 00 00 00 00 00 00 00 00 00 00 00 00 00 00 00 00 00 00 00 00 C0 A6  (+46ms)</w:t>
+            </w:r>
+          </w:p>
+          <w:p>
+            <w:pPr>
+              <w:pStyle w:val="1-0"/>
+              <w:rPr>
+                <w:rFonts w:asciiTheme="majorHAnsi" w:eastAsiaTheme="majorHAnsi" w:hAnsiTheme="majorHAnsi" w:hint="eastAsia"/>
+              </w:rPr>
+            </w:pPr>
+            <w:r>
+              <w:rPr>
+                <w:rFonts w:asciiTheme="majorHAnsi" w:eastAsiaTheme="majorHAnsi" w:hAnsiTheme="majorHAnsi" w:hint="eastAsia"/>
+              </w:rPr>
+              <w:t>[오후 8:02:35.135] TX  01 64 03 4A C1  (+2ms)</w:t>
+            </w:r>
+          </w:p>
+          <w:p>
+            <w:pPr>
+              <w:pStyle w:val="1-0"/>
+              <w:rPr>
+                <w:rFonts w:asciiTheme="majorHAnsi" w:eastAsiaTheme="majorHAnsi" w:hAnsiTheme="majorHAnsi" w:hint="eastAsia"/>
+              </w:rPr>
+            </w:pPr>
+            <w:r>
+              <w:rPr>
+                <w:rFonts w:asciiTheme="majorHAnsi" w:eastAsiaTheme="majorHAnsi" w:hAnsiTheme="majorHAnsi" w:hint="eastAsia"/>
+              </w:rPr>
+              <w:t>[오후 8:02:35.181] RX  01 64 03 01 0C 5B 22 89 43 E0 47 87 43 E4 0C 88 43 00 00 00 00 00 00 00 00 00 00 00 00 00 00 00 00 00 00 00 00 00 00 00 00 00 00 00 00 00 00 00 00 00 00 00 00 DB 76  (+46ms)</w:t>
+            </w:r>
+          </w:p>
+          <w:p>
+            <w:pPr>
+              <w:pStyle w:val="1-0"/>
+              <w:rPr>
+                <w:rFonts w:asciiTheme="majorHAnsi" w:eastAsiaTheme="majorHAnsi" w:hAnsiTheme="majorHAnsi" w:hint="eastAsia"/>
+              </w:rPr>
+            </w:pPr>
+            <w:r>
+              <w:rPr>
+                <w:rFonts w:asciiTheme="majorHAnsi" w:eastAsiaTheme="majorHAnsi" w:hAnsiTheme="majorHAnsi" w:hint="eastAsia"/>
+              </w:rPr>
+              <w:t>[오후 8:02:35.184] TX  01 64 03 4A C1  (+3ms)</w:t>
+            </w:r>
+          </w:p>
+          <w:p>
+            <w:pPr>
+              <w:pStyle w:val="1-0"/>
+              <w:rPr>
+                <w:rFonts w:asciiTheme="majorHAnsi" w:eastAsiaTheme="majorHAnsi" w:hAnsiTheme="majorHAnsi" w:hint="eastAsia"/>
+              </w:rPr>
+            </w:pPr>
+            <w:r>
+              <w:rPr>
+                <w:rFonts w:asciiTheme="majorHAnsi" w:eastAsiaTheme="majorHAnsi" w:hAnsiTheme="majorHAnsi" w:hint="eastAsia"/>
+              </w:rPr>
+              <w:t>[오후 8:02:35.229] RX  01 64 03 01 0C 6F 37 89 43 BA 2F 8A 43 AA EE 88 43 00 00 00 00 00 00 00 00 00 00 00 00 00 00 00 00 00 00 00 00 00 00 00 00 00 00 00 00 00 00 00 00 00 00 00 00 C7 AC  (+45ms)</w:t>
+            </w:r>
+          </w:p>
+          <w:p>
+            <w:pPr>
+              <w:pStyle w:val="1-0"/>
+              <w:rPr>
+                <w:rFonts w:asciiTheme="majorHAnsi" w:eastAsiaTheme="majorHAnsi" w:hAnsiTheme="majorHAnsi" w:hint="eastAsia"/>
+              </w:rPr>
+            </w:pPr>
+            <w:r>
+              <w:rPr>
+                <w:rFonts w:asciiTheme="majorHAnsi" w:eastAsiaTheme="majorHAnsi" w:hAnsiTheme="majorHAnsi" w:hint="eastAsia"/>
+              </w:rPr>
+              <w:t>[오후 8:02:35.231] TX  01 64 03 4A C1  (+2ms)</w:t>
+            </w:r>
+          </w:p>
+          <w:p>
+            <w:pPr>
+              <w:pStyle w:val="1-0"/>
+              <w:rPr>
+                <w:rFonts w:asciiTheme="majorHAnsi" w:eastAsiaTheme="majorHAnsi" w:hAnsiTheme="majorHAnsi" w:hint="eastAsia"/>
+              </w:rPr>
+            </w:pPr>
+            <w:r>
+              <w:rPr>
+                <w:rFonts w:asciiTheme="majorHAnsi" w:eastAsiaTheme="majorHAnsi" w:hAnsiTheme="majorHAnsi" w:hint="eastAsia"/>
+              </w:rPr>
+              <w:t>[오후 8:02:35.277] RX  01 64 03 01 0C 2D 30 87 43 13 BB 82 43 31 96 82 43 00 00 00 00 00 00 00 00 00 00 00 00 00 00 00 00 00 00 00 00 00 00 00 00 00 00 00 00 00 00 00 00 00 00 00 00 33 F3  (+46ms)</w:t>
+            </w:r>
+          </w:p>
+          <w:p>
+            <w:pPr>
+              <w:pStyle w:val="1-0"/>
+              <w:rPr>
+                <w:rFonts w:asciiTheme="majorHAnsi" w:eastAsiaTheme="majorHAnsi" w:hAnsiTheme="majorHAnsi" w:hint="eastAsia"/>
+              </w:rPr>
+            </w:pPr>
+            <w:r>
+              <w:rPr>
+                <w:rFonts w:asciiTheme="majorHAnsi" w:eastAsiaTheme="majorHAnsi" w:hAnsiTheme="majorHAnsi" w:hint="eastAsia"/>
+              </w:rPr>
+              <w:t>[오후 8:02:35.279] TX  01 64 03 4A C1  (+2ms)</w:t>
+            </w:r>
+          </w:p>
+          <w:p>
+            <w:pPr>
+              <w:pStyle w:val="1-0"/>
+              <w:rPr>
+                <w:rFonts w:asciiTheme="majorHAnsi" w:eastAsiaTheme="majorHAnsi" w:hAnsiTheme="majorHAnsi" w:hint="eastAsia"/>
+              </w:rPr>
+            </w:pPr>
+            <w:r>
+              <w:rPr>
+                <w:rFonts w:asciiTheme="majorHAnsi" w:eastAsiaTheme="majorHAnsi" w:hAnsiTheme="majorHAnsi" w:hint="eastAsia"/>
+              </w:rPr>
+              <w:t>[오후 8:02:35.325] RX  01 64 03 01 0C D4 44 83 43 19 65 86 43 26 24 86 43 00 00 00 00 00 00 00 00 00 00 00 00 00 00 00 00 00 00 00 00 00 00 00 00 00 00 00 00 00 00 00 00 00 00 00 00 6F 91  (+46ms)</w:t>
+            </w:r>
+          </w:p>
+          <w:p>
+            <w:pPr>
+              <w:pStyle w:val="1-0"/>
+              <w:rPr>
+                <w:rFonts w:asciiTheme="majorHAnsi" w:eastAsiaTheme="majorHAnsi" w:hAnsiTheme="majorHAnsi" w:hint="eastAsia"/>
+              </w:rPr>
+            </w:pPr>
+            <w:r>
+              <w:rPr>
+                <w:rFonts w:asciiTheme="majorHAnsi" w:eastAsiaTheme="majorHAnsi" w:hAnsiTheme="majorHAnsi" w:hint="eastAsia"/>
+              </w:rPr>
+              <w:lastRenderedPageBreak/>
+              <w:t>[오후 8:02:35.329] TX  01 64 03 4A C1  (+4ms)</w:t>
+            </w:r>
+          </w:p>
+          <w:p>
+            <w:pPr>
+              <w:pStyle w:val="1-0"/>
+              <w:rPr>
+                <w:rFonts w:asciiTheme="majorHAnsi" w:eastAsiaTheme="majorHAnsi" w:hAnsiTheme="majorHAnsi" w:hint="eastAsia"/>
+              </w:rPr>
+            </w:pPr>
+            <w:r>
+              <w:rPr>
+                <w:rFonts w:asciiTheme="majorHAnsi" w:eastAsiaTheme="majorHAnsi" w:hAnsiTheme="majorHAnsi" w:hint="eastAsia"/>
+              </w:rPr>
+              <w:t>[오후 8:02:35.389] RX  01 64 03 01 0C 2C 1A 85 43 A8 05 7F 43 AC E9 7D 43 00 00 00 00 00 00 00 00 00 00 00 00 00 00 00 00 00 00 00 00 00 00 00 00 00 00 00 00 00 00 00 00 00 00 00 00 60 AC  (+60ms)</w:t>
+            </w:r>
+          </w:p>
+          <w:p>
+            <w:pPr>
+              <w:pStyle w:val="1-0"/>
+              <w:rPr>
+                <w:rFonts w:asciiTheme="majorHAnsi" w:eastAsiaTheme="majorHAnsi" w:hAnsiTheme="majorHAnsi" w:hint="eastAsia"/>
+              </w:rPr>
+            </w:pPr>
+            <w:r>
+              <w:rPr>
+                <w:rFonts w:asciiTheme="majorHAnsi" w:eastAsiaTheme="majorHAnsi" w:hAnsiTheme="majorHAnsi" w:hint="eastAsia"/>
+              </w:rPr>
+              <w:t>[오후 8:02:35.392] TX  01 04 D0 2D 00 01 99 03  (+3ms)</w:t>
+            </w:r>
+          </w:p>
+          <w:p>
+            <w:pPr>
+              <w:pStyle w:val="1-0"/>
+              <w:rPr>
+                <w:rFonts w:asciiTheme="majorHAnsi" w:eastAsiaTheme="majorHAnsi" w:hAnsiTheme="majorHAnsi" w:hint="eastAsia"/>
+              </w:rPr>
+            </w:pPr>
+            <w:r>
+              <w:rPr>
+                <w:rFonts w:asciiTheme="majorHAnsi" w:eastAsiaTheme="majorHAnsi" w:hAnsiTheme="majorHAnsi" w:hint="eastAsia"/>
+              </w:rPr>
+              <w:t>[오후 8:02:35.405] RX  01 04 02 00 C2 38 A1  (+13ms)</w:t>
+            </w:r>
+          </w:p>
+          <w:p>
+            <w:pPr>
+              <w:pStyle w:val="1-0"/>
+              <w:rPr>
+                <w:rFonts w:asciiTheme="majorHAnsi" w:eastAsiaTheme="majorHAnsi" w:hAnsiTheme="majorHAnsi" w:hint="eastAsia"/>
+              </w:rPr>
+            </w:pPr>
+            <w:r>
+              <w:rPr>
+                <w:rFonts w:asciiTheme="majorHAnsi" w:eastAsiaTheme="majorHAnsi" w:hAnsiTheme="majorHAnsi" w:hint="eastAsia"/>
+              </w:rPr>
+              <w:t>[오후 8:02:35.406] TX  01 64 03 4A C1  (+1ms)</w:t>
+            </w:r>
+          </w:p>
+          <w:p>
+            <w:pPr>
+              <w:pStyle w:val="1-0"/>
+              <w:rPr>
+                <w:rFonts w:asciiTheme="majorHAnsi" w:eastAsiaTheme="majorHAnsi" w:hAnsiTheme="majorHAnsi" w:hint="eastAsia"/>
+              </w:rPr>
+            </w:pPr>
+            <w:r>
+              <w:rPr>
+                <w:rFonts w:asciiTheme="majorHAnsi" w:eastAsiaTheme="majorHAnsi" w:hAnsiTheme="majorHAnsi" w:hint="eastAsia"/>
+              </w:rPr>
+              <w:t>[오후 8:02:35.453] RX  01 64 03 01 0C A7 0F 7E 43 08 DA 81 43 46 5D 82 43 00 00 00 00 00 00 00 00 00 00 00 00 00 00 00 00 00 00 00 00 00 00 00 00 00 00 00 00 00 00 00 00 00 00 00 00 6D 9F  (+47ms)</w:t>
+            </w:r>
+          </w:p>
+          <w:p>
+            <w:pPr>
+              <w:pStyle w:val="1-0"/>
+              <w:rPr>
+                <w:rFonts w:asciiTheme="majorHAnsi" w:eastAsiaTheme="majorHAnsi" w:hAnsiTheme="majorHAnsi" w:hint="eastAsia"/>
+              </w:rPr>
+            </w:pPr>
+            <w:r>
+              <w:rPr>
+                <w:rFonts w:asciiTheme="majorHAnsi" w:eastAsiaTheme="majorHAnsi" w:hAnsiTheme="majorHAnsi" w:hint="eastAsia"/>
+              </w:rPr>
+              <w:t>[오후 8:02:35.456] TX  01 64 03 4A C1  (+3ms)</w:t>
+            </w:r>
+          </w:p>
+          <w:p>
+            <w:pPr>
+              <w:pStyle w:val="1-0"/>
+              <w:rPr>
+                <w:rFonts w:asciiTheme="majorHAnsi" w:eastAsiaTheme="majorHAnsi" w:hAnsiTheme="majorHAnsi" w:hint="eastAsia"/>
+              </w:rPr>
+            </w:pPr>
+            <w:r>
+              <w:rPr>
+                <w:rFonts w:asciiTheme="majorHAnsi" w:eastAsiaTheme="majorHAnsi" w:hAnsiTheme="majorHAnsi" w:hint="eastAsia"/>
+              </w:rPr>
+              <w:t>[오후 8:02:35.501] RX  01 64 03 01 0C 7C 22 82 43 F6 EF 7B 43 46 A7 78 43 00 00 00 00 00 00 00 00 00 00 00 00 00 00 00 00 00 00 00 00 00 00 00 00 00 00 00 00 00 00 00 00 00 00 00 00 1D D2  (+45ms)</w:t>
+            </w:r>
+          </w:p>
+          <w:p>
+            <w:pPr>
+              <w:pStyle w:val="1-0"/>
+              <w:rPr>
+                <w:rFonts w:asciiTheme="majorHAnsi" w:eastAsiaTheme="majorHAnsi" w:hAnsiTheme="majorHAnsi" w:hint="eastAsia"/>
+              </w:rPr>
+            </w:pPr>
+            <w:r>
+              <w:rPr>
+                <w:rFonts w:asciiTheme="majorHAnsi" w:eastAsiaTheme="majorHAnsi" w:hAnsiTheme="majorHAnsi" w:hint="eastAsia"/>
+              </w:rPr>
+              <w:t>[오후 8:02:35.503] TX  01 64 03 4A C1  (+2ms)</w:t>
+            </w:r>
+          </w:p>
+          <w:p>
+            <w:pPr>
+              <w:pStyle w:val="1-0"/>
+              <w:rPr>
+                <w:rFonts w:asciiTheme="majorHAnsi" w:eastAsiaTheme="majorHAnsi" w:hAnsiTheme="majorHAnsi" w:hint="eastAsia"/>
+              </w:rPr>
+            </w:pPr>
+            <w:r>
+              <w:rPr>
+                <w:rFonts w:asciiTheme="majorHAnsi" w:eastAsiaTheme="majorHAnsi" w:hAnsiTheme="majorHAnsi" w:hint="eastAsia"/>
+              </w:rPr>
+              <w:t>[오후 8:02:35.549] RX  01 64 03 01 0C DB 04 76 43 AF 76 76 43 30 DD 78 43 00 00 00 00 00 00 00 00 00 00 00 00 00 00 00 00 00 00 00 00 00 00 00 00 00 00 00 00 00 00 00 00 00 00 00 00 92 CD  (+46ms)</w:t>
+            </w:r>
+          </w:p>
+          <w:p>
+            <w:pPr>
+              <w:pStyle w:val="1-0"/>
+              <w:rPr>
+                <w:rFonts w:asciiTheme="majorHAnsi" w:eastAsiaTheme="majorHAnsi" w:hAnsiTheme="majorHAnsi" w:hint="eastAsia"/>
+              </w:rPr>
+            </w:pPr>
+            <w:r>
+              <w:rPr>
+                <w:rFonts w:asciiTheme="majorHAnsi" w:eastAsiaTheme="majorHAnsi" w:hAnsiTheme="majorHAnsi" w:hint="eastAsia"/>
+              </w:rPr>
+              <w:t>[오후 8:02:35.552] TX  01 64 03 4A C1  (+3ms)</w:t>
+            </w:r>
+          </w:p>
+          <w:p>
+            <w:pPr>
+              <w:pStyle w:val="1-0"/>
+              <w:rPr>
+                <w:rFonts w:asciiTheme="majorHAnsi" w:eastAsiaTheme="majorHAnsi" w:hAnsiTheme="majorHAnsi" w:hint="eastAsia"/>
+              </w:rPr>
+            </w:pPr>
+            <w:r>
+              <w:rPr>
+                <w:rFonts w:asciiTheme="majorHAnsi" w:eastAsiaTheme="majorHAnsi" w:hAnsiTheme="majorHAnsi" w:hint="eastAsia"/>
+              </w:rPr>
+              <w:t>[오후 8:02:35.597] RX  01 64 03 01 0C 99 1B 7B 43 18 C7 7B 43 45 EC 79 43 00 00 00 00 00 00 00 00 00 00 00 00 00 00 00 00 00 00 00 00 00 00 00 00 00 00 00 00 00 00 00 00 00 00 00 00 6D 91  (+45ms)</w:t>
+            </w:r>
+          </w:p>
+          <w:p>
+            <w:pPr>
+              <w:pStyle w:val="1-0"/>
+              <w:rPr>
+                <w:rFonts w:asciiTheme="majorHAnsi" w:eastAsiaTheme="majorHAnsi" w:hAnsiTheme="majorHAnsi" w:hint="eastAsia"/>
+              </w:rPr>
+            </w:pPr>
+            <w:r>
+              <w:rPr>
+                <w:rFonts w:asciiTheme="majorHAnsi" w:eastAsiaTheme="majorHAnsi" w:hAnsiTheme="majorHAnsi" w:hint="eastAsia"/>
+              </w:rPr>
+              <w:t>[오후 8:02:35.599] TX  01 64 03 4A C1  (+2ms)</w:t>
+            </w:r>
+          </w:p>
+          <w:p>
+            <w:pPr>
+              <w:pStyle w:val="1-0"/>
+              <w:rPr>
+                <w:rFonts w:asciiTheme="majorHAnsi" w:eastAsiaTheme="majorHAnsi" w:hAnsiTheme="majorHAnsi" w:hint="eastAsia"/>
+              </w:rPr>
+            </w:pPr>
+            <w:r>
+              <w:rPr>
+                <w:rFonts w:asciiTheme="majorHAnsi" w:eastAsiaTheme="majorHAnsi" w:hAnsiTheme="majorHAnsi" w:hint="eastAsia"/>
+              </w:rPr>
+              <w:t>[오후 8:02:35.645] RX  01 64 03 01 0C 4F 3E 77 43 60 34 6F 43 9D B4 6D 43 00 00 00 00 00 00 00 00 00 00 00 00 00 00 00 00 00 00 00 00 00 00 00 00 00 00 00 00 00 00 00 00 00 00 00 00 BA 35  (+46ms)</w:t>
+            </w:r>
+          </w:p>
+          <w:p>
+            <w:pPr>
+              <w:pStyle w:val="1-0"/>
+              <w:rPr>
+                <w:rFonts w:asciiTheme="majorHAnsi" w:eastAsiaTheme="majorHAnsi" w:hAnsiTheme="majorHAnsi" w:hint="eastAsia"/>
+              </w:rPr>
+            </w:pPr>
+            <w:r>
+              <w:rPr>
+                <w:rFonts w:asciiTheme="majorHAnsi" w:eastAsiaTheme="majorHAnsi" w:hAnsiTheme="majorHAnsi" w:hint="eastAsia"/>
+              </w:rPr>
+              <w:t>[오후 8:02:35.647] TX  01 64 03 4A C1  (+2ms)</w:t>
+            </w:r>
+          </w:p>
+          <w:p>
+            <w:pPr>
+              <w:pStyle w:val="1-0"/>
+              <w:rPr>
+                <w:rFonts w:asciiTheme="majorHAnsi" w:eastAsiaTheme="majorHAnsi" w:hAnsiTheme="majorHAnsi" w:hint="eastAsia"/>
+              </w:rPr>
+            </w:pPr>
+            <w:r>
+              <w:rPr>
+                <w:rFonts w:asciiTheme="majorHAnsi" w:eastAsiaTheme="majorHAnsi" w:hAnsiTheme="majorHAnsi" w:hint="eastAsia"/>
+              </w:rPr>
+              <w:t>[오후 8:02:35.693] RX  01 64 03 01 0C 41 43 6D 43 C8 B0 71 43 0A 78 73 43 00 00 00 00 00 00 00 00 00 00 00 00 00 00 00 00 00 00 00 00 00 00 00 00 00 00 00 00 00 00 00 00 00 00 00 00 EA 36  (+46ms)</w:t>
+            </w:r>
+          </w:p>
+          <w:p>
+            <w:pPr>
+              <w:pStyle w:val="1-0"/>
+              <w:rPr>
+                <w:rFonts w:asciiTheme="majorHAnsi" w:eastAsiaTheme="majorHAnsi" w:hAnsiTheme="majorHAnsi" w:hint="eastAsia"/>
+              </w:rPr>
+            </w:pPr>
+            <w:r>
+              <w:rPr>
+                <w:rFonts w:asciiTheme="majorHAnsi" w:eastAsiaTheme="majorHAnsi" w:hAnsiTheme="majorHAnsi" w:hint="eastAsia"/>
+              </w:rPr>
+              <w:t>[오후 8:02:35.696] TX  01 64 03 4A C1  (+3ms)</w:t>
+            </w:r>
+          </w:p>
+          <w:p>
+            <w:pPr>
+              <w:pStyle w:val="1-0"/>
+              <w:rPr>
+                <w:rFonts w:asciiTheme="majorHAnsi" w:eastAsiaTheme="majorHAnsi" w:hAnsiTheme="majorHAnsi" w:hint="eastAsia"/>
+              </w:rPr>
+            </w:pPr>
+            <w:r>
+              <w:rPr>
+                <w:rFonts w:asciiTheme="majorHAnsi" w:eastAsiaTheme="majorHAnsi" w:hAnsiTheme="majorHAnsi" w:hint="eastAsia"/>
+              </w:rPr>
+              <w:t>[오후 8:02:35.741] RX  01 64 03 01 0C BE 26 74 43 BE C5 6E 43 D1 95 6B 43 00 00 00 00 00 00 00 00 00 00 00 00 00 00 00 00 00 00 00 00 00 00 00 00 00 00 00 00 00 00 00 00 00 00 00 00 AC 52  (+45ms)</w:t>
+            </w:r>
+          </w:p>
+          <w:p>
+            <w:pPr>
+              <w:pStyle w:val="1-0"/>
+              <w:rPr>
+                <w:rFonts w:asciiTheme="majorHAnsi" w:eastAsiaTheme="majorHAnsi" w:hAnsiTheme="majorHAnsi" w:hint="eastAsia"/>
+              </w:rPr>
+            </w:pPr>
+            <w:r>
+              <w:rPr>
+                <w:rFonts w:asciiTheme="majorHAnsi" w:eastAsiaTheme="majorHAnsi" w:hAnsiTheme="majorHAnsi" w:hint="eastAsia"/>
+              </w:rPr>
+              <w:t>[오후 8:02:35.743] TX  01 64 03 4A C1  (+2ms)</w:t>
+            </w:r>
+          </w:p>
+          <w:p>
+            <w:pPr>
+              <w:pStyle w:val="1-0"/>
+              <w:rPr>
+                <w:rFonts w:asciiTheme="majorHAnsi" w:eastAsiaTheme="majorHAnsi" w:hAnsiTheme="majorHAnsi" w:hint="eastAsia"/>
+              </w:rPr>
+            </w:pPr>
+            <w:r>
+              <w:rPr>
+                <w:rFonts w:asciiTheme="majorHAnsi" w:eastAsiaTheme="majorHAnsi" w:hAnsiTheme="majorHAnsi" w:hint="eastAsia"/>
+              </w:rPr>
+              <w:t xml:space="preserve">[오후 8:02:35.789] RX  01 64 03 01 0C 85 71 68 43 DF EB 63 43 0D FD 64 43 00 00 00 00 00 00 00 00 00 00 00 00 00 00 00 00 00 00 00 00 00 00 00 00 00 00 00 00 00 00 00 00 00 00 </w:t>
+            </w:r>
+            <w:r>
+              <w:rPr>
+                <w:rFonts w:asciiTheme="majorHAnsi" w:eastAsiaTheme="majorHAnsi" w:hAnsiTheme="majorHAnsi" w:hint="eastAsia"/>
+              </w:rPr>
+              <w:lastRenderedPageBreak/>
+              <w:t>00 00 C7 2C  (+46ms)</w:t>
+            </w:r>
+          </w:p>
+          <w:p>
+            <w:pPr>
+              <w:pStyle w:val="1-0"/>
+              <w:rPr>
+                <w:rFonts w:asciiTheme="majorHAnsi" w:eastAsiaTheme="majorHAnsi" w:hAnsiTheme="majorHAnsi" w:hint="eastAsia"/>
+              </w:rPr>
+            </w:pPr>
+            <w:r>
+              <w:rPr>
+                <w:rFonts w:asciiTheme="majorHAnsi" w:eastAsiaTheme="majorHAnsi" w:hAnsiTheme="majorHAnsi" w:hint="eastAsia"/>
+              </w:rPr>
+              <w:t>[오후 8:02:35.791] TX  01 64 03 4A C1  (+2ms)</w:t>
+            </w:r>
+          </w:p>
+          <w:p>
+            <w:pPr>
+              <w:pStyle w:val="1-0"/>
+              <w:rPr>
+                <w:rFonts w:asciiTheme="majorHAnsi" w:eastAsiaTheme="majorHAnsi" w:hAnsiTheme="majorHAnsi" w:hint="eastAsia"/>
+              </w:rPr>
+            </w:pPr>
+            <w:r>
+              <w:rPr>
+                <w:rFonts w:asciiTheme="majorHAnsi" w:eastAsiaTheme="majorHAnsi" w:hAnsiTheme="majorHAnsi" w:hint="eastAsia"/>
+              </w:rPr>
+              <w:t>[오후 8:02:35.837] RX  01 64 03 01 0C C9 FE 66 43 55 0B 6B 43 51 86 6B 43 00 00 00 00 00 00 00 00 00 00 00 00 00 00 00 00 00 00 00 00 00 00 00 00 00 00 00 00 00 00 00 00 00 00 00 00 23 4C  (+46ms)</w:t>
+            </w:r>
+          </w:p>
+          <w:p>
+            <w:pPr>
+              <w:pStyle w:val="1-0"/>
+              <w:rPr>
+                <w:rFonts w:asciiTheme="majorHAnsi" w:eastAsiaTheme="majorHAnsi" w:hAnsiTheme="majorHAnsi" w:hint="eastAsia"/>
+              </w:rPr>
+            </w:pPr>
+            <w:r>
+              <w:rPr>
+                <w:rFonts w:asciiTheme="majorHAnsi" w:eastAsiaTheme="majorHAnsi" w:hAnsiTheme="majorHAnsi" w:hint="eastAsia"/>
+              </w:rPr>
+              <w:t>[오후 8:02:35.839] TX  01 64 03 4A C1  (+2ms)</w:t>
+            </w:r>
+          </w:p>
+          <w:p>
+            <w:pPr>
+              <w:pStyle w:val="1-0"/>
+              <w:rPr>
+                <w:rFonts w:asciiTheme="majorHAnsi" w:eastAsiaTheme="majorHAnsi" w:hAnsiTheme="majorHAnsi" w:hint="eastAsia"/>
+              </w:rPr>
+            </w:pPr>
+            <w:r>
+              <w:rPr>
+                <w:rFonts w:asciiTheme="majorHAnsi" w:eastAsiaTheme="majorHAnsi" w:hAnsiTheme="majorHAnsi" w:hint="eastAsia"/>
+              </w:rPr>
+              <w:t>[오후 8:02:35.885] RX  01 64 03 01 0C D3 B9 6A 43 6D C3 60 43 C5 A1 5E 43 00 00 00 00 00 00 00 00 00 00 00 00 00 00 00 00 00 00 00 00 00 00 00 00 00 00 00 00 00 00 00 00 00 00 00 00 01 E1  (+46ms)</w:t>
+            </w:r>
+          </w:p>
+          <w:p>
+            <w:pPr>
+              <w:pStyle w:val="1-0"/>
+              <w:rPr>
+                <w:rFonts w:asciiTheme="majorHAnsi" w:eastAsiaTheme="majorHAnsi" w:hAnsiTheme="majorHAnsi" w:hint="eastAsia"/>
+              </w:rPr>
+            </w:pPr>
+            <w:r>
+              <w:rPr>
+                <w:rFonts w:asciiTheme="majorHAnsi" w:eastAsiaTheme="majorHAnsi" w:hAnsiTheme="majorHAnsi" w:hint="eastAsia"/>
+              </w:rPr>
+              <w:t>[오후 8:02:35.887] TX  01 64 03 4A C1  (+2ms)</w:t>
+            </w:r>
+          </w:p>
+          <w:p>
+            <w:pPr>
+              <w:pStyle w:val="1-0"/>
+              <w:rPr>
+                <w:rFonts w:asciiTheme="majorHAnsi" w:eastAsiaTheme="majorHAnsi" w:hAnsiTheme="majorHAnsi" w:hint="eastAsia"/>
+              </w:rPr>
+            </w:pPr>
+            <w:r>
+              <w:rPr>
+                <w:rFonts w:asciiTheme="majorHAnsi" w:eastAsiaTheme="majorHAnsi" w:hAnsiTheme="majorHAnsi" w:hint="eastAsia"/>
+              </w:rPr>
+              <w:t>[오후 8:02:35.933] RX  01 64 03 01 0C BB 17 5D 43 D3 CB 61 43 B4 10 63 43 00 00 00 00 00 00 00 00 00 00 00 00 00 00 00 00 00 00 00 00 00 00 00 00 00 00 00 00 00 00 00 00 00 00 00 00 BA 00  (+46ms)</w:t>
+            </w:r>
+          </w:p>
+          <w:p>
+            <w:pPr>
+              <w:pStyle w:val="1-0"/>
+              <w:rPr>
+                <w:rFonts w:asciiTheme="majorHAnsi" w:eastAsiaTheme="majorHAnsi" w:hAnsiTheme="majorHAnsi" w:hint="eastAsia"/>
+              </w:rPr>
+            </w:pPr>
+            <w:r>
+              <w:rPr>
+                <w:rFonts w:asciiTheme="majorHAnsi" w:eastAsiaTheme="majorHAnsi" w:hAnsiTheme="majorHAnsi" w:hint="eastAsia"/>
+              </w:rPr>
+              <w:t>[오후 8:02:35.935] TX  01 04 D0 2D 00 01 99 03  (+2ms)</w:t>
+            </w:r>
+          </w:p>
+          <w:p>
+            <w:pPr>
+              <w:pStyle w:val="1-0"/>
+              <w:rPr>
+                <w:rFonts w:asciiTheme="majorHAnsi" w:eastAsiaTheme="majorHAnsi" w:hAnsiTheme="majorHAnsi" w:hint="eastAsia"/>
+              </w:rPr>
+            </w:pPr>
+            <w:r>
+              <w:rPr>
+                <w:rFonts w:asciiTheme="majorHAnsi" w:eastAsiaTheme="majorHAnsi" w:hAnsiTheme="majorHAnsi" w:hint="eastAsia"/>
+              </w:rPr>
+              <w:t>[오후 8:02:35.950] RX  01 04 02 00 A8 B8 8E  (+15ms)</w:t>
+            </w:r>
+          </w:p>
+          <w:p>
+            <w:pPr>
+              <w:pStyle w:val="1-0"/>
+              <w:rPr>
+                <w:rFonts w:asciiTheme="majorHAnsi" w:eastAsiaTheme="majorHAnsi" w:hAnsiTheme="majorHAnsi" w:hint="eastAsia"/>
+              </w:rPr>
+            </w:pPr>
+            <w:r>
+              <w:rPr>
+                <w:rFonts w:asciiTheme="majorHAnsi" w:eastAsiaTheme="majorHAnsi" w:hAnsiTheme="majorHAnsi" w:hint="eastAsia"/>
+              </w:rPr>
+              <w:t>[오후 8:02:35.952] TX  01 64 03 4A C1  (+2ms)</w:t>
+            </w:r>
+          </w:p>
+          <w:p>
+            <w:pPr>
+              <w:pStyle w:val="1-0"/>
+              <w:rPr>
+                <w:rFonts w:asciiTheme="majorHAnsi" w:eastAsiaTheme="majorHAnsi" w:hAnsiTheme="majorHAnsi" w:hint="eastAsia"/>
+              </w:rPr>
+            </w:pPr>
+            <w:r>
+              <w:rPr>
+                <w:rFonts w:asciiTheme="majorHAnsi" w:eastAsiaTheme="majorHAnsi" w:hAnsiTheme="majorHAnsi" w:hint="eastAsia"/>
+              </w:rPr>
+              <w:t>[오후 8:02:35.997] RX  01 64 03 01 0C DA 36 63 43 E9 7C 5D 43 21 78 5A 43 00 00 00 00 00 00 00 00 00 00 00 00 00 00 00 00 00 00 00 00 00 00 00 00 00 00 00 00 00 00 00 00 00 00 00 00 14 A6  (+45ms)</w:t>
+            </w:r>
+          </w:p>
+          <w:p>
+            <w:pPr>
+              <w:pStyle w:val="1-0"/>
+              <w:rPr>
+                <w:rFonts w:asciiTheme="majorHAnsi" w:eastAsiaTheme="majorHAnsi" w:hAnsiTheme="majorHAnsi" w:hint="eastAsia"/>
+              </w:rPr>
+            </w:pPr>
+            <w:r>
+              <w:rPr>
+                <w:rFonts w:asciiTheme="majorHAnsi" w:eastAsiaTheme="majorHAnsi" w:hAnsiTheme="majorHAnsi" w:hint="eastAsia"/>
+              </w:rPr>
+              <w:t>[오후 8:02:35.998] TX  01 64 03 4A C1  (+1ms)</w:t>
+            </w:r>
+          </w:p>
+          <w:p>
+            <w:pPr>
+              <w:pStyle w:val="1-0"/>
+              <w:rPr>
+                <w:rFonts w:asciiTheme="majorHAnsi" w:eastAsiaTheme="majorHAnsi" w:hAnsiTheme="majorHAnsi" w:hint="eastAsia"/>
+              </w:rPr>
+            </w:pPr>
+            <w:r>
+              <w:rPr>
+                <w:rFonts w:asciiTheme="majorHAnsi" w:eastAsiaTheme="majorHAnsi" w:hAnsiTheme="majorHAnsi" w:hint="eastAsia"/>
+              </w:rPr>
+              <w:t>[오후 8:02:36.045] RX  01 64 03 01 0C 09 96 57 43 51 01 53 43 BA 9F 53 43 00 00 00 00 00 00 00 00 00 00 00 00 00 00 00 00 00 00 00 00 00 00 00 00 00 00 00 00 00 00 00 00 00 00 00 00 17 33  (+47ms)</w:t>
+            </w:r>
+          </w:p>
+          <w:p>
+            <w:pPr>
+              <w:pStyle w:val="1-0"/>
+              <w:rPr>
+                <w:rFonts w:asciiTheme="majorHAnsi" w:eastAsiaTheme="majorHAnsi" w:hAnsiTheme="majorHAnsi" w:hint="eastAsia"/>
+              </w:rPr>
+            </w:pPr>
+            <w:r>
+              <w:rPr>
+                <w:rFonts w:asciiTheme="majorHAnsi" w:eastAsiaTheme="majorHAnsi" w:hAnsiTheme="majorHAnsi" w:hint="eastAsia"/>
+              </w:rPr>
+              <w:t>[오후 8:02:36.048] TX  01 64 03 4A C1  (+3ms)</w:t>
+            </w:r>
+          </w:p>
+          <w:p>
+            <w:pPr>
+              <w:pStyle w:val="1-0"/>
+              <w:rPr>
+                <w:rFonts w:asciiTheme="majorHAnsi" w:eastAsiaTheme="majorHAnsi" w:hAnsiTheme="majorHAnsi" w:hint="eastAsia"/>
+              </w:rPr>
+            </w:pPr>
+            <w:r>
+              <w:rPr>
+                <w:rFonts w:asciiTheme="majorHAnsi" w:eastAsiaTheme="majorHAnsi" w:hAnsiTheme="majorHAnsi" w:hint="eastAsia"/>
+              </w:rPr>
+              <w:t>[오후 8:02:36.093] RX  01 64 03 01 0C 97 3B 55 43 19 5B 5A 43 41 48 59 43 00 00 00 00 00 00 00 00 00 00 00 00 00 00 00 00 00 00 00 00 00 00 00 00 00 00 00 00 00 00 00 00 00 00 00 00 BE A0  (+45ms)</w:t>
+            </w:r>
+          </w:p>
+          <w:p>
+            <w:pPr>
+              <w:pStyle w:val="1-0"/>
+              <w:rPr>
+                <w:rFonts w:asciiTheme="majorHAnsi" w:eastAsiaTheme="majorHAnsi" w:hAnsiTheme="majorHAnsi" w:hint="eastAsia"/>
+              </w:rPr>
+            </w:pPr>
+            <w:r>
+              <w:rPr>
+                <w:rFonts w:asciiTheme="majorHAnsi" w:eastAsiaTheme="majorHAnsi" w:hAnsiTheme="majorHAnsi" w:hint="eastAsia"/>
+              </w:rPr>
+              <w:t>[오후 8:02:36.095] TX  01 64 03 4A C1  (+2ms)</w:t>
+            </w:r>
+          </w:p>
+          <w:p>
+            <w:pPr>
+              <w:pStyle w:val="1-0"/>
+              <w:rPr>
+                <w:rFonts w:asciiTheme="majorHAnsi" w:eastAsiaTheme="majorHAnsi" w:hAnsiTheme="majorHAnsi" w:hint="eastAsia"/>
+              </w:rPr>
+            </w:pPr>
+            <w:r>
+              <w:rPr>
+                <w:rFonts w:asciiTheme="majorHAnsi" w:eastAsiaTheme="majorHAnsi" w:hAnsiTheme="majorHAnsi" w:hint="eastAsia"/>
+              </w:rPr>
+              <w:t>[오후 8:02:36.141] RX  01 64 03 01 0C 8E 41 57 43 59 D1 4F 43 2A CB 4D 43 00 00 00 00 00 00 00 00 00 00 00 00 00 00 00 00 00 00 00 00 00 00 00 00 00 00 00 00 00 00 00 00 00 00 00 00 55 B7  (+46ms)</w:t>
+            </w:r>
+          </w:p>
+          <w:p>
+            <w:pPr>
+              <w:pStyle w:val="1-0"/>
+              <w:rPr>
+                <w:rFonts w:asciiTheme="majorHAnsi" w:eastAsiaTheme="majorHAnsi" w:hAnsiTheme="majorHAnsi" w:hint="eastAsia"/>
+              </w:rPr>
+            </w:pPr>
+            <w:r>
+              <w:rPr>
+                <w:rFonts w:asciiTheme="majorHAnsi" w:eastAsiaTheme="majorHAnsi" w:hAnsiTheme="majorHAnsi" w:hint="eastAsia"/>
+              </w:rPr>
+              <w:t>[오후 8:02:36.145] TX  01 64 03 4A C1  (+4ms)</w:t>
+            </w:r>
+          </w:p>
+          <w:p>
+            <w:pPr>
+              <w:pStyle w:val="1-0"/>
+              <w:rPr>
+                <w:rFonts w:asciiTheme="majorHAnsi" w:eastAsiaTheme="majorHAnsi" w:hAnsiTheme="majorHAnsi" w:hint="eastAsia"/>
+              </w:rPr>
+            </w:pPr>
+            <w:r>
+              <w:rPr>
+                <w:rFonts w:asciiTheme="majorHAnsi" w:eastAsiaTheme="majorHAnsi" w:hAnsiTheme="majorHAnsi" w:hint="eastAsia"/>
+              </w:rPr>
+              <w:t>[오후 8:02:36.189] RX  01 64 03 01 0C C3 4C 4C 43 4B 6A 4C 43 06 E1 4D 43 00 00 00 00 00 00 00 00 00 00 00 00 00 00 00 00 00 00 00 00 00 00 00 00 00 00 00 00 00 00 00 00 00 00 00 00 8D 0B  (+44ms)</w:t>
+            </w:r>
+          </w:p>
+          <w:p>
+            <w:pPr>
+              <w:pStyle w:val="1-0"/>
+              <w:rPr>
+                <w:rFonts w:asciiTheme="majorHAnsi" w:eastAsiaTheme="majorHAnsi" w:hAnsiTheme="majorHAnsi" w:hint="eastAsia"/>
+              </w:rPr>
+            </w:pPr>
+            <w:r>
+              <w:rPr>
+                <w:rFonts w:asciiTheme="majorHAnsi" w:eastAsiaTheme="majorHAnsi" w:hAnsiTheme="majorHAnsi" w:hint="eastAsia"/>
+              </w:rPr>
+              <w:t>[오후 8:02:36.193] TX  01 64 03 4A C1  (+4ms)</w:t>
+            </w:r>
+          </w:p>
+          <w:p>
+            <w:pPr>
+              <w:pStyle w:val="1-0"/>
+              <w:rPr>
+                <w:rFonts w:asciiTheme="majorHAnsi" w:eastAsiaTheme="majorHAnsi" w:hAnsiTheme="majorHAnsi" w:hint="eastAsia"/>
+              </w:rPr>
+            </w:pPr>
+            <w:r>
+              <w:rPr>
+                <w:rFonts w:asciiTheme="majorHAnsi" w:eastAsiaTheme="majorHAnsi" w:hAnsiTheme="majorHAnsi" w:hint="eastAsia"/>
+              </w:rPr>
+              <w:t xml:space="preserve">[오후 8:02:36.237] RX  01 64 03 01 0C 52 A7 4F 43 BD EC 51 43 C3 D4 50 43 00 00 00 00 </w:t>
+            </w:r>
+            <w:r>
+              <w:rPr>
+                <w:rFonts w:asciiTheme="majorHAnsi" w:eastAsiaTheme="majorHAnsi" w:hAnsiTheme="majorHAnsi" w:hint="eastAsia"/>
+              </w:rPr>
+              <w:lastRenderedPageBreak/>
+              <w:t>00 00 00 00 00 00 00 00 00 00 00 00 00 00 00 00 00 00 00 00 00 00 00 00 00 00 00 00 00 00 00 00 B1 86  (+44ms)</w:t>
+            </w:r>
+          </w:p>
+          <w:p>
+            <w:pPr>
+              <w:pStyle w:val="1-0"/>
+              <w:rPr>
+                <w:rFonts w:asciiTheme="majorHAnsi" w:eastAsiaTheme="majorHAnsi" w:hAnsiTheme="majorHAnsi" w:hint="eastAsia"/>
+              </w:rPr>
+            </w:pPr>
+            <w:r>
+              <w:rPr>
+                <w:rFonts w:asciiTheme="majorHAnsi" w:eastAsiaTheme="majorHAnsi" w:hAnsiTheme="majorHAnsi" w:hint="eastAsia"/>
+              </w:rPr>
+              <w:t>[오후 8:02:36.238] TX  01 64 03 4A C1  (+1ms)</w:t>
+            </w:r>
+          </w:p>
+          <w:p>
+            <w:pPr>
+              <w:pStyle w:val="1-0"/>
+              <w:rPr>
+                <w:rFonts w:asciiTheme="majorHAnsi" w:eastAsiaTheme="majorHAnsi" w:hAnsiTheme="majorHAnsi" w:hint="eastAsia"/>
+              </w:rPr>
+            </w:pPr>
+            <w:r>
+              <w:rPr>
+                <w:rFonts w:asciiTheme="majorHAnsi" w:eastAsiaTheme="majorHAnsi" w:hAnsiTheme="majorHAnsi" w:hint="eastAsia"/>
+              </w:rPr>
+              <w:t>[오후 8:02:36.301] RX  01 64 03 01 0C E3 EE 4E 43 14 EF 46 43 C7 99 44 43 00 00 00 00 00 00 00 00 00 00 00 00 00 00 00 00 00 00 00 00 00 00 00 00 00 00 00 00 00 00 00 00 00 00 00 00 98 E3  (+63ms)</w:t>
+            </w:r>
+          </w:p>
+          <w:p>
+            <w:pPr>
+              <w:pStyle w:val="1-0"/>
+              <w:rPr>
+                <w:rFonts w:asciiTheme="majorHAnsi" w:eastAsiaTheme="majorHAnsi" w:hAnsiTheme="majorHAnsi" w:hint="eastAsia"/>
+              </w:rPr>
+            </w:pPr>
+            <w:r>
+              <w:rPr>
+                <w:rFonts w:asciiTheme="majorHAnsi" w:eastAsiaTheme="majorHAnsi" w:hAnsiTheme="majorHAnsi" w:hint="eastAsia"/>
+              </w:rPr>
+              <w:t>[오후 8:02:36.304] TX  01 64 03 4A C1  (+3ms)</w:t>
+            </w:r>
+          </w:p>
+          <w:p>
+            <w:pPr>
+              <w:pStyle w:val="1-0"/>
+              <w:rPr>
+                <w:rFonts w:asciiTheme="majorHAnsi" w:eastAsiaTheme="majorHAnsi" w:hAnsiTheme="majorHAnsi" w:hint="eastAsia"/>
+              </w:rPr>
+            </w:pPr>
+            <w:r>
+              <w:rPr>
+                <w:rFonts w:asciiTheme="majorHAnsi" w:eastAsiaTheme="majorHAnsi" w:hAnsiTheme="majorHAnsi" w:hint="eastAsia"/>
+              </w:rPr>
+              <w:t>[오후 8:02:36.349] RX  01 64 03 01 0C C3 C6 42 43 9C F4 41 43 EE F2 42 43 00 00 00 00 00 00 00 00 00 00 00 00 00 00 00 00 00 00 00 00 00 00 00 00 00 00 00 00 00 00 00 00 00 00 00 00 6B 80  (+45ms)</w:t>
+            </w:r>
+          </w:p>
+          <w:p>
+            <w:pPr>
+              <w:pStyle w:val="1-0"/>
+              <w:rPr>
+                <w:rFonts w:asciiTheme="majorHAnsi" w:eastAsiaTheme="majorHAnsi" w:hAnsiTheme="majorHAnsi" w:hint="eastAsia"/>
+              </w:rPr>
+            </w:pPr>
+            <w:r>
+              <w:rPr>
+                <w:rFonts w:asciiTheme="majorHAnsi" w:eastAsiaTheme="majorHAnsi" w:hAnsiTheme="majorHAnsi" w:hint="eastAsia"/>
+              </w:rPr>
+              <w:t>[오후 8:02:36.353] TX  01 64 03 4A C1  (+4ms)</w:t>
+            </w:r>
+          </w:p>
+          <w:p>
+            <w:pPr>
+              <w:pStyle w:val="1-0"/>
+              <w:rPr>
+                <w:rFonts w:asciiTheme="majorHAnsi" w:eastAsiaTheme="majorHAnsi" w:hAnsiTheme="majorHAnsi" w:hint="eastAsia"/>
+              </w:rPr>
+            </w:pPr>
+            <w:r>
+              <w:rPr>
+                <w:rFonts w:asciiTheme="majorHAnsi" w:eastAsiaTheme="majorHAnsi" w:hAnsiTheme="majorHAnsi" w:hint="eastAsia"/>
+              </w:rPr>
+              <w:t>[오후 8:02:36.396] RX  01 64 03 01 0C 2F 9C 44 43 8A 23 49 43 6C 13 49 43 00 00 00 00 00 00 00 00 00 00 00 00 00 00 00 00 00 00 00 00 00 00 00 00 00 00 00 00 00 00 00 00 00 00 00 00 02 52  (+43ms)</w:t>
+            </w:r>
+          </w:p>
+          <w:p>
+            <w:pPr>
+              <w:pStyle w:val="1-0"/>
+              <w:rPr>
+                <w:rFonts w:asciiTheme="majorHAnsi" w:eastAsiaTheme="majorHAnsi" w:hAnsiTheme="majorHAnsi" w:hint="eastAsia"/>
+              </w:rPr>
+            </w:pPr>
+            <w:r>
+              <w:rPr>
+                <w:rFonts w:asciiTheme="majorHAnsi" w:eastAsiaTheme="majorHAnsi" w:hAnsiTheme="majorHAnsi" w:hint="eastAsia"/>
+              </w:rPr>
+              <w:t>[오후 8:02:36.398] TX  01 64 03 4A C1  (+2ms)</w:t>
+            </w:r>
+          </w:p>
+          <w:p>
+            <w:pPr>
+              <w:pStyle w:val="1-0"/>
+              <w:rPr>
+                <w:rFonts w:asciiTheme="majorHAnsi" w:eastAsiaTheme="majorHAnsi" w:hAnsiTheme="majorHAnsi" w:hint="eastAsia"/>
+              </w:rPr>
+            </w:pPr>
+            <w:r>
+              <w:rPr>
+                <w:rFonts w:asciiTheme="majorHAnsi" w:eastAsiaTheme="majorHAnsi" w:hAnsiTheme="majorHAnsi" w:hint="eastAsia"/>
+              </w:rPr>
+              <w:t>[오후 8:02:36.445] RX  01 64 03 01 0C EB 0E 48 43 52 AE 41 43 67 66 3F 43 00 00 00 00 00 00 00 00 00 00 00 00 00 00 00 00 00 00 00 00 00 00 00 00 00 00 00 00 00 00 00 00 00 00 00 00 DB 93  (+47ms)</w:t>
+            </w:r>
+          </w:p>
+          <w:p>
+            <w:pPr>
+              <w:pStyle w:val="1-0"/>
+              <w:rPr>
+                <w:rFonts w:asciiTheme="majorHAnsi" w:eastAsiaTheme="majorHAnsi" w:hAnsiTheme="majorHAnsi" w:hint="eastAsia"/>
+              </w:rPr>
+            </w:pPr>
+            <w:r>
+              <w:rPr>
+                <w:rFonts w:asciiTheme="majorHAnsi" w:eastAsiaTheme="majorHAnsi" w:hAnsiTheme="majorHAnsi" w:hint="eastAsia"/>
+              </w:rPr>
+              <w:t>[오후 8:02:36.446] TX  01 64 03 4A C1  (+1ms)</w:t>
+            </w:r>
+          </w:p>
+          <w:p>
+            <w:pPr>
+              <w:pStyle w:val="1-0"/>
+              <w:rPr>
+                <w:rFonts w:asciiTheme="majorHAnsi" w:eastAsiaTheme="majorHAnsi" w:hAnsiTheme="majorHAnsi" w:hint="eastAsia"/>
+              </w:rPr>
+            </w:pPr>
+            <w:r>
+              <w:rPr>
+                <w:rFonts w:asciiTheme="majorHAnsi" w:eastAsiaTheme="majorHAnsi" w:hAnsiTheme="majorHAnsi" w:hint="eastAsia"/>
+              </w:rPr>
+              <w:t>[오후 8:02:36.492] RX  01 64 03 01 0C E8 5E 3D 43 74 6C 3C 43 0C FC 3D 43 00 00 00 00 00 00 00 00 00 00 00 00 00 00 00 00 00 00 00 00 00 00 00 00 00 00 00 00 00 00 00 00 00 00 00 00 7E A8  (+46ms)</w:t>
+            </w:r>
+          </w:p>
+          <w:p>
+            <w:pPr>
+              <w:pStyle w:val="1-0"/>
+              <w:rPr>
+                <w:rFonts w:asciiTheme="majorHAnsi" w:eastAsiaTheme="majorHAnsi" w:hAnsiTheme="majorHAnsi" w:hint="eastAsia"/>
+              </w:rPr>
+            </w:pPr>
+            <w:r>
+              <w:rPr>
+                <w:rFonts w:asciiTheme="majorHAnsi" w:eastAsiaTheme="majorHAnsi" w:hAnsiTheme="majorHAnsi" w:hint="eastAsia"/>
+              </w:rPr>
+              <w:t>[오후 8:02:36.494] TX  01 04 D0 2D 00 01 99 03  (+2ms)</w:t>
+            </w:r>
+          </w:p>
+          <w:p>
+            <w:pPr>
+              <w:pStyle w:val="1-0"/>
+              <w:rPr>
+                <w:rFonts w:asciiTheme="majorHAnsi" w:eastAsiaTheme="majorHAnsi" w:hAnsiTheme="majorHAnsi" w:hint="eastAsia"/>
+              </w:rPr>
+            </w:pPr>
+            <w:r>
+              <w:rPr>
+                <w:rFonts w:asciiTheme="majorHAnsi" w:eastAsiaTheme="majorHAnsi" w:hAnsiTheme="majorHAnsi" w:hint="eastAsia"/>
+              </w:rPr>
+              <w:t>[오후 8:02:36.508] RX  01 04 02 00 92 38 9D  (+14ms)</w:t>
+            </w:r>
+          </w:p>
+          <w:p>
+            <w:pPr>
+              <w:pStyle w:val="1-0"/>
+              <w:rPr>
+                <w:rFonts w:asciiTheme="majorHAnsi" w:eastAsiaTheme="majorHAnsi" w:hAnsiTheme="majorHAnsi" w:hint="eastAsia"/>
+              </w:rPr>
+            </w:pPr>
+            <w:r>
+              <w:rPr>
+                <w:rFonts w:asciiTheme="majorHAnsi" w:eastAsiaTheme="majorHAnsi" w:hAnsiTheme="majorHAnsi" w:hint="eastAsia"/>
+              </w:rPr>
+              <w:t>[오후 8:02:36.510] TX  01 64 03 4A C1  (+2ms)</w:t>
+            </w:r>
+          </w:p>
+          <w:p>
+            <w:pPr>
+              <w:pStyle w:val="1-0"/>
+              <w:rPr>
+                <w:rFonts w:asciiTheme="majorHAnsi" w:eastAsiaTheme="majorHAnsi" w:hAnsiTheme="majorHAnsi" w:hint="eastAsia"/>
+              </w:rPr>
+            </w:pPr>
+            <w:r>
+              <w:rPr>
+                <w:rFonts w:asciiTheme="majorHAnsi" w:eastAsiaTheme="majorHAnsi" w:hAnsiTheme="majorHAnsi" w:hint="eastAsia"/>
+              </w:rPr>
+              <w:t>[오후 8:02:36.556] RX  01 64 03 01 0C E5 70 3F 43 5E D0 3F 43 59 5D 3E 43 00 00 00 00 00 00 00 00 00 00 00 00 00 00 00 00 00 00 00 00 00 00 00 00 00 00 00 00 00 00 00 00 00 00 00 00 40 75  (+46ms)</w:t>
+            </w:r>
+          </w:p>
+          <w:p>
+            <w:pPr>
+              <w:pStyle w:val="1-0"/>
+              <w:rPr>
+                <w:rFonts w:asciiTheme="majorHAnsi" w:eastAsiaTheme="majorHAnsi" w:hAnsiTheme="majorHAnsi" w:hint="eastAsia"/>
+              </w:rPr>
+            </w:pPr>
+            <w:r>
+              <w:rPr>
+                <w:rFonts w:asciiTheme="majorHAnsi" w:eastAsiaTheme="majorHAnsi" w:hAnsiTheme="majorHAnsi" w:hint="eastAsia"/>
+              </w:rPr>
+              <w:t>[오후 8:02:36.560] TX  01 64 03 4A C1  (+4ms)</w:t>
+            </w:r>
+          </w:p>
+          <w:p>
+            <w:pPr>
+              <w:pStyle w:val="1-0"/>
+              <w:rPr>
+                <w:rFonts w:asciiTheme="majorHAnsi" w:eastAsiaTheme="majorHAnsi" w:hAnsiTheme="majorHAnsi" w:hint="eastAsia"/>
+              </w:rPr>
+            </w:pPr>
+            <w:r>
+              <w:rPr>
+                <w:rFonts w:asciiTheme="majorHAnsi" w:eastAsiaTheme="majorHAnsi" w:hAnsiTheme="majorHAnsi" w:hint="eastAsia"/>
+              </w:rPr>
+              <w:t>[오후 8:02:36.605] RX  01 64 03 01 0C 1D 4F 3C 43 6D EE 34 43 1E D6 32 43 00 00 00 00 00 00 00 00 00 00 00 00 00 00 00 00 00 00 00 00 00 00 00 00 00 00 00 00 00 00 00 00 00 00 00 00 B4 38  (+45ms)</w:t>
+            </w:r>
+          </w:p>
+          <w:p>
+            <w:pPr>
+              <w:pStyle w:val="1-0"/>
+              <w:rPr>
+                <w:rFonts w:asciiTheme="majorHAnsi" w:eastAsiaTheme="majorHAnsi" w:hAnsiTheme="majorHAnsi" w:hint="eastAsia"/>
+              </w:rPr>
+            </w:pPr>
+            <w:r>
+              <w:rPr>
+                <w:rFonts w:asciiTheme="majorHAnsi" w:eastAsiaTheme="majorHAnsi" w:hAnsiTheme="majorHAnsi" w:hint="eastAsia"/>
+              </w:rPr>
+              <w:t>[오후 8:02:36.609] TX  01 64 03 4A C1  (+4ms)</w:t>
+            </w:r>
+          </w:p>
+          <w:p>
+            <w:pPr>
+              <w:pStyle w:val="1-0"/>
+              <w:rPr>
+                <w:rFonts w:asciiTheme="majorHAnsi" w:eastAsiaTheme="majorHAnsi" w:hAnsiTheme="majorHAnsi" w:hint="eastAsia"/>
+              </w:rPr>
+            </w:pPr>
+            <w:r>
+              <w:rPr>
+                <w:rFonts w:asciiTheme="majorHAnsi" w:eastAsiaTheme="majorHAnsi" w:hAnsiTheme="majorHAnsi" w:hint="eastAsia"/>
+              </w:rPr>
+              <w:t>[오후 8:02:36.668] RX  01 64 03 01 0C AF 33 31 43 D9 DF 30 43 60 2C 32 43 00 00 00 00 00 00 00 00 00 00 00 00 00 00 00 00 00 00 00 00 00 00 00 00 00 00 00 00 00 00 00 00 00 00 00 00 F9 73  (+59ms)</w:t>
+            </w:r>
+          </w:p>
+          <w:p>
+            <w:pPr>
+              <w:pStyle w:val="1-0"/>
+              <w:rPr>
+                <w:rFonts w:asciiTheme="majorHAnsi" w:eastAsiaTheme="majorHAnsi" w:hAnsiTheme="majorHAnsi" w:hint="eastAsia"/>
+              </w:rPr>
+            </w:pPr>
+            <w:r>
+              <w:rPr>
+                <w:rFonts w:asciiTheme="majorHAnsi" w:eastAsiaTheme="majorHAnsi" w:hAnsiTheme="majorHAnsi" w:hint="eastAsia"/>
+              </w:rPr>
+              <w:t>[오후 8:02:36.670] TX  01 64 03 4A C1  (+2ms)</w:t>
+            </w:r>
+          </w:p>
+          <w:p>
+            <w:pPr>
+              <w:pStyle w:val="1-0"/>
+              <w:rPr>
+                <w:rFonts w:asciiTheme="majorHAnsi" w:eastAsiaTheme="majorHAnsi" w:hAnsiTheme="majorHAnsi" w:hint="eastAsia"/>
+              </w:rPr>
+            </w:pPr>
+            <w:r>
+              <w:rPr>
+                <w:rFonts w:asciiTheme="majorHAnsi" w:eastAsiaTheme="majorHAnsi" w:hAnsiTheme="majorHAnsi" w:hint="eastAsia"/>
+              </w:rPr>
+              <w:lastRenderedPageBreak/>
+              <w:t>[오후 8:02:36.716] RX  01 64 03 01 0C 75 DA 33 43 1E CD 36 43 6C 53 37 43 00 00 00 00 00 00 00 00 00 00 00 00 00 00 00 00 00 00 00 00 00 00 00 00 00 00 00 00 00 00 00 00 00 00 00 00 B0 DC  (+46ms)</w:t>
+            </w:r>
+          </w:p>
+          <w:p>
+            <w:pPr>
+              <w:pStyle w:val="1-0"/>
+              <w:rPr>
+                <w:rFonts w:asciiTheme="majorHAnsi" w:eastAsiaTheme="majorHAnsi" w:hAnsiTheme="majorHAnsi" w:hint="eastAsia"/>
+              </w:rPr>
+            </w:pPr>
+            <w:r>
+              <w:rPr>
+                <w:rFonts w:asciiTheme="majorHAnsi" w:eastAsiaTheme="majorHAnsi" w:hAnsiTheme="majorHAnsi" w:hint="eastAsia"/>
+              </w:rPr>
+              <w:t>[오후 8:02:36.718] TX  01 64 03 4A C1  (+2ms)</w:t>
+            </w:r>
+          </w:p>
+          <w:p>
+            <w:pPr>
+              <w:pStyle w:val="1-0"/>
+              <w:rPr>
+                <w:rFonts w:asciiTheme="majorHAnsi" w:eastAsiaTheme="majorHAnsi" w:hAnsiTheme="majorHAnsi" w:hint="eastAsia"/>
+              </w:rPr>
+            </w:pPr>
+            <w:r>
+              <w:rPr>
+                <w:rFonts w:asciiTheme="majorHAnsi" w:eastAsiaTheme="majorHAnsi" w:hAnsiTheme="majorHAnsi" w:hint="eastAsia"/>
+              </w:rPr>
+              <w:t>[오후 8:02:36.765] RX  01 64 03 01 0C 41 1B 37 43 39 67 32 43 13 42 30 43 00 00 00 00 00 00 00 00 00 00 00 00 00 00 00 00 00 00 00 00 00 00 00 00 00 00 00 00 00 00 00 00 00 00 00 00 34 13  (+47ms)</w:t>
+            </w:r>
+          </w:p>
+          <w:p>
+            <w:pPr>
+              <w:pStyle w:val="1-0"/>
+              <w:rPr>
+                <w:rFonts w:asciiTheme="majorHAnsi" w:eastAsiaTheme="majorHAnsi" w:hAnsiTheme="majorHAnsi" w:hint="eastAsia"/>
+              </w:rPr>
+            </w:pPr>
+            <w:r>
+              <w:rPr>
+                <w:rFonts w:asciiTheme="majorHAnsi" w:eastAsiaTheme="majorHAnsi" w:hAnsiTheme="majorHAnsi" w:hint="eastAsia"/>
+              </w:rPr>
+              <w:t>[오후 8:02:36.768] TX  01 64 03 4A C1  (+3ms)</w:t>
+            </w:r>
+          </w:p>
+          <w:p>
+            <w:pPr>
+              <w:pStyle w:val="1-0"/>
+              <w:rPr>
+                <w:rFonts w:asciiTheme="majorHAnsi" w:eastAsiaTheme="majorHAnsi" w:hAnsiTheme="majorHAnsi" w:hint="eastAsia"/>
+              </w:rPr>
+            </w:pPr>
+            <w:r>
+              <w:rPr>
+                <w:rFonts w:asciiTheme="majorHAnsi" w:eastAsiaTheme="majorHAnsi" w:hAnsiTheme="majorHAnsi" w:hint="eastAsia"/>
+              </w:rPr>
+              <w:t>[오후 8:02:36.813] RX  01 64 03 01 0C 5C 23 2E 43 7F 2F 29 43 A8 56 28 43 00 00 00 00 00 00 00 00 00 00 00 00 00 00 00 00 00 00 00 00 00 00 00 00 00 00 00 00 00 00 00 00 00 00 00 00 E2 38  (+45ms)</w:t>
+            </w:r>
+          </w:p>
+          <w:p>
+            <w:pPr>
+              <w:pStyle w:val="1-0"/>
+              <w:rPr>
+                <w:rFonts w:asciiTheme="majorHAnsi" w:eastAsiaTheme="majorHAnsi" w:hAnsiTheme="majorHAnsi" w:hint="eastAsia"/>
+              </w:rPr>
+            </w:pPr>
+            <w:r>
+              <w:rPr>
+                <w:rFonts w:asciiTheme="majorHAnsi" w:eastAsiaTheme="majorHAnsi" w:hAnsiTheme="majorHAnsi" w:hint="eastAsia"/>
+              </w:rPr>
+              <w:t>[오후 8:02:36.816] TX  01 64 03 4A C1  (+3ms)</w:t>
+            </w:r>
+          </w:p>
+          <w:p>
+            <w:pPr>
+              <w:pStyle w:val="1-0"/>
+              <w:rPr>
+                <w:rFonts w:asciiTheme="majorHAnsi" w:eastAsiaTheme="majorHAnsi" w:hAnsiTheme="majorHAnsi" w:hint="eastAsia"/>
+              </w:rPr>
+            </w:pPr>
+            <w:r>
+              <w:rPr>
+                <w:rFonts w:asciiTheme="majorHAnsi" w:eastAsiaTheme="majorHAnsi" w:hAnsiTheme="majorHAnsi" w:hint="eastAsia"/>
+              </w:rPr>
+              <w:t>[오후 8:02:36.861] RX  01 64 03 01 0C 42 07 28 43 BC 34 2A 43 79 91 2B 43 00 00 00 00 00 00 00 00 00 00 00 00 00 00 00 00 00 00 00 00 00 00 00 00 00 00 00 00 00 00 00 00 00 00 00 00 8D 81  (+45ms)</w:t>
+            </w:r>
+          </w:p>
+          <w:p>
+            <w:pPr>
+              <w:pStyle w:val="1-0"/>
+              <w:rPr>
+                <w:rFonts w:asciiTheme="majorHAnsi" w:eastAsiaTheme="majorHAnsi" w:hAnsiTheme="majorHAnsi" w:hint="eastAsia"/>
+              </w:rPr>
+            </w:pPr>
+            <w:r>
+              <w:rPr>
+                <w:rFonts w:asciiTheme="majorHAnsi" w:eastAsiaTheme="majorHAnsi" w:hAnsiTheme="majorHAnsi" w:hint="eastAsia"/>
+              </w:rPr>
+              <w:t>[오후 8:02:36.865] TX  01 64 03 4A C1  (+4ms)</w:t>
+            </w:r>
+          </w:p>
+          <w:p>
+            <w:pPr>
+              <w:pStyle w:val="1-0"/>
+              <w:rPr>
+                <w:rFonts w:asciiTheme="majorHAnsi" w:eastAsiaTheme="majorHAnsi" w:hAnsiTheme="majorHAnsi" w:hint="eastAsia"/>
+              </w:rPr>
+            </w:pPr>
+            <w:r>
+              <w:rPr>
+                <w:rFonts w:asciiTheme="majorHAnsi" w:eastAsiaTheme="majorHAnsi" w:hAnsiTheme="majorHAnsi" w:hint="eastAsia"/>
+              </w:rPr>
+              <w:t>[오후 8:02:36.924] RX  01 64 03 01 0C C8 DA 2C 43 9C 41 2E 43 F9 FD 2D 43 00 00 00 00 00 00 00 00 00 00 00 00 00 00 00 00 00 00 00 00 00 00 00 00 00 00 00 00 00 00 00 00 00 00 00 00 CF F0  (+59ms)</w:t>
+            </w:r>
+          </w:p>
+          <w:p>
+            <w:pPr>
+              <w:pStyle w:val="1-0"/>
+              <w:rPr>
+                <w:rFonts w:asciiTheme="majorHAnsi" w:eastAsiaTheme="majorHAnsi" w:hAnsiTheme="majorHAnsi" w:hint="eastAsia"/>
+              </w:rPr>
+            </w:pPr>
+            <w:r>
+              <w:rPr>
+                <w:rFonts w:asciiTheme="majorHAnsi" w:eastAsiaTheme="majorHAnsi" w:hAnsiTheme="majorHAnsi" w:hint="eastAsia"/>
+              </w:rPr>
+              <w:t>[오후 8:02:36.929] TX  01 64 03 4A C1  (+5ms)</w:t>
+            </w:r>
+          </w:p>
+          <w:p>
+            <w:pPr>
+              <w:pStyle w:val="1-0"/>
+              <w:rPr>
+                <w:rFonts w:asciiTheme="majorHAnsi" w:eastAsiaTheme="majorHAnsi" w:hAnsiTheme="majorHAnsi" w:hint="eastAsia"/>
+              </w:rPr>
+            </w:pPr>
+            <w:r>
+              <w:rPr>
+                <w:rFonts w:asciiTheme="majorHAnsi" w:eastAsiaTheme="majorHAnsi" w:hAnsiTheme="majorHAnsi" w:hint="eastAsia"/>
+              </w:rPr>
+              <w:t>[오후 8:02:36.989] RX  01 64 03 01 0C 44 17 2D 43 BF 68 27 43 64 1F 25 43 00 00 00 00 00 00 00 00 00 00 00 00 00 00 00 00 00 00 00 00 00 00 00 00 00 00 00 00 00 00 00 00 00 00 00 00 3D C9  (+60ms)</w:t>
+            </w:r>
+          </w:p>
+          <w:p>
+            <w:pPr>
+              <w:pStyle w:val="1-0"/>
+              <w:rPr>
+                <w:rFonts w:asciiTheme="majorHAnsi" w:eastAsiaTheme="majorHAnsi" w:hAnsiTheme="majorHAnsi" w:hint="eastAsia"/>
+              </w:rPr>
+            </w:pPr>
+            <w:r>
+              <w:rPr>
+                <w:rFonts w:asciiTheme="majorHAnsi" w:eastAsiaTheme="majorHAnsi" w:hAnsiTheme="majorHAnsi" w:hint="eastAsia"/>
+              </w:rPr>
+              <w:t>[오후 8:02:36.993] TX  01 64 03 4A C1  (+4ms)</w:t>
+            </w:r>
+          </w:p>
+          <w:p>
+            <w:pPr>
+              <w:pStyle w:val="1-0"/>
+              <w:rPr>
+                <w:rFonts w:asciiTheme="majorHAnsi" w:eastAsiaTheme="majorHAnsi" w:hAnsiTheme="majorHAnsi" w:hint="eastAsia"/>
+              </w:rPr>
+            </w:pPr>
+            <w:r>
+              <w:rPr>
+                <w:rFonts w:asciiTheme="majorHAnsi" w:eastAsiaTheme="majorHAnsi" w:hAnsiTheme="majorHAnsi" w:hint="eastAsia"/>
+              </w:rPr>
+              <w:t>[오후 8:02:37.052] RX  01 64 03 01 0C F8 E5 22 43 C4 37 1E 43 BC BF 1D 43 00 00 00 00 00 00 00 00 00 00 00 00 00 00 00 00 00 00 00 00 00 00 00 00 00 00 00 00 00 00 00 00 00 00 00 00 62 6D  (+59ms)</w:t>
+            </w:r>
+          </w:p>
+          <w:p>
+            <w:pPr>
+              <w:pStyle w:val="1-0"/>
+              <w:rPr>
+                <w:rFonts w:asciiTheme="majorHAnsi" w:eastAsiaTheme="majorHAnsi" w:hAnsiTheme="majorHAnsi" w:hint="eastAsia"/>
+              </w:rPr>
+            </w:pPr>
+            <w:r>
+              <w:rPr>
+                <w:rFonts w:asciiTheme="majorHAnsi" w:eastAsiaTheme="majorHAnsi" w:hAnsiTheme="majorHAnsi" w:hint="eastAsia"/>
+              </w:rPr>
+              <w:t>[오후 8:02:37.055] TX  01 04 D0 2D 00 01 99 03  (+3ms)</w:t>
+            </w:r>
+          </w:p>
+          <w:p>
+            <w:pPr>
+              <w:pStyle w:val="1-0"/>
+              <w:rPr>
+                <w:rFonts w:asciiTheme="majorHAnsi" w:eastAsiaTheme="majorHAnsi" w:hAnsiTheme="majorHAnsi" w:hint="eastAsia"/>
+              </w:rPr>
+            </w:pPr>
+            <w:r>
+              <w:rPr>
+                <w:rFonts w:asciiTheme="majorHAnsi" w:eastAsiaTheme="majorHAnsi" w:hAnsiTheme="majorHAnsi" w:hint="eastAsia"/>
+              </w:rPr>
+              <w:t>[오후 8:02:37.068] RX  01 04 02 00 76 38 D6  (+13ms)</w:t>
+            </w:r>
+          </w:p>
+          <w:p>
+            <w:pPr>
+              <w:pStyle w:val="1-0"/>
+              <w:rPr>
+                <w:rFonts w:asciiTheme="majorHAnsi" w:eastAsiaTheme="majorHAnsi" w:hAnsiTheme="majorHAnsi" w:hint="eastAsia"/>
+              </w:rPr>
+            </w:pPr>
+            <w:r>
+              <w:rPr>
+                <w:rFonts w:asciiTheme="majorHAnsi" w:eastAsiaTheme="majorHAnsi" w:hAnsiTheme="majorHAnsi" w:hint="eastAsia"/>
+              </w:rPr>
+              <w:t>[오후 8:02:37.070] TX  01 64 03 4A C1  (+2ms)</w:t>
+            </w:r>
+          </w:p>
+          <w:p>
+            <w:pPr>
+              <w:pStyle w:val="1-0"/>
+              <w:rPr>
+                <w:rFonts w:asciiTheme="majorHAnsi" w:eastAsiaTheme="majorHAnsi" w:hAnsiTheme="majorHAnsi" w:hint="eastAsia"/>
+              </w:rPr>
+            </w:pPr>
+            <w:r>
+              <w:rPr>
+                <w:rFonts w:asciiTheme="majorHAnsi" w:eastAsiaTheme="majorHAnsi" w:hAnsiTheme="majorHAnsi" w:hint="eastAsia"/>
+              </w:rPr>
+              <w:t>[오후 8:02:37.116] RX  01 64 03 01 0C 33 E5 1D 43 5C F0 23 43 52 A5 24 43 00 00 00 00 00 00 00 00 00 00 00 00 00 00 00 00 00 00 00 00 00 00 00 00 00 00 00 00 00 00 00 00 00 00 00 00 C1 F0  (+46ms)</w:t>
+            </w:r>
+          </w:p>
+          <w:p>
+            <w:pPr>
+              <w:pStyle w:val="1-0"/>
+              <w:rPr>
+                <w:rFonts w:asciiTheme="majorHAnsi" w:eastAsiaTheme="majorHAnsi" w:hAnsiTheme="majorHAnsi" w:hint="eastAsia"/>
+              </w:rPr>
+            </w:pPr>
+            <w:r>
+              <w:rPr>
+                <w:rFonts w:asciiTheme="majorHAnsi" w:eastAsiaTheme="majorHAnsi" w:hAnsiTheme="majorHAnsi" w:hint="eastAsia"/>
+              </w:rPr>
+              <w:t>[오후 8:02:37.119] TX  01 64 03 4A C1  (+3ms)</w:t>
+            </w:r>
+          </w:p>
+          <w:p>
+            <w:pPr>
+              <w:pStyle w:val="1-0"/>
+              <w:rPr>
+                <w:rFonts w:asciiTheme="majorHAnsi" w:eastAsiaTheme="majorHAnsi" w:hAnsiTheme="majorHAnsi" w:hint="eastAsia"/>
+              </w:rPr>
+            </w:pPr>
+            <w:r>
+              <w:rPr>
+                <w:rFonts w:asciiTheme="majorHAnsi" w:eastAsiaTheme="majorHAnsi" w:hAnsiTheme="majorHAnsi" w:hint="eastAsia"/>
+              </w:rPr>
+              <w:t>[오후 8:02:37.164] RX  01 64 03 01 0C 5B 95 24 43 7F B1 22 43 7A 10 21 43 00 00 00 00 00 00 00 00 00 00 00 00 00 00 00 00 00 00 00 00 00 00 00 00 00 00 00 00 00 00 00 00 00 00 00 00 C3 81  (+45ms)</w:t>
+            </w:r>
+          </w:p>
+          <w:p>
+            <w:pPr>
+              <w:pStyle w:val="1-0"/>
+              <w:rPr>
+                <w:rFonts w:asciiTheme="majorHAnsi" w:eastAsiaTheme="majorHAnsi" w:hAnsiTheme="majorHAnsi" w:hint="eastAsia"/>
+              </w:rPr>
+            </w:pPr>
+            <w:r>
+              <w:rPr>
+                <w:rFonts w:asciiTheme="majorHAnsi" w:eastAsiaTheme="majorHAnsi" w:hAnsiTheme="majorHAnsi" w:hint="eastAsia"/>
+              </w:rPr>
+              <w:lastRenderedPageBreak/>
+              <w:t>[오후 8:02:37.166] TX  01 64 03 4A C1  (+2ms)</w:t>
+            </w:r>
+          </w:p>
+          <w:p>
+            <w:pPr>
+              <w:pStyle w:val="1-0"/>
+              <w:rPr>
+                <w:rFonts w:asciiTheme="majorHAnsi" w:eastAsiaTheme="majorHAnsi" w:hAnsiTheme="majorHAnsi" w:hint="eastAsia"/>
+              </w:rPr>
+            </w:pPr>
+            <w:r>
+              <w:rPr>
+                <w:rFonts w:asciiTheme="majorHAnsi" w:eastAsiaTheme="majorHAnsi" w:hAnsiTheme="majorHAnsi" w:hint="eastAsia"/>
+              </w:rPr>
+              <w:t>[오후 8:02:37.212] RX  01 64 03 01 0C E3 30 1F 43 41 9C 19 43 4F 13 18 43 00 00 00 00 00 00 00 00 00 00 00 00 00 00 00 00 00 00 00 00 00 00 00 00 00 00 00 00 00 00 00 00 00 00 00 00 13 6C  (+46ms)</w:t>
+            </w:r>
+          </w:p>
+          <w:p>
+            <w:pPr>
+              <w:pStyle w:val="1-0"/>
+              <w:rPr>
+                <w:rFonts w:asciiTheme="majorHAnsi" w:eastAsiaTheme="majorHAnsi" w:hAnsiTheme="majorHAnsi" w:hint="eastAsia"/>
+              </w:rPr>
+            </w:pPr>
+            <w:r>
+              <w:rPr>
+                <w:rFonts w:asciiTheme="majorHAnsi" w:eastAsiaTheme="majorHAnsi" w:hAnsiTheme="majorHAnsi" w:hint="eastAsia"/>
+              </w:rPr>
+              <w:t>[오후 8:02:37.215] TX  01 64 03 4A C1  (+3ms)</w:t>
+            </w:r>
+          </w:p>
+          <w:p>
+            <w:pPr>
+              <w:pStyle w:val="1-0"/>
+              <w:rPr>
+                <w:rFonts w:asciiTheme="majorHAnsi" w:eastAsiaTheme="majorHAnsi" w:hAnsiTheme="majorHAnsi" w:hint="eastAsia"/>
+              </w:rPr>
+            </w:pPr>
+            <w:r>
+              <w:rPr>
+                <w:rFonts w:asciiTheme="majorHAnsi" w:eastAsiaTheme="majorHAnsi" w:hAnsiTheme="majorHAnsi" w:hint="eastAsia"/>
+              </w:rPr>
+              <w:t>[오후 8:02:37.260] RX  01 64 03 01 0C 1F CC 16 43 A3 2F 15 43 D2 7C 15 43 00 00 00 00 00 00 00 00 00 00 00 00 00 00 00 00 00 00 00 00 00 00 00 00 00 00 00 00 00 00 00 00 00 00 00 00 E2 99  (+45ms)</w:t>
+            </w:r>
+          </w:p>
+          <w:p>
+            <w:pPr>
+              <w:pStyle w:val="1-0"/>
+              <w:rPr>
+                <w:rFonts w:asciiTheme="majorHAnsi" w:eastAsiaTheme="majorHAnsi" w:hAnsiTheme="majorHAnsi" w:hint="eastAsia"/>
+              </w:rPr>
+            </w:pPr>
+            <w:r>
+              <w:rPr>
+                <w:rFonts w:asciiTheme="majorHAnsi" w:eastAsiaTheme="majorHAnsi" w:hAnsiTheme="majorHAnsi" w:hint="eastAsia"/>
+              </w:rPr>
+              <w:t>[오후 8:02:37.262] TX  01 64 03 4A C1  (+2ms)</w:t>
+            </w:r>
+          </w:p>
+          <w:p>
+            <w:pPr>
+              <w:pStyle w:val="1-0"/>
+              <w:rPr>
+                <w:rFonts w:asciiTheme="majorHAnsi" w:eastAsiaTheme="majorHAnsi" w:hAnsiTheme="majorHAnsi" w:hint="eastAsia"/>
+              </w:rPr>
+            </w:pPr>
+            <w:r>
+              <w:rPr>
+                <w:rFonts w:asciiTheme="majorHAnsi" w:eastAsiaTheme="majorHAnsi" w:hAnsiTheme="majorHAnsi" w:hint="eastAsia"/>
+              </w:rPr>
+              <w:t>[오후 8:02:37.308] RX  01 64 03 01 0C 9A 33 16 43 46 73 19 43 0B 64 1A 43 00 00 00 00 00 00 00 00 00 00 00 00 00 00 00 00 00 00 00 00 00 00 00 00 00 00 00 00 00 00 00 00 00 00 00 00 0D 84  (+46ms)</w:t>
+            </w:r>
+          </w:p>
+          <w:p>
+            <w:pPr>
+              <w:pStyle w:val="1-0"/>
+              <w:rPr>
+                <w:rFonts w:asciiTheme="majorHAnsi" w:eastAsiaTheme="majorHAnsi" w:hAnsiTheme="majorHAnsi" w:hint="eastAsia"/>
+              </w:rPr>
+            </w:pPr>
+            <w:r>
+              <w:rPr>
+                <w:rFonts w:asciiTheme="majorHAnsi" w:eastAsiaTheme="majorHAnsi" w:hAnsiTheme="majorHAnsi" w:hint="eastAsia"/>
+              </w:rPr>
+              <w:t>[오후 8:02:37.312] TX  01 64 03 4A C1  (+4ms)</w:t>
+            </w:r>
+          </w:p>
+          <w:p>
+            <w:pPr>
+              <w:pStyle w:val="1-0"/>
+              <w:rPr>
+                <w:rFonts w:asciiTheme="majorHAnsi" w:eastAsiaTheme="majorHAnsi" w:hAnsiTheme="majorHAnsi" w:hint="eastAsia"/>
+              </w:rPr>
+            </w:pPr>
+            <w:r>
+              <w:rPr>
+                <w:rFonts w:asciiTheme="majorHAnsi" w:eastAsiaTheme="majorHAnsi" w:hAnsiTheme="majorHAnsi" w:hint="eastAsia"/>
+              </w:rPr>
+              <w:t>[오후 8:02:37.356] RX  01 64 03 01 0C 63 F3 1A 43 D0 7C 19 43 0C 1A 18 43 00 00 00 00 00 00 00 00 00 00 00 00 00 00 00 00 00 00 00 00 00 00 00 00 00 00 00 00 00 00 00 00 00 00 00 00 3E F5  (+44ms)</w:t>
+            </w:r>
+          </w:p>
+          <w:p>
+            <w:pPr>
+              <w:pStyle w:val="1-0"/>
+              <w:rPr>
+                <w:rFonts w:asciiTheme="majorHAnsi" w:eastAsiaTheme="majorHAnsi" w:hAnsiTheme="majorHAnsi" w:hint="eastAsia"/>
+              </w:rPr>
+            </w:pPr>
+            <w:r>
+              <w:rPr>
+                <w:rFonts w:asciiTheme="majorHAnsi" w:eastAsiaTheme="majorHAnsi" w:hAnsiTheme="majorHAnsi" w:hint="eastAsia"/>
+              </w:rPr>
+              <w:t>[오후 8:02:37.358] TX  01 64 03 4A C1  (+2ms)</w:t>
+            </w:r>
+          </w:p>
+          <w:p>
+            <w:pPr>
+              <w:pStyle w:val="1-0"/>
+              <w:rPr>
+                <w:rFonts w:asciiTheme="majorHAnsi" w:eastAsiaTheme="majorHAnsi" w:hAnsiTheme="majorHAnsi" w:hint="eastAsia"/>
+              </w:rPr>
+            </w:pPr>
+            <w:r>
+              <w:rPr>
+                <w:rFonts w:asciiTheme="majorHAnsi" w:eastAsiaTheme="majorHAnsi" w:hAnsiTheme="majorHAnsi" w:hint="eastAsia"/>
+              </w:rPr>
+              <w:t>[오후 8:02:37.404] RX  01 64 03 01 0C C4 5C 16 43 ED 59 10 43 B0 86 0E 43 00 00 00 00 00 00 00 00 00 00 00 00 00 00 00 00 00 00 00 00 00 00 00 00 00 00 00 00 00 00 00 00 00 00 00 00 5E 0E  (+46ms)</w:t>
+            </w:r>
+          </w:p>
+          <w:p>
+            <w:pPr>
+              <w:pStyle w:val="1-0"/>
+              <w:rPr>
+                <w:rFonts w:asciiTheme="majorHAnsi" w:eastAsiaTheme="majorHAnsi" w:hAnsiTheme="majorHAnsi" w:hint="eastAsia"/>
+              </w:rPr>
+            </w:pPr>
+            <w:r>
+              <w:rPr>
+                <w:rFonts w:asciiTheme="majorHAnsi" w:eastAsiaTheme="majorHAnsi" w:hAnsiTheme="majorHAnsi" w:hint="eastAsia"/>
+              </w:rPr>
+              <w:t>[오후 8:02:37.408] TX  01 64 03 4A C1  (+4ms)</w:t>
+            </w:r>
+          </w:p>
+          <w:p>
+            <w:pPr>
+              <w:pStyle w:val="1-0"/>
+              <w:rPr>
+                <w:rFonts w:asciiTheme="majorHAnsi" w:eastAsiaTheme="majorHAnsi" w:hAnsiTheme="majorHAnsi" w:hint="eastAsia"/>
+              </w:rPr>
+            </w:pPr>
+            <w:r>
+              <w:rPr>
+                <w:rFonts w:asciiTheme="majorHAnsi" w:eastAsiaTheme="majorHAnsi" w:hAnsiTheme="majorHAnsi" w:hint="eastAsia"/>
+              </w:rPr>
+              <w:t>[오후 8:02:37.452] RX  01 64 03 01 0C 04 F0 0C 43 9C 5C 0A 43 08 E6 0A 43 00 00 00 00 00 00 00 00 00 00 00 00 00 00 00 00 00 00 00 00 00 00 00 00 00 00 00 00 00 00 00 00 00 00 00 00 7F F9  (+44ms)</w:t>
+            </w:r>
+          </w:p>
+          <w:p>
+            <w:pPr>
+              <w:pStyle w:val="1-0"/>
+              <w:rPr>
+                <w:rFonts w:asciiTheme="majorHAnsi" w:eastAsiaTheme="majorHAnsi" w:hAnsiTheme="majorHAnsi" w:hint="eastAsia"/>
+              </w:rPr>
+            </w:pPr>
+            <w:r>
+              <w:rPr>
+                <w:rFonts w:asciiTheme="majorHAnsi" w:eastAsiaTheme="majorHAnsi" w:hAnsiTheme="majorHAnsi" w:hint="eastAsia"/>
+              </w:rPr>
+              <w:t>[오후 8:02:37.456] TX  01 64 03 4A C1  (+4ms)</w:t>
+            </w:r>
+          </w:p>
+          <w:p>
+            <w:pPr>
+              <w:pStyle w:val="1-0"/>
+              <w:rPr>
+                <w:rFonts w:asciiTheme="majorHAnsi" w:eastAsiaTheme="majorHAnsi" w:hAnsiTheme="majorHAnsi" w:hint="eastAsia"/>
+              </w:rPr>
+            </w:pPr>
+            <w:r>
+              <w:rPr>
+                <w:rFonts w:asciiTheme="majorHAnsi" w:eastAsiaTheme="majorHAnsi" w:hAnsiTheme="majorHAnsi" w:hint="eastAsia"/>
+              </w:rPr>
+              <w:t>[오후 8:02:37.500] RX  01 64 03 01 0C B2 CB 0B 43 A5 60 0F 43 94 44 10 43 00 00 00 00 00 00 00 00 00 00 00 00 00 00 00 00 00 00 00 00 00 00 00 00 00 00 00 00 00 00 00 00 00 00 00 00 C0 D7  (+44ms)</w:t>
+            </w:r>
+          </w:p>
+          <w:p>
+            <w:pPr>
+              <w:pStyle w:val="1-0"/>
+              <w:rPr>
+                <w:rFonts w:asciiTheme="majorHAnsi" w:eastAsiaTheme="majorHAnsi" w:hAnsiTheme="majorHAnsi" w:hint="eastAsia"/>
+              </w:rPr>
+            </w:pPr>
+            <w:r>
+              <w:rPr>
+                <w:rFonts w:asciiTheme="majorHAnsi" w:eastAsiaTheme="majorHAnsi" w:hAnsiTheme="majorHAnsi" w:hint="eastAsia"/>
+              </w:rPr>
+              <w:t>[오후 8:02:37.503] TX  01 64 03 4A C1  (+3ms)</w:t>
+            </w:r>
+          </w:p>
+          <w:p>
+            <w:pPr>
+              <w:pStyle w:val="1-0"/>
+              <w:rPr>
+                <w:rFonts w:asciiTheme="majorHAnsi" w:eastAsiaTheme="majorHAnsi" w:hAnsiTheme="majorHAnsi" w:hint="eastAsia"/>
+              </w:rPr>
+            </w:pPr>
+            <w:r>
+              <w:rPr>
+                <w:rFonts w:asciiTheme="majorHAnsi" w:eastAsiaTheme="majorHAnsi" w:hAnsiTheme="majorHAnsi" w:hint="eastAsia"/>
+              </w:rPr>
+              <w:t>[오후 8:02:37.549] RX  01 64 03 01 0C 48 C8 10 43 9D 34 10 43 89 3B 0F 43 00 00 00 00 00 00 00 00 00 00 00 00 00 00 00 00 00 00 00 00 00 00 00 00 00 00 00 00 00 00 00 00 00 00 00 00 9C A4  (+46ms)</w:t>
+            </w:r>
+          </w:p>
+          <w:p>
+            <w:pPr>
+              <w:pStyle w:val="1-0"/>
+              <w:rPr>
+                <w:rFonts w:asciiTheme="majorHAnsi" w:eastAsiaTheme="majorHAnsi" w:hAnsiTheme="majorHAnsi" w:hint="eastAsia"/>
+              </w:rPr>
+            </w:pPr>
+            <w:r>
+              <w:rPr>
+                <w:rFonts w:asciiTheme="majorHAnsi" w:eastAsiaTheme="majorHAnsi" w:hAnsiTheme="majorHAnsi" w:hint="eastAsia"/>
+              </w:rPr>
+              <w:t>[오후 8:02:37.553] TX  01 64 03 4A C1  (+4ms)</w:t>
+            </w:r>
+          </w:p>
+          <w:p>
+            <w:pPr>
+              <w:pStyle w:val="1-0"/>
+              <w:rPr>
+                <w:rFonts w:asciiTheme="majorHAnsi" w:eastAsiaTheme="majorHAnsi" w:hAnsiTheme="majorHAnsi" w:hint="eastAsia"/>
+              </w:rPr>
+            </w:pPr>
+            <w:r>
+              <w:rPr>
+                <w:rFonts w:asciiTheme="majorHAnsi" w:eastAsiaTheme="majorHAnsi" w:hAnsiTheme="majorHAnsi" w:hint="eastAsia"/>
+              </w:rPr>
+              <w:t>[오후 8:02:37.612] RX  01 64 03 01 0C 17 E8 0D 43 3C EB 08 43 B5 44 07 43 00 00 00 00 00 00 00 00 00 00 00 00 00 00 00 00 00 00 00 00 00 00 00 00 00 00 00 00 00 00 00 00 00 00 00 00 D1 B2  (+59ms)</w:t>
+            </w:r>
+          </w:p>
+          <w:p>
+            <w:pPr>
+              <w:pStyle w:val="1-0"/>
+              <w:rPr>
+                <w:rFonts w:asciiTheme="majorHAnsi" w:eastAsiaTheme="majorHAnsi" w:hAnsiTheme="majorHAnsi" w:hint="eastAsia"/>
+              </w:rPr>
+            </w:pPr>
+            <w:r>
+              <w:rPr>
+                <w:rFonts w:asciiTheme="majorHAnsi" w:eastAsiaTheme="majorHAnsi" w:hAnsiTheme="majorHAnsi" w:hint="eastAsia"/>
+              </w:rPr>
+              <w:t>[오후 8:02:37.616] TX  01 04 D0 2D 00 01 99 03  (+4ms)</w:t>
+            </w:r>
+          </w:p>
+          <w:p>
+            <w:pPr>
+              <w:pStyle w:val="1-0"/>
+              <w:rPr>
+                <w:rFonts w:asciiTheme="majorHAnsi" w:eastAsiaTheme="majorHAnsi" w:hAnsiTheme="majorHAnsi" w:hint="eastAsia"/>
+              </w:rPr>
+            </w:pPr>
+            <w:r>
+              <w:rPr>
+                <w:rFonts w:asciiTheme="majorHAnsi" w:eastAsiaTheme="majorHAnsi" w:hAnsiTheme="majorHAnsi" w:hint="eastAsia"/>
+              </w:rPr>
+              <w:lastRenderedPageBreak/>
+              <w:t>[오후 8:02:37.628] RX  01 04 02 00 64 B8 DB  (+12ms)</w:t>
+            </w:r>
+          </w:p>
+          <w:p>
+            <w:pPr>
+              <w:pStyle w:val="1-0"/>
+              <w:rPr>
+                <w:rFonts w:asciiTheme="majorHAnsi" w:eastAsiaTheme="majorHAnsi" w:hAnsiTheme="majorHAnsi" w:hint="eastAsia"/>
+              </w:rPr>
+            </w:pPr>
+            <w:r>
+              <w:rPr>
+                <w:rFonts w:asciiTheme="majorHAnsi" w:eastAsiaTheme="majorHAnsi" w:hAnsiTheme="majorHAnsi" w:hint="eastAsia"/>
+              </w:rPr>
+              <w:t>[오후 8:02:37.629] TX  01 64 03 4A C1  (+1ms)</w:t>
+            </w:r>
+          </w:p>
+          <w:p>
+            <w:pPr>
+              <w:pStyle w:val="1-0"/>
+              <w:rPr>
+                <w:rFonts w:asciiTheme="majorHAnsi" w:eastAsiaTheme="majorHAnsi" w:hAnsiTheme="majorHAnsi" w:hint="eastAsia"/>
+              </w:rPr>
+            </w:pPr>
+            <w:r>
+              <w:rPr>
+                <w:rFonts w:asciiTheme="majorHAnsi" w:eastAsiaTheme="majorHAnsi" w:hAnsiTheme="majorHAnsi" w:hint="eastAsia"/>
+              </w:rPr>
+              <w:t>[오후 8:02:37.676] RX  01 64 03 01 0C CC B8 05 43 87 76 01 43 6F 17 01 43 00 00 00 00 00 00 00 00 00 00 00 00 00 00 00 00 00 00 00 00 00 00 00 00 00 00 00 00 00 00 00 00 00 00 00 00 EF 18  (+47ms)</w:t>
+            </w:r>
+          </w:p>
+          <w:p>
+            <w:pPr>
+              <w:pStyle w:val="1-0"/>
+              <w:rPr>
+                <w:rFonts w:asciiTheme="majorHAnsi" w:eastAsiaTheme="majorHAnsi" w:hAnsiTheme="majorHAnsi" w:hint="eastAsia"/>
+              </w:rPr>
+            </w:pPr>
+            <w:r>
+              <w:rPr>
+                <w:rFonts w:asciiTheme="majorHAnsi" w:eastAsiaTheme="majorHAnsi" w:hAnsiTheme="majorHAnsi" w:hint="eastAsia"/>
+              </w:rPr>
+              <w:t>[오후 8:02:37.679] TX  01 64 03 4A C1  (+3ms)</w:t>
+            </w:r>
+          </w:p>
+          <w:p>
+            <w:pPr>
+              <w:pStyle w:val="1-0"/>
+              <w:rPr>
+                <w:rFonts w:asciiTheme="majorHAnsi" w:eastAsiaTheme="majorHAnsi" w:hAnsiTheme="majorHAnsi" w:hint="eastAsia"/>
+              </w:rPr>
+            </w:pPr>
+            <w:r>
+              <w:rPr>
+                <w:rFonts w:asciiTheme="majorHAnsi" w:eastAsiaTheme="majorHAnsi" w:hAnsiTheme="majorHAnsi" w:hint="eastAsia"/>
+              </w:rPr>
+              <w:t>[오후 8:02:37.724] RX  01 64 03 01 0C E2 05 01 43 AF 7B 02 43 A3 5C 03 43 00 00 00 00 00 00 00 00 00 00 00 00 00 00 00 00 00 00 00 00 00 00 00 00 00 00 00 00 00 00 00 00 00 00 00 00 A8 6E  (+45ms)</w:t>
+            </w:r>
+          </w:p>
+          <w:p>
+            <w:pPr>
+              <w:pStyle w:val="1-0"/>
+              <w:rPr>
+                <w:rFonts w:asciiTheme="majorHAnsi" w:eastAsiaTheme="majorHAnsi" w:hAnsiTheme="majorHAnsi" w:hint="eastAsia"/>
+              </w:rPr>
+            </w:pPr>
+            <w:r>
+              <w:rPr>
+                <w:rFonts w:asciiTheme="majorHAnsi" w:eastAsiaTheme="majorHAnsi" w:hAnsiTheme="majorHAnsi" w:hint="eastAsia"/>
+              </w:rPr>
+              <w:t>[오후 8:02:37.728] TX  01 64 03 4A C1  (+4ms)</w:t>
+            </w:r>
+          </w:p>
+          <w:p>
+            <w:pPr>
+              <w:pStyle w:val="1-0"/>
+              <w:rPr>
+                <w:rFonts w:asciiTheme="majorHAnsi" w:eastAsiaTheme="majorHAnsi" w:hAnsiTheme="majorHAnsi" w:hint="eastAsia"/>
+              </w:rPr>
+            </w:pPr>
+            <w:r>
+              <w:rPr>
+                <w:rFonts w:asciiTheme="majorHAnsi" w:eastAsiaTheme="majorHAnsi" w:hAnsiTheme="majorHAnsi" w:hint="eastAsia"/>
+              </w:rPr>
+              <w:t>[오후 8:02:37.772] RX  01 64 03 01 0C 75 48 04 43 7F 46 06 43 69 3A 06 43 00 00 00 00 00 00 00 00 00 00 00 00 00 00 00 00 00 00 00 00 00 00 00 00 00 00 00 00 00 00 00 00 00 00 00 00 4B 1D  (+44ms)</w:t>
+            </w:r>
+          </w:p>
+          <w:p>
+            <w:pPr>
+              <w:pStyle w:val="1-0"/>
+              <w:rPr>
+                <w:rFonts w:asciiTheme="majorHAnsi" w:eastAsiaTheme="majorHAnsi" w:hAnsiTheme="majorHAnsi" w:hint="eastAsia"/>
+              </w:rPr>
+            </w:pPr>
+            <w:r>
+              <w:rPr>
+                <w:rFonts w:asciiTheme="majorHAnsi" w:eastAsiaTheme="majorHAnsi" w:hAnsiTheme="majorHAnsi" w:hint="eastAsia"/>
+              </w:rPr>
+              <w:t>[오후 8:02:37.776] TX  01 64 03 4A C1  (+4ms)</w:t>
+            </w:r>
+          </w:p>
+          <w:p>
+            <w:pPr>
+              <w:pStyle w:val="1-0"/>
+              <w:rPr>
+                <w:rFonts w:asciiTheme="majorHAnsi" w:eastAsiaTheme="majorHAnsi" w:hAnsiTheme="majorHAnsi" w:hint="eastAsia"/>
+              </w:rPr>
+            </w:pPr>
+            <w:r>
+              <w:rPr>
+                <w:rFonts w:asciiTheme="majorHAnsi" w:eastAsiaTheme="majorHAnsi" w:hAnsiTheme="majorHAnsi" w:hint="eastAsia"/>
+              </w:rPr>
+              <w:t>[오후 8:02:37.836] RX  01 64 03 01 0C 25 DF 05 43 4C CB FE 42 A0 51 FB 42 00 00 00 00 00 00 00 00 00 00 00 00 00 00 00 00 00 00 00 00 00 00 00 00 00 00 00 00 00 00 00 00 00 00 00 00 97 C0  (+60ms)</w:t>
+            </w:r>
+          </w:p>
+          <w:p>
+            <w:pPr>
+              <w:pStyle w:val="1-0"/>
+              <w:rPr>
+                <w:rFonts w:asciiTheme="majorHAnsi" w:eastAsiaTheme="majorHAnsi" w:hAnsiTheme="majorHAnsi" w:hint="eastAsia"/>
+              </w:rPr>
+            </w:pPr>
+            <w:r>
+              <w:rPr>
+                <w:rFonts w:asciiTheme="majorHAnsi" w:eastAsiaTheme="majorHAnsi" w:hAnsiTheme="majorHAnsi" w:hint="eastAsia"/>
+              </w:rPr>
+              <w:t>[오후 8:02:37.840] TX  01 64 03 4A C1  (+4ms)</w:t>
+            </w:r>
+          </w:p>
+          <w:p>
+            <w:pPr>
+              <w:pStyle w:val="1-0"/>
+              <w:rPr>
+                <w:rFonts w:asciiTheme="majorHAnsi" w:eastAsiaTheme="majorHAnsi" w:hAnsiTheme="majorHAnsi" w:hint="eastAsia"/>
+              </w:rPr>
+            </w:pPr>
+            <w:r>
+              <w:rPr>
+                <w:rFonts w:asciiTheme="majorHAnsi" w:eastAsiaTheme="majorHAnsi" w:hAnsiTheme="majorHAnsi" w:hint="eastAsia"/>
+              </w:rPr>
+              <w:t>[오후 8:02:37.884] RX  01 64 03 01 0C 14 E5 F7 42 27 AF F1 42 D4 28 EF 42 00 00 00 00 00 00 00 00 00 00 00 00 00 00 00 00 00 00 00 00 00 00 00 00 00 00 00 00 00 00 00 00 00 00 00 00 5D C6  (+44ms)</w:t>
+            </w:r>
+          </w:p>
+          <w:p>
+            <w:pPr>
+              <w:pStyle w:val="1-0"/>
+              <w:rPr>
+                <w:rFonts w:asciiTheme="majorHAnsi" w:eastAsiaTheme="majorHAnsi" w:hAnsiTheme="majorHAnsi" w:hint="eastAsia"/>
+              </w:rPr>
+            </w:pPr>
+            <w:r>
+              <w:rPr>
+                <w:rFonts w:asciiTheme="majorHAnsi" w:eastAsiaTheme="majorHAnsi" w:hAnsiTheme="majorHAnsi" w:hint="eastAsia"/>
+              </w:rPr>
+              <w:t>[오후 8:02:37.887] TX  01 64 03 4A C1  (+3ms)</w:t>
+            </w:r>
+          </w:p>
+          <w:p>
+            <w:pPr>
+              <w:pStyle w:val="1-0"/>
+              <w:rPr>
+                <w:rFonts w:asciiTheme="majorHAnsi" w:eastAsiaTheme="majorHAnsi" w:hAnsiTheme="majorHAnsi" w:hint="eastAsia"/>
+              </w:rPr>
+            </w:pPr>
+            <w:r>
+              <w:rPr>
+                <w:rFonts w:asciiTheme="majorHAnsi" w:eastAsiaTheme="majorHAnsi" w:hAnsiTheme="majorHAnsi" w:hint="eastAsia"/>
+              </w:rPr>
+              <w:t>[오후 8:02:37.932] RX  01 64 03 01 0C 6C 01 ED 42 37 7C EA 42 18 03 EB 42 00 00 00 00 00 00 00 00 00 00 00 00 00 00 00 00 00 00 00 00 00 00 00 00 00 00 00 00 00 00 00 00 00 00 00 00 F6 E5  (+45ms)</w:t>
+            </w:r>
+          </w:p>
+          <w:p>
+            <w:pPr>
+              <w:pStyle w:val="1-0"/>
+              <w:rPr>
+                <w:rFonts w:asciiTheme="majorHAnsi" w:eastAsiaTheme="majorHAnsi" w:hAnsiTheme="majorHAnsi" w:hint="eastAsia"/>
+              </w:rPr>
+            </w:pPr>
+            <w:r>
+              <w:rPr>
+                <w:rFonts w:asciiTheme="majorHAnsi" w:eastAsiaTheme="majorHAnsi" w:hAnsiTheme="majorHAnsi" w:hint="eastAsia"/>
+              </w:rPr>
+              <w:t>[오후 8:02:37.937] TX  01 64 03 4A C1  (+5ms)</w:t>
+            </w:r>
+          </w:p>
+          <w:p>
+            <w:pPr>
+              <w:pStyle w:val="1-0"/>
+              <w:rPr>
+                <w:rFonts w:asciiTheme="majorHAnsi" w:eastAsiaTheme="majorHAnsi" w:hAnsiTheme="majorHAnsi" w:hint="eastAsia"/>
+              </w:rPr>
+            </w:pPr>
+            <w:r>
+              <w:rPr>
+                <w:rFonts w:asciiTheme="majorHAnsi" w:eastAsiaTheme="majorHAnsi" w:hAnsiTheme="majorHAnsi" w:hint="eastAsia"/>
+              </w:rPr>
+              <w:t>[오후 8:02:37.996] RX  01 64 03 01 0C AC 0B EC 42 35 60 F1 42 BB 40 F3 42 00 00 00 00 00 00 00 00 00 00 00 00 00 00 00 00 00 00 00 00 00 00 00 00 00 00 00 00 00 00 00 00 00 00 00 00 F6 3D  (+59ms)</w:t>
+            </w:r>
+          </w:p>
+          <w:p>
+            <w:pPr>
+              <w:pStyle w:val="1-0"/>
+              <w:rPr>
+                <w:rFonts w:asciiTheme="majorHAnsi" w:eastAsiaTheme="majorHAnsi" w:hAnsiTheme="majorHAnsi" w:hint="eastAsia"/>
+              </w:rPr>
+            </w:pPr>
+            <w:r>
+              <w:rPr>
+                <w:rFonts w:asciiTheme="majorHAnsi" w:eastAsiaTheme="majorHAnsi" w:hAnsiTheme="majorHAnsi" w:hint="eastAsia"/>
+              </w:rPr>
+              <w:t>[오후 8:02:37.999] TX  01 64 03 4A C1  (+3ms)</w:t>
+            </w:r>
+          </w:p>
+          <w:p>
+            <w:pPr>
+              <w:pStyle w:val="1-0"/>
+              <w:rPr>
+                <w:rFonts w:asciiTheme="majorHAnsi" w:eastAsiaTheme="majorHAnsi" w:hAnsiTheme="majorHAnsi" w:hint="eastAsia"/>
+              </w:rPr>
+            </w:pPr>
+            <w:r>
+              <w:rPr>
+                <w:rFonts w:asciiTheme="majorHAnsi" w:eastAsiaTheme="majorHAnsi" w:hAnsiTheme="majorHAnsi" w:hint="eastAsia"/>
+              </w:rPr>
+              <w:t>[오후 8:02:38.045] RX  01 64 03 01 0C E1 C7 F4 42 B2 D0 F5 42 B4 B2 F4 42 00 00 00 00 00 00 00 00 00 00 00 00 00 00 00 00 00 00 00 00 00 00 00 00 00 00 00 00 00 00 00 00 00 00 00 00 FB DB  (+46ms)</w:t>
+            </w:r>
+          </w:p>
+          <w:p>
+            <w:pPr>
+              <w:pStyle w:val="1-0"/>
+              <w:rPr>
+                <w:rFonts w:asciiTheme="majorHAnsi" w:eastAsiaTheme="majorHAnsi" w:hAnsiTheme="majorHAnsi" w:hint="eastAsia"/>
+              </w:rPr>
+            </w:pPr>
+            <w:r>
+              <w:rPr>
+                <w:rFonts w:asciiTheme="majorHAnsi" w:eastAsiaTheme="majorHAnsi" w:hAnsiTheme="majorHAnsi" w:hint="eastAsia"/>
+              </w:rPr>
+              <w:t>[오후 8:02:38.049] TX  01 64 03 4A C1  (+4ms)</w:t>
+            </w:r>
+          </w:p>
+          <w:p>
+            <w:pPr>
+              <w:pStyle w:val="1-0"/>
+              <w:rPr>
+                <w:rFonts w:asciiTheme="majorHAnsi" w:eastAsiaTheme="majorHAnsi" w:hAnsiTheme="majorHAnsi" w:hint="eastAsia"/>
+              </w:rPr>
+            </w:pPr>
+            <w:r>
+              <w:rPr>
+                <w:rFonts w:asciiTheme="majorHAnsi" w:eastAsiaTheme="majorHAnsi" w:hAnsiTheme="majorHAnsi" w:hint="eastAsia"/>
+              </w:rPr>
+              <w:t>[오후 8:02:38.108] RX  01 64 03 01 0C 1A 10 F3 42 3C 92 E5 42 58 C2 E2 42 00 00 00 00 00 00 00 00 00 00 00 00 00 00 00 00 00 00 00 00 00 00 00 00 00 00 00 00 00 00 00 00 00 00 00 00 63 86  (+59ms)</w:t>
+            </w:r>
+          </w:p>
+          <w:p>
+            <w:pPr>
+              <w:pStyle w:val="1-0"/>
+              <w:rPr>
+                <w:rFonts w:asciiTheme="majorHAnsi" w:eastAsiaTheme="majorHAnsi" w:hAnsiTheme="majorHAnsi" w:hint="eastAsia"/>
+              </w:rPr>
+            </w:pPr>
+            <w:r>
+              <w:rPr>
+                <w:rFonts w:asciiTheme="majorHAnsi" w:eastAsiaTheme="majorHAnsi" w:hAnsiTheme="majorHAnsi" w:hint="eastAsia"/>
+              </w:rPr>
+              <w:lastRenderedPageBreak/>
+              <w:t>[오후 8:02:38.110] TX  01 64 03 4A C1  (+2ms)</w:t>
+            </w:r>
+          </w:p>
+          <w:p>
+            <w:pPr>
+              <w:pStyle w:val="1-0"/>
+              <w:rPr>
+                <w:rFonts w:asciiTheme="majorHAnsi" w:eastAsiaTheme="majorHAnsi" w:hAnsiTheme="majorHAnsi" w:hint="eastAsia"/>
+              </w:rPr>
+            </w:pPr>
+            <w:r>
+              <w:rPr>
+                <w:rFonts w:asciiTheme="majorHAnsi" w:eastAsiaTheme="majorHAnsi" w:hAnsiTheme="majorHAnsi" w:hint="eastAsia"/>
+              </w:rPr>
+              <w:t>[오후 8:02:38.172] RX  01 64 03 01 0C 43 1C E0 42 4B 14 D8 42 5F D4 D6 42 00 00 00 00 00 00 00 00 00 00 00 00 00 00 00 00 00 00 00 00 00 00 00 00 00 00 00 00 00 00 00 00 00 00 00 00 04 7D  (+62ms)</w:t>
+            </w:r>
+          </w:p>
+          <w:p>
+            <w:pPr>
+              <w:pStyle w:val="1-0"/>
+              <w:rPr>
+                <w:rFonts w:asciiTheme="majorHAnsi" w:eastAsiaTheme="majorHAnsi" w:hAnsiTheme="majorHAnsi" w:hint="eastAsia"/>
+              </w:rPr>
+            </w:pPr>
+            <w:r>
+              <w:rPr>
+                <w:rFonts w:asciiTheme="majorHAnsi" w:eastAsiaTheme="majorHAnsi" w:hAnsiTheme="majorHAnsi" w:hint="eastAsia"/>
+              </w:rPr>
+              <w:t>[오후 8:02:38.176] TX  01 04 D0 2D 00 01 99 03  (+4ms)</w:t>
+            </w:r>
+          </w:p>
+          <w:p>
+            <w:pPr>
+              <w:pStyle w:val="1-0"/>
+              <w:rPr>
+                <w:rFonts w:asciiTheme="majorHAnsi" w:eastAsiaTheme="majorHAnsi" w:hAnsiTheme="majorHAnsi" w:hint="eastAsia"/>
+              </w:rPr>
+            </w:pPr>
+            <w:r>
+              <w:rPr>
+                <w:rFonts w:asciiTheme="majorHAnsi" w:eastAsiaTheme="majorHAnsi" w:hAnsiTheme="majorHAnsi" w:hint="eastAsia"/>
+              </w:rPr>
+              <w:t>[오후 8:02:38.188] RX  01 04 02 00 52 38 CD  (+12ms)</w:t>
+            </w:r>
+          </w:p>
+          <w:p>
+            <w:pPr>
+              <w:pStyle w:val="1-0"/>
+              <w:rPr>
+                <w:rFonts w:asciiTheme="majorHAnsi" w:eastAsiaTheme="majorHAnsi" w:hAnsiTheme="majorHAnsi" w:hint="eastAsia"/>
+              </w:rPr>
+            </w:pPr>
+            <w:r>
+              <w:rPr>
+                <w:rFonts w:asciiTheme="majorHAnsi" w:eastAsiaTheme="majorHAnsi" w:hAnsiTheme="majorHAnsi" w:hint="eastAsia"/>
+              </w:rPr>
+              <w:t>[오후 8:02:38.189] TX  01 64 03 4A C1  (+1ms)</w:t>
+            </w:r>
+          </w:p>
+          <w:p>
+            <w:pPr>
+              <w:pStyle w:val="1-0"/>
+              <w:rPr>
+                <w:rFonts w:asciiTheme="majorHAnsi" w:eastAsiaTheme="majorHAnsi" w:hAnsiTheme="majorHAnsi" w:hint="eastAsia"/>
+              </w:rPr>
+            </w:pPr>
+            <w:r>
+              <w:rPr>
+                <w:rFonts w:asciiTheme="majorHAnsi" w:eastAsiaTheme="majorHAnsi" w:hAnsiTheme="majorHAnsi" w:hint="eastAsia"/>
+              </w:rPr>
+              <w:t>[오후 8:02:38.236] RX  01 64 03 01 0C 0B 0B D6 42 1F 16 D9 42 8D 5D DA 42 00 00 00 00 00 00 00 00 00 00 00 00 00 00 00 00 00 00 00 00 00 00 00 00 00 00 00 00 00 00 00 00 00 00 00 00 0B AC  (+47ms)</w:t>
+            </w:r>
+          </w:p>
+          <w:p>
+            <w:pPr>
+              <w:pStyle w:val="1-0"/>
+              <w:rPr>
+                <w:rFonts w:asciiTheme="majorHAnsi" w:eastAsiaTheme="majorHAnsi" w:hAnsiTheme="majorHAnsi" w:hint="eastAsia"/>
+              </w:rPr>
+            </w:pPr>
+            <w:r>
+              <w:rPr>
+                <w:rFonts w:asciiTheme="majorHAnsi" w:eastAsiaTheme="majorHAnsi" w:hAnsiTheme="majorHAnsi" w:hint="eastAsia"/>
+              </w:rPr>
+              <w:t>[오후 8:02:38.240] TX  01 64 03 4A C1  (+4ms)</w:t>
+            </w:r>
+          </w:p>
+          <w:p>
+            <w:pPr>
+              <w:pStyle w:val="1-0"/>
+              <w:rPr>
+                <w:rFonts w:asciiTheme="majorHAnsi" w:eastAsiaTheme="majorHAnsi" w:hAnsiTheme="majorHAnsi" w:hint="eastAsia"/>
+              </w:rPr>
+            </w:pPr>
+            <w:r>
+              <w:rPr>
+                <w:rFonts w:asciiTheme="majorHAnsi" w:eastAsiaTheme="majorHAnsi" w:hAnsiTheme="majorHAnsi" w:hint="eastAsia"/>
+              </w:rPr>
+              <w:t>[오후 8:02:38.300] RX  01 64 03 01 0C 1F A2 DB 42 7C 4D DE 42 0F 51 DE 42 00 00 00 00 00 00 00 00 00 00 00 00 00 00 00 00 00 00 00 00 00 00 00 00 00 00 00 00 00 00 00 00 00 00 00 00 B6 3A  (+60ms)</w:t>
+            </w:r>
+          </w:p>
+          <w:p>
+            <w:pPr>
+              <w:pStyle w:val="1-0"/>
+              <w:rPr>
+                <w:rFonts w:asciiTheme="majorHAnsi" w:eastAsiaTheme="majorHAnsi" w:hAnsiTheme="majorHAnsi" w:hint="eastAsia"/>
+              </w:rPr>
+            </w:pPr>
+            <w:r>
+              <w:rPr>
+                <w:rFonts w:asciiTheme="majorHAnsi" w:eastAsiaTheme="majorHAnsi" w:hAnsiTheme="majorHAnsi" w:hint="eastAsia"/>
+              </w:rPr>
+              <w:t>[오후 8:02:38.302] TX  01 64 03 4A C1  (+2ms)</w:t>
+            </w:r>
+          </w:p>
+          <w:p>
+            <w:pPr>
+              <w:pStyle w:val="1-0"/>
+              <w:rPr>
+                <w:rFonts w:asciiTheme="majorHAnsi" w:eastAsiaTheme="majorHAnsi" w:hAnsiTheme="majorHAnsi" w:hint="eastAsia"/>
+              </w:rPr>
+            </w:pPr>
+            <w:r>
+              <w:rPr>
+                <w:rFonts w:asciiTheme="majorHAnsi" w:eastAsiaTheme="majorHAnsi" w:hAnsiTheme="majorHAnsi" w:hint="eastAsia"/>
+              </w:rPr>
+              <w:t>[오후 8:02:38.348] RX  01 64 03 01 0C 72 C8 DD 42 55 56 DB 42 84 70 D9 42 00 00 00 00 00 00 00 00 00 00 00 00 00 00 00 00 00 00 00 00 00 00 00 00 00 00 00 00 00 00 00 00 00 00 00 00 2C 3E  (+46ms)</w:t>
+            </w:r>
+          </w:p>
+          <w:p>
+            <w:pPr>
+              <w:pStyle w:val="1-0"/>
+              <w:rPr>
+                <w:rFonts w:asciiTheme="majorHAnsi" w:eastAsiaTheme="majorHAnsi" w:hAnsiTheme="majorHAnsi" w:hint="eastAsia"/>
+              </w:rPr>
+            </w:pPr>
+            <w:r>
+              <w:rPr>
+                <w:rFonts w:asciiTheme="majorHAnsi" w:eastAsiaTheme="majorHAnsi" w:hAnsiTheme="majorHAnsi" w:hint="eastAsia"/>
+              </w:rPr>
+              <w:t>[오후 8:02:38.350] TX  01 64 03 4A C1  (+2ms)</w:t>
+            </w:r>
+          </w:p>
+          <w:p>
+            <w:pPr>
+              <w:pStyle w:val="1-0"/>
+              <w:rPr>
+                <w:rFonts w:asciiTheme="majorHAnsi" w:eastAsiaTheme="majorHAnsi" w:hAnsiTheme="majorHAnsi" w:hint="eastAsia"/>
+              </w:rPr>
+            </w:pPr>
+            <w:r>
+              <w:rPr>
+                <w:rFonts w:asciiTheme="majorHAnsi" w:eastAsiaTheme="majorHAnsi" w:hAnsiTheme="majorHAnsi" w:hint="eastAsia"/>
+              </w:rPr>
+              <w:t>[오후 8:02:38.396] RX  01 64 03 01 0C 54 48 D7 42 22 28 CF 42 9A 58 CC 42 00 00 00 00 00 00 00 00 00 00 00 00 00 00 00 00 00 00 00 00 00 00 00 00 00 00 00 00 00 00 00 00 00 00 00 00 A0 B3  (+46ms)</w:t>
+            </w:r>
+          </w:p>
+          <w:p>
+            <w:pPr>
+              <w:pStyle w:val="1-0"/>
+              <w:rPr>
+                <w:rFonts w:asciiTheme="majorHAnsi" w:eastAsiaTheme="majorHAnsi" w:hAnsiTheme="majorHAnsi" w:hint="eastAsia"/>
+              </w:rPr>
+            </w:pPr>
+            <w:r>
+              <w:rPr>
+                <w:rFonts w:asciiTheme="majorHAnsi" w:eastAsiaTheme="majorHAnsi" w:hAnsiTheme="majorHAnsi" w:hint="eastAsia"/>
+              </w:rPr>
+              <w:t>[오후 8:02:38.398] TX  01 64 03 4A C1  (+2ms)</w:t>
+            </w:r>
+          </w:p>
+          <w:p>
+            <w:pPr>
+              <w:pStyle w:val="1-0"/>
+              <w:rPr>
+                <w:rFonts w:asciiTheme="majorHAnsi" w:eastAsiaTheme="majorHAnsi" w:hAnsiTheme="majorHAnsi" w:hint="eastAsia"/>
+              </w:rPr>
+            </w:pPr>
+            <w:r>
+              <w:rPr>
+                <w:rFonts w:asciiTheme="majorHAnsi" w:eastAsiaTheme="majorHAnsi" w:hAnsiTheme="majorHAnsi" w:hint="eastAsia"/>
+              </w:rPr>
+              <w:t>[오후 8:02:38.444] RX  01 64 03 01 0C 44 88 C9 42 C9 05 C2 42 D3 09 C0 42 00 00 00 00 00 00 00 00 00 00 00 00 00 00 00 00 00 00 00 00 00 00 00 00 00 00 00 00 00 00 00 00 00 00 00 00 9B E8  (+46ms)</w:t>
+            </w:r>
+          </w:p>
+          <w:p>
+            <w:pPr>
+              <w:pStyle w:val="1-0"/>
+              <w:rPr>
+                <w:rFonts w:asciiTheme="majorHAnsi" w:eastAsiaTheme="majorHAnsi" w:hAnsiTheme="majorHAnsi" w:hint="eastAsia"/>
+              </w:rPr>
+            </w:pPr>
+            <w:r>
+              <w:rPr>
+                <w:rFonts w:asciiTheme="majorHAnsi" w:eastAsiaTheme="majorHAnsi" w:hAnsiTheme="majorHAnsi" w:hint="eastAsia"/>
+              </w:rPr>
+              <w:t>[오후 8:02:38.447] TX  01 64 03 4A C1  (+3ms)</w:t>
+            </w:r>
+          </w:p>
+          <w:p>
+            <w:pPr>
+              <w:pStyle w:val="1-0"/>
+              <w:rPr>
+                <w:rFonts w:asciiTheme="majorHAnsi" w:eastAsiaTheme="majorHAnsi" w:hAnsiTheme="majorHAnsi" w:hint="eastAsia"/>
+              </w:rPr>
+            </w:pPr>
+            <w:r>
+              <w:rPr>
+                <w:rFonts w:asciiTheme="majorHAnsi" w:eastAsiaTheme="majorHAnsi" w:hAnsiTheme="majorHAnsi" w:hint="eastAsia"/>
+              </w:rPr>
+              <w:t>[오후 8:02:38.492] RX  01 64 03 01 0C 9B 54 BE 42 70 44 BB 42 DC 24 BB 42 00 00 00 00 00 00 00 00 00 00 00 00 00 00 00 00 00 00 00 00 00 00 00 00 00 00 00 00 00 00 00 00 00 00 00 00 BB 0B  (+45ms)</w:t>
+            </w:r>
+          </w:p>
+          <w:p>
+            <w:pPr>
+              <w:pStyle w:val="1-0"/>
+              <w:rPr>
+                <w:rFonts w:asciiTheme="majorHAnsi" w:eastAsiaTheme="majorHAnsi" w:hAnsiTheme="majorHAnsi" w:hint="eastAsia"/>
+              </w:rPr>
+            </w:pPr>
+            <w:r>
+              <w:rPr>
+                <w:rFonts w:asciiTheme="majorHAnsi" w:eastAsiaTheme="majorHAnsi" w:hAnsiTheme="majorHAnsi" w:hint="eastAsia"/>
+              </w:rPr>
+              <w:t>[오후 8:02:38.494] TX  01 64 03 4A C1  (+2ms)</w:t>
+            </w:r>
+          </w:p>
+          <w:p>
+            <w:pPr>
+              <w:pStyle w:val="1-0"/>
+              <w:rPr>
+                <w:rFonts w:asciiTheme="majorHAnsi" w:eastAsiaTheme="majorHAnsi" w:hAnsiTheme="majorHAnsi" w:hint="eastAsia"/>
+              </w:rPr>
+            </w:pPr>
+            <w:r>
+              <w:rPr>
+                <w:rFonts w:asciiTheme="majorHAnsi" w:eastAsiaTheme="majorHAnsi" w:hAnsiTheme="majorHAnsi" w:hint="eastAsia"/>
+              </w:rPr>
+              <w:t>[오후 8:02:38.540] RX  01 64 03 01 0C D9 5D BB 42 09 F2 BD 42 38 1F BF 42 00 00 00 00 00 00 00 00 00 00 00 00 00 00 00 00 00 00 00 00 00 00 00 00 00 00 00 00 00 00 00 00 00 00 00 00 3D 1E  (+46ms)</w:t>
+            </w:r>
+          </w:p>
+          <w:p>
+            <w:pPr>
+              <w:pStyle w:val="1-0"/>
+              <w:rPr>
+                <w:rFonts w:asciiTheme="majorHAnsi" w:eastAsiaTheme="majorHAnsi" w:hAnsiTheme="majorHAnsi" w:hint="eastAsia"/>
+              </w:rPr>
+            </w:pPr>
+            <w:r>
+              <w:rPr>
+                <w:rFonts w:asciiTheme="majorHAnsi" w:eastAsiaTheme="majorHAnsi" w:hAnsiTheme="majorHAnsi" w:hint="eastAsia"/>
+              </w:rPr>
+              <w:t>[오후 8:02:38.542] TX  01 64 03 4A C1  (+2ms)</w:t>
+            </w:r>
+          </w:p>
+          <w:p>
+            <w:pPr>
+              <w:pStyle w:val="1-0"/>
+              <w:rPr>
+                <w:rFonts w:asciiTheme="majorHAnsi" w:eastAsiaTheme="majorHAnsi" w:hAnsiTheme="majorHAnsi" w:hint="eastAsia"/>
+              </w:rPr>
+            </w:pPr>
+            <w:r>
+              <w:rPr>
+                <w:rFonts w:asciiTheme="majorHAnsi" w:eastAsiaTheme="majorHAnsi" w:hAnsiTheme="majorHAnsi" w:hint="eastAsia"/>
+              </w:rPr>
+              <w:t xml:space="preserve">[오후 8:02:38.588] RX  01 64 03 01 0C 84 77 C0 42 24 D9 C2 42 8B B1 C3 42 00 00 00 00 00 00 00 00 00 00 00 00 00 00 00 00 00 00 00 00 00 00 00 00 00 00 00 00 00 00 00 00 00 00 </w:t>
+            </w:r>
+            <w:r>
+              <w:rPr>
+                <w:rFonts w:asciiTheme="majorHAnsi" w:eastAsiaTheme="majorHAnsi" w:hAnsiTheme="majorHAnsi" w:hint="eastAsia"/>
+              </w:rPr>
+              <w:lastRenderedPageBreak/>
+              <w:t>00 00 59 32  (+46ms)</w:t>
+            </w:r>
+          </w:p>
+          <w:p>
+            <w:pPr>
+              <w:pStyle w:val="1-0"/>
+              <w:rPr>
+                <w:rFonts w:asciiTheme="majorHAnsi" w:eastAsiaTheme="majorHAnsi" w:hAnsiTheme="majorHAnsi" w:hint="eastAsia"/>
+              </w:rPr>
+            </w:pPr>
+            <w:r>
+              <w:rPr>
+                <w:rFonts w:asciiTheme="majorHAnsi" w:eastAsiaTheme="majorHAnsi" w:hAnsiTheme="majorHAnsi" w:hint="eastAsia"/>
+              </w:rPr>
+              <w:t>[오후 8:02:38.590] TX  01 64 03 4A C1  (+2ms)</w:t>
+            </w:r>
+          </w:p>
+          <w:p>
+            <w:pPr>
+              <w:pStyle w:val="1-0"/>
+              <w:rPr>
+                <w:rFonts w:asciiTheme="majorHAnsi" w:eastAsiaTheme="majorHAnsi" w:hAnsiTheme="majorHAnsi" w:hint="eastAsia"/>
+              </w:rPr>
+            </w:pPr>
+            <w:r>
+              <w:rPr>
+                <w:rFonts w:asciiTheme="majorHAnsi" w:eastAsiaTheme="majorHAnsi" w:hAnsiTheme="majorHAnsi" w:hint="eastAsia"/>
+              </w:rPr>
+              <w:t>[오후 8:02:38.636] RX  01 64 03 01 0C 2A 29 C4 42 25 35 C3 42 D8 10 C2 42 00 00 00 00 00 00 00 00 00 00 00 00 00 00 00 00 00 00 00 00 00 00 00 00 00 00 00 00 00 00 00 00 00 00 00 00 A3 51  (+46ms)</w:t>
+            </w:r>
+          </w:p>
+          <w:p>
+            <w:pPr>
+              <w:pStyle w:val="1-0"/>
+              <w:rPr>
+                <w:rFonts w:asciiTheme="majorHAnsi" w:eastAsiaTheme="majorHAnsi" w:hAnsiTheme="majorHAnsi" w:hint="eastAsia"/>
+              </w:rPr>
+            </w:pPr>
+            <w:r>
+              <w:rPr>
+                <w:rFonts w:asciiTheme="majorHAnsi" w:eastAsiaTheme="majorHAnsi" w:hAnsiTheme="majorHAnsi" w:hint="eastAsia"/>
+              </w:rPr>
+              <w:t>[오후 8:02:38.638] TX  01 64 03 4A C1  (+2ms)</w:t>
+            </w:r>
+          </w:p>
+          <w:p>
+            <w:pPr>
+              <w:pStyle w:val="1-0"/>
+              <w:rPr>
+                <w:rFonts w:asciiTheme="majorHAnsi" w:eastAsiaTheme="majorHAnsi" w:hAnsiTheme="majorHAnsi" w:hint="eastAsia"/>
+              </w:rPr>
+            </w:pPr>
+            <w:r>
+              <w:rPr>
+                <w:rFonts w:asciiTheme="majorHAnsi" w:eastAsiaTheme="majorHAnsi" w:hAnsiTheme="majorHAnsi" w:hint="eastAsia"/>
+              </w:rPr>
+              <w:t>[오후 8:02:38.684] RX  01 64 03 01 0C 47 A1 C0 42 8D 8B BA 42 74 25 B8 42 00 00 00 00 00 00 00 00 00 00 00 00 00 00 00 00 00 00 00 00 00 00 00 00 00 00 00 00 00 00 00 00 00 00 00 00 F4 91  (+46ms)</w:t>
+            </w:r>
+          </w:p>
+          <w:p>
+            <w:pPr>
+              <w:pStyle w:val="1-0"/>
+              <w:rPr>
+                <w:rFonts w:asciiTheme="majorHAnsi" w:eastAsiaTheme="majorHAnsi" w:hAnsiTheme="majorHAnsi" w:hint="eastAsia"/>
+              </w:rPr>
+            </w:pPr>
+            <w:r>
+              <w:rPr>
+                <w:rFonts w:asciiTheme="majorHAnsi" w:eastAsiaTheme="majorHAnsi" w:hAnsiTheme="majorHAnsi" w:hint="eastAsia"/>
+              </w:rPr>
+              <w:t>[오후 8:02:38.686] TX  01 64 03 4A C1  (+2ms)</w:t>
+            </w:r>
+          </w:p>
+          <w:p>
+            <w:pPr>
+              <w:pStyle w:val="1-0"/>
+              <w:rPr>
+                <w:rFonts w:asciiTheme="majorHAnsi" w:eastAsiaTheme="majorHAnsi" w:hAnsiTheme="majorHAnsi" w:hint="eastAsia"/>
+              </w:rPr>
+            </w:pPr>
+            <w:r>
+              <w:rPr>
+                <w:rFonts w:asciiTheme="majorHAnsi" w:eastAsiaTheme="majorHAnsi" w:hAnsiTheme="majorHAnsi" w:hint="eastAsia"/>
+              </w:rPr>
+              <w:t>[오후 8:02:38.732] RX  01 64 03 01 0C E7 CF B5 42 57 04 AF 42 B6 03 AD 42 00 00 00 00 00 00 00 00 00 00 00 00 00 00 00 00 00 00 00 00 00 00 00 00 00 00 00 00 00 00 00 00 00 00 00 00 6E 75  (+46ms)</w:t>
+            </w:r>
+          </w:p>
+          <w:p>
+            <w:pPr>
+              <w:pStyle w:val="1-0"/>
+              <w:rPr>
+                <w:rFonts w:asciiTheme="majorHAnsi" w:eastAsiaTheme="majorHAnsi" w:hAnsiTheme="majorHAnsi" w:hint="eastAsia"/>
+              </w:rPr>
+            </w:pPr>
+            <w:r>
+              <w:rPr>
+                <w:rFonts w:asciiTheme="majorHAnsi" w:eastAsiaTheme="majorHAnsi" w:hAnsiTheme="majorHAnsi" w:hint="eastAsia"/>
+              </w:rPr>
+              <w:t>[오후 8:02:38.734] TX  01 04 D0 2D 00 01 99 03  (+2ms)</w:t>
+            </w:r>
+          </w:p>
+          <w:p>
+            <w:pPr>
+              <w:pStyle w:val="1-0"/>
+              <w:rPr>
+                <w:rFonts w:asciiTheme="majorHAnsi" w:eastAsiaTheme="majorHAnsi" w:hAnsiTheme="majorHAnsi" w:hint="eastAsia"/>
+              </w:rPr>
+            </w:pPr>
+            <w:r>
+              <w:rPr>
+                <w:rFonts w:asciiTheme="majorHAnsi" w:eastAsiaTheme="majorHAnsi" w:hAnsiTheme="majorHAnsi" w:hint="eastAsia"/>
+              </w:rPr>
+              <w:t>[오후 8:02:38.751] RX  01 04 02 00 41 79 00  (+17ms)</w:t>
+            </w:r>
+          </w:p>
+          <w:p>
+            <w:pPr>
+              <w:pStyle w:val="1-0"/>
+              <w:rPr>
+                <w:rFonts w:asciiTheme="majorHAnsi" w:eastAsiaTheme="majorHAnsi" w:hAnsiTheme="majorHAnsi" w:hint="eastAsia"/>
+              </w:rPr>
+            </w:pPr>
+            <w:r>
+              <w:rPr>
+                <w:rFonts w:asciiTheme="majorHAnsi" w:eastAsiaTheme="majorHAnsi" w:hAnsiTheme="majorHAnsi" w:hint="eastAsia"/>
+              </w:rPr>
+              <w:t>[오후 8:02:38.752] TX  01 64 03 4A C1  (+1ms)</w:t>
+            </w:r>
+          </w:p>
+          <w:p>
+            <w:pPr>
+              <w:pStyle w:val="1-0"/>
+              <w:rPr>
+                <w:rFonts w:asciiTheme="majorHAnsi" w:eastAsiaTheme="majorHAnsi" w:hAnsiTheme="majorHAnsi" w:hint="eastAsia"/>
+              </w:rPr>
+            </w:pPr>
+            <w:r>
+              <w:rPr>
+                <w:rFonts w:asciiTheme="majorHAnsi" w:eastAsiaTheme="majorHAnsi" w:hAnsiTheme="majorHAnsi" w:hint="eastAsia"/>
+              </w:rPr>
+              <w:t>[오후 8:02:38.812] RX  01 64 03 01 0C 68 0D AB 42 82 05 A3 42 14 66 A2 42 00 00 00 00 00 00 00 00 00 00 00 00 00 00 00 00 00 00 00 00 00 00 00 00 00 00 00 00 00 00 00 00 00 00 00 00 25 FF  (+60ms)</w:t>
+            </w:r>
+          </w:p>
+          <w:p>
+            <w:pPr>
+              <w:pStyle w:val="1-0"/>
+              <w:rPr>
+                <w:rFonts w:asciiTheme="majorHAnsi" w:eastAsiaTheme="majorHAnsi" w:hAnsiTheme="majorHAnsi" w:hint="eastAsia"/>
+              </w:rPr>
+            </w:pPr>
+            <w:r>
+              <w:rPr>
+                <w:rFonts w:asciiTheme="majorHAnsi" w:eastAsiaTheme="majorHAnsi" w:hAnsiTheme="majorHAnsi" w:hint="eastAsia"/>
+              </w:rPr>
+              <w:t>[오후 8:02:38.816] TX  01 64 03 4A C1  (+4ms)</w:t>
+            </w:r>
+          </w:p>
+          <w:p>
+            <w:pPr>
+              <w:pStyle w:val="1-0"/>
+              <w:rPr>
+                <w:rFonts w:asciiTheme="majorHAnsi" w:eastAsiaTheme="majorHAnsi" w:hAnsiTheme="majorHAnsi" w:hint="eastAsia"/>
+              </w:rPr>
+            </w:pPr>
+            <w:r>
+              <w:rPr>
+                <w:rFonts w:asciiTheme="majorHAnsi" w:eastAsiaTheme="majorHAnsi" w:hAnsiTheme="majorHAnsi" w:hint="eastAsia"/>
+              </w:rPr>
+              <w:t>[오후 8:02:38.860] RX  01 64 03 01 0C 2E F9 A1 42 B3 E7 A1 42 DA 3A A2 42 00 00 00 00 00 00 00 00 00 00 00 00 00 00 00 00 00 00 00 00 00 00 00 00 00 00 00 00 00 00 00 00 00 00 00 00 6B 76  (+44ms)</w:t>
+            </w:r>
+          </w:p>
+          <w:p>
+            <w:pPr>
+              <w:pStyle w:val="1-0"/>
+              <w:rPr>
+                <w:rFonts w:asciiTheme="majorHAnsi" w:eastAsiaTheme="majorHAnsi" w:hAnsiTheme="majorHAnsi" w:hint="eastAsia"/>
+              </w:rPr>
+            </w:pPr>
+            <w:r>
+              <w:rPr>
+                <w:rFonts w:asciiTheme="majorHAnsi" w:eastAsiaTheme="majorHAnsi" w:hAnsiTheme="majorHAnsi" w:hint="eastAsia"/>
+              </w:rPr>
+              <w:t>[오후 8:02:38.864] TX  01 64 03 4A C1  (+4ms)</w:t>
+            </w:r>
+          </w:p>
+          <w:p>
+            <w:pPr>
+              <w:pStyle w:val="1-0"/>
+              <w:rPr>
+                <w:rFonts w:asciiTheme="majorHAnsi" w:eastAsiaTheme="majorHAnsi" w:hAnsiTheme="majorHAnsi" w:hint="eastAsia"/>
+              </w:rPr>
+            </w:pPr>
+            <w:r>
+              <w:rPr>
+                <w:rFonts w:asciiTheme="majorHAnsi" w:eastAsiaTheme="majorHAnsi" w:hAnsiTheme="majorHAnsi" w:hint="eastAsia"/>
+              </w:rPr>
+              <w:t>[오후 8:02:38.924] RX  01 64 03 01 0C 66 B9 A2 42 1D 9F A4 42 96 47 A5 42 00 00 00 00 00 00 00 00 00 00 00 00 00 00 00 00 00 00 00 00 00 00 00 00 00 00 00 00 00 00 00 00 00 00 00 00 8A 0E  (+60ms)</w:t>
+            </w:r>
+          </w:p>
+          <w:p>
+            <w:pPr>
+              <w:pStyle w:val="1-0"/>
+              <w:rPr>
+                <w:rFonts w:asciiTheme="majorHAnsi" w:eastAsiaTheme="majorHAnsi" w:hAnsiTheme="majorHAnsi" w:hint="eastAsia"/>
+              </w:rPr>
+            </w:pPr>
+            <w:r>
+              <w:rPr>
+                <w:rFonts w:asciiTheme="majorHAnsi" w:eastAsiaTheme="majorHAnsi" w:hAnsiTheme="majorHAnsi" w:hint="eastAsia"/>
+              </w:rPr>
+              <w:t>[오후 8:02:38.929] TX  01 64 03 4A C1  (+5ms)</w:t>
+            </w:r>
+          </w:p>
+          <w:p>
+            <w:pPr>
+              <w:pStyle w:val="1-0"/>
+              <w:rPr>
+                <w:rFonts w:asciiTheme="majorHAnsi" w:eastAsiaTheme="majorHAnsi" w:hAnsiTheme="majorHAnsi" w:hint="eastAsia"/>
+              </w:rPr>
+            </w:pPr>
+            <w:r>
+              <w:rPr>
+                <w:rFonts w:asciiTheme="majorHAnsi" w:eastAsiaTheme="majorHAnsi" w:hAnsiTheme="majorHAnsi" w:hint="eastAsia"/>
+              </w:rPr>
+              <w:t>[오후 8:02:38.988] RX  01 64 03 01 0C 96 DD A5 42 6B BB A6 42 84 FA A6 42 00 00 00 00 00 00 00 00 00 00 00 00 00 00 00 00 00 00 00 00 00 00 00 00 00 00 00 00 00 00 00 00 00 00 00 00 4D 36  (+59ms)</w:t>
+            </w:r>
+          </w:p>
+          <w:p>
+            <w:pPr>
+              <w:pStyle w:val="1-0"/>
+              <w:rPr>
+                <w:rFonts w:asciiTheme="majorHAnsi" w:eastAsiaTheme="majorHAnsi" w:hAnsiTheme="majorHAnsi" w:hint="eastAsia"/>
+              </w:rPr>
+            </w:pPr>
+            <w:r>
+              <w:rPr>
+                <w:rFonts w:asciiTheme="majorHAnsi" w:eastAsiaTheme="majorHAnsi" w:hAnsiTheme="majorHAnsi" w:hint="eastAsia"/>
+              </w:rPr>
+              <w:t>[오후 8:02:38.992] TX  01 64 03 4A C1  (+4ms)</w:t>
+            </w:r>
+          </w:p>
+          <w:p>
+            <w:pPr>
+              <w:pStyle w:val="1-0"/>
+              <w:rPr>
+                <w:rFonts w:asciiTheme="majorHAnsi" w:eastAsiaTheme="majorHAnsi" w:hAnsiTheme="majorHAnsi" w:hint="eastAsia"/>
+              </w:rPr>
+            </w:pPr>
+            <w:r>
+              <w:rPr>
+                <w:rFonts w:asciiTheme="majorHAnsi" w:eastAsiaTheme="majorHAnsi" w:hAnsiTheme="majorHAnsi" w:hint="eastAsia"/>
+              </w:rPr>
+              <w:t>[오후 8:02:39.036] RX  01 64 03 01 0C 51 E8 A6 42 A8 9D A2 42 6C 17 A1 42 00 00 00 00 00 00 00 00 00 00 00 00 00 00 00 00 00 00 00 00 00 00 00 00 00 00 00 00 00 00 00 00 00 00 00 00 4C B5  (+44ms)</w:t>
+            </w:r>
+          </w:p>
+          <w:p>
+            <w:pPr>
+              <w:pStyle w:val="1-0"/>
+              <w:rPr>
+                <w:rFonts w:asciiTheme="majorHAnsi" w:eastAsiaTheme="majorHAnsi" w:hAnsiTheme="majorHAnsi" w:hint="eastAsia"/>
+              </w:rPr>
+            </w:pPr>
+            <w:r>
+              <w:rPr>
+                <w:rFonts w:asciiTheme="majorHAnsi" w:eastAsiaTheme="majorHAnsi" w:hAnsiTheme="majorHAnsi" w:hint="eastAsia"/>
+              </w:rPr>
+              <w:t>[오후 8:02:39.040] TX  01 64 03 4A C1  (+4ms)</w:t>
+            </w:r>
+          </w:p>
+          <w:p>
+            <w:pPr>
+              <w:pStyle w:val="1-0"/>
+              <w:rPr>
+                <w:rFonts w:asciiTheme="majorHAnsi" w:eastAsiaTheme="majorHAnsi" w:hAnsiTheme="majorHAnsi" w:hint="eastAsia"/>
+              </w:rPr>
+            </w:pPr>
+            <w:r>
+              <w:rPr>
+                <w:rFonts w:asciiTheme="majorHAnsi" w:eastAsiaTheme="majorHAnsi" w:hAnsiTheme="majorHAnsi" w:hint="eastAsia"/>
+              </w:rPr>
+              <w:t xml:space="preserve">[오후 8:02:39.084] RX  01 64 03 01 0C 56 5C 9F 42 0F A0 9B 42 F4 9B 99 42 00 00 00 00 </w:t>
+            </w:r>
+            <w:r>
+              <w:rPr>
+                <w:rFonts w:asciiTheme="majorHAnsi" w:eastAsiaTheme="majorHAnsi" w:hAnsiTheme="majorHAnsi" w:hint="eastAsia"/>
+              </w:rPr>
+              <w:lastRenderedPageBreak/>
+              <w:t>00 00 00 00 00 00 00 00 00 00 00 00 00 00 00 00 00 00 00 00 00 00 00 00 00 00 00 00 00 00 00 00 34 B6  (+44ms)</w:t>
+            </w:r>
+          </w:p>
+          <w:p>
+            <w:pPr>
+              <w:pStyle w:val="1-0"/>
+              <w:rPr>
+                <w:rFonts w:asciiTheme="majorHAnsi" w:eastAsiaTheme="majorHAnsi" w:hAnsiTheme="majorHAnsi" w:hint="eastAsia"/>
+              </w:rPr>
+            </w:pPr>
+            <w:r>
+              <w:rPr>
+                <w:rFonts w:asciiTheme="majorHAnsi" w:eastAsiaTheme="majorHAnsi" w:hAnsiTheme="majorHAnsi" w:hint="eastAsia"/>
+              </w:rPr>
+              <w:t>[오후 8:02:39.088] TX  01 64 03 4A C1  (+4ms)</w:t>
+            </w:r>
+          </w:p>
+          <w:p>
+            <w:pPr>
+              <w:pStyle w:val="1-0"/>
+              <w:rPr>
+                <w:rFonts w:asciiTheme="majorHAnsi" w:eastAsiaTheme="majorHAnsi" w:hAnsiTheme="majorHAnsi" w:hint="eastAsia"/>
+              </w:rPr>
+            </w:pPr>
+            <w:r>
+              <w:rPr>
+                <w:rFonts w:asciiTheme="majorHAnsi" w:eastAsiaTheme="majorHAnsi" w:hAnsiTheme="majorHAnsi" w:hint="eastAsia"/>
+              </w:rPr>
+              <w:t>[오후 8:02:39.132] RX  01 64 03 01 0C CE 71 97 42 9B 1D 91 42 7F 1B 8F 42 00 00 00 00 00 00 00 00 00 00 00 00 00 00 00 00 00 00 00 00 00 00 00 00 00 00 00 00 00 00 00 00 00 00 00 00 0B 4E  (+44ms)</w:t>
+            </w:r>
+          </w:p>
+          <w:p>
+            <w:pPr>
+              <w:pStyle w:val="1-0"/>
+              <w:rPr>
+                <w:rFonts w:asciiTheme="majorHAnsi" w:eastAsiaTheme="majorHAnsi" w:hAnsiTheme="majorHAnsi" w:hint="eastAsia"/>
+              </w:rPr>
+            </w:pPr>
+            <w:r>
+              <w:rPr>
+                <w:rFonts w:asciiTheme="majorHAnsi" w:eastAsiaTheme="majorHAnsi" w:hAnsiTheme="majorHAnsi" w:hint="eastAsia"/>
+              </w:rPr>
+              <w:t>[오후 8:02:39.134] TX  01 64 03 4A C1  (+2ms)</w:t>
+            </w:r>
+          </w:p>
+          <w:p>
+            <w:pPr>
+              <w:pStyle w:val="1-0"/>
+              <w:rPr>
+                <w:rFonts w:asciiTheme="majorHAnsi" w:eastAsiaTheme="majorHAnsi" w:hAnsiTheme="majorHAnsi" w:hint="eastAsia"/>
+              </w:rPr>
+            </w:pPr>
+            <w:r>
+              <w:rPr>
+                <w:rFonts w:asciiTheme="majorHAnsi" w:eastAsiaTheme="majorHAnsi" w:hAnsiTheme="majorHAnsi" w:hint="eastAsia"/>
+              </w:rPr>
+              <w:t>[오후 8:02:39.180] RX  01 64 03 01 0C 8E 2D 8D 42 65 43 85 42 65 06 84 42 00 00 00 00 00 00 00 00 00 00 00 00 00 00 00 00 00 00 00 00 00 00 00 00 00 00 00 00 00 00 00 00 00 00 00 00 A6 8A  (+46ms)</w:t>
+            </w:r>
+          </w:p>
+          <w:p>
+            <w:pPr>
+              <w:pStyle w:val="1-0"/>
+              <w:rPr>
+                <w:rFonts w:asciiTheme="majorHAnsi" w:eastAsiaTheme="majorHAnsi" w:hAnsiTheme="majorHAnsi" w:hint="eastAsia"/>
+              </w:rPr>
+            </w:pPr>
+            <w:r>
+              <w:rPr>
+                <w:rFonts w:asciiTheme="majorHAnsi" w:eastAsiaTheme="majorHAnsi" w:hAnsiTheme="majorHAnsi" w:hint="eastAsia"/>
+              </w:rPr>
+              <w:t>[오후 8:02:39.183] TX  01 64 03 4A C1  (+3ms)</w:t>
+            </w:r>
+          </w:p>
+          <w:p>
+            <w:pPr>
+              <w:pStyle w:val="1-0"/>
+              <w:rPr>
+                <w:rFonts w:asciiTheme="majorHAnsi" w:eastAsiaTheme="majorHAnsi" w:hAnsiTheme="majorHAnsi" w:hint="eastAsia"/>
+              </w:rPr>
+            </w:pPr>
+            <w:r>
+              <w:rPr>
+                <w:rFonts w:asciiTheme="majorHAnsi" w:eastAsiaTheme="majorHAnsi" w:hAnsiTheme="majorHAnsi" w:hint="eastAsia"/>
+              </w:rPr>
+              <w:t>[오후 8:02:39.228] RX  01 64 03 01 0C A7 02 83 42 BB D0 80 42 47 6A 80 42 00 00 00 00 00 00 00 00 00 00 00 00 00 00 00 00 00 00 00 00 00 00 00 00 00 00 00 00 00 00 00 00 00 00 00 00 8E 38  (+45ms)</w:t>
+            </w:r>
+          </w:p>
+          <w:p>
+            <w:pPr>
+              <w:pStyle w:val="1-0"/>
+              <w:rPr>
+                <w:rFonts w:asciiTheme="majorHAnsi" w:eastAsiaTheme="majorHAnsi" w:hAnsiTheme="majorHAnsi" w:hint="eastAsia"/>
+              </w:rPr>
+            </w:pPr>
+            <w:r>
+              <w:rPr>
+                <w:rFonts w:asciiTheme="majorHAnsi" w:eastAsiaTheme="majorHAnsi" w:hAnsiTheme="majorHAnsi" w:hint="eastAsia"/>
+              </w:rPr>
+              <w:t>[오후 8:02:39.232] TX  01 64 03 4A C1  (+4ms)</w:t>
+            </w:r>
+          </w:p>
+          <w:p>
+            <w:pPr>
+              <w:pStyle w:val="1-0"/>
+              <w:rPr>
+                <w:rFonts w:asciiTheme="majorHAnsi" w:eastAsiaTheme="majorHAnsi" w:hAnsiTheme="majorHAnsi" w:hint="eastAsia"/>
+              </w:rPr>
+            </w:pPr>
+            <w:r>
+              <w:rPr>
+                <w:rFonts w:asciiTheme="majorHAnsi" w:eastAsiaTheme="majorHAnsi" w:hAnsiTheme="majorHAnsi" w:hint="eastAsia"/>
+              </w:rPr>
+              <w:t>[오후 8:02:39.292] RX  01 64 03 01 0C 26 40 80 42 BE B9 80 42 FE 36 81 42 00 00 00 00 00 00 00 00 00 00 00 00 00 00 00 00 00 00 00 00 00 00 00 00 00 00 00 00 00 00 00 00 00 00 00 00 E5 05  (+60ms)</w:t>
+            </w:r>
+          </w:p>
+          <w:p>
+            <w:pPr>
+              <w:pStyle w:val="1-0"/>
+              <w:rPr>
+                <w:rFonts w:asciiTheme="majorHAnsi" w:eastAsiaTheme="majorHAnsi" w:hAnsiTheme="majorHAnsi" w:hint="eastAsia"/>
+              </w:rPr>
+            </w:pPr>
+            <w:r>
+              <w:rPr>
+                <w:rFonts w:asciiTheme="majorHAnsi" w:eastAsiaTheme="majorHAnsi" w:hAnsiTheme="majorHAnsi" w:hint="eastAsia"/>
+              </w:rPr>
+              <w:t>[오후 8:02:39.295] TX  01 04 D0 2D 00 01 99 03  (+3ms)</w:t>
+            </w:r>
+          </w:p>
+          <w:p>
+            <w:pPr>
+              <w:pStyle w:val="1-0"/>
+              <w:rPr>
+                <w:rFonts w:asciiTheme="majorHAnsi" w:eastAsiaTheme="majorHAnsi" w:hAnsiTheme="majorHAnsi" w:hint="eastAsia"/>
+              </w:rPr>
+            </w:pPr>
+            <w:r>
+              <w:rPr>
+                <w:rFonts w:asciiTheme="majorHAnsi" w:eastAsiaTheme="majorHAnsi" w:hAnsiTheme="majorHAnsi" w:hint="eastAsia"/>
+              </w:rPr>
+              <w:t>[오후 8:02:39.308] RX  01 04 02 00 2B F9 2F  (+13ms)</w:t>
+            </w:r>
+          </w:p>
+          <w:p>
+            <w:pPr>
+              <w:pStyle w:val="1-0"/>
+              <w:rPr>
+                <w:rFonts w:asciiTheme="majorHAnsi" w:eastAsiaTheme="majorHAnsi" w:hAnsiTheme="majorHAnsi" w:hint="eastAsia"/>
+              </w:rPr>
+            </w:pPr>
+            <w:r>
+              <w:rPr>
+                <w:rFonts w:asciiTheme="majorHAnsi" w:eastAsiaTheme="majorHAnsi" w:hAnsiTheme="majorHAnsi" w:hint="eastAsia"/>
+              </w:rPr>
+              <w:t>[오후 8:02:39.309] TX  01 64 03 4A C1  (+1ms)</w:t>
+            </w:r>
+          </w:p>
+          <w:p>
+            <w:pPr>
+              <w:pStyle w:val="1-0"/>
+              <w:rPr>
+                <w:rFonts w:asciiTheme="majorHAnsi" w:eastAsiaTheme="majorHAnsi" w:hAnsiTheme="majorHAnsi" w:hint="eastAsia"/>
+              </w:rPr>
+            </w:pPr>
+            <w:r>
+              <w:rPr>
+                <w:rFonts w:asciiTheme="majorHAnsi" w:eastAsiaTheme="majorHAnsi" w:hAnsiTheme="majorHAnsi" w:hint="eastAsia"/>
+              </w:rPr>
+              <w:t>[오후 8:02:39.356] RX  01 64 03 01 0C 3A 93 81 42 7C B2 83 42 FE CB 83 42 00 00 00 00 00 00 00 00 00 00 00 00 00 00 00 00 00 00 00 00 00 00 00 00 00 00 00 00 00 00 00 00 00 00 00 00 70 6E  (+47ms)</w:t>
+            </w:r>
+          </w:p>
+          <w:p>
+            <w:pPr>
+              <w:pStyle w:val="1-0"/>
+              <w:rPr>
+                <w:rFonts w:asciiTheme="majorHAnsi" w:eastAsiaTheme="majorHAnsi" w:hAnsiTheme="majorHAnsi" w:hint="eastAsia"/>
+              </w:rPr>
+            </w:pPr>
+            <w:r>
+              <w:rPr>
+                <w:rFonts w:asciiTheme="majorHAnsi" w:eastAsiaTheme="majorHAnsi" w:hAnsiTheme="majorHAnsi" w:hint="eastAsia"/>
+              </w:rPr>
+              <w:t>[오후 8:02:39.360] TX  01 64 03 4A C1  (+4ms)</w:t>
+            </w:r>
+          </w:p>
+          <w:p>
+            <w:pPr>
+              <w:pStyle w:val="1-0"/>
+              <w:rPr>
+                <w:rFonts w:asciiTheme="majorHAnsi" w:eastAsiaTheme="majorHAnsi" w:hAnsiTheme="majorHAnsi" w:hint="eastAsia"/>
+              </w:rPr>
+            </w:pPr>
+            <w:r>
+              <w:rPr>
+                <w:rFonts w:asciiTheme="majorHAnsi" w:eastAsiaTheme="majorHAnsi" w:hAnsiTheme="majorHAnsi" w:hint="eastAsia"/>
+              </w:rPr>
+              <w:t>[오후 8:02:39.404] RX  01 64 03 01 0C 3F D1 83 42 86 BC 82 42 AB 0C 82 42 00 00 00 00 00 00 00 00 00 00 00 00 00 00 00 00 00 00 00 00 00 00 00 00 00 00 00 00 00 00 00 00 00 00 00 00 F3 6B  (+44ms)</w:t>
+            </w:r>
+          </w:p>
+          <w:p>
+            <w:pPr>
+              <w:pStyle w:val="1-0"/>
+              <w:rPr>
+                <w:rFonts w:asciiTheme="majorHAnsi" w:eastAsiaTheme="majorHAnsi" w:hAnsiTheme="majorHAnsi" w:hint="eastAsia"/>
+              </w:rPr>
+            </w:pPr>
+            <w:r>
+              <w:rPr>
+                <w:rFonts w:asciiTheme="majorHAnsi" w:eastAsiaTheme="majorHAnsi" w:hAnsiTheme="majorHAnsi" w:hint="eastAsia"/>
+              </w:rPr>
+              <w:t>[오후 8:02:39.408] TX  01 64 03 4A C1  (+4ms)</w:t>
+            </w:r>
+          </w:p>
+          <w:p>
+            <w:pPr>
+              <w:pStyle w:val="1-0"/>
+              <w:rPr>
+                <w:rFonts w:asciiTheme="majorHAnsi" w:eastAsiaTheme="majorHAnsi" w:hAnsiTheme="majorHAnsi" w:hint="eastAsia"/>
+              </w:rPr>
+            </w:pPr>
+            <w:r>
+              <w:rPr>
+                <w:rFonts w:asciiTheme="majorHAnsi" w:eastAsiaTheme="majorHAnsi" w:hAnsiTheme="majorHAnsi" w:hint="eastAsia"/>
+              </w:rPr>
+              <w:t>[오후 8:02:39.468] RX  01 64 03 01 0C FB 0D 81 42 E2 DE 78 42 89 FF 75 42 00 00 00 00 00 00 00 00 00 00 00 00 00 00 00 00 00 00 00 00 00 00 00 00 00 00 00 00 00 00 00 00 00 00 00 00 89 E4  (+60ms)</w:t>
+            </w:r>
+          </w:p>
+          <w:p>
+            <w:pPr>
+              <w:pStyle w:val="1-0"/>
+              <w:rPr>
+                <w:rFonts w:asciiTheme="majorHAnsi" w:eastAsiaTheme="majorHAnsi" w:hAnsiTheme="majorHAnsi" w:hint="eastAsia"/>
+              </w:rPr>
+            </w:pPr>
+            <w:r>
+              <w:rPr>
+                <w:rFonts w:asciiTheme="majorHAnsi" w:eastAsiaTheme="majorHAnsi" w:hAnsiTheme="majorHAnsi" w:hint="eastAsia"/>
+              </w:rPr>
+              <w:t>[오후 8:02:39.472] TX  01 64 03 4A C1  (+4ms)</w:t>
+            </w:r>
+          </w:p>
+          <w:p>
+            <w:pPr>
+              <w:pStyle w:val="1-0"/>
+              <w:rPr>
+                <w:rFonts w:asciiTheme="majorHAnsi" w:eastAsiaTheme="majorHAnsi" w:hAnsiTheme="majorHAnsi" w:hint="eastAsia"/>
+              </w:rPr>
+            </w:pPr>
+            <w:r>
+              <w:rPr>
+                <w:rFonts w:asciiTheme="majorHAnsi" w:eastAsiaTheme="majorHAnsi" w:hAnsiTheme="majorHAnsi" w:hint="eastAsia"/>
+              </w:rPr>
+              <w:t>[오후 8:02:39.516] RX  01 64 03 01 0C 53 36 73 42 D5 75 69 42 CD 41 66 42 00 00 00 00 00 00 00 00 00 00 00 00 00 00 00 00 00 00 00 00 00 00 00 00 00 00 00 00 00 00 00 00 00 00 00 00 A9 B0  (+44ms)</w:t>
+            </w:r>
+          </w:p>
+          <w:p>
+            <w:pPr>
+              <w:pStyle w:val="1-0"/>
+              <w:rPr>
+                <w:rFonts w:asciiTheme="majorHAnsi" w:eastAsiaTheme="majorHAnsi" w:hAnsiTheme="majorHAnsi" w:hint="eastAsia"/>
+              </w:rPr>
+            </w:pPr>
+            <w:r>
+              <w:rPr>
+                <w:rFonts w:asciiTheme="majorHAnsi" w:eastAsiaTheme="majorHAnsi" w:hAnsiTheme="majorHAnsi" w:hint="eastAsia"/>
+              </w:rPr>
+              <w:t>[오후 8:02:39.520] TX  01 64 03 4A C1  (+4ms)</w:t>
+            </w:r>
+          </w:p>
+          <w:p>
+            <w:pPr>
+              <w:pStyle w:val="1-0"/>
+              <w:rPr>
+                <w:rFonts w:asciiTheme="majorHAnsi" w:eastAsiaTheme="majorHAnsi" w:hAnsiTheme="majorHAnsi" w:hint="eastAsia"/>
+              </w:rPr>
+            </w:pPr>
+            <w:r>
+              <w:rPr>
+                <w:rFonts w:asciiTheme="majorHAnsi" w:eastAsiaTheme="majorHAnsi" w:hAnsiTheme="majorHAnsi" w:hint="eastAsia"/>
+              </w:rPr>
+              <w:lastRenderedPageBreak/>
+              <w:t>[오후 8:02:39.564] RX  01 64 03 01 0C 33 02 63 42 B7 BC 59 42 72 E8 56 42 00 00 00 00 00 00 00 00 00 00 00 00 00 00 00 00 00 00 00 00 00 00 00 00 00 00 00 00 00 00 00 00 00 00 00 00 AC DF  (+44ms)</w:t>
+            </w:r>
+          </w:p>
+          <w:p>
+            <w:pPr>
+              <w:pStyle w:val="1-0"/>
+              <w:rPr>
+                <w:rFonts w:asciiTheme="majorHAnsi" w:eastAsiaTheme="majorHAnsi" w:hAnsiTheme="majorHAnsi" w:hint="eastAsia"/>
+              </w:rPr>
+            </w:pPr>
+            <w:r>
+              <w:rPr>
+                <w:rFonts w:asciiTheme="majorHAnsi" w:eastAsiaTheme="majorHAnsi" w:hAnsiTheme="majorHAnsi" w:hint="eastAsia"/>
+              </w:rPr>
+              <w:t>[오후 8:02:39.567] TX  01 64 03 4A C1  (+3ms)</w:t>
+            </w:r>
+          </w:p>
+          <w:p>
+            <w:pPr>
+              <w:pStyle w:val="1-0"/>
+              <w:rPr>
+                <w:rFonts w:asciiTheme="majorHAnsi" w:eastAsiaTheme="majorHAnsi" w:hAnsiTheme="majorHAnsi" w:hint="eastAsia"/>
+              </w:rPr>
+            </w:pPr>
+            <w:r>
+              <w:rPr>
+                <w:rFonts w:asciiTheme="majorHAnsi" w:eastAsiaTheme="majorHAnsi" w:hAnsiTheme="majorHAnsi" w:hint="eastAsia"/>
+              </w:rPr>
+              <w:t>[오후 8:02:39.612] RX  01 64 03 01 0C 52 36 54 42 30 AE 4C 42 D4 63 4A 42 00 00 00 00 00 00 00 00 00 00 00 00 00 00 00 00 00 00 00 00 00 00 00 00 00 00 00 00 00 00 00 00 00 00 00 00 B3 79  (+45ms)</w:t>
+            </w:r>
+          </w:p>
+          <w:p>
+            <w:pPr>
+              <w:pStyle w:val="1-0"/>
+              <w:rPr>
+                <w:rFonts w:asciiTheme="majorHAnsi" w:eastAsiaTheme="majorHAnsi" w:hAnsiTheme="majorHAnsi" w:hint="eastAsia"/>
+              </w:rPr>
+            </w:pPr>
+            <w:r>
+              <w:rPr>
+                <w:rFonts w:asciiTheme="majorHAnsi" w:eastAsiaTheme="majorHAnsi" w:hAnsiTheme="majorHAnsi" w:hint="eastAsia"/>
+              </w:rPr>
+              <w:t>[오후 8:02:39.615] TX  01 64 03 4A C1  (+3ms)</w:t>
+            </w:r>
+          </w:p>
+          <w:p>
+            <w:pPr>
+              <w:pStyle w:val="1-0"/>
+              <w:rPr>
+                <w:rFonts w:asciiTheme="majorHAnsi" w:eastAsiaTheme="majorHAnsi" w:hAnsiTheme="majorHAnsi" w:hint="eastAsia"/>
+              </w:rPr>
+            </w:pPr>
+            <w:r>
+              <w:rPr>
+                <w:rFonts w:asciiTheme="majorHAnsi" w:eastAsiaTheme="majorHAnsi" w:hAnsiTheme="majorHAnsi" w:hint="eastAsia"/>
+              </w:rPr>
+              <w:t>[오후 8:02:39.660] RX  01 64 03 01 0C F4 25 48 42 0D EC 43 42 03 1C 42 42 00 00 00 00 00 00 00 00 00 00 00 00 00 00 00 00 00 00 00 00 00 00 00 00 00 00 00 00 00 00 00 00 00 00 00 00 A2 59  (+45ms)</w:t>
+            </w:r>
+          </w:p>
+          <w:p>
+            <w:pPr>
+              <w:pStyle w:val="1-0"/>
+              <w:rPr>
+                <w:rFonts w:asciiTheme="majorHAnsi" w:eastAsiaTheme="majorHAnsi" w:hAnsiTheme="majorHAnsi" w:hint="eastAsia"/>
+              </w:rPr>
+            </w:pPr>
+            <w:r>
+              <w:rPr>
+                <w:rFonts w:asciiTheme="majorHAnsi" w:eastAsiaTheme="majorHAnsi" w:hAnsiTheme="majorHAnsi" w:hint="eastAsia"/>
+              </w:rPr>
+              <w:t>[오후 8:02:39.664] TX  01 64 03 4A C1  (+4ms)</w:t>
+            </w:r>
+          </w:p>
+          <w:p>
+            <w:pPr>
+              <w:pStyle w:val="1-0"/>
+              <w:rPr>
+                <w:rFonts w:asciiTheme="majorHAnsi" w:eastAsiaTheme="majorHAnsi" w:hAnsiTheme="majorHAnsi" w:hint="eastAsia"/>
+              </w:rPr>
+            </w:pPr>
+            <w:r>
+              <w:rPr>
+                <w:rFonts w:asciiTheme="majorHAnsi" w:eastAsiaTheme="majorHAnsi" w:hAnsiTheme="majorHAnsi" w:hint="eastAsia"/>
+              </w:rPr>
+              <w:t>[오후 8:02:39.724] RX  01 64 03 01 0C 4E 57 40 42 41 AD 3B 42 AF 55 3A 42 00 00 00 00 00 00 00 00 00 00 00 00 00 00 00 00 00 00 00 00 00 00 00 00 00 00 00 00 00 00 00 00 00 00 00 00 6B B8  (+60ms)</w:t>
+            </w:r>
+          </w:p>
+          <w:p>
+            <w:pPr>
+              <w:pStyle w:val="1-0"/>
+              <w:rPr>
+                <w:rFonts w:asciiTheme="majorHAnsi" w:eastAsiaTheme="majorHAnsi" w:hAnsiTheme="majorHAnsi" w:hint="eastAsia"/>
+              </w:rPr>
+            </w:pPr>
+            <w:r>
+              <w:rPr>
+                <w:rFonts w:asciiTheme="majorHAnsi" w:eastAsiaTheme="majorHAnsi" w:hAnsiTheme="majorHAnsi" w:hint="eastAsia"/>
+              </w:rPr>
+              <w:t>[오후 8:02:39.727] TX  01 64 03 4A C1  (+3ms)</w:t>
+            </w:r>
+          </w:p>
+          <w:p>
+            <w:pPr>
+              <w:pStyle w:val="1-0"/>
+              <w:rPr>
+                <w:rFonts w:asciiTheme="majorHAnsi" w:eastAsiaTheme="majorHAnsi" w:hAnsiTheme="majorHAnsi" w:hint="eastAsia"/>
+              </w:rPr>
+            </w:pPr>
+            <w:r>
+              <w:rPr>
+                <w:rFonts w:asciiTheme="majorHAnsi" w:eastAsiaTheme="majorHAnsi" w:hAnsiTheme="majorHAnsi" w:hint="eastAsia"/>
+              </w:rPr>
+              <w:t>[오후 8:02:39.772] RX  01 64 03 01 0C 0D FA 38 42 66 CD 35 42 59 C8 34 42 00 00 00 00 00 00 00 00 00 00 00 00 00 00 00 00 00 00 00 00 00 00 00 00 00 00 00 00 00 00 00 00 00 00 00 00 18 42  (+45ms)</w:t>
+            </w:r>
+          </w:p>
+          <w:p>
+            <w:pPr>
+              <w:pStyle w:val="1-0"/>
+              <w:rPr>
+                <w:rFonts w:asciiTheme="majorHAnsi" w:eastAsiaTheme="majorHAnsi" w:hAnsiTheme="majorHAnsi" w:hint="eastAsia"/>
+              </w:rPr>
+            </w:pPr>
+            <w:r>
+              <w:rPr>
+                <w:rFonts w:asciiTheme="majorHAnsi" w:eastAsiaTheme="majorHAnsi" w:hAnsiTheme="majorHAnsi" w:hint="eastAsia"/>
+              </w:rPr>
+              <w:t>[오후 8:02:39.774] TX  01 64 03 4A C1  (+2ms)</w:t>
+            </w:r>
+          </w:p>
+          <w:p>
+            <w:pPr>
+              <w:pStyle w:val="1-0"/>
+              <w:rPr>
+                <w:rFonts w:asciiTheme="majorHAnsi" w:eastAsiaTheme="majorHAnsi" w:hAnsiTheme="majorHAnsi" w:hint="eastAsia"/>
+              </w:rPr>
+            </w:pPr>
+            <w:r>
+              <w:rPr>
+                <w:rFonts w:asciiTheme="majorHAnsi" w:eastAsiaTheme="majorHAnsi" w:hAnsiTheme="majorHAnsi" w:hint="eastAsia"/>
+              </w:rPr>
+              <w:t>[오후 8:02:39.820] RX  01 64 03 01 0C FE 14 34 42 40 D8 31 42 67 31 31 42 00 00 00 00 00 00 00 00 00 00 00 00 00 00 00 00 00 00 00 00 00 00 00 00 00 00 00 00 00 00 00 00 00 00 00 00 08 6B  (+46ms)</w:t>
+            </w:r>
+          </w:p>
+          <w:p>
+            <w:pPr>
+              <w:pStyle w:val="1-0"/>
+              <w:rPr>
+                <w:rFonts w:asciiTheme="majorHAnsi" w:eastAsiaTheme="majorHAnsi" w:hAnsiTheme="majorHAnsi" w:hint="eastAsia"/>
+              </w:rPr>
+            </w:pPr>
+            <w:r>
+              <w:rPr>
+                <w:rFonts w:asciiTheme="majorHAnsi" w:eastAsiaTheme="majorHAnsi" w:hAnsiTheme="majorHAnsi" w:hint="eastAsia"/>
+              </w:rPr>
+              <w:t>[오후 8:02:39.822] TX  01 04 D0 2D 00 01 99 03  (+2ms)</w:t>
+            </w:r>
+          </w:p>
+          <w:p>
+            <w:pPr>
+              <w:pStyle w:val="1-0"/>
+              <w:rPr>
+                <w:rFonts w:asciiTheme="majorHAnsi" w:eastAsiaTheme="majorHAnsi" w:hAnsiTheme="majorHAnsi" w:hint="eastAsia"/>
+              </w:rPr>
+            </w:pPr>
+            <w:r>
+              <w:rPr>
+                <w:rFonts w:asciiTheme="majorHAnsi" w:eastAsiaTheme="majorHAnsi" w:hAnsiTheme="majorHAnsi" w:hint="eastAsia"/>
+              </w:rPr>
+              <w:t>[오후 8:02:39.836] RX  01 04 02 00 16 38 FE  (+14ms)</w:t>
+            </w:r>
+          </w:p>
+          <w:p>
+            <w:pPr>
+              <w:pStyle w:val="1-0"/>
+              <w:rPr>
+                <w:rFonts w:asciiTheme="majorHAnsi" w:eastAsiaTheme="majorHAnsi" w:hAnsiTheme="majorHAnsi" w:hint="eastAsia"/>
+              </w:rPr>
+            </w:pPr>
+            <w:r>
+              <w:rPr>
+                <w:rFonts w:asciiTheme="majorHAnsi" w:eastAsiaTheme="majorHAnsi" w:hAnsiTheme="majorHAnsi" w:hint="eastAsia"/>
+              </w:rPr>
+              <w:t>[오후 8:02:39.838] TX  01 64 03 4A C1  (+2ms)</w:t>
+            </w:r>
+          </w:p>
+          <w:p>
+            <w:pPr>
+              <w:pStyle w:val="1-0"/>
+              <w:rPr>
+                <w:rFonts w:asciiTheme="majorHAnsi" w:eastAsiaTheme="majorHAnsi" w:hAnsiTheme="majorHAnsi" w:hint="eastAsia"/>
+              </w:rPr>
+            </w:pPr>
+            <w:r>
+              <w:rPr>
+                <w:rFonts w:asciiTheme="majorHAnsi" w:eastAsiaTheme="majorHAnsi" w:hAnsiTheme="majorHAnsi" w:hint="eastAsia"/>
+              </w:rPr>
+              <w:t>[오후 8:02:39.884] RX  01 64 03 01 0C 24 AD 30 42 5B 97 2F 42 73 16 2F 42 00 00 00 00 00 00 00 00 00 00 00 00 00 00 00 00 00 00 00 00 00 00 00 00 00 00 00 00 00 00 00 00 00 00 00 00 1D 99  (+46ms)</w:t>
+            </w:r>
+          </w:p>
+          <w:p>
+            <w:pPr>
+              <w:pStyle w:val="1-0"/>
+              <w:rPr>
+                <w:rFonts w:asciiTheme="majorHAnsi" w:eastAsiaTheme="majorHAnsi" w:hAnsiTheme="majorHAnsi" w:hint="eastAsia"/>
+              </w:rPr>
+            </w:pPr>
+            <w:r>
+              <w:rPr>
+                <w:rFonts w:asciiTheme="majorHAnsi" w:eastAsiaTheme="majorHAnsi" w:hAnsiTheme="majorHAnsi" w:hint="eastAsia"/>
+              </w:rPr>
+              <w:t>[오후 8:02:39.885] TX  01 64 03 4A C1  (+1ms)</w:t>
+            </w:r>
+          </w:p>
+          <w:p>
+            <w:pPr>
+              <w:pStyle w:val="1-0"/>
+              <w:rPr>
+                <w:rFonts w:asciiTheme="majorHAnsi" w:eastAsiaTheme="majorHAnsi" w:hAnsiTheme="majorHAnsi" w:hint="eastAsia"/>
+              </w:rPr>
+            </w:pPr>
+            <w:r>
+              <w:rPr>
+                <w:rFonts w:asciiTheme="majorHAnsi" w:eastAsiaTheme="majorHAnsi" w:hAnsiTheme="majorHAnsi" w:hint="eastAsia"/>
+              </w:rPr>
+              <w:t>[오후 8:02:39.932] RX  01 64 03 01 0C FC DB 2E 42 4F E6 2C 42 DB 7A 2C 42 00 00 00 00 00 00 00 00 00 00 00 00 00 00 00 00 00 00 00 00 00 00 00 00 00 00 00 00 00 00 00 00 00 00 00 00 17 C0  (+47ms)</w:t>
+            </w:r>
+          </w:p>
+          <w:p>
+            <w:pPr>
+              <w:pStyle w:val="1-0"/>
+              <w:rPr>
+                <w:rFonts w:asciiTheme="majorHAnsi" w:eastAsiaTheme="majorHAnsi" w:hAnsiTheme="majorHAnsi" w:hint="eastAsia"/>
+              </w:rPr>
+            </w:pPr>
+            <w:r>
+              <w:rPr>
+                <w:rFonts w:asciiTheme="majorHAnsi" w:eastAsiaTheme="majorHAnsi" w:hAnsiTheme="majorHAnsi" w:hint="eastAsia"/>
+              </w:rPr>
+              <w:t>[오후 8:02:39.933] TX  01 64 03 4A C1  (+1ms)</w:t>
+            </w:r>
+          </w:p>
+          <w:p>
+            <w:pPr>
+              <w:pStyle w:val="1-0"/>
+              <w:rPr>
+                <w:rFonts w:asciiTheme="majorHAnsi" w:eastAsiaTheme="majorHAnsi" w:hAnsiTheme="majorHAnsi" w:hint="eastAsia"/>
+              </w:rPr>
+            </w:pPr>
+            <w:r>
+              <w:rPr>
+                <w:rFonts w:asciiTheme="majorHAnsi" w:eastAsiaTheme="majorHAnsi" w:hAnsiTheme="majorHAnsi" w:hint="eastAsia"/>
+              </w:rPr>
+              <w:t>[오후 8:02:39.980] RX  01 64 03 01 0C 92 CA 2B 42 63 06 28 42 9D 22 27 42 00 00 00 00 00 00 00 00 00 00 00 00 00 00 00 00 00 00 00 00 00 00 00 00 00 00 00 00 00 00 00 00 00 00 00 00 CC 9D  (+47ms)</w:t>
+            </w:r>
+          </w:p>
+          <w:p>
+            <w:pPr>
+              <w:pStyle w:val="1-0"/>
+              <w:rPr>
+                <w:rFonts w:asciiTheme="majorHAnsi" w:eastAsiaTheme="majorHAnsi" w:hAnsiTheme="majorHAnsi" w:hint="eastAsia"/>
+              </w:rPr>
+            </w:pPr>
+            <w:r>
+              <w:rPr>
+                <w:rFonts w:asciiTheme="majorHAnsi" w:eastAsiaTheme="majorHAnsi" w:hAnsiTheme="majorHAnsi" w:hint="eastAsia"/>
+              </w:rPr>
+              <w:lastRenderedPageBreak/>
+              <w:t>[오후 8:02:39.982] TX  01 64 03 4A C1  (+2ms)</w:t>
+            </w:r>
+          </w:p>
+          <w:p>
+            <w:pPr>
+              <w:pStyle w:val="1-0"/>
+              <w:rPr>
+                <w:rFonts w:asciiTheme="majorHAnsi" w:eastAsiaTheme="majorHAnsi" w:hAnsiTheme="majorHAnsi" w:hint="eastAsia"/>
+              </w:rPr>
+            </w:pPr>
+            <w:r>
+              <w:rPr>
+                <w:rFonts w:asciiTheme="majorHAnsi" w:eastAsiaTheme="majorHAnsi" w:hAnsiTheme="majorHAnsi" w:hint="eastAsia"/>
+              </w:rPr>
+              <w:t>[오후 8:02:40.028] RX  01 64 03 01 0C B3 11 26 42 E1 AA 23 42 6D 87 22 42 00 00 00 00 00 00 00 00 00 00 00 00 00 00 00 00 00 00 00 00 00 00 00 00 00 00 00 00 00 00 00 00 00 00 00 00 FC 2C  (+46ms)</w:t>
+            </w:r>
+          </w:p>
+          <w:p>
+            <w:pPr>
+              <w:pStyle w:val="1-0"/>
+              <w:rPr>
+                <w:rFonts w:asciiTheme="majorHAnsi" w:eastAsiaTheme="majorHAnsi" w:hAnsiTheme="majorHAnsi" w:hint="eastAsia"/>
+              </w:rPr>
+            </w:pPr>
+            <w:r>
+              <w:rPr>
+                <w:rFonts w:asciiTheme="majorHAnsi" w:eastAsiaTheme="majorHAnsi" w:hAnsiTheme="majorHAnsi" w:hint="eastAsia"/>
+              </w:rPr>
+              <w:t>[오후 8:02:40.029] TX  01 64 03 4A C1  (+1ms)</w:t>
+            </w:r>
+          </w:p>
+          <w:p>
+            <w:pPr>
+              <w:pStyle w:val="1-0"/>
+              <w:rPr>
+                <w:rFonts w:asciiTheme="majorHAnsi" w:eastAsiaTheme="majorHAnsi" w:hAnsiTheme="majorHAnsi" w:hint="eastAsia"/>
+              </w:rPr>
+            </w:pPr>
+            <w:r>
+              <w:rPr>
+                <w:rFonts w:asciiTheme="majorHAnsi" w:eastAsiaTheme="majorHAnsi" w:hAnsiTheme="majorHAnsi" w:hint="eastAsia"/>
+              </w:rPr>
+              <w:t>[오후 8:02:40.076] RX  01 64 03 01 0C DF 27 21 42 5B 81 18 42 12 9D 16 42 00 00 00 00 00 00 00 00 00 00 00 00 00 00 00 00 00 00 00 00 00 00 00 00 00 00 00 00 00 00 00 00 00 00 00 00 40 59  (+47ms)</w:t>
+            </w:r>
+          </w:p>
+          <w:p>
+            <w:pPr>
+              <w:pStyle w:val="1-0"/>
+              <w:rPr>
+                <w:rFonts w:asciiTheme="majorHAnsi" w:eastAsiaTheme="majorHAnsi" w:hAnsiTheme="majorHAnsi" w:hint="eastAsia"/>
+              </w:rPr>
+            </w:pPr>
+            <w:r>
+              <w:rPr>
+                <w:rFonts w:asciiTheme="majorHAnsi" w:eastAsiaTheme="majorHAnsi" w:hAnsiTheme="majorHAnsi" w:hint="eastAsia"/>
+              </w:rPr>
+              <w:t>[오후 8:02:40.078] TX  01 64 03 4A C1  (+2ms)</w:t>
+            </w:r>
+          </w:p>
+          <w:p>
+            <w:pPr>
+              <w:pStyle w:val="1-0"/>
+              <w:rPr>
+                <w:rFonts w:asciiTheme="majorHAnsi" w:eastAsiaTheme="majorHAnsi" w:hAnsiTheme="majorHAnsi" w:hint="eastAsia"/>
+              </w:rPr>
+            </w:pPr>
+            <w:r>
+              <w:rPr>
+                <w:rFonts w:asciiTheme="majorHAnsi" w:eastAsiaTheme="majorHAnsi" w:hAnsiTheme="majorHAnsi" w:hint="eastAsia"/>
+              </w:rPr>
+              <w:t>[오후 8:02:40.124] RX  01 64 03 01 0C 2E B2 14 42 DA 70 0C 42 5F 89 0A 42 00 00 00 00 00 00 00 00 00 00 00 00 00 00 00 00 00 00 00 00 00 00 00 00 00 00 00 00 00 00 00 00 00 00 00 00 AB 2A  (+46ms)</w:t>
+            </w:r>
+          </w:p>
+          <w:p>
+            <w:pPr>
+              <w:pStyle w:val="1-0"/>
+              <w:rPr>
+                <w:rFonts w:asciiTheme="majorHAnsi" w:eastAsiaTheme="majorHAnsi" w:hAnsiTheme="majorHAnsi" w:hint="eastAsia"/>
+              </w:rPr>
+            </w:pPr>
+            <w:r>
+              <w:rPr>
+                <w:rFonts w:asciiTheme="majorHAnsi" w:eastAsiaTheme="majorHAnsi" w:hAnsiTheme="majorHAnsi" w:hint="eastAsia"/>
+              </w:rPr>
+              <w:t>[오후 8:02:40.126] TX  01 64 03 4A C1  (+2ms)</w:t>
+            </w:r>
+          </w:p>
+          <w:p>
+            <w:pPr>
+              <w:pStyle w:val="1-0"/>
+              <w:rPr>
+                <w:rFonts w:asciiTheme="majorHAnsi" w:eastAsiaTheme="majorHAnsi" w:hAnsiTheme="majorHAnsi" w:hint="eastAsia"/>
+              </w:rPr>
+            </w:pPr>
+            <w:r>
+              <w:rPr>
+                <w:rFonts w:asciiTheme="majorHAnsi" w:eastAsiaTheme="majorHAnsi" w:hAnsiTheme="majorHAnsi" w:hint="eastAsia"/>
+              </w:rPr>
+              <w:t>[오후 8:02:40.172] RX  01 64 03 01 0C 63 67 08 42 DA 0A 02 42 53 9C FF 41 00 00 00 00 00 00 00 00 00 00 00 00 00 00 00 00 00 00 00 00 00 00 00 00 00 00 00 00 00 00 00 00 00 00 00 00 9A 40  (+46ms)</w:t>
+            </w:r>
+          </w:p>
+          <w:p>
+            <w:pPr>
+              <w:pStyle w:val="1-0"/>
+              <w:rPr>
+                <w:rFonts w:asciiTheme="majorHAnsi" w:eastAsiaTheme="majorHAnsi" w:hAnsiTheme="majorHAnsi" w:hint="eastAsia"/>
+              </w:rPr>
+            </w:pPr>
+            <w:r>
+              <w:rPr>
+                <w:rFonts w:asciiTheme="majorHAnsi" w:eastAsiaTheme="majorHAnsi" w:hAnsiTheme="majorHAnsi" w:hint="eastAsia"/>
+              </w:rPr>
+              <w:t>[오후 8:02:40.173] TX  01 64 03 4A C1  (+1ms)</w:t>
+            </w:r>
+          </w:p>
+          <w:p>
+            <w:pPr>
+              <w:pStyle w:val="1-0"/>
+              <w:rPr>
+                <w:rFonts w:asciiTheme="majorHAnsi" w:eastAsiaTheme="majorHAnsi" w:hAnsiTheme="majorHAnsi" w:hint="eastAsia"/>
+              </w:rPr>
+            </w:pPr>
+            <w:r>
+              <w:rPr>
+                <w:rFonts w:asciiTheme="majorHAnsi" w:eastAsiaTheme="majorHAnsi" w:hAnsiTheme="majorHAnsi" w:hint="eastAsia"/>
+              </w:rPr>
+              <w:t>[오후 8:02:40.220] RX  01 64 03 01 0C 33 2E FB 41 0C 7C EE 41 C6 4D EA 41 00 00 00 00 00 00 00 00 00 00 00 00 00 00 00 00 00 00 00 00 00 00 00 00 00 00 00 00 00 00 00 00 00 00 00 00 16 AB  (+47ms)</w:t>
+            </w:r>
+          </w:p>
+          <w:p>
+            <w:pPr>
+              <w:pStyle w:val="1-0"/>
+              <w:rPr>
+                <w:rFonts w:asciiTheme="majorHAnsi" w:eastAsiaTheme="majorHAnsi" w:hAnsiTheme="majorHAnsi" w:hint="eastAsia"/>
+              </w:rPr>
+            </w:pPr>
+            <w:r>
+              <w:rPr>
+                <w:rFonts w:asciiTheme="majorHAnsi" w:eastAsiaTheme="majorHAnsi" w:hAnsiTheme="majorHAnsi" w:hint="eastAsia"/>
+              </w:rPr>
+              <w:t>[오후 8:02:40.224] TX  01 64 03 4A C1  (+4ms)</w:t>
+            </w:r>
+          </w:p>
+          <w:p>
+            <w:pPr>
+              <w:pStyle w:val="1-0"/>
+              <w:rPr>
+                <w:rFonts w:asciiTheme="majorHAnsi" w:eastAsiaTheme="majorHAnsi" w:hAnsiTheme="majorHAnsi" w:hint="eastAsia"/>
+              </w:rPr>
+            </w:pPr>
+            <w:r>
+              <w:rPr>
+                <w:rFonts w:asciiTheme="majorHAnsi" w:eastAsiaTheme="majorHAnsi" w:hAnsiTheme="majorHAnsi" w:hint="eastAsia"/>
+              </w:rPr>
+              <w:t>[오후 8:02:40.268] RX  01 64 03 01 0C 08 F0 E5 41 DC 11 D9 41 64 E6 D4 41 00 00 00 00 00 00 00 00 00 00 00 00 00 00 00 00 00 00 00 00 00 00 00 00 00 00 00 00 00 00 00 00 00 00 00 00 6C 16  (+44ms)</w:t>
+            </w:r>
+          </w:p>
+          <w:p>
+            <w:pPr>
+              <w:pStyle w:val="1-0"/>
+              <w:rPr>
+                <w:rFonts w:asciiTheme="majorHAnsi" w:eastAsiaTheme="majorHAnsi" w:hAnsiTheme="majorHAnsi" w:hint="eastAsia"/>
+              </w:rPr>
+            </w:pPr>
+            <w:r>
+              <w:rPr>
+                <w:rFonts w:asciiTheme="majorHAnsi" w:eastAsiaTheme="majorHAnsi" w:hAnsiTheme="majorHAnsi" w:hint="eastAsia"/>
+              </w:rPr>
+              <w:t>[오후 8:02:40.270] TX  01 64 03 4A C1  (+2ms)</w:t>
+            </w:r>
+          </w:p>
+          <w:p>
+            <w:pPr>
+              <w:pStyle w:val="1-0"/>
+              <w:rPr>
+                <w:rFonts w:asciiTheme="majorHAnsi" w:eastAsiaTheme="majorHAnsi" w:hAnsiTheme="majorHAnsi" w:hint="eastAsia"/>
+              </w:rPr>
+            </w:pPr>
+            <w:r>
+              <w:rPr>
+                <w:rFonts w:asciiTheme="majorHAnsi" w:eastAsiaTheme="majorHAnsi" w:hAnsiTheme="majorHAnsi" w:hint="eastAsia"/>
+              </w:rPr>
+              <w:t>[오후 8:02:40.316] RX  01 64 03 01 0C 45 AE D0 41 E9 56 C8 41 8E 6E C4 41 00 00 00 00 00 00 00 00 00 00 00 00 00 00 00 00 00 00 00 00 00 00 00 00 00 00 00 00 00 00 00 00 00 00 00 00 E4 2B  (+46ms)</w:t>
+            </w:r>
+          </w:p>
+          <w:p>
+            <w:pPr>
+              <w:pStyle w:val="1-0"/>
+              <w:rPr>
+                <w:rFonts w:asciiTheme="majorHAnsi" w:eastAsiaTheme="majorHAnsi" w:hAnsiTheme="majorHAnsi" w:hint="eastAsia"/>
+              </w:rPr>
+            </w:pPr>
+            <w:r>
+              <w:rPr>
+                <w:rFonts w:asciiTheme="majorHAnsi" w:eastAsiaTheme="majorHAnsi" w:hAnsiTheme="majorHAnsi" w:hint="eastAsia"/>
+              </w:rPr>
+              <w:t>[오후 8:02:40.319] TX  01 64 03 4A C1  (+3ms)</w:t>
+            </w:r>
+          </w:p>
+          <w:p>
+            <w:pPr>
+              <w:pStyle w:val="1-0"/>
+              <w:rPr>
+                <w:rFonts w:asciiTheme="majorHAnsi" w:eastAsiaTheme="majorHAnsi" w:hAnsiTheme="majorHAnsi" w:hint="eastAsia"/>
+              </w:rPr>
+            </w:pPr>
+            <w:r>
+              <w:rPr>
+                <w:rFonts w:asciiTheme="majorHAnsi" w:eastAsiaTheme="majorHAnsi" w:hAnsiTheme="majorHAnsi" w:hint="eastAsia"/>
+              </w:rPr>
+              <w:t>[오후 8:02:40.364] RX  01 64 03 01 0C 6E 68 C0 41 84 DE B1 41 64 34 AE 41 00 00 00 00 00 00 00 00 00 00 00 00 00 00 00 00 00 00 00 00 00 00 00 00 00 00 00 00 00 00 00 00 00 00 00 00 C5 D1  (+45ms)</w:t>
+            </w:r>
+          </w:p>
+          <w:p>
+            <w:pPr>
+              <w:pStyle w:val="1-0"/>
+              <w:rPr>
+                <w:rFonts w:asciiTheme="majorHAnsi" w:eastAsiaTheme="majorHAnsi" w:hAnsiTheme="majorHAnsi" w:hint="eastAsia"/>
+              </w:rPr>
+            </w:pPr>
+            <w:r>
+              <w:rPr>
+                <w:rFonts w:asciiTheme="majorHAnsi" w:eastAsiaTheme="majorHAnsi" w:hAnsiTheme="majorHAnsi" w:hint="eastAsia"/>
+              </w:rPr>
+              <w:t>[오후 8:02:40.367] TX  01 04 D0 2D 00 01 99 03  (+3ms)</w:t>
+            </w:r>
+          </w:p>
+          <w:p>
+            <w:pPr>
+              <w:pStyle w:val="1-0"/>
+              <w:rPr>
+                <w:rFonts w:asciiTheme="majorHAnsi" w:eastAsiaTheme="majorHAnsi" w:hAnsiTheme="majorHAnsi" w:hint="eastAsia"/>
+              </w:rPr>
+            </w:pPr>
+            <w:r>
+              <w:rPr>
+                <w:rFonts w:asciiTheme="majorHAnsi" w:eastAsiaTheme="majorHAnsi" w:hAnsiTheme="majorHAnsi" w:hint="eastAsia"/>
+              </w:rPr>
+              <w:t>[오후 8:02:40.388] RX  01 04 02 00 00 B9 30  (+21ms)</w:t>
+            </w:r>
+          </w:p>
+          <w:p>
+            <w:pPr>
+              <w:pStyle w:val="1-0"/>
+              <w:rPr>
+                <w:rFonts w:asciiTheme="majorHAnsi" w:eastAsiaTheme="majorHAnsi" w:hAnsiTheme="majorHAnsi" w:hint="eastAsia"/>
+              </w:rPr>
+            </w:pPr>
+            <w:r>
+              <w:rPr>
+                <w:rFonts w:asciiTheme="majorHAnsi" w:eastAsiaTheme="majorHAnsi" w:hAnsiTheme="majorHAnsi" w:hint="eastAsia"/>
+              </w:rPr>
+              <w:t>[오후 8:02:40.390] TX  01 64 03 4A C1  (+2ms)</w:t>
+            </w:r>
+          </w:p>
+          <w:p>
+            <w:pPr>
+              <w:pStyle w:val="1-0"/>
+              <w:rPr>
+                <w:rFonts w:asciiTheme="majorHAnsi" w:eastAsiaTheme="majorHAnsi" w:hAnsiTheme="majorHAnsi" w:hint="eastAsia"/>
+              </w:rPr>
+            </w:pPr>
+            <w:r>
+              <w:rPr>
+                <w:rFonts w:asciiTheme="majorHAnsi" w:eastAsiaTheme="majorHAnsi" w:hAnsiTheme="majorHAnsi" w:hint="eastAsia"/>
+              </w:rPr>
+              <w:t xml:space="preserve">[오후 8:02:40.444] RX  01 64 03 01 0C 90 C9 AA 41 27 34 9A 41 76 E5 96 41 00 00 00 00 00 00 00 00 00 00 00 00 00 00 00 00 00 00 00 00 00 00 00 00 00 00 00 00 00 00 00 00 00 00 </w:t>
+            </w:r>
+            <w:r>
+              <w:rPr>
+                <w:rFonts w:asciiTheme="majorHAnsi" w:eastAsiaTheme="majorHAnsi" w:hAnsiTheme="majorHAnsi" w:hint="eastAsia"/>
+              </w:rPr>
+              <w:lastRenderedPageBreak/>
+              <w:t>00 00 73 34  (+54ms)</w:t>
+            </w:r>
+          </w:p>
+          <w:p>
+            <w:pPr>
+              <w:pStyle w:val="1-0"/>
+              <w:rPr>
+                <w:rFonts w:asciiTheme="majorHAnsi" w:eastAsiaTheme="majorHAnsi" w:hAnsiTheme="majorHAnsi" w:hint="eastAsia"/>
+              </w:rPr>
+            </w:pPr>
+            <w:r>
+              <w:rPr>
+                <w:rFonts w:asciiTheme="majorHAnsi" w:eastAsiaTheme="majorHAnsi" w:hAnsiTheme="majorHAnsi" w:hint="eastAsia"/>
+              </w:rPr>
+              <w:t>[오후 8:02:40.448] TX  01 06 D1 06 00 00 50 F7  (+4ms)</w:t>
+            </w:r>
+          </w:p>
+          <w:p>
+            <w:pPr>
+              <w:pStyle w:val="1-0"/>
+              <w:rPr>
+                <w:rFonts w:asciiTheme="majorHAnsi" w:eastAsiaTheme="majorHAnsi" w:hAnsiTheme="majorHAnsi" w:hint="eastAsia"/>
+              </w:rPr>
+            </w:pPr>
+            <w:r>
+              <w:rPr>
+                <w:rFonts w:asciiTheme="majorHAnsi" w:eastAsiaTheme="majorHAnsi" w:hAnsiTheme="majorHAnsi" w:hint="eastAsia"/>
+              </w:rPr>
+              <w:t>[오후 8:02:40.657] ER  Slave 1: Write response timeout (200ms)  (+209ms)</w:t>
+            </w:r>
+          </w:p>
+          <w:p>
+            <w:pPr>
+              <w:pStyle w:val="1-0"/>
+              <w:rPr>
+                <w:rFonts w:asciiTheme="majorHAnsi" w:eastAsiaTheme="majorHAnsi" w:hAnsiTheme="majorHAnsi" w:hint="eastAsia"/>
+              </w:rPr>
+            </w:pPr>
+            <w:r>
+              <w:rPr>
+                <w:rFonts w:asciiTheme="majorHAnsi" w:eastAsiaTheme="majorHAnsi" w:hAnsiTheme="majorHAnsi" w:hint="eastAsia"/>
+              </w:rPr>
+              <w:t>[오후 8:02:40.659] TX  01 64 03 4A C1  (+2ms)</w:t>
+            </w:r>
+          </w:p>
+          <w:p>
+            <w:pPr>
+              <w:pStyle w:val="1-0"/>
+              <w:rPr>
+                <w:rFonts w:asciiTheme="majorHAnsi" w:eastAsiaTheme="majorHAnsi" w:hAnsiTheme="majorHAnsi" w:hint="eastAsia"/>
+              </w:rPr>
+            </w:pPr>
+            <w:r>
+              <w:rPr>
+                <w:rFonts w:asciiTheme="majorHAnsi" w:eastAsiaTheme="majorHAnsi" w:hAnsiTheme="majorHAnsi" w:hint="eastAsia"/>
+              </w:rPr>
+              <w:t>[오후 8:02:40.715] RX  01 64 03 01 0C C8 F7 93 41 34 B0 8A 41 D0 6F 87 41 00 00 00 00 00 00 00 00 00 00 00 00 00 00 00 00 00 00 00 00 00 00 00 00 00 00 00 00 00 00 00 00 00 00 00 00 07 9F  (+56ms)</w:t>
+            </w:r>
+          </w:p>
+          <w:p>
+            <w:pPr>
+              <w:pStyle w:val="1-0"/>
+              <w:rPr>
+                <w:rFonts w:asciiTheme="majorHAnsi" w:eastAsiaTheme="majorHAnsi" w:hAnsiTheme="majorHAnsi" w:hint="eastAsia"/>
+              </w:rPr>
+            </w:pPr>
+            <w:r>
+              <w:rPr>
+                <w:rFonts w:asciiTheme="majorHAnsi" w:eastAsiaTheme="majorHAnsi" w:hAnsiTheme="majorHAnsi" w:hint="eastAsia"/>
+              </w:rPr>
+              <w:t>[오후 8:02:40.719] TX  01 64 03 4A C1  (+4ms)</w:t>
+            </w:r>
+          </w:p>
+          <w:p>
+            <w:pPr>
+              <w:pStyle w:val="1-0"/>
+              <w:rPr>
+                <w:rFonts w:asciiTheme="majorHAnsi" w:eastAsiaTheme="majorHAnsi" w:hAnsiTheme="majorHAnsi" w:hint="eastAsia"/>
+              </w:rPr>
+            </w:pPr>
+            <w:r>
+              <w:rPr>
+                <w:rFonts w:asciiTheme="majorHAnsi" w:eastAsiaTheme="majorHAnsi" w:hAnsiTheme="majorHAnsi" w:hint="eastAsia"/>
+              </w:rPr>
+              <w:t>[오후 8:02:40.764] RX  01 64 03 01 0C 3D 1F 84 41 B2 B9 75 41 F3 3A 6F 41 00 00 00 00 00 00 00 00 00 00 00 00 00 00 00 00 00 00 00 00 00 00 00 00 00 00 00 00 00 00 00 00 00 00 00 00 E9 6F  (+45ms)</w:t>
+            </w:r>
+          </w:p>
+          <w:p>
+            <w:pPr>
+              <w:pStyle w:val="1-0"/>
+              <w:rPr>
+                <w:rFonts w:asciiTheme="majorHAnsi" w:eastAsiaTheme="majorHAnsi" w:hAnsiTheme="majorHAnsi" w:hint="eastAsia"/>
+              </w:rPr>
+            </w:pPr>
+            <w:r>
+              <w:rPr>
+                <w:rFonts w:asciiTheme="majorHAnsi" w:eastAsiaTheme="majorHAnsi" w:hAnsiTheme="majorHAnsi" w:hint="eastAsia"/>
+              </w:rPr>
+              <w:t>[오후 8:02:40.767] TX  01 06 D1 3B 03 E8 C1 85  (+3ms)</w:t>
+            </w:r>
+          </w:p>
+          <w:p>
+            <w:pPr>
+              <w:pStyle w:val="1-0"/>
+              <w:rPr>
+                <w:rFonts w:asciiTheme="majorHAnsi" w:eastAsiaTheme="majorHAnsi" w:hAnsiTheme="majorHAnsi" w:hint="eastAsia"/>
+              </w:rPr>
+            </w:pPr>
+            <w:r>
+              <w:rPr>
+                <w:rFonts w:asciiTheme="majorHAnsi" w:eastAsiaTheme="majorHAnsi" w:hAnsiTheme="majorHAnsi" w:hint="eastAsia"/>
+              </w:rPr>
+              <w:t>[오후 8:02:40.974] ER  Slave 1: Write response timeout (200ms)  (+207ms)</w:t>
+            </w:r>
+          </w:p>
+          <w:p>
+            <w:pPr>
+              <w:pStyle w:val="1-0"/>
+              <w:rPr>
+                <w:rFonts w:asciiTheme="majorHAnsi" w:eastAsiaTheme="majorHAnsi" w:hAnsiTheme="majorHAnsi" w:hint="eastAsia"/>
+              </w:rPr>
+            </w:pPr>
+            <w:r>
+              <w:rPr>
+                <w:rFonts w:asciiTheme="majorHAnsi" w:eastAsiaTheme="majorHAnsi" w:hAnsiTheme="majorHAnsi" w:hint="eastAsia"/>
+              </w:rPr>
+              <w:t>[오후 8:02:40.976] TX  01 64 03 4A C1  (+2ms)</w:t>
+            </w:r>
+          </w:p>
+          <w:p>
+            <w:pPr>
+              <w:pStyle w:val="1-0"/>
+              <w:rPr>
+                <w:rFonts w:asciiTheme="majorHAnsi" w:eastAsiaTheme="majorHAnsi" w:hAnsiTheme="majorHAnsi" w:hint="eastAsia"/>
+              </w:rPr>
+            </w:pPr>
+            <w:r>
+              <w:rPr>
+                <w:rFonts w:asciiTheme="majorHAnsi" w:eastAsiaTheme="majorHAnsi" w:hAnsiTheme="majorHAnsi" w:hint="eastAsia"/>
+              </w:rPr>
+              <w:t>[오후 8:02:41.036] RX  01 64 03 01 0C EF 13 69 41 61 7E 4F 41 DF 19 49 41 00 00 00 00 00 00 00 00 00 00 00 00 00 00 00 00 00 00 00 00 00 00 00 00 00 00 00 00 00 00 00 00 00 00 00 00 1F 98  (+60ms)</w:t>
+            </w:r>
+          </w:p>
+          <w:p>
+            <w:pPr>
+              <w:pStyle w:val="1-0"/>
+              <w:rPr>
+                <w:rFonts w:asciiTheme="majorHAnsi" w:eastAsiaTheme="majorHAnsi" w:hAnsiTheme="majorHAnsi" w:hint="eastAsia"/>
+              </w:rPr>
+            </w:pPr>
+            <w:r>
+              <w:rPr>
+                <w:rFonts w:asciiTheme="majorHAnsi" w:eastAsiaTheme="majorHAnsi" w:hAnsiTheme="majorHAnsi" w:hint="eastAsia"/>
+              </w:rPr>
+              <w:t>[오후 8:02:41.041] TX  01 64 03 4A C1  (+5ms)</w:t>
+            </w:r>
+          </w:p>
+          <w:p>
+            <w:pPr>
+              <w:pStyle w:val="1-0"/>
+              <w:rPr>
+                <w:rFonts w:asciiTheme="majorHAnsi" w:eastAsiaTheme="majorHAnsi" w:hAnsiTheme="majorHAnsi" w:hint="eastAsia"/>
+              </w:rPr>
+            </w:pPr>
+            <w:r>
+              <w:rPr>
+                <w:rFonts w:asciiTheme="majorHAnsi" w:eastAsiaTheme="majorHAnsi" w:hAnsiTheme="majorHAnsi" w:hint="eastAsia"/>
+              </w:rPr>
+              <w:t>[오후 8:02:41.100] RX  01 64 03 01 0C C2 FF 42 41 5F 03 30 41 85 8D 29 41 00 00 00 00 00 00 00 00 00 00 00 00 00 00 00 00 00 00 00 00 00 00 00 00 00 00 00 00 00 00 00 00 00 00 00 00 3E 2A  (+59ms)</w:t>
+            </w:r>
+          </w:p>
+          <w:p>
+            <w:pPr>
+              <w:pStyle w:val="1-0"/>
+              <w:rPr>
+                <w:rFonts w:asciiTheme="majorHAnsi" w:eastAsiaTheme="majorHAnsi" w:hAnsiTheme="majorHAnsi" w:hint="eastAsia"/>
+              </w:rPr>
+            </w:pPr>
+            <w:r>
+              <w:rPr>
+                <w:rFonts w:asciiTheme="majorHAnsi" w:eastAsiaTheme="majorHAnsi" w:hAnsiTheme="majorHAnsi" w:hint="eastAsia"/>
+              </w:rPr>
+              <w:t>[오후 8:02:41.103] TX  01 06 D0 01 00 00 E0 CA  (+3ms)</w:t>
+            </w:r>
+          </w:p>
+          <w:p>
+            <w:pPr>
+              <w:pStyle w:val="1-0"/>
+              <w:rPr>
+                <w:rFonts w:asciiTheme="majorHAnsi" w:eastAsiaTheme="majorHAnsi" w:hAnsiTheme="majorHAnsi" w:hint="eastAsia"/>
+              </w:rPr>
+            </w:pPr>
+            <w:r>
+              <w:rPr>
+                <w:rFonts w:asciiTheme="majorHAnsi" w:eastAsiaTheme="majorHAnsi" w:hAnsiTheme="majorHAnsi" w:hint="eastAsia"/>
+              </w:rPr>
+              <w:t>[오후 8:02:41.312] ER  Slave 1: Write response timeout (200ms)  (+209ms)</w:t>
+            </w:r>
+          </w:p>
+          <w:p>
+            <w:pPr>
+              <w:pStyle w:val="1-0"/>
+              <w:rPr>
+                <w:rFonts w:asciiTheme="majorHAnsi" w:eastAsiaTheme="majorHAnsi" w:hAnsiTheme="majorHAnsi" w:hint="eastAsia"/>
+              </w:rPr>
+            </w:pPr>
+            <w:r>
+              <w:rPr>
+                <w:rFonts w:asciiTheme="majorHAnsi" w:eastAsiaTheme="majorHAnsi" w:hAnsiTheme="majorHAnsi" w:hint="eastAsia"/>
+              </w:rPr>
+              <w:t>[오후 8:02:41.313] TX  01 64 03 4A C1  (+1ms)</w:t>
+            </w:r>
+          </w:p>
+          <w:p>
+            <w:pPr>
+              <w:pStyle w:val="1-0"/>
+              <w:rPr>
+                <w:rFonts w:asciiTheme="majorHAnsi" w:eastAsiaTheme="majorHAnsi" w:hAnsiTheme="majorHAnsi" w:hint="eastAsia"/>
+              </w:rPr>
+            </w:pPr>
+            <w:r>
+              <w:rPr>
+                <w:rFonts w:asciiTheme="majorHAnsi" w:eastAsiaTheme="majorHAnsi" w:hAnsiTheme="majorHAnsi" w:hint="eastAsia"/>
+              </w:rPr>
+              <w:t>[오후 8:02:41.371] RX  01 64 03 01 0C AC FD 23 41 41 03 11 41 85 6D 0A 41 00 00 00 00 00 00 00 00 00 00 00 00 00 00 00 00 00 00 00 00 00 00 00 00 00 00 00 00 00 00 00 00 00 00 00 00 3A 9E  (+58ms)</w:t>
+            </w:r>
+          </w:p>
+          <w:p>
+            <w:pPr>
+              <w:pStyle w:val="1-0"/>
+              <w:rPr>
+                <w:rFonts w:asciiTheme="majorHAnsi" w:eastAsiaTheme="majorHAnsi" w:hAnsiTheme="majorHAnsi" w:hint="eastAsia"/>
+              </w:rPr>
+            </w:pPr>
+            <w:r>
+              <w:rPr>
+                <w:rFonts w:asciiTheme="majorHAnsi" w:eastAsiaTheme="majorHAnsi" w:hAnsiTheme="majorHAnsi" w:hint="eastAsia"/>
+              </w:rPr>
+              <w:t>[오후 8:02:41.373] TX  01 64 03 4A C1  (+2ms)</w:t>
+            </w:r>
+          </w:p>
+          <w:p>
+            <w:pPr>
+              <w:pStyle w:val="1-0"/>
+              <w:rPr>
+                <w:rFonts w:asciiTheme="majorHAnsi" w:eastAsiaTheme="majorHAnsi" w:hAnsiTheme="majorHAnsi" w:hint="eastAsia"/>
+              </w:rPr>
+            </w:pPr>
+            <w:r>
+              <w:rPr>
+                <w:rFonts w:asciiTheme="majorHAnsi" w:eastAsiaTheme="majorHAnsi" w:hAnsiTheme="majorHAnsi" w:hint="eastAsia"/>
+              </w:rPr>
+              <w:t>[오후 8:02:41.421] RX  01 64 03 01 0C BF E0 04 41 3A BD E6 40 2E 4C DC 40 00 00 00 00 00 00 00 00 00 00 00 00 00 00 00 00 00 00 00 00 00 00 00 00 00 00 00 00 00 00 00 00 00 00 00 00 4D B5  (+48ms)</w:t>
+            </w:r>
+          </w:p>
+          <w:p>
+            <w:pPr>
+              <w:pStyle w:val="1-0"/>
+              <w:rPr>
+                <w:rFonts w:asciiTheme="majorHAnsi" w:eastAsiaTheme="majorHAnsi" w:hAnsiTheme="majorHAnsi" w:hint="eastAsia"/>
+              </w:rPr>
+            </w:pPr>
+            <w:r>
+              <w:rPr>
+                <w:rFonts w:asciiTheme="majorHAnsi" w:eastAsiaTheme="majorHAnsi" w:hAnsiTheme="majorHAnsi" w:hint="eastAsia"/>
+              </w:rPr>
+              <w:t>[오후 8:02:41.570] TX  01 64 00 0A C0  (+149ms)</w:t>
+            </w:r>
+          </w:p>
+          <w:p>
+            <w:pPr>
+              <w:pStyle w:val="1-0"/>
+              <w:rPr>
+                <w:rFonts w:asciiTheme="majorHAnsi" w:eastAsiaTheme="majorHAnsi" w:hAnsiTheme="majorHAnsi" w:hint="eastAsia"/>
+              </w:rPr>
+            </w:pPr>
+            <w:r>
+              <w:rPr>
+                <w:rFonts w:asciiTheme="majorHAnsi" w:eastAsiaTheme="majorHAnsi" w:hAnsiTheme="majorHAnsi" w:hint="eastAsia"/>
+              </w:rPr>
+              <w:t>[오후 8:02:41.596] TX  01 06 D1 06 00 00 50 F7  (+26ms)</w:t>
+            </w:r>
+          </w:p>
+          <w:p>
+            <w:pPr>
+              <w:pStyle w:val="1-0"/>
+              <w:rPr>
+                <w:rFonts w:asciiTheme="majorHAnsi" w:eastAsiaTheme="majorHAnsi" w:hAnsiTheme="majorHAnsi" w:hint="eastAsia"/>
+              </w:rPr>
+            </w:pPr>
+            <w:r>
+              <w:rPr>
+                <w:rFonts w:asciiTheme="majorHAnsi" w:eastAsiaTheme="majorHAnsi" w:hAnsiTheme="majorHAnsi" w:hint="eastAsia"/>
+              </w:rPr>
+              <w:t>[오후 8:02:41.799] ER  Slave 1: Write response timeout (200ms)  (+203ms)</w:t>
+            </w:r>
+          </w:p>
+          <w:p>
+            <w:pPr>
+              <w:pStyle w:val="1-0"/>
+              <w:rPr>
+                <w:rFonts w:asciiTheme="majorHAnsi" w:eastAsiaTheme="majorHAnsi" w:hAnsiTheme="majorHAnsi" w:hint="eastAsia"/>
+              </w:rPr>
+            </w:pPr>
+            <w:r>
+              <w:rPr>
+                <w:rFonts w:asciiTheme="majorHAnsi" w:eastAsiaTheme="majorHAnsi" w:hAnsiTheme="majorHAnsi" w:hint="eastAsia"/>
+              </w:rPr>
+              <w:t>[오후 8:02:41.868] TX  01 06 D1 3B 03 E8 C1 85  (+69ms)</w:t>
+            </w:r>
+          </w:p>
+          <w:p>
+            <w:pPr>
+              <w:pStyle w:val="1-0"/>
+              <w:rPr>
+                <w:rFonts w:asciiTheme="majorHAnsi" w:eastAsiaTheme="majorHAnsi" w:hAnsiTheme="majorHAnsi" w:hint="eastAsia"/>
+              </w:rPr>
+            </w:pPr>
+            <w:r>
+              <w:rPr>
+                <w:rFonts w:asciiTheme="majorHAnsi" w:eastAsiaTheme="majorHAnsi" w:hAnsiTheme="majorHAnsi" w:hint="eastAsia"/>
+              </w:rPr>
+              <w:t>[오후 8:02:42.083] ER  Slave 1: Write response timeout (200ms)  (+215ms)</w:t>
+            </w:r>
+          </w:p>
+          <w:p>
+            <w:pPr>
+              <w:pStyle w:val="1-0"/>
+              <w:rPr>
+                <w:rFonts w:asciiTheme="majorHAnsi" w:eastAsiaTheme="majorHAnsi" w:hAnsiTheme="majorHAnsi" w:hint="eastAsia"/>
+              </w:rPr>
+            </w:pPr>
+            <w:r>
+              <w:rPr>
+                <w:rFonts w:asciiTheme="majorHAnsi" w:eastAsiaTheme="majorHAnsi" w:hAnsiTheme="majorHAnsi" w:hint="eastAsia"/>
+              </w:rPr>
+              <w:t>[오후 8:02:42.151] TX  01 06 D0 01 00 00 E0 CA  (+68ms)</w:t>
+            </w:r>
+          </w:p>
+          <w:p>
+            <w:pPr>
+              <w:pStyle w:val="1-0"/>
+              <w:rPr>
+                <w:rFonts w:asciiTheme="majorHAnsi" w:eastAsiaTheme="majorHAnsi" w:hAnsiTheme="majorHAnsi" w:hint="eastAsia"/>
+              </w:rPr>
+            </w:pPr>
+            <w:r>
+              <w:rPr>
+                <w:rFonts w:asciiTheme="majorHAnsi" w:eastAsiaTheme="majorHAnsi" w:hAnsiTheme="majorHAnsi" w:hint="eastAsia"/>
+              </w:rPr>
+              <w:lastRenderedPageBreak/>
+              <w:t>[오후 8:02:42.362] ER  Slave 1: Write response timeout (200ms)  (+211ms)</w:t>
+            </w:r>
+          </w:p>
+          <w:p>
+            <w:pPr>
+              <w:pStyle w:val="1-0"/>
+              <w:rPr>
+                <w:rFonts w:asciiTheme="majorHAnsi" w:eastAsiaTheme="majorHAnsi" w:hAnsiTheme="majorHAnsi"/>
+              </w:rPr>
+            </w:pPr>
           </w:p>
           <w:p>
             <w:pPr>
@@ -1557,245 +10642,15 @@
                 <w:numId w:val="0"/>
               </w:numPr>
               <w:rPr>
-                <w:rFonts w:asciiTheme="majorHAnsi" w:eastAsiaTheme="majorHAnsi" w:hAnsiTheme="majorHAnsi"/>
-              </w:rPr>
-            </w:pPr>
-            <w:r>
-              <w:rPr>
-                <w:rFonts w:asciiTheme="majorHAnsi" w:eastAsiaTheme="majorHAnsi" w:hAnsiTheme="majorHAnsi" w:hint="eastAsia"/>
-              </w:rPr>
-              <w:t xml:space="preserve">1. </w:t>
-            </w:r>
-          </w:p>
-          <w:p>
-            <w:pPr>
-              <w:pStyle w:val="1-0"/>
-              <w:numPr>
-                <w:ilvl w:val="0"/>
-                <w:numId w:val="0"/>
-              </w:numPr>
-              <w:rPr>
-                <w:rFonts w:asciiTheme="majorHAnsi" w:eastAsiaTheme="majorHAnsi" w:hAnsiTheme="majorHAnsi"/>
-              </w:rPr>
-            </w:pPr>
-          </w:p>
-          <w:p>
-            <w:pPr>
-              <w:pStyle w:val="1-0"/>
-              <w:numPr>
-                <w:ilvl w:val="0"/>
-                <w:numId w:val="0"/>
-              </w:numPr>
-              <w:rPr>
-                <w:rFonts w:asciiTheme="majorHAnsi" w:eastAsiaTheme="majorHAnsi" w:hAnsiTheme="majorHAnsi"/>
-                <w:b/>
-                <w:bCs/>
-              </w:rPr>
-            </w:pPr>
-            <w:r>
-              <w:rPr>
-                <w:rFonts w:asciiTheme="majorHAnsi" w:eastAsiaTheme="majorHAnsi" w:hAnsiTheme="majorHAnsi"/>
-                <w:b/>
-                <w:bCs/>
-              </w:rPr>
-              <w:t>[Phase 2 판정 - 정상 조합 전수 및 경계값 (Chart 판정 핵심)]</w:t>
-            </w:r>
-          </w:p>
-          <w:p>
-            <w:pPr>
-              <w:pStyle w:val="1-0"/>
-              <w:numPr>
-                <w:ilvl w:val="0"/>
-                <w:numId w:val="0"/>
-              </w:numPr>
-              <w:rPr>
-                <w:rFonts w:asciiTheme="majorHAnsi" w:eastAsiaTheme="majorHAnsi" w:hAnsiTheme="majorHAnsi"/>
-              </w:rPr>
-            </w:pPr>
-            <w:r>
-              <w:rPr>
-                <w:rFonts w:asciiTheme="majorHAnsi" w:eastAsiaTheme="majorHAnsi" w:hAnsiTheme="majorHAnsi" w:hint="eastAsia"/>
-              </w:rPr>
-              <w:t>1. (Torque mode)</w:t>
-            </w:r>
-          </w:p>
-          <w:p>
-            <w:pPr>
-              <w:pStyle w:val="1-0"/>
-              <w:numPr>
-                <w:ilvl w:val="0"/>
-                <w:numId w:val="0"/>
-              </w:numPr>
-              <w:rPr>
-                <w:rFonts w:asciiTheme="majorHAnsi" w:eastAsiaTheme="majorHAnsi" w:hAnsiTheme="majorHAnsi"/>
-              </w:rPr>
-            </w:pPr>
-            <w:r>
-              <w:rPr>
-                <w:rFonts w:asciiTheme="majorHAnsi" w:eastAsiaTheme="majorHAnsi" w:hAnsiTheme="majorHAnsi" w:hint="eastAsia"/>
-              </w:rPr>
-              <w:t>2. (Velocity mode)</w:t>
-            </w:r>
-          </w:p>
-          <w:p>
-            <w:pPr>
-              <w:pStyle w:val="1-0"/>
-              <w:numPr>
-                <w:ilvl w:val="0"/>
-                <w:numId w:val="0"/>
-              </w:numPr>
-              <w:rPr>
-                <w:rFonts w:asciiTheme="majorHAnsi" w:eastAsiaTheme="majorHAnsi" w:hAnsiTheme="majorHAnsi"/>
-              </w:rPr>
-            </w:pPr>
-          </w:p>
-          <w:p>
-            <w:pPr>
-              <w:pStyle w:val="1-0"/>
-              <w:numPr>
-                <w:ilvl w:val="0"/>
-                <w:numId w:val="0"/>
-              </w:numPr>
-              <w:rPr>
-                <w:rFonts w:asciiTheme="majorHAnsi" w:eastAsiaTheme="majorHAnsi" w:hAnsiTheme="majorHAnsi"/>
-                <w:b/>
-                <w:bCs/>
-              </w:rPr>
-            </w:pPr>
-            <w:r>
-              <w:rPr>
-                <w:rFonts w:asciiTheme="majorHAnsi" w:eastAsiaTheme="majorHAnsi" w:hAnsiTheme="majorHAnsi"/>
-                <w:b/>
-                <w:bCs/>
-              </w:rPr>
-              <w:t>[Phase 3 판정 - 예외 처리]</w:t>
-            </w:r>
-          </w:p>
-          <w:p>
-            <w:pPr>
-              <w:pStyle w:val="1-0"/>
-              <w:numPr>
-                <w:ilvl w:val="0"/>
-                <w:numId w:val="0"/>
-              </w:numPr>
-              <w:rPr>
-                <w:rFonts w:asciiTheme="majorHAnsi" w:eastAsiaTheme="majorHAnsi" w:hAnsiTheme="majorHAnsi"/>
-              </w:rPr>
-            </w:pPr>
-            <w:r>
-              <w:rPr>
-                <w:rFonts w:asciiTheme="majorHAnsi" w:eastAsiaTheme="majorHAnsi" w:hAnsiTheme="majorHAnsi" w:hint="eastAsia"/>
-              </w:rPr>
-              <w:t xml:space="preserve">1. </w:t>
-            </w:r>
-          </w:p>
-          <w:p>
-            <w:pPr>
-              <w:pStyle w:val="1-0"/>
-              <w:numPr>
-                <w:ilvl w:val="0"/>
-                <w:numId w:val="0"/>
-              </w:numPr>
-              <w:rPr>
-                <w:rFonts w:asciiTheme="majorHAnsi" w:eastAsiaTheme="majorHAnsi" w:hAnsiTheme="majorHAnsi"/>
-              </w:rPr>
-            </w:pPr>
-            <w:r>
-              <w:rPr>
-                <w:rFonts w:asciiTheme="majorHAnsi" w:eastAsiaTheme="majorHAnsi" w:hAnsiTheme="majorHAnsi" w:hint="eastAsia"/>
-              </w:rPr>
-              <w:t xml:space="preserve">2. </w:t>
-            </w:r>
-          </w:p>
-          <w:p>
-            <w:pPr>
-              <w:pStyle w:val="1-0"/>
-              <w:numPr>
-                <w:ilvl w:val="0"/>
-                <w:numId w:val="0"/>
-              </w:numPr>
-              <w:rPr>
-                <w:rFonts w:asciiTheme="majorHAnsi" w:eastAsiaTheme="majorHAnsi" w:hAnsiTheme="majorHAnsi"/>
-              </w:rPr>
-            </w:pPr>
-          </w:p>
-          <w:p>
-            <w:pPr>
-              <w:pStyle w:val="1-0"/>
-              <w:numPr>
-                <w:ilvl w:val="0"/>
-                <w:numId w:val="0"/>
-              </w:numPr>
-              <w:rPr>
-                <w:rFonts w:asciiTheme="majorHAnsi" w:eastAsiaTheme="majorHAnsi" w:hAnsiTheme="majorHAnsi"/>
-                <w:b/>
-                <w:bCs/>
-              </w:rPr>
-            </w:pPr>
-            <w:r>
-              <w:rPr>
-                <w:rFonts w:asciiTheme="majorHAnsi" w:eastAsiaTheme="majorHAnsi" w:hAnsiTheme="majorHAnsi"/>
-                <w:b/>
-                <w:bCs/>
-              </w:rPr>
-              <w:t>[Phase 4 판정 - 에러 복구 및 동적 제어</w:t>
-            </w:r>
-            <w:r>
-              <w:rPr>
-                <w:rFonts w:asciiTheme="majorHAnsi" w:eastAsiaTheme="majorHAnsi" w:hAnsiTheme="majorHAnsi" w:hint="eastAsia"/>
-                <w:b/>
-                <w:bCs/>
-              </w:rPr>
-              <w:t>]</w:t>
-            </w:r>
-          </w:p>
-          <w:p>
-            <w:pPr>
-              <w:pStyle w:val="1-0"/>
-              <w:numPr>
-                <w:ilvl w:val="0"/>
-                <w:numId w:val="0"/>
-              </w:numPr>
-              <w:rPr>
-                <w:rFonts w:asciiTheme="majorHAnsi" w:eastAsiaTheme="majorHAnsi" w:hAnsiTheme="majorHAnsi"/>
-              </w:rPr>
-            </w:pPr>
-            <w:r>
-              <w:rPr>
-                <w:rFonts w:asciiTheme="majorHAnsi" w:eastAsiaTheme="majorHAnsi" w:hAnsiTheme="majorHAnsi" w:hint="eastAsia"/>
-              </w:rPr>
-              <w:t xml:space="preserve">1. </w:t>
-            </w:r>
-          </w:p>
-          <w:p>
-            <w:pPr>
-              <w:pStyle w:val="1-0"/>
-              <w:numPr>
-                <w:ilvl w:val="0"/>
-                <w:numId w:val="0"/>
-              </w:numPr>
-              <w:rPr>
-                <w:rFonts w:asciiTheme="majorHAnsi" w:eastAsiaTheme="majorHAnsi" w:hAnsiTheme="majorHAnsi"/>
-              </w:rPr>
-            </w:pPr>
-            <w:r>
-              <w:rPr>
-                <w:rFonts w:asciiTheme="majorHAnsi" w:eastAsiaTheme="majorHAnsi" w:hAnsiTheme="majorHAnsi" w:hint="eastAsia"/>
-              </w:rPr>
-              <w:t xml:space="preserve">2. </w:t>
-            </w:r>
-          </w:p>
-          <w:p>
-            <w:pPr>
-              <w:pStyle w:val="1-0"/>
-              <w:numPr>
-                <w:ilvl w:val="0"/>
-                <w:numId w:val="0"/>
-              </w:numPr>
-              <w:rPr>
-                <w:rFonts w:asciiTheme="majorHAnsi" w:eastAsiaTheme="majorHAnsi" w:hAnsiTheme="majorHAnsi"/>
-              </w:rPr>
-            </w:pPr>
+                <w:rFonts w:asciiTheme="majorHAnsi" w:eastAsiaTheme="majorHAnsi" w:hAnsiTheme="majorHAnsi" w:hint="eastAsia"/>
+              </w:rPr>
+            </w:pPr>
+            <w:r>
+              <w:rPr>
+                <w:rFonts w:asciiTheme="majorHAnsi" w:eastAsiaTheme="majorHAnsi" w:hAnsiTheme="majorHAnsi"/>
+              </w:rPr>
+              <w:t>============================================================</w:t>
+            </w:r>
           </w:p>
         </w:tc>
       </w:tr>
@@ -1825,6 +10680,7 @@
               <w:rPr>
                 <w:rFonts w:asciiTheme="majorHAnsi" w:eastAsiaTheme="majorHAnsi" w:hAnsiTheme="majorHAnsi" w:hint="eastAsia"/>
               </w:rPr>
+              <w:lastRenderedPageBreak/>
               <w:t>기타</w:t>
             </w:r>
           </w:p>
@@ -1846,12 +10702,6 @@
                 <w:rFonts w:asciiTheme="majorHAnsi" w:eastAsiaTheme="majorHAnsi" w:hAnsiTheme="majorHAnsi"/>
               </w:rPr>
             </w:pPr>
-            <w:r>
-              <w:rPr>
-                <w:rFonts w:asciiTheme="majorHAnsi" w:eastAsiaTheme="majorHAnsi" w:hAnsiTheme="majorHAnsi" w:hint="eastAsia"/>
-              </w:rPr>
-              <w:t>-. Main 및 Inverter 모두 F/W 업데이트 시험을 진행한다.</w:t>
-            </w:r>
           </w:p>
         </w:tc>
       </w:tr>
@@ -1876,7 +10726,7 @@
       </w:pPr>
     </w:p>
     <w:sectPr>
-      <w:headerReference w:type="default" r:id="rId8"/>
+      <w:headerReference w:type="default" r:id="rId9"/>
       <w:pgSz w:w="11906" w:h="16838"/>
       <w:pgMar w:top="1701" w:right="1440" w:bottom="1440" w:left="1440" w:header="851" w:footer="992" w:gutter="0"/>
       <w:cols w:space="425"/>
